--- a/analysis/static_test/Static_Stability_Test_Report.docx
+++ b/analysis/static_test/Static_Stability_Test_Report.docx
@@ -177,10 +177,10 @@
           <w:b/>
           <w:bCs/>
         </w:rPr>
-        <w:t xml:space="preserve">The ruler-side node's sensor can go bad.</w:t>
-      </w:r>
-      <w:r>
-        <w:t xml:space="preserve"> In one recording it reported spinning while completely still, and the valid-sample rate fell to 93 %.</w:t>
+        <w:t xml:space="preserve">The ruler-side node's sensor fails after ~20 minutes of running.</w:t>
+      </w:r>
+      <w:r>
+        <w:t xml:space="preserve"> Its reads start hanging and returning garbage, and a few minutes later it stops producing data. Seen twice, both times with the board untouched.</w:t>
       </w:r>
     </w:p>
     <w:p>
@@ -2104,6 +2104,26 @@
     </w:p>
     <w:p>
       <w:pPr>
+        <w:pStyle w:val="ListParagraph"/>
+        <w:numPr>
+          <w:ilvl w:val="0"/>
+          <w:numId w:val="4"/>
+        </w:numPr>
+        <w:spacing w:after="60"/>
+      </w:pPr>
+      <w:r>
+        <w:rPr>
+          <w:b/>
+          <w:bCs/>
+        </w:rPr>
+        <w:t xml:space="preserve">Longest clean hold so far:</w:t>
+      </w:r>
+      <w:r>
+        <w:t xml:space="preserve"> the first ~18 minutes of the 40-minute run held at 0.80° with 0.016° jitter and −0.001 °/min drift, before the sensor fault (issue 2) began.</w:t>
+      </w:r>
+    </w:p>
+    <w:p>
+      <w:pPr>
         <w:pStyle w:val="Heading1"/>
       </w:pPr>
       <w:r>
@@ -2405,6 +2425,21 @@
     </w:p>
     <w:p>
       <w:pPr>
+        <w:spacing w:after="120"/>
+      </w:pPr>
+      <w:r>
+        <w:rPr>
+          <w:b/>
+          <w:bCs/>
+        </w:rPr>
+        <w:t xml:space="preserve">Measured cause.</w:t>
+      </w:r>
+      <w:r>
+        <w:t xml:space="preserve"> The diagnostic build timed each ~23 ms cycle: ~10.7 ms reading the thigh IMU and ~11.7 ms printing the data line as ~36 separate prints. Sending a longer line as one write took ~0.7 ms.</w:t>
+      </w:r>
+    </w:p>
+    <w:p>
+      <w:pPr>
         <w:spacing w:after="60"/>
       </w:pPr>
       <w:r>
@@ -2438,7 +2473,14 @@
         <w:spacing w:after="60"/>
       </w:pPr>
       <w:r>
-        <w:t xml:space="preserve">A diagnostic build is ready. It times the parts of that cycle; the suspects are about 36 separate print calls per line and slow sensor reads.</w:t>
+        <w:rPr>
+          <w:b/>
+          <w:bCs/>
+        </w:rPr>
+        <w:t xml:space="preserve">Fix made, awaiting a test run:</w:t>
+      </w:r>
+      <w:r>
+        <w:t xml:space="preserve"> the central now builds each data line in memory and sends it with one write, which should bring the cycle to ~11–12 ms and the rate to a true 50 Hz.</w:t>
       </w:r>
     </w:p>
     <w:p>
@@ -2451,33 +2493,7 @@
         <w:spacing w:after="60"/>
       </w:pPr>
       <w:r>
-        <w:t xml:space="preserve">Planned fixes:</w:t>
-      </w:r>
-    </w:p>
-    <w:p>
-      <w:pPr>
-        <w:pStyle w:val="ListParagraph"/>
-        <w:numPr>
-          <w:ilvl w:val="1"/>
-          <w:numId w:val="4"/>
-        </w:numPr>
-        <w:spacing w:after="60"/>
-      </w:pPr>
-      <w:r>
-        <w:t xml:space="preserve">Speed up the output cycle.</w:t>
-      </w:r>
-    </w:p>
-    <w:p>
-      <w:pPr>
-        <w:pStyle w:val="ListParagraph"/>
-        <w:numPr>
-          <w:ilvl w:val="1"/>
-          <w:numId w:val="4"/>
-        </w:numPr>
-        <w:spacing w:after="60"/>
-      </w:pPr>
-      <w:r>
-        <w:t xml:space="preserve">Write one CSV row per received sample, so duplicates can't happen.</w:t>
+        <w:t xml:space="preserve">Still planned: write one CSV row per received sample, so duplicates can't happen.</w:t>
       </w:r>
     </w:p>
     <w:p>
@@ -2485,7 +2501,7 @@
         <w:pStyle w:val="Heading2"/>
       </w:pPr>
       <w:r>
-        <w:t xml:space="preserve">2. The ruler-side node's sensor can go bad</w:t>
+        <w:t xml:space="preserve">2. The ruler-side node's sensor fails after ~20 minutes</w:t>
       </w:r>
     </w:p>
     <w:p>
@@ -2493,19 +2509,339 @@
         <w:spacing w:after="120"/>
       </w:pPr>
       <w:r>
-        <w:t xml:space="preserve">In a separate 1-minute recording where nothing moved at all (the central board had been running ~26 minutes since its last reset, from its </w:t>
-      </w:r>
-      <w:r>
-        <w:rPr>
-          <w:rFonts w:ascii="Consolas" w:cs="Consolas" w:eastAsia="Consolas" w:hAnsi="Consolas"/>
-          <w:sz w:val="19"/>
-          <w:szCs w:val="19"/>
-        </w:rPr>
-        <w:t xml:space="preserve">t_thigh_us</w:t>
-      </w:r>
-      <w:r>
-        <w:t xml:space="preserve"> clock):</w:t>
-      </w:r>
+        <w:t xml:space="preserve">Seen in two recordings with the boards untouched: a 1-minute no-motion recording, and a ~40-minute unattended run with the diagnostic build (both boards on USB power). The diagnostic run shows the sequence:</w:t>
+      </w:r>
+    </w:p>
+    <w:tbl>
+      <w:tblPr>
+        <w:tblW w:type="dxa" w:w="10080"/>
+        <w:tblBorders>
+          <w:top w:val="single" w:color="BFBFBF" w:sz="4"/>
+          <w:left w:val="single" w:color="BFBFBF" w:sz="4"/>
+          <w:bottom w:val="single" w:color="BFBFBF" w:sz="4"/>
+          <w:right w:val="single" w:color="BFBFBF" w:sz="4"/>
+          <w:insideH w:val="single" w:color="BFBFBF" w:sz="4"/>
+          <w:insideV w:val="single" w:color="BFBFBF" w:sz="4"/>
+        </w:tblBorders>
+        <w:tblLayout w:type="fixed"/>
+      </w:tblPr>
+      <w:tblGrid>
+        <w:gridCol w:w="2174"/>
+        <w:gridCol w:w="7906"/>
+      </w:tblGrid>
+      <w:tr>
+        <w:trPr>
+          <w:tblHeader/>
+        </w:trPr>
+        <w:tc>
+          <w:tcPr>
+            <w:tcW w:type="dxa" w:w="2174"/>
+            <w:shd w:fill="DCE6F1" w:color="auto" w:val="clear"/>
+            <w:tcMar>
+              <w:top w:type="dxa" w:w="60"/>
+              <w:left w:type="dxa" w:w="100"/>
+              <w:bottom w:type="dxa" w:w="60"/>
+              <w:right w:type="dxa" w:w="100"/>
+            </w:tcMar>
+          </w:tcPr>
+          <w:p>
+            <w:r>
+              <w:rPr>
+                <w:b/>
+                <w:bCs/>
+                <w:sz w:val="19"/>
+                <w:szCs w:val="19"/>
+              </w:rPr>
+              <w:t xml:space="preserve">Board uptime</w:t>
+            </w:r>
+          </w:p>
+        </w:tc>
+        <w:tc>
+          <w:tcPr>
+            <w:tcW w:type="dxa" w:w="7906"/>
+            <w:shd w:fill="DCE6F1" w:color="auto" w:val="clear"/>
+            <w:tcMar>
+              <w:top w:type="dxa" w:w="60"/>
+              <w:left w:type="dxa" w:w="100"/>
+              <w:bottom w:type="dxa" w:w="60"/>
+              <w:right w:type="dxa" w:w="100"/>
+            </w:tcMar>
+          </w:tcPr>
+          <w:p>
+            <w:r>
+              <w:rPr>
+                <w:b/>
+                <w:bCs/>
+                <w:sz w:val="19"/>
+                <w:szCs w:val="19"/>
+              </w:rPr>
+              <w:t xml:space="preserve">What the ruler node reported</w:t>
+            </w:r>
+          </w:p>
+        </w:tc>
+      </w:tr>
+      <w:tr>
+        <w:trPr>
+          <w:cantSplit/>
+        </w:trPr>
+        <w:tc>
+          <w:tcPr>
+            <w:tcW w:type="dxa" w:w="2174"/>
+            <w:tcMar>
+              <w:top w:type="dxa" w:w="60"/>
+              <w:left w:type="dxa" w:w="100"/>
+              <w:bottom w:type="dxa" w:w="60"/>
+              <w:right w:type="dxa" w:w="100"/>
+            </w:tcMar>
+          </w:tcPr>
+          <w:p>
+            <w:r>
+              <w:rPr>
+                <w:sz w:val="19"/>
+                <w:szCs w:val="19"/>
+              </w:rPr>
+              <w:t xml:space="preserve">0–20 min</w:t>
+            </w:r>
+          </w:p>
+        </w:tc>
+        <w:tc>
+          <w:tcPr>
+            <w:tcW w:type="dxa" w:w="7906"/>
+            <w:tcMar>
+              <w:top w:type="dxa" w:w="60"/>
+              <w:left w:type="dxa" w:w="100"/>
+              <w:bottom w:type="dxa" w:w="60"/>
+              <w:right w:type="dxa" w:w="100"/>
+            </w:tcMar>
+          </w:tcPr>
+          <w:p>
+            <w:r>
+              <w:rPr>
+                <w:sz w:val="19"/>
+                <w:szCs w:val="19"/>
+              </w:rPr>
+              <w:t xml:space="preserve">Healthy: 100 % valid, jitter 0.016°, drift −0.001 °/min</w:t>
+            </w:r>
+          </w:p>
+        </w:tc>
+      </w:tr>
+      <w:tr>
+        <w:trPr>
+          <w:cantSplit/>
+        </w:trPr>
+        <w:tc>
+          <w:tcPr>
+            <w:tcW w:type="dxa" w:w="2174"/>
+            <w:tcMar>
+              <w:top w:type="dxa" w:w="60"/>
+              <w:left w:type="dxa" w:w="100"/>
+              <w:bottom w:type="dxa" w:w="60"/>
+              <w:right w:type="dxa" w:w="100"/>
+            </w:tcMar>
+          </w:tcPr>
+          <w:p>
+            <w:r>
+              <w:rPr>
+                <w:sz w:val="19"/>
+                <w:szCs w:val="19"/>
+              </w:rPr>
+              <w:t xml:space="preserve">20.4 min</w:t>
+            </w:r>
+          </w:p>
+        </w:tc>
+        <w:tc>
+          <w:tcPr>
+            <w:tcW w:type="dxa" w:w="7906"/>
+            <w:tcMar>
+              <w:top w:type="dxa" w:w="60"/>
+              <w:left w:type="dxa" w:w="100"/>
+              <w:bottom w:type="dxa" w:w="60"/>
+              <w:right w:type="dxa" w:w="100"/>
+            </w:tcMar>
+          </w:tcPr>
+          <w:p>
+            <w:r>
+              <w:rPr>
+                <w:sz w:val="19"/>
+                <w:szCs w:val="19"/>
+              </w:rPr>
+              <w:t xml:space="preserve">Individual sensor reads start </w:t>
+            </w:r>
+            <w:r>
+              <w:rPr>
+                <w:b/>
+                <w:bCs/>
+                <w:sz w:val="19"/>
+                <w:szCs w:val="19"/>
+              </w:rPr>
+              <w:t xml:space="preserve">hanging for ~190 ms</w:t>
+            </w:r>
+            <w:r>
+              <w:rPr>
+                <w:sz w:val="19"/>
+                <w:szCs w:val="19"/>
+              </w:rPr>
+              <w:t xml:space="preserve"> and returning garbage (accelerometer up to 4.4 g, two axes stuck at −1 count)</w:t>
+            </w:r>
+          </w:p>
+        </w:tc>
+      </w:tr>
+      <w:tr>
+        <w:trPr>
+          <w:cantSplit/>
+        </w:trPr>
+        <w:tc>
+          <w:tcPr>
+            <w:tcW w:type="dxa" w:w="2174"/>
+            <w:tcMar>
+              <w:top w:type="dxa" w:w="60"/>
+              <w:left w:type="dxa" w:w="100"/>
+              <w:bottom w:type="dxa" w:w="60"/>
+              <w:right w:type="dxa" w:w="100"/>
+            </w:tcMar>
+          </w:tcPr>
+          <w:p>
+            <w:r>
+              <w:rPr>
+                <w:sz w:val="19"/>
+                <w:szCs w:val="19"/>
+              </w:rPr>
+              <w:t xml:space="preserve">21–26 min</w:t>
+            </w:r>
+          </w:p>
+        </w:tc>
+        <w:tc>
+          <w:tcPr>
+            <w:tcW w:type="dxa" w:w="7906"/>
+            <w:tcMar>
+              <w:top w:type="dxa" w:w="60"/>
+              <w:left w:type="dxa" w:w="100"/>
+              <w:bottom w:type="dxa" w:w="60"/>
+              <w:right w:type="dxa" w:w="100"/>
+            </w:tcMar>
+          </w:tcPr>
+          <w:p>
+            <w:r>
+              <w:rPr>
+                <w:sz w:val="19"/>
+                <w:szCs w:val="19"/>
+              </w:rPr>
+              <w:t xml:space="preserve">Hung reads more frequent; gyro reads 1500–2400 °/s while still, so the orientation spins and the angle swings by tens of degrees</w:t>
+            </w:r>
+          </w:p>
+        </w:tc>
+      </w:tr>
+      <w:tr>
+        <w:trPr>
+          <w:cantSplit/>
+        </w:trPr>
+        <w:tc>
+          <w:tcPr>
+            <w:tcW w:type="dxa" w:w="2174"/>
+            <w:tcMar>
+              <w:top w:type="dxa" w:w="60"/>
+              <w:left w:type="dxa" w:w="100"/>
+              <w:bottom w:type="dxa" w:w="60"/>
+              <w:right w:type="dxa" w:w="100"/>
+            </w:tcMar>
+          </w:tcPr>
+          <w:p>
+            <w:r>
+              <w:rPr>
+                <w:sz w:val="19"/>
+                <w:szCs w:val="19"/>
+              </w:rPr>
+              <w:t xml:space="preserve">26.3 min</w:t>
+            </w:r>
+          </w:p>
+        </w:tc>
+        <w:tc>
+          <w:tcPr>
+            <w:tcW w:type="dxa" w:w="7906"/>
+            <w:tcMar>
+              <w:top w:type="dxa" w:w="60"/>
+              <w:left w:type="dxa" w:w="100"/>
+              <w:bottom w:type="dxa" w:w="60"/>
+              <w:right w:type="dxa" w:w="100"/>
+            </w:tcMar>
+          </w:tcPr>
+          <w:p>
+            <w:r>
+              <w:rPr>
+                <w:sz w:val="19"/>
+                <w:szCs w:val="19"/>
+              </w:rPr>
+              <w:t xml:space="preserve">The sensor </w:t>
+            </w:r>
+            <w:r>
+              <w:rPr>
+                <w:b/>
+                <w:bCs/>
+                <w:sz w:val="19"/>
+                <w:szCs w:val="19"/>
+              </w:rPr>
+              <w:t xml:space="preserve">stops producing data</w:t>
+            </w:r>
+            <w:r>
+              <w:rPr>
+                <w:sz w:val="19"/>
+                <w:szCs w:val="19"/>
+              </w:rPr>
+              <w:t xml:space="preserve">. Each restart attempt reports success but takes ~1.9 s, and no sample ever follows</w:t>
+            </w:r>
+          </w:p>
+        </w:tc>
+      </w:tr>
+      <w:tr>
+        <w:trPr>
+          <w:cantSplit/>
+        </w:trPr>
+        <w:tc>
+          <w:tcPr>
+            <w:tcW w:type="dxa" w:w="2174"/>
+            <w:tcMar>
+              <w:top w:type="dxa" w:w="60"/>
+              <w:left w:type="dxa" w:w="100"/>
+              <w:bottom w:type="dxa" w:w="60"/>
+              <w:right w:type="dxa" w:w="100"/>
+            </w:tcMar>
+          </w:tcPr>
+          <w:p>
+            <w:r>
+              <w:rPr>
+                <w:sz w:val="19"/>
+                <w:szCs w:val="19"/>
+              </w:rPr>
+              <w:t xml:space="preserve">26–41 min</w:t>
+            </w:r>
+          </w:p>
+        </w:tc>
+        <w:tc>
+          <w:tcPr>
+            <w:tcW w:type="dxa" w:w="7906"/>
+            <w:tcMar>
+              <w:top w:type="dxa" w:w="60"/>
+              <w:left w:type="dxa" w:w="100"/>
+              <w:bottom w:type="dxa" w:w="60"/>
+              <w:right w:type="dxa" w:w="100"/>
+            </w:tcMar>
+          </w:tcPr>
+          <w:p>
+            <w:r>
+              <w:rPr>
+                <w:sz w:val="19"/>
+                <w:szCs w:val="19"/>
+              </w:rPr>
+              <w:t xml:space="preserve">Board still running and talking to the central; its sensor silent</w:t>
+            </w:r>
+          </w:p>
+        </w:tc>
+      </w:tr>
+    </w:tbl>
+    <w:p>
+      <w:pPr>
+        <w:spacing w:after="120"/>
+      </w:pPr>
     </w:p>
     <w:p>
       <w:pPr>
@@ -2521,10 +2857,10 @@
           <w:b/>
           <w:bCs/>
         </w:rPr>
-        <w:t xml:space="preserve">The ruler node's reported orientation spun</w:t>
-      </w:r>
-      <w:r>
-        <w:t xml:space="preserve"> by a median of ~27° between consecutive samples, up to ~2000 °/s. The desk node stayed within 0.05°.</w:t>
+        <w:t xml:space="preserve">Not the link:</w:t>
+      </w:r>
+      <w:r>
+        <w:t xml:space="preserve"> 0 checksum failures and 0 corrupted bytes for the whole run, and the ruler board's health reports kept arriving.</w:t>
       </w:r>
     </w:p>
     <w:p>
@@ -2541,10 +2877,10 @@
           <w:b/>
           <w:bCs/>
         </w:rPr>
-        <w:t xml:space="preserve">The ruler node stalled 26 times</w:t>
-      </w:r>
-      <w:r>
-        <w:t xml:space="preserve">, each for ~0.2 s. That matches its built-in sensor-restart routine firing repeatedly without fixing the problem.</w:t>
+        <w:t xml:space="preserve">Not a board reset or power loss:</w:t>
+      </w:r>
+      <w:r>
+        <w:t xml:space="preserve"> its uptime counter never restarted.</w:t>
       </w:r>
     </w:p>
     <w:p>
@@ -2561,10 +2897,10 @@
           <w:b/>
           <w:bCs/>
         </w:rPr>
-        <w:t xml:space="preserve">Valid samples fell to 93 %.</w:t>
-      </w:r>
-      <w:r>
-        <w:t xml:space="preserve"> The rest were gaps filled with the previous value.</w:t>
+        <w:t xml:space="preserve">Not calibration:</w:t>
+      </w:r>
+      <w:r>
+        <w:t xml:space="preserve"> the fault is between the ruler board's processor and its own sensor. The desk node's sensor stayed perfect for all 41 minutes.</w:t>
       </w:r>
     </w:p>
     <w:p>
@@ -2572,7 +2908,22 @@
         <w:spacing w:after="120" w:before="80"/>
       </w:pPr>
       <w:r>
-        <w:t xml:space="preserve">This is consistent with the drop in data quality seen after ~15 minutes of collection. It isn't caused by calibration or by the sample-rate issue. The diagnostic build reports the ruler node's sensor health once a second, to show when and how it fails.</w:t>
+        <w:t xml:space="preserve">The likely cause is a hardware problem on that board (the sensor, its connections, or heat), but a firmware cause isn't ruled out yet. Swapping the two boards' roles will tell: if the fault stays with the same physical board, it's that board.</w:t>
+      </w:r>
+    </w:p>
+    <w:p>
+      <w:pPr>
+        <w:spacing w:after="120"/>
+      </w:pPr>
+      <w:r>
+        <w:rPr>
+          <w:b/>
+          <w:bCs/>
+        </w:rPr>
+        <w:t xml:space="preserve">Firmware protection (made, awaiting a test run):</w:t>
+      </w:r>
+      <w:r>
+        <w:t xml:space="preserve"> the ruler board now rejects implausible samples and sends them as gaps instead of wrong angles, resets its filter after each sensor restart, and reboots itself if its sensor produces nothing usable for 5 s.</w:t>
       </w:r>
     </w:p>
     <w:p>
@@ -2653,10 +3004,10 @@
           <w:b/>
           <w:bCs/>
         </w:rPr>
-        <w:t xml:space="preserve">5-minute holds.</w:t>
-      </w:r>
-      <w:r>
-        <w:t xml:space="preserve"> Drift over longer periods isn't measured.</w:t>
+        <w:t xml:space="preserve">Mostly 5-minute holds.</w:t>
+      </w:r>
+      <w:r>
+        <w:t xml:space="preserve"> One clean 18-minute stretch exists; longer drift isn't measured yet because of the sensor fault.</w:t>
       </w:r>
     </w:p>
     <w:p>
@@ -2795,7 +3146,7 @@
                 <w:sz w:val="19"/>
                 <w:szCs w:val="19"/>
               </w:rPr>
-              <w:t xml:space="preserve">Ready: flash both boards</w:t>
+              <w:t xml:space="preserve">Done (~40 min run)</w:t>
             </w:r>
           </w:p>
         </w:tc>
@@ -2880,7 +3231,7 @@
                 <w:sz w:val="19"/>
                 <w:szCs w:val="19"/>
               </w:rPr>
-              <w:t xml:space="preserve">Fix the sample rate (faster output cycle; one row per received sample)</w:t>
+              <w:t xml:space="preserve">Speed up the output cycle (one write per line)</w:t>
             </w:r>
           </w:p>
         </w:tc>
@@ -2900,7 +3251,7 @@
                 <w:sz w:val="19"/>
                 <w:szCs w:val="19"/>
               </w:rPr>
-              <w:t xml:space="preserve">After diagnostics</w:t>
+              <w:t xml:space="preserve">Done: flash both boards and test</w:t>
             </w:r>
           </w:p>
         </w:tc>
@@ -2925,7 +3276,7 @@
                 <w:sz w:val="19"/>
                 <w:szCs w:val="19"/>
               </w:rPr>
-              <w:t xml:space="preserve">Investigate and fix the ruler-node sensor fault</w:t>
+              <w:t xml:space="preserve">Guard the ruler node against a failing sensor</w:t>
             </w:r>
           </w:p>
         </w:tc>
@@ -2945,7 +3296,97 @@
                 <w:sz w:val="19"/>
                 <w:szCs w:val="19"/>
               </w:rPr>
-              <w:t xml:space="preserve">After diagnostics</w:t>
+              <w:t xml:space="preserve">Done: flash both boards and test</w:t>
+            </w:r>
+          </w:p>
+        </w:tc>
+      </w:tr>
+      <w:tr>
+        <w:trPr>
+          <w:cantSplit/>
+        </w:trPr>
+        <w:tc>
+          <w:tcPr>
+            <w:tcW w:type="dxa" w:w="6854"/>
+            <w:tcMar>
+              <w:top w:type="dxa" w:w="60"/>
+              <w:left w:type="dxa" w:w="100"/>
+              <w:bottom w:type="dxa" w:w="60"/>
+              <w:right w:type="dxa" w:w="100"/>
+            </w:tcMar>
+          </w:tcPr>
+          <w:p>
+            <w:r>
+              <w:rPr>
+                <w:sz w:val="19"/>
+                <w:szCs w:val="19"/>
+              </w:rPr>
+              <w:t xml:space="preserve">Swap the boards' roles to see if the fault follows the hardware</w:t>
+            </w:r>
+          </w:p>
+        </w:tc>
+        <w:tc>
+          <w:tcPr>
+            <w:tcW w:type="dxa" w:w="3226"/>
+            <w:tcMar>
+              <w:top w:type="dxa" w:w="60"/>
+              <w:left w:type="dxa" w:w="100"/>
+              <w:bottom w:type="dxa" w:w="60"/>
+              <w:right w:type="dxa" w:w="100"/>
+            </w:tcMar>
+          </w:tcPr>
+          <w:p>
+            <w:r>
+              <w:rPr>
+                <w:sz w:val="19"/>
+                <w:szCs w:val="19"/>
+              </w:rPr>
+              <w:t xml:space="preserve">Next test</w:t>
+            </w:r>
+          </w:p>
+        </w:tc>
+      </w:tr>
+      <w:tr>
+        <w:trPr>
+          <w:cantSplit/>
+        </w:trPr>
+        <w:tc>
+          <w:tcPr>
+            <w:tcW w:type="dxa" w:w="6854"/>
+            <w:tcMar>
+              <w:top w:type="dxa" w:w="60"/>
+              <w:left w:type="dxa" w:w="100"/>
+              <w:bottom w:type="dxa" w:w="60"/>
+              <w:right w:type="dxa" w:w="100"/>
+            </w:tcMar>
+          </w:tcPr>
+          <w:p>
+            <w:r>
+              <w:rPr>
+                <w:sz w:val="19"/>
+                <w:szCs w:val="19"/>
+              </w:rPr>
+              <w:t xml:space="preserve">Write one CSV row per received sample</w:t>
+            </w:r>
+          </w:p>
+        </w:tc>
+        <w:tc>
+          <w:tcPr>
+            <w:tcW w:type="dxa" w:w="3226"/>
+            <w:tcMar>
+              <w:top w:type="dxa" w:w="60"/>
+              <w:left w:type="dxa" w:w="100"/>
+              <w:bottom w:type="dxa" w:w="60"/>
+              <w:right w:type="dxa" w:w="100"/>
+            </w:tcMar>
+          </w:tcPr>
+          <w:p>
+            <w:r>
+              <w:rPr>
+                <w:sz w:val="19"/>
+                <w:szCs w:val="19"/>
+              </w:rPr>
+              <w:t xml:space="preserve">To do</w:t>
             </w:r>
           </w:p>
         </w:tc>

--- a/analysis/static_test/Static_Stability_Test_Report.docx
+++ b/analysis/static_test/Static_Stability_Test_Report.docx
@@ -20,7 +20,7 @@
           <w:sz w:val="32"/>
           <w:szCs w:val="32"/>
         </w:rPr>
-        <w:t xml:space="preserve">Static Stability Test Report</w:t>
+        <w:t xml:space="preserve">Static Test Report</w:t>
       </w:r>
     </w:p>
     <w:p>
@@ -119,20 +119,20 @@
           <w:b/>
           <w:bCs/>
         </w:rPr>
-        <w:t xml:space="preserve">0.01°</w:t>
-      </w:r>
-      <w:r>
-        <w:t xml:space="preserve">, and on a stable setup the reading changed by </w:t>
+        <w:t xml:space="preserve">0.01–0.02°</w:t>
+      </w:r>
+      <w:r>
+        <w:t xml:space="preserve">. On a stable setup the reading changed by </w:t>
       </w:r>
       <w:r>
         <w:rPr>
           <w:b/>
           <w:bCs/>
         </w:rPr>
-        <w:t xml:space="preserve">less than 0.1° over 5 minutes</w:t>
-      </w:r>
-      <w:r>
-        <w:t xml:space="preserve">, with no detectable drift. Every sample in all six runs was valid.</w:t>
+        <w:t xml:space="preserve">less than 0.1° over 5 minutes, and by about 0.06° over a full hour</w:t>
+      </w:r>
+      <w:r>
+        <w:t xml:space="preserve"> (drift −0.001 °/min).</w:t>
       </w:r>
     </w:p>
     <w:p>
@@ -140,7 +140,25 @@
         <w:spacing w:after="120"/>
       </w:pPr>
       <w:r>
-        <w:t xml:space="preserve">Testing also turned up three problems to fix before dynamic (movement) testing:</w:t>
+        <w:t xml:space="preserve">A preliminary check on 45° and 90° rigs read </w:t>
+      </w:r>
+      <w:r>
+        <w:rPr>
+          <w:b/>
+          <w:bCs/>
+        </w:rPr>
+        <w:t xml:space="preserve">45.0° and 89.0°</w:t>
+      </w:r>
+      <w:r>
+        <w:t xml:space="preserve">. That's within 1° of nominal, but the setup couldn't give a rigorous accuracy figure (see below).</w:t>
+      </w:r>
+    </w:p>
+    <w:p>
+      <w:pPr>
+        <w:spacing w:after="120"/>
+      </w:pPr>
+      <w:r>
+        <w:t xml:space="preserve">Testing also found three problems:</w:t>
       </w:r>
     </w:p>
     <w:p>
@@ -157,10 +175,20 @@
           <w:b/>
           <w:bCs/>
         </w:rPr>
-        <w:t xml:space="preserve">The sample rate is ~40 Hz, not the configured 50 Hz</w:t>
-      </w:r>
-      <w:r>
-        <w:t xml:space="preserve">, and ~20 % of CSV rows are duplicates. The static results are unaffected.</w:t>
+        <w:t xml:space="preserve">The sample rate was ~40 Hz, not 50 Hz,</w:t>
+      </w:r>
+      <w:r>
+        <w:t xml:space="preserve"> and ~20 % of CSV rows were duplicates. </w:t>
+      </w:r>
+      <w:r>
+        <w:rPr>
+          <w:b/>
+          <w:bCs/>
+        </w:rPr>
+        <w:t xml:space="preserve">Fixed and confirmed:</w:t>
+      </w:r>
+      <w:r>
+        <w:t xml:space="preserve"> true 50 Hz, 0 duplicate rows. The static results were unaffected.</w:t>
       </w:r>
     </w:p>
     <w:p>
@@ -177,10 +205,17 @@
           <w:b/>
           <w:bCs/>
         </w:rPr>
-        <w:t xml:space="preserve">The ruler-side node's sensor fails after ~20 minutes of running.</w:t>
-      </w:r>
-      <w:r>
-        <w:t xml:space="preserve"> Its reads start hanging and returning garbage, and a few minutes later it stops producing data. Seen twice, both times with the board untouched.</w:t>
+        <w:t xml:space="preserve">One board's sensor fails after 20–47 minutes of running.</w:t>
+      </w:r>
+      <w:r>
+        <w:t xml:space="preserve"> The fault followed that physical board when the boards swapped roles; the other board ran a full hour without a single bad reading. </w:t>
+      </w:r>
+      <w:r>
+        <w:rPr>
+          <w:b/>
+          <w:bCs/>
+        </w:rPr>
+        <w:t xml:space="preserve">Action: replace that board.</w:t>
       </w:r>
     </w:p>
     <w:p>
@@ -197,7 +232,7 @@
           <w:b/>
           <w:bCs/>
         </w:rPr>
-        <w:t xml:space="preserve">Only one of the two sensors was exercised</w:t>
+        <w:t xml:space="preserve">Only one node was exercised</w:t>
       </w:r>
       <w:r>
         <w:t xml:space="preserve"> by these tests, because of how calibration works when one node never tilts.</w:t>
@@ -213,20 +248,50 @@
     </w:p>
     <w:p>
       <w:pPr>
-        <w:spacing w:after="120"/>
-      </w:pPr>
-      <w:r>
-        <w:t xml:space="preserve">To check </w:t>
-      </w:r>
+        <w:pStyle w:val="ListParagraph"/>
+        <w:numPr>
+          <w:ilvl w:val="0"/>
+          <w:numId w:val="3"/>
+        </w:numPr>
+        <w:spacing w:after="60"/>
+      </w:pPr>
       <w:r>
         <w:rPr>
           <w:b/>
           <w:bCs/>
         </w:rPr>
-        <w:t xml:space="preserve">stability, not accuracy</w:t>
-      </w:r>
-      <w:r>
-        <w:t xml:space="preserve">: if nothing moves, does the measured angle also stay unchanged? No reference angle was used, so absolute accuracy is out of scope.</w:t>
+        <w:t xml:space="preserve">Stability:</w:t>
+      </w:r>
+      <w:r>
+        <w:t xml:space="preserve"> if nothing moves, does the measured angle also stay unchanged?</w:t>
+      </w:r>
+    </w:p>
+    <w:p>
+      <w:pPr>
+        <w:pStyle w:val="ListParagraph"/>
+        <w:numPr>
+          <w:ilvl w:val="0"/>
+          <w:numId w:val="3"/>
+        </w:numPr>
+        <w:spacing w:after="60"/>
+      </w:pPr>
+      <w:r>
+        <w:rPr>
+          <w:b/>
+          <w:bCs/>
+        </w:rPr>
+        <w:t xml:space="preserve">Preliminary angle check:</w:t>
+      </w:r>
+      <w:r>
+        <w:t xml:space="preserve"> do fixed 45° and 90° rigs read close to nominal?</w:t>
+      </w:r>
+    </w:p>
+    <w:p>
+      <w:pPr>
+        <w:spacing w:after="120" w:before="80"/>
+      </w:pPr>
+      <w:r>
+        <w:t xml:space="preserve">The rigs weren't precise enough for a formal accuracy figure, so that part is a preliminary inspection only.</w:t>
       </w:r>
     </w:p>
     <w:p>
@@ -251,9 +316,11 @@
         <w:tblLayout w:type="fixed"/>
       </w:tblPr>
       <w:tblGrid>
-        <w:gridCol w:w="1945"/>
-        <w:gridCol w:w="3536"/>
-        <w:gridCol w:w="4599"/>
+        <w:gridCol w:w="1527"/>
+        <w:gridCol w:w="1985"/>
+        <w:gridCol w:w="2443"/>
+        <w:gridCol w:w="1985"/>
+        <w:gridCol w:w="2140"/>
       </w:tblGrid>
       <w:tr>
         <w:trPr>
@@ -261,7 +328,7 @@
         </w:trPr>
         <w:tc>
           <w:tcPr>
-            <w:tcW w:type="dxa" w:w="1945"/>
+            <w:tcW w:type="dxa" w:w="1527"/>
             <w:shd w:fill="DCE6F1" w:color="auto" w:val="clear"/>
             <w:tcMar>
               <w:top w:type="dxa" w:w="60"/>
@@ -274,7 +341,7 @@
         </w:tc>
         <w:tc>
           <w:tcPr>
-            <w:tcW w:type="dxa" w:w="3536"/>
+            <w:tcW w:type="dxa" w:w="1985"/>
             <w:shd w:fill="DCE6F1" w:color="auto" w:val="clear"/>
             <w:tcMar>
               <w:top w:type="dxa" w:w="60"/>
@@ -297,7 +364,7 @@
         </w:tc>
         <w:tc>
           <w:tcPr>
-            <w:tcW w:type="dxa" w:w="4599"/>
+            <w:tcW w:type="dxa" w:w="2443"/>
             <w:shd w:fill="DCE6F1" w:color="auto" w:val="clear"/>
             <w:tcMar>
               <w:top w:type="dxa" w:w="60"/>
@@ -315,6 +382,52 @@
                 <w:szCs w:val="19"/>
               </w:rPr>
               <w:t xml:space="preserve">Session 2 (runs 4–6)</w:t>
+            </w:r>
+          </w:p>
+        </w:tc>
+        <w:tc>
+          <w:tcPr>
+            <w:tcW w:type="dxa" w:w="1985"/>
+            <w:shd w:fill="DCE6F1" w:color="auto" w:val="clear"/>
+            <w:tcMar>
+              <w:top w:type="dxa" w:w="60"/>
+              <w:left w:type="dxa" w:w="100"/>
+              <w:bottom w:type="dxa" w:w="60"/>
+              <w:right w:type="dxa" w:w="100"/>
+            </w:tcMar>
+          </w:tcPr>
+          <w:p>
+            <w:r>
+              <w:rPr>
+                <w:b/>
+                <w:bCs/>
+                <w:sz w:val="19"/>
+                <w:szCs w:val="19"/>
+              </w:rPr>
+              <w:t xml:space="preserve">Long runs (3 runs)</w:t>
+            </w:r>
+          </w:p>
+        </w:tc>
+        <w:tc>
+          <w:tcPr>
+            <w:tcW w:type="dxa" w:w="2140"/>
+            <w:shd w:fill="DCE6F1" w:color="auto" w:val="clear"/>
+            <w:tcMar>
+              <w:top w:type="dxa" w:w="60"/>
+              <w:left w:type="dxa" w:w="100"/>
+              <w:bottom w:type="dxa" w:w="60"/>
+              <w:right w:type="dxa" w:w="100"/>
+            </w:tcMar>
+          </w:tcPr>
+          <w:p>
+            <w:r>
+              <w:rPr>
+                <w:b/>
+                <w:bCs/>
+                <w:sz w:val="19"/>
+                <w:szCs w:val="19"/>
+              </w:rPr>
+              <w:t xml:space="preserve">Angle rig (45°, 90°)</w:t>
             </w:r>
           </w:p>
         </w:tc>
@@ -325,7 +438,7 @@
         </w:trPr>
         <w:tc>
           <w:tcPr>
-            <w:tcW w:type="dxa" w:w="1945"/>
+            <w:tcW w:type="dxa" w:w="1527"/>
             <w:tcMar>
               <w:top w:type="dxa" w:w="60"/>
               <w:left w:type="dxa" w:w="100"/>
@@ -345,7 +458,7 @@
         </w:tc>
         <w:tc>
           <w:tcPr>
-            <w:tcW w:type="dxa" w:w="3536"/>
+            <w:tcW w:type="dxa" w:w="1985"/>
             <w:tcMar>
               <w:top w:type="dxa" w:w="60"/>
               <w:left w:type="dxa" w:w="100"/>
@@ -365,7 +478,47 @@
         </w:tc>
         <w:tc>
           <w:tcPr>
-            <w:tcW w:type="dxa" w:w="4599"/>
+            <w:tcW w:type="dxa" w:w="2443"/>
+            <w:tcMar>
+              <w:top w:type="dxa" w:w="60"/>
+              <w:left w:type="dxa" w:w="100"/>
+              <w:bottom w:type="dxa" w:w="60"/>
+              <w:right w:type="dxa" w:w="100"/>
+            </w:tcMar>
+          </w:tcPr>
+          <w:p>
+            <w:r>
+              <w:rPr>
+                <w:sz w:val="19"/>
+                <w:szCs w:val="19"/>
+              </w:rPr>
+              <w:t xml:space="preserve">2026-09-24</w:t>
+            </w:r>
+          </w:p>
+        </w:tc>
+        <w:tc>
+          <w:tcPr>
+            <w:tcW w:type="dxa" w:w="1985"/>
+            <w:tcMar>
+              <w:top w:type="dxa" w:w="60"/>
+              <w:left w:type="dxa" w:w="100"/>
+              <w:bottom w:type="dxa" w:w="60"/>
+              <w:right w:type="dxa" w:w="100"/>
+            </w:tcMar>
+          </w:tcPr>
+          <w:p>
+            <w:r>
+              <w:rPr>
+                <w:sz w:val="19"/>
+                <w:szCs w:val="19"/>
+              </w:rPr>
+              <w:t xml:space="preserve">2026-09-24</w:t>
+            </w:r>
+          </w:p>
+        </w:tc>
+        <w:tc>
+          <w:tcPr>
+            <w:tcW w:type="dxa" w:w="2140"/>
             <w:tcMar>
               <w:top w:type="dxa" w:w="60"/>
               <w:left w:type="dxa" w:w="100"/>
@@ -390,61 +543,101 @@
         </w:trPr>
         <w:tc>
           <w:tcPr>
-            <w:tcW w:type="dxa" w:w="1945"/>
-            <w:tcMar>
-              <w:top w:type="dxa" w:w="60"/>
-              <w:left w:type="dxa" w:w="100"/>
-              <w:bottom w:type="dxa" w:w="60"/>
-              <w:right w:type="dxa" w:w="100"/>
-            </w:tcMar>
-          </w:tcPr>
-          <w:p>
-            <w:r>
-              <w:rPr>
-                <w:sz w:val="19"/>
-                <w:szCs w:val="19"/>
-              </w:rPr>
-              <w:t xml:space="preserve">Rig</w:t>
-            </w:r>
-          </w:p>
-        </w:tc>
-        <w:tc>
-          <w:tcPr>
-            <w:tcW w:type="dxa" w:w="3536"/>
-            <w:tcMar>
-              <w:top w:type="dxa" w:w="60"/>
-              <w:left w:type="dxa" w:w="100"/>
-              <w:bottom w:type="dxa" w:w="60"/>
-              <w:right w:type="dxa" w:w="100"/>
-            </w:tcMar>
-          </w:tcPr>
-          <w:p>
-            <w:r>
-              <w:rPr>
-                <w:sz w:val="19"/>
-                <w:szCs w:val="19"/>
-              </w:rPr>
-              <w:t xml:space="preserve">Both nodes on a flat desk</w:t>
-            </w:r>
-          </w:p>
-        </w:tc>
-        <w:tc>
-          <w:tcPr>
-            <w:tcW w:type="dxa" w:w="4599"/>
-            <w:tcMar>
-              <w:top w:type="dxa" w:w="60"/>
-              <w:left w:type="dxa" w:w="100"/>
-              <w:bottom w:type="dxa" w:w="60"/>
-              <w:right w:type="dxa" w:w="100"/>
-            </w:tcMar>
-          </w:tcPr>
-          <w:p>
-            <w:r>
-              <w:rPr>
-                <w:sz w:val="19"/>
-                <w:szCs w:val="19"/>
-              </w:rPr>
-              <w:t xml:space="preserve">Raised rig: desk node ~1 cm higher, ~5 cm apart, roughly in line</w:t>
+            <w:tcW w:type="dxa" w:w="1527"/>
+            <w:tcMar>
+              <w:top w:type="dxa" w:w="60"/>
+              <w:left w:type="dxa" w:w="100"/>
+              <w:bottom w:type="dxa" w:w="60"/>
+              <w:right w:type="dxa" w:w="100"/>
+            </w:tcMar>
+          </w:tcPr>
+          <w:p>
+            <w:r>
+              <w:rPr>
+                <w:sz w:val="19"/>
+                <w:szCs w:val="19"/>
+              </w:rPr>
+              <w:t xml:space="preserve">Thigh node</w:t>
+            </w:r>
+          </w:p>
+        </w:tc>
+        <w:tc>
+          <w:tcPr>
+            <w:tcW w:type="dxa" w:w="1985"/>
+            <w:tcMar>
+              <w:top w:type="dxa" w:w="60"/>
+              <w:left w:type="dxa" w:w="100"/>
+              <w:bottom w:type="dxa" w:w="60"/>
+              <w:right w:type="dxa" w:w="100"/>
+            </w:tcMar>
+          </w:tcPr>
+          <w:p>
+            <w:r>
+              <w:rPr>
+                <w:sz w:val="19"/>
+                <w:szCs w:val="19"/>
+              </w:rPr>
+              <w:t xml:space="preserve">Taped to the desk</w:t>
+            </w:r>
+          </w:p>
+        </w:tc>
+        <w:tc>
+          <w:tcPr>
+            <w:tcW w:type="dxa" w:w="2443"/>
+            <w:tcMar>
+              <w:top w:type="dxa" w:w="60"/>
+              <w:left w:type="dxa" w:w="100"/>
+              <w:bottom w:type="dxa" w:w="60"/>
+              <w:right w:type="dxa" w:w="100"/>
+            </w:tcMar>
+          </w:tcPr>
+          <w:p>
+            <w:r>
+              <w:rPr>
+                <w:sz w:val="19"/>
+                <w:szCs w:val="19"/>
+              </w:rPr>
+              <w:t xml:space="preserve">Taped to a raised rig</w:t>
+            </w:r>
+          </w:p>
+        </w:tc>
+        <w:tc>
+          <w:tcPr>
+            <w:tcW w:type="dxa" w:w="1985"/>
+            <w:tcMar>
+              <w:top w:type="dxa" w:w="60"/>
+              <w:left w:type="dxa" w:w="100"/>
+              <w:bottom w:type="dxa" w:w="60"/>
+              <w:right w:type="dxa" w:w="100"/>
+            </w:tcMar>
+          </w:tcPr>
+          <w:p>
+            <w:r>
+              <w:rPr>
+                <w:sz w:val="19"/>
+                <w:szCs w:val="19"/>
+              </w:rPr>
+              <w:t xml:space="preserve">Taped to the rig</w:t>
+            </w:r>
+          </w:p>
+        </w:tc>
+        <w:tc>
+          <w:tcPr>
+            <w:tcW w:type="dxa" w:w="2140"/>
+            <w:tcMar>
+              <w:top w:type="dxa" w:w="60"/>
+              <w:left w:type="dxa" w:w="100"/>
+              <w:bottom w:type="dxa" w:w="60"/>
+              <w:right w:type="dxa" w:w="100"/>
+            </w:tcMar>
+          </w:tcPr>
+          <w:p>
+            <w:r>
+              <w:rPr>
+                <w:sz w:val="19"/>
+                <w:szCs w:val="19"/>
+              </w:rPr>
+              <w:t xml:space="preserve">On the flat upper segment</w:t>
             </w:r>
           </w:p>
         </w:tc>
@@ -455,61 +648,101 @@
         </w:trPr>
         <w:tc>
           <w:tcPr>
-            <w:tcW w:type="dxa" w:w="1945"/>
-            <w:tcMar>
-              <w:top w:type="dxa" w:w="60"/>
-              <w:left w:type="dxa" w:w="100"/>
-              <w:bottom w:type="dxa" w:w="60"/>
-              <w:right w:type="dxa" w:w="100"/>
-            </w:tcMar>
-          </w:tcPr>
-          <w:p>
-            <w:r>
-              <w:rPr>
-                <w:sz w:val="19"/>
-                <w:szCs w:val="19"/>
-              </w:rPr>
-              <w:t xml:space="preserve">Thigh node</w:t>
-            </w:r>
-          </w:p>
-        </w:tc>
-        <w:tc>
-          <w:tcPr>
-            <w:tcW w:type="dxa" w:w="3536"/>
-            <w:tcMar>
-              <w:top w:type="dxa" w:w="60"/>
-              <w:left w:type="dxa" w:w="100"/>
-              <w:bottom w:type="dxa" w:w="60"/>
-              <w:right w:type="dxa" w:w="100"/>
-            </w:tcMar>
-          </w:tcPr>
-          <w:p>
-            <w:r>
-              <w:rPr>
-                <w:sz w:val="19"/>
-                <w:szCs w:val="19"/>
-              </w:rPr>
-              <w:t xml:space="preserve">Taped to the desk</w:t>
-            </w:r>
-          </w:p>
-        </w:tc>
-        <w:tc>
-          <w:tcPr>
-            <w:tcW w:type="dxa" w:w="4599"/>
-            <w:tcMar>
-              <w:top w:type="dxa" w:w="60"/>
-              <w:left w:type="dxa" w:w="100"/>
-              <w:bottom w:type="dxa" w:w="60"/>
-              <w:right w:type="dxa" w:w="100"/>
-            </w:tcMar>
-          </w:tcPr>
-          <w:p>
-            <w:r>
-              <w:rPr>
-                <w:sz w:val="19"/>
-                <w:szCs w:val="19"/>
-              </w:rPr>
-              <w:t xml:space="preserve">Taped to the rig</w:t>
+            <w:tcW w:type="dxa" w:w="1527"/>
+            <w:tcMar>
+              <w:top w:type="dxa" w:w="60"/>
+              <w:left w:type="dxa" w:w="100"/>
+              <w:bottom w:type="dxa" w:w="60"/>
+              <w:right w:type="dxa" w:w="100"/>
+            </w:tcMar>
+          </w:tcPr>
+          <w:p>
+            <w:r>
+              <w:rPr>
+                <w:sz w:val="19"/>
+                <w:szCs w:val="19"/>
+              </w:rPr>
+              <w:t xml:space="preserve">Shank node</w:t>
+            </w:r>
+          </w:p>
+        </w:tc>
+        <w:tc>
+          <w:tcPr>
+            <w:tcW w:type="dxa" w:w="1985"/>
+            <w:tcMar>
+              <w:top w:type="dxa" w:w="60"/>
+              <w:left w:type="dxa" w:w="100"/>
+              <w:bottom w:type="dxa" w:w="60"/>
+              <w:right w:type="dxa" w:w="100"/>
+            </w:tcMar>
+          </w:tcPr>
+          <w:p>
+            <w:r>
+              <w:rPr>
+                <w:sz w:val="19"/>
+                <w:szCs w:val="19"/>
+              </w:rPr>
+              <w:t xml:space="preserve">Taped to a ruler</w:t>
+            </w:r>
+          </w:p>
+        </w:tc>
+        <w:tc>
+          <w:tcPr>
+            <w:tcW w:type="dxa" w:w="2443"/>
+            <w:tcMar>
+              <w:top w:type="dxa" w:w="60"/>
+              <w:left w:type="dxa" w:w="100"/>
+              <w:bottom w:type="dxa" w:w="60"/>
+              <w:right w:type="dxa" w:w="100"/>
+            </w:tcMar>
+          </w:tcPr>
+          <w:p>
+            <w:r>
+              <w:rPr>
+                <w:sz w:val="19"/>
+                <w:szCs w:val="19"/>
+              </w:rPr>
+              <w:t xml:space="preserve">Taped to a ruler, ~1 cm lower, ~5 cm apart</w:t>
+            </w:r>
+          </w:p>
+        </w:tc>
+        <w:tc>
+          <w:tcPr>
+            <w:tcW w:type="dxa" w:w="1985"/>
+            <w:tcMar>
+              <w:top w:type="dxa" w:w="60"/>
+              <w:left w:type="dxa" w:w="100"/>
+              <w:bottom w:type="dxa" w:w="60"/>
+              <w:right w:type="dxa" w:w="100"/>
+            </w:tcMar>
+          </w:tcPr>
+          <w:p>
+            <w:r>
+              <w:rPr>
+                <w:sz w:val="19"/>
+                <w:szCs w:val="19"/>
+              </w:rPr>
+              <w:t xml:space="preserve">Taped to a ruler</w:t>
+            </w:r>
+          </w:p>
+        </w:tc>
+        <w:tc>
+          <w:tcPr>
+            <w:tcW w:type="dxa" w:w="2140"/>
+            <w:tcMar>
+              <w:top w:type="dxa" w:w="60"/>
+              <w:left w:type="dxa" w:w="100"/>
+              <w:bottom w:type="dxa" w:w="60"/>
+              <w:right w:type="dxa" w:w="100"/>
+            </w:tcMar>
+          </w:tcPr>
+          <w:p>
+            <w:r>
+              <w:rPr>
+                <w:sz w:val="19"/>
+                <w:szCs w:val="19"/>
+              </w:rPr>
+              <w:t xml:space="preserve">On the angled lower segment</w:t>
             </w:r>
           </w:p>
         </w:tc>
@@ -520,137 +753,7 @@
         </w:trPr>
         <w:tc>
           <w:tcPr>
-            <w:tcW w:type="dxa" w:w="1945"/>
-            <w:tcMar>
-              <w:top w:type="dxa" w:w="60"/>
-              <w:left w:type="dxa" w:w="100"/>
-              <w:bottom w:type="dxa" w:w="60"/>
-              <w:right w:type="dxa" w:w="100"/>
-            </w:tcMar>
-          </w:tcPr>
-          <w:p>
-            <w:r>
-              <w:rPr>
-                <w:sz w:val="19"/>
-                <w:szCs w:val="19"/>
-              </w:rPr>
-              <w:t xml:space="preserve">Shank node</w:t>
-            </w:r>
-          </w:p>
-        </w:tc>
-        <w:tc>
-          <w:tcPr>
-            <w:tcW w:type="dxa" w:w="3536"/>
-            <w:tcMar>
-              <w:top w:type="dxa" w:w="60"/>
-              <w:left w:type="dxa" w:w="100"/>
-              <w:bottom w:type="dxa" w:w="60"/>
-              <w:right w:type="dxa" w:w="100"/>
-            </w:tcMar>
-          </w:tcPr>
-          <w:p>
-            <w:r>
-              <w:rPr>
-                <w:sz w:val="19"/>
-                <w:szCs w:val="19"/>
-              </w:rPr>
-              <w:t xml:space="preserve">Taped to a ruler</w:t>
-            </w:r>
-          </w:p>
-        </w:tc>
-        <w:tc>
-          <w:tcPr>
-            <w:tcW w:type="dxa" w:w="4599"/>
-            <w:tcMar>
-              <w:top w:type="dxa" w:w="60"/>
-              <w:left w:type="dxa" w:w="100"/>
-              <w:bottom w:type="dxa" w:w="60"/>
-              <w:right w:type="dxa" w:w="100"/>
-            </w:tcMar>
-          </w:tcPr>
-          <w:p>
-            <w:r>
-              <w:rPr>
-                <w:sz w:val="19"/>
-                <w:szCs w:val="19"/>
-              </w:rPr>
-              <w:t xml:space="preserve">Taped to a ruler</w:t>
-            </w:r>
-          </w:p>
-        </w:tc>
-      </w:tr>
-      <w:tr>
-        <w:trPr>
-          <w:cantSplit/>
-        </w:trPr>
-        <w:tc>
-          <w:tcPr>
-            <w:tcW w:type="dxa" w:w="1945"/>
-            <w:tcMar>
-              <w:top w:type="dxa" w:w="60"/>
-              <w:left w:type="dxa" w:w="100"/>
-              <w:bottom w:type="dxa" w:w="60"/>
-              <w:right w:type="dxa" w:w="100"/>
-            </w:tcMar>
-          </w:tcPr>
-          <w:p>
-            <w:r>
-              <w:rPr>
-                <w:sz w:val="19"/>
-                <w:szCs w:val="19"/>
-              </w:rPr>
-              <w:t xml:space="preserve">Firmware</w:t>
-            </w:r>
-          </w:p>
-        </w:tc>
-        <w:tc>
-          <w:tcPr>
-            <w:tcW w:type="dxa" w:w="3536"/>
-            <w:tcMar>
-              <w:top w:type="dxa" w:w="60"/>
-              <w:left w:type="dxa" w:w="100"/>
-              <w:bottom w:type="dxa" w:w="60"/>
-              <w:right w:type="dxa" w:w="100"/>
-            </w:tcMar>
-          </w:tcPr>
-          <w:p>
-            <w:r>
-              <w:rPr>
-                <w:sz w:val="19"/>
-                <w:szCs w:val="19"/>
-              </w:rPr>
-              <w:t xml:space="preserve">Original</w:t>
-            </w:r>
-          </w:p>
-        </w:tc>
-        <w:tc>
-          <w:tcPr>
-            <w:tcW w:type="dxa" w:w="4599"/>
-            <w:tcMar>
-              <w:top w:type="dxa" w:w="60"/>
-              <w:left w:type="dxa" w:w="100"/>
-              <w:bottom w:type="dxa" w:w="60"/>
-              <w:right w:type="dxa" w:w="100"/>
-            </w:tcMar>
-          </w:tcPr>
-          <w:p>
-            <w:r>
-              <w:rPr>
-                <w:sz w:val="19"/>
-                <w:szCs w:val="19"/>
-              </w:rPr>
-              <w:t xml:space="preserve">Emit-timer change (no effect, see issue 1)</w:t>
-            </w:r>
-          </w:p>
-        </w:tc>
-      </w:tr>
-      <w:tr>
-        <w:trPr>
-          <w:cantSplit/>
-        </w:trPr>
-        <w:tc>
-          <w:tcPr>
-            <w:tcW w:type="dxa" w:w="1945"/>
+            <w:tcW w:type="dxa" w:w="1527"/>
             <w:tcMar>
               <w:top w:type="dxa" w:w="60"/>
               <w:left w:type="dxa" w:w="100"/>
@@ -670,7 +773,7 @@
         </w:tc>
         <w:tc>
           <w:tcPr>
-            <w:tcW w:type="dxa" w:w="3536"/>
+            <w:tcW w:type="dxa" w:w="1985"/>
             <w:tcMar>
               <w:top w:type="dxa" w:w="60"/>
               <w:left w:type="dxa" w:w="100"/>
@@ -690,7 +793,7 @@
         </w:tc>
         <w:tc>
           <w:tcPr>
-            <w:tcW w:type="dxa" w:w="4599"/>
+            <w:tcW w:type="dxa" w:w="2443"/>
             <w:tcMar>
               <w:top w:type="dxa" w:w="60"/>
               <w:left w:type="dxa" w:w="100"/>
@@ -705,6 +808,46 @@
                 <w:szCs w:val="19"/>
               </w:rPr>
               <w:t xml:space="preserve">~5–5.5 min per run</w:t>
+            </w:r>
+          </w:p>
+        </w:tc>
+        <w:tc>
+          <w:tcPr>
+            <w:tcW w:type="dxa" w:w="1985"/>
+            <w:tcMar>
+              <w:top w:type="dxa" w:w="60"/>
+              <w:left w:type="dxa" w:w="100"/>
+              <w:bottom w:type="dxa" w:w="60"/>
+              <w:right w:type="dxa" w:w="100"/>
+            </w:tcMar>
+          </w:tcPr>
+          <w:p>
+            <w:r>
+              <w:rPr>
+                <w:sz w:val="19"/>
+                <w:szCs w:val="19"/>
+              </w:rPr>
+              <w:t xml:space="preserve">25–65 min, unattended</w:t>
+            </w:r>
+          </w:p>
+        </w:tc>
+        <w:tc>
+          <w:tcPr>
+            <w:tcW w:type="dxa" w:w="2140"/>
+            <w:tcMar>
+              <w:top w:type="dxa" w:w="60"/>
+              <w:left w:type="dxa" w:w="100"/>
+              <w:bottom w:type="dxa" w:w="60"/>
+              <w:right w:type="dxa" w:w="100"/>
+            </w:tcMar>
+          </w:tcPr>
+          <w:p>
+            <w:r>
+              <w:rPr>
+                <w:sz w:val="19"/>
+                <w:szCs w:val="19"/>
+              </w:rPr>
+              <w:t xml:space="preserve">~20–25 s hold each</w:t>
             </w:r>
           </w:p>
         </w:tc>
@@ -714,6 +857,14 @@
       <w:pPr>
         <w:spacing w:after="120"/>
       </w:pPr>
+    </w:p>
+    <w:p>
+      <w:pPr>
+        <w:spacing w:after="120"/>
+      </w:pPr>
+      <w:r>
+        <w:t xml:space="preserve">All nodes were powered over USB.</w:t>
+      </w:r>
     </w:p>
     <w:p>
       <w:pPr>
@@ -732,7 +883,7 @@
         <w:pStyle w:val="ListParagraph"/>
         <w:numPr>
           <w:ilvl w:val="0"/>
-          <w:numId w:val="3"/>
+          <w:numId w:val="4"/>
         </w:numPr>
         <w:spacing w:after="60"/>
       </w:pPr>
@@ -752,7 +903,7 @@
         <w:pStyle w:val="ListParagraph"/>
         <w:numPr>
           <w:ilvl w:val="0"/>
-          <w:numId w:val="3"/>
+          <w:numId w:val="4"/>
         </w:numPr>
         <w:spacing w:after="60"/>
       </w:pPr>
@@ -764,7 +915,7 @@
         <w:t xml:space="preserve">Calibration sweep, 6 s:</w:t>
       </w:r>
       <w:r>
-        <w:t xml:space="preserve"> the ruler rotated ~90° and returned, so the software learns the direction it bends in.</w:t>
+        <w:t xml:space="preserve"> the shank node rotated and returned, so the software learns the direction it bends in.</w:t>
       </w:r>
     </w:p>
     <w:p>
@@ -772,7 +923,7 @@
         <w:pStyle w:val="ListParagraph"/>
         <w:numPr>
           <w:ilvl w:val="0"/>
-          <w:numId w:val="3"/>
+          <w:numId w:val="4"/>
         </w:numPr>
         <w:spacing w:after="60"/>
       </w:pPr>
@@ -781,10 +932,10 @@
           <w:b/>
           <w:bCs/>
         </w:rPr>
-        <w:t xml:space="preserve">Hold, ~5 min:</w:t>
-      </w:r>
-      <w:r>
-        <w:t xml:space="preserve"> nothing touched.</w:t>
+        <w:t xml:space="preserve">Hold:</w:t>
+      </w:r>
+      <w:r>
+        <w:t xml:space="preserve"> nothing touched. For the angle rig, the shank segment was set at the rig angle and held.</w:t>
       </w:r>
     </w:p>
     <w:p>
@@ -792,7 +943,7 @@
         <w:spacing w:after="120" w:before="80"/>
       </w:pPr>
       <w:r>
-        <w:t xml:space="preserve">The first 20 s (calibration plus setting the ruler down) are excluded from the analysis.</w:t>
+        <w:t xml:space="preserve">The first 20 s (calibration plus setting the node down) are excluded from the stability analysis.</w:t>
       </w:r>
     </w:p>
     <w:p>
@@ -885,11 +1036,11 @@
         <w:tblLayout w:type="fixed"/>
       </w:tblPr>
       <w:tblGrid>
-        <w:gridCol w:w="975"/>
-        <w:gridCol w:w="2113"/>
-        <w:gridCol w:w="1950"/>
-        <w:gridCol w:w="2763"/>
-        <w:gridCol w:w="2279"/>
+        <w:gridCol w:w="1600"/>
+        <w:gridCol w:w="1920"/>
+        <w:gridCol w:w="1760"/>
+        <w:gridCol w:w="2720"/>
+        <w:gridCol w:w="2080"/>
       </w:tblGrid>
       <w:tr>
         <w:trPr>
@@ -897,7 +1048,7 @@
         </w:trPr>
         <w:tc>
           <w:tcPr>
-            <w:tcW w:type="dxa" w:w="975"/>
+            <w:tcW w:type="dxa" w:w="1600"/>
             <w:shd w:fill="DCE6F1" w:color="auto" w:val="clear"/>
             <w:tcMar>
               <w:top w:type="dxa" w:w="60"/>
@@ -920,7 +1071,7 @@
         </w:tc>
         <w:tc>
           <w:tcPr>
-            <w:tcW w:type="dxa" w:w="2113"/>
+            <w:tcW w:type="dxa" w:w="1920"/>
             <w:shd w:fill="DCE6F1" w:color="auto" w:val="clear"/>
             <w:tcMar>
               <w:top w:type="dxa" w:w="60"/>
@@ -943,7 +1094,7 @@
         </w:tc>
         <w:tc>
           <w:tcPr>
-            <w:tcW w:type="dxa" w:w="1950"/>
+            <w:tcW w:type="dxa" w:w="1760"/>
             <w:shd w:fill="DCE6F1" w:color="auto" w:val="clear"/>
             <w:tcMar>
               <w:top w:type="dxa" w:w="60"/>
@@ -966,7 +1117,7 @@
         </w:tc>
         <w:tc>
           <w:tcPr>
-            <w:tcW w:type="dxa" w:w="2763"/>
+            <w:tcW w:type="dxa" w:w="2720"/>
             <w:shd w:fill="DCE6F1" w:color="auto" w:val="clear"/>
             <w:tcMar>
               <w:top w:type="dxa" w:w="60"/>
@@ -989,7 +1140,7 @@
         </w:tc>
         <w:tc>
           <w:tcPr>
-            <w:tcW w:type="dxa" w:w="2279"/>
+            <w:tcW w:type="dxa" w:w="2080"/>
             <w:shd w:fill="DCE6F1" w:color="auto" w:val="clear"/>
             <w:tcMar>
               <w:top w:type="dxa" w:w="60"/>
@@ -1017,7 +1168,7 @@
         </w:trPr>
         <w:tc>
           <w:tcPr>
-            <w:tcW w:type="dxa" w:w="975"/>
+            <w:tcW w:type="dxa" w:w="1600"/>
             <w:tcMar>
               <w:top w:type="dxa" w:w="60"/>
               <w:left w:type="dxa" w:w="100"/>
@@ -1037,7 +1188,7 @@
         </w:tc>
         <w:tc>
           <w:tcPr>
-            <w:tcW w:type="dxa" w:w="2113"/>
+            <w:tcW w:type="dxa" w:w="1920"/>
             <w:tcMar>
               <w:top w:type="dxa" w:w="60"/>
               <w:left w:type="dxa" w:w="100"/>
@@ -1057,7 +1208,7 @@
         </w:tc>
         <w:tc>
           <w:tcPr>
-            <w:tcW w:type="dxa" w:w="1950"/>
+            <w:tcW w:type="dxa" w:w="1760"/>
             <w:tcMar>
               <w:top w:type="dxa" w:w="60"/>
               <w:left w:type="dxa" w:w="100"/>
@@ -1077,7 +1228,7 @@
         </w:tc>
         <w:tc>
           <w:tcPr>
-            <w:tcW w:type="dxa" w:w="2763"/>
+            <w:tcW w:type="dxa" w:w="2720"/>
             <w:tcMar>
               <w:top w:type="dxa" w:w="60"/>
               <w:left w:type="dxa" w:w="100"/>
@@ -1097,7 +1248,7 @@
         </w:tc>
         <w:tc>
           <w:tcPr>
-            <w:tcW w:type="dxa" w:w="2279"/>
+            <w:tcW w:type="dxa" w:w="2080"/>
             <w:tcMar>
               <w:top w:type="dxa" w:w="60"/>
               <w:left w:type="dxa" w:w="100"/>
@@ -1122,7 +1273,7 @@
         </w:trPr>
         <w:tc>
           <w:tcPr>
-            <w:tcW w:type="dxa" w:w="975"/>
+            <w:tcW w:type="dxa" w:w="1600"/>
             <w:tcMar>
               <w:top w:type="dxa" w:w="60"/>
               <w:left w:type="dxa" w:w="100"/>
@@ -1142,7 +1293,7 @@
         </w:tc>
         <w:tc>
           <w:tcPr>
-            <w:tcW w:type="dxa" w:w="2113"/>
+            <w:tcW w:type="dxa" w:w="1920"/>
             <w:tcMar>
               <w:top w:type="dxa" w:w="60"/>
               <w:left w:type="dxa" w:w="100"/>
@@ -1162,7 +1313,7 @@
         </w:tc>
         <w:tc>
           <w:tcPr>
-            <w:tcW w:type="dxa" w:w="1950"/>
+            <w:tcW w:type="dxa" w:w="1760"/>
             <w:tcMar>
               <w:top w:type="dxa" w:w="60"/>
               <w:left w:type="dxa" w:w="100"/>
@@ -1182,7 +1333,7 @@
         </w:tc>
         <w:tc>
           <w:tcPr>
-            <w:tcW w:type="dxa" w:w="2763"/>
+            <w:tcW w:type="dxa" w:w="2720"/>
             <w:tcMar>
               <w:top w:type="dxa" w:w="60"/>
               <w:left w:type="dxa" w:w="100"/>
@@ -1202,7 +1353,7 @@
         </w:tc>
         <w:tc>
           <w:tcPr>
-            <w:tcW w:type="dxa" w:w="2279"/>
+            <w:tcW w:type="dxa" w:w="2080"/>
             <w:tcMar>
               <w:top w:type="dxa" w:w="60"/>
               <w:left w:type="dxa" w:w="100"/>
@@ -1227,7 +1378,7 @@
         </w:trPr>
         <w:tc>
           <w:tcPr>
-            <w:tcW w:type="dxa" w:w="975"/>
+            <w:tcW w:type="dxa" w:w="1600"/>
             <w:tcMar>
               <w:top w:type="dxa" w:w="60"/>
               <w:left w:type="dxa" w:w="100"/>
@@ -1247,7 +1398,7 @@
         </w:tc>
         <w:tc>
           <w:tcPr>
-            <w:tcW w:type="dxa" w:w="2113"/>
+            <w:tcW w:type="dxa" w:w="1920"/>
             <w:tcMar>
               <w:top w:type="dxa" w:w="60"/>
               <w:left w:type="dxa" w:w="100"/>
@@ -1267,7 +1418,7 @@
         </w:tc>
         <w:tc>
           <w:tcPr>
-            <w:tcW w:type="dxa" w:w="1950"/>
+            <w:tcW w:type="dxa" w:w="1760"/>
             <w:tcMar>
               <w:top w:type="dxa" w:w="60"/>
               <w:left w:type="dxa" w:w="100"/>
@@ -1287,7 +1438,7 @@
         </w:tc>
         <w:tc>
           <w:tcPr>
-            <w:tcW w:type="dxa" w:w="2763"/>
+            <w:tcW w:type="dxa" w:w="2720"/>
             <w:tcMar>
               <w:top w:type="dxa" w:w="60"/>
               <w:left w:type="dxa" w:w="100"/>
@@ -1307,7 +1458,7 @@
         </w:tc>
         <w:tc>
           <w:tcPr>
-            <w:tcW w:type="dxa" w:w="2279"/>
+            <w:tcW w:type="dxa" w:w="2080"/>
             <w:tcMar>
               <w:top w:type="dxa" w:w="60"/>
               <w:left w:type="dxa" w:w="100"/>
@@ -1332,7 +1483,7 @@
         </w:trPr>
         <w:tc>
           <w:tcPr>
-            <w:tcW w:type="dxa" w:w="975"/>
+            <w:tcW w:type="dxa" w:w="1600"/>
             <w:tcMar>
               <w:top w:type="dxa" w:w="60"/>
               <w:left w:type="dxa" w:w="100"/>
@@ -1352,7 +1503,7 @@
         </w:tc>
         <w:tc>
           <w:tcPr>
-            <w:tcW w:type="dxa" w:w="2113"/>
+            <w:tcW w:type="dxa" w:w="1920"/>
             <w:tcMar>
               <w:top w:type="dxa" w:w="60"/>
               <w:left w:type="dxa" w:w="100"/>
@@ -1372,7 +1523,7 @@
         </w:tc>
         <w:tc>
           <w:tcPr>
-            <w:tcW w:type="dxa" w:w="1950"/>
+            <w:tcW w:type="dxa" w:w="1760"/>
             <w:tcMar>
               <w:top w:type="dxa" w:w="60"/>
               <w:left w:type="dxa" w:w="100"/>
@@ -1392,7 +1543,7 @@
         </w:tc>
         <w:tc>
           <w:tcPr>
-            <w:tcW w:type="dxa" w:w="2763"/>
+            <w:tcW w:type="dxa" w:w="2720"/>
             <w:tcMar>
               <w:top w:type="dxa" w:w="60"/>
               <w:left w:type="dxa" w:w="100"/>
@@ -1412,7 +1563,7 @@
         </w:tc>
         <w:tc>
           <w:tcPr>
-            <w:tcW w:type="dxa" w:w="2279"/>
+            <w:tcW w:type="dxa" w:w="2080"/>
             <w:tcMar>
               <w:top w:type="dxa" w:w="60"/>
               <w:left w:type="dxa" w:w="100"/>
@@ -1437,7 +1588,7 @@
         </w:trPr>
         <w:tc>
           <w:tcPr>
-            <w:tcW w:type="dxa" w:w="975"/>
+            <w:tcW w:type="dxa" w:w="1600"/>
             <w:tcMar>
               <w:top w:type="dxa" w:w="60"/>
               <w:left w:type="dxa" w:w="100"/>
@@ -1457,7 +1608,7 @@
         </w:tc>
         <w:tc>
           <w:tcPr>
-            <w:tcW w:type="dxa" w:w="2113"/>
+            <w:tcW w:type="dxa" w:w="1920"/>
             <w:tcMar>
               <w:top w:type="dxa" w:w="60"/>
               <w:left w:type="dxa" w:w="100"/>
@@ -1477,7 +1628,7 @@
         </w:tc>
         <w:tc>
           <w:tcPr>
-            <w:tcW w:type="dxa" w:w="1950"/>
+            <w:tcW w:type="dxa" w:w="1760"/>
             <w:tcMar>
               <w:top w:type="dxa" w:w="60"/>
               <w:left w:type="dxa" w:w="100"/>
@@ -1497,7 +1648,7 @@
         </w:tc>
         <w:tc>
           <w:tcPr>
-            <w:tcW w:type="dxa" w:w="2763"/>
+            <w:tcW w:type="dxa" w:w="2720"/>
             <w:tcMar>
               <w:top w:type="dxa" w:w="60"/>
               <w:left w:type="dxa" w:w="100"/>
@@ -1517,7 +1668,7 @@
         </w:tc>
         <w:tc>
           <w:tcPr>
-            <w:tcW w:type="dxa" w:w="2279"/>
+            <w:tcW w:type="dxa" w:w="2080"/>
             <w:tcMar>
               <w:top w:type="dxa" w:w="60"/>
               <w:left w:type="dxa" w:w="100"/>
@@ -1542,7 +1693,7 @@
         </w:trPr>
         <w:tc>
           <w:tcPr>
-            <w:tcW w:type="dxa" w:w="975"/>
+            <w:tcW w:type="dxa" w:w="1600"/>
             <w:tcMar>
               <w:top w:type="dxa" w:w="60"/>
               <w:left w:type="dxa" w:w="100"/>
@@ -1562,7 +1713,7 @@
         </w:tc>
         <w:tc>
           <w:tcPr>
-            <w:tcW w:type="dxa" w:w="2113"/>
+            <w:tcW w:type="dxa" w:w="1920"/>
             <w:tcMar>
               <w:top w:type="dxa" w:w="60"/>
               <w:left w:type="dxa" w:w="100"/>
@@ -1582,7 +1733,7 @@
         </w:tc>
         <w:tc>
           <w:tcPr>
-            <w:tcW w:type="dxa" w:w="1950"/>
+            <w:tcW w:type="dxa" w:w="1760"/>
             <w:tcMar>
               <w:top w:type="dxa" w:w="60"/>
               <w:left w:type="dxa" w:w="100"/>
@@ -1602,7 +1753,7 @@
         </w:tc>
         <w:tc>
           <w:tcPr>
-            <w:tcW w:type="dxa" w:w="2763"/>
+            <w:tcW w:type="dxa" w:w="2720"/>
             <w:tcMar>
               <w:top w:type="dxa" w:w="60"/>
               <w:left w:type="dxa" w:w="100"/>
@@ -1622,7 +1773,7 @@
         </w:tc>
         <w:tc>
           <w:tcPr>
-            <w:tcW w:type="dxa" w:w="2279"/>
+            <w:tcW w:type="dxa" w:w="2080"/>
             <w:tcMar>
               <w:top w:type="dxa" w:w="60"/>
               <w:left w:type="dxa" w:w="100"/>
@@ -1637,6 +1788,111 @@
                 <w:szCs w:val="19"/>
               </w:rPr>
               <w:t xml:space="preserve">+0.019 °/min</w:t>
+            </w:r>
+          </w:p>
+        </w:tc>
+      </w:tr>
+      <w:tr>
+        <w:trPr>
+          <w:cantSplit/>
+        </w:trPr>
+        <w:tc>
+          <w:tcPr>
+            <w:tcW w:type="dxa" w:w="1600"/>
+            <w:tcMar>
+              <w:top w:type="dxa" w:w="60"/>
+              <w:left w:type="dxa" w:w="100"/>
+              <w:bottom w:type="dxa" w:w="60"/>
+              <w:right w:type="dxa" w:w="100"/>
+            </w:tcMar>
+          </w:tcPr>
+          <w:p>
+            <w:r>
+              <w:rPr>
+                <w:sz w:val="19"/>
+                <w:szCs w:val="19"/>
+              </w:rPr>
+              <w:t xml:space="preserve">1-hour hold</w:t>
+            </w:r>
+          </w:p>
+        </w:tc>
+        <w:tc>
+          <w:tcPr>
+            <w:tcW w:type="dxa" w:w="1920"/>
+            <w:tcMar>
+              <w:top w:type="dxa" w:w="60"/>
+              <w:left w:type="dxa" w:w="100"/>
+              <w:bottom w:type="dxa" w:w="60"/>
+              <w:right w:type="dxa" w:w="100"/>
+            </w:tcMar>
+          </w:tcPr>
+          <w:p>
+            <w:r>
+              <w:rPr>
+                <w:sz w:val="19"/>
+                <w:szCs w:val="19"/>
+              </w:rPr>
+              <w:t xml:space="preserve">+0.23°</w:t>
+            </w:r>
+          </w:p>
+        </w:tc>
+        <w:tc>
+          <w:tcPr>
+            <w:tcW w:type="dxa" w:w="1760"/>
+            <w:tcMar>
+              <w:top w:type="dxa" w:w="60"/>
+              <w:left w:type="dxa" w:w="100"/>
+              <w:bottom w:type="dxa" w:w="60"/>
+              <w:right w:type="dxa" w:w="100"/>
+            </w:tcMar>
+          </w:tcPr>
+          <w:p>
+            <w:r>
+              <w:rPr>
+                <w:sz w:val="19"/>
+                <w:szCs w:val="19"/>
+              </w:rPr>
+              <w:t xml:space="preserve">0.018°</w:t>
+            </w:r>
+          </w:p>
+        </w:tc>
+        <w:tc>
+          <w:tcPr>
+            <w:tcW w:type="dxa" w:w="2720"/>
+            <w:tcMar>
+              <w:top w:type="dxa" w:w="60"/>
+              <w:left w:type="dxa" w:w="100"/>
+              <w:bottom w:type="dxa" w:w="60"/>
+              <w:right w:type="dxa" w:w="100"/>
+            </w:tcMar>
+          </w:tcPr>
+          <w:p>
+            <w:r>
+              <w:rPr>
+                <w:sz w:val="19"/>
+                <w:szCs w:val="19"/>
+              </w:rPr>
+              <w:t xml:space="preserve">~0.06° over 57 min</w:t>
+            </w:r>
+          </w:p>
+        </w:tc>
+        <w:tc>
+          <w:tcPr>
+            <w:tcW w:type="dxa" w:w="2080"/>
+            <w:tcMar>
+              <w:top w:type="dxa" w:w="60"/>
+              <w:left w:type="dxa" w:w="100"/>
+              <w:bottom w:type="dxa" w:w="60"/>
+              <w:right w:type="dxa" w:w="100"/>
+            </w:tcMar>
+          </w:tcPr>
+          <w:p>
+            <w:r>
+              <w:rPr>
+                <w:sz w:val="19"/>
+                <w:szCs w:val="19"/>
+              </w:rPr>
+              <w:t xml:space="preserve">−0.001 °/min</w:t>
             </w:r>
           </w:p>
         </w:tc>
@@ -1662,7 +1918,7 @@
         <w:pStyle w:val="ListParagraph"/>
         <w:numPr>
           <w:ilvl w:val="0"/>
-          <w:numId w:val="4"/>
+          <w:numId w:val="3"/>
         </w:numPr>
         <w:spacing w:after="60"/>
       </w:pPr>
@@ -1682,7 +1938,7 @@
         <w:pStyle w:val="ListParagraph"/>
         <w:numPr>
           <w:ilvl w:val="0"/>
-          <w:numId w:val="4"/>
+          <w:numId w:val="3"/>
         </w:numPr>
         <w:spacing w:after="60"/>
       </w:pPr>
@@ -1694,7 +1950,7 @@
         <w:t xml:space="preserve">Session 2 (raised rig):</w:t>
       </w:r>
       <w:r>
-        <w:t xml:space="preserve"> the reading crept by 0.1–0.5°. Run 5 has two sudden steps. The desk node, which isn't part of the angle calculation, moved at the same time, so the creep most likely comes from the rig or wires settling rather than the sensor. Short-term jitter was the same as in session 1.</w:t>
+        <w:t xml:space="preserve"> the reading crept by 0.1–0.5°, and run 5 has two sudden steps. The desk node, which isn't part of the angle calculation, moved at the same time, so the creep most likely comes from the rig or wires settling. In a later run, the raw accelerometer confirmed that a similar creep was the ruler physically tilting.</w:t>
       </w:r>
     </w:p>
     <w:p>
@@ -1702,7 +1958,7 @@
         <w:pStyle w:val="ListParagraph"/>
         <w:numPr>
           <w:ilvl w:val="0"/>
-          <w:numId w:val="4"/>
+          <w:numId w:val="3"/>
         </w:numPr>
         <w:spacing w:after="60"/>
       </w:pPr>
@@ -1711,10 +1967,30 @@
           <w:b/>
           <w:bCs/>
         </w:rPr>
+        <w:t xml:space="preserve">1-hour hold</w:t>
+      </w:r>
+      <w:r>
+        <w:t xml:space="preserve"> (from the board-swap run, where the angle came from the healthy board): 57 minutes at 0.23° with 0.018° jitter. The 5 s averages stayed within a 0.1° range. This is the longest clean static record.</w:t>
+      </w:r>
+    </w:p>
+    <w:p>
+      <w:pPr>
+        <w:pStyle w:val="ListParagraph"/>
+        <w:numPr>
+          <w:ilvl w:val="0"/>
+          <w:numId w:val="3"/>
+        </w:numPr>
+        <w:spacing w:after="60"/>
+      </w:pPr>
+      <w:r>
+        <w:rPr>
+          <w:b/>
+          <w:bCs/>
+        </w:rPr>
         <w:t xml:space="preserve">Resting angle</w:t>
       </w:r>
       <w:r>
-        <w:t xml:space="preserve"> is where the ruler came to rest after the calibration sweep, relative to where it was zeroed. It reflects placement, and it stays constant during the hold.</w:t>
+        <w:t xml:space="preserve"> is where the node came to rest after the calibration sweep, relative to where it was zeroed. It reflects placement, and it stays constant during the hold.</w:t>
       </w:r>
     </w:p>
     <w:p>
@@ -1730,7 +2006,7 @@
         <w:spacing w:after="120"/>
       </w:pPr>
       <w:r>
-        <w:t xml:space="preserve">Allan deviation shows how much averages over a time window τ differ from one window to the next. If it stayed flat or fell as τ grew, there's no drift at those time scales.</w:t>
+        <w:t xml:space="preserve">Allan deviation shows how much averages over a time window τ differ from one window to the next. If it stays flat or falls as τ grows, there's no drift at those time scales.</w:t>
       </w:r>
     </w:p>
     <w:tbl>
@@ -2031,7 +2307,7 @@
         <w:spacing w:after="120"/>
       </w:pPr>
       <w:r>
-        <w:t xml:space="preserve">Session 1 is flat from 10 s to 60 s, so no drift appears over these time scales.</w:t>
+        <w:t xml:space="preserve">Session 1 is flat from 10 s to 60 s, and the 1-hour hold drifted only −0.001 °/min, so no sensor drift shows up at any time scale tested.</w:t>
       </w:r>
     </w:p>
     <w:p>
@@ -2039,103 +2315,7 @@
         <w:pStyle w:val="Heading2"/>
       </w:pPr>
       <w:r>
-        <w:t xml:space="preserve">Other checks</w:t>
-      </w:r>
-    </w:p>
-    <w:p>
-      <w:pPr>
-        <w:pStyle w:val="ListParagraph"/>
-        <w:numPr>
-          <w:ilvl w:val="0"/>
-          <w:numId w:val="4"/>
-        </w:numPr>
-        <w:spacing w:after="60"/>
-      </w:pPr>
-      <w:r>
-        <w:rPr>
-          <w:b/>
-          <w:bCs/>
-        </w:rPr>
-        <w:t xml:space="preserve">Heading drift doesn't affect the angle.</w:t>
-      </w:r>
-      <w:r>
-        <w:t xml:space="preserve"> Each sensor's heading (compass direction) drifted by 0.2–5 °/min, as expected without a magnetometer, and the angle ignored it in both sessions. That's by design.</w:t>
-      </w:r>
-    </w:p>
-    <w:p>
-      <w:pPr>
-        <w:pStyle w:val="ListParagraph"/>
-        <w:numPr>
-          <w:ilvl w:val="0"/>
-          <w:numId w:val="4"/>
-        </w:numPr>
-        <w:spacing w:after="60"/>
-      </w:pPr>
-      <w:r>
-        <w:rPr>
-          <w:b/>
-          <w:bCs/>
-        </w:rPr>
-        <w:t xml:space="preserve">Calibration copes with an imperfect setup.</w:t>
-      </w:r>
-      <w:r>
-        <w:t xml:space="preserve"> In session 2 the ruler node was zeroed 4–15° off level, and the sweep was shorter (~55°) and in the opposite direction. Calibration still worked and the reading was just as steady.</w:t>
-      </w:r>
-    </w:p>
-    <w:p>
-      <w:pPr>
-        <w:pStyle w:val="ListParagraph"/>
-        <w:numPr>
-          <w:ilvl w:val="0"/>
-          <w:numId w:val="4"/>
-        </w:numPr>
-        <w:spacing w:after="60"/>
-      </w:pPr>
-      <w:r>
-        <w:rPr>
-          <w:b/>
-          <w:bCs/>
-        </w:rPr>
-        <w:t xml:space="preserve">Link reliability:</w:t>
-      </w:r>
-      <w:r>
-        <w:t xml:space="preserve"> 100 % valid samples in all six runs, no dropouts.</w:t>
-      </w:r>
-    </w:p>
-    <w:p>
-      <w:pPr>
-        <w:pStyle w:val="ListParagraph"/>
-        <w:numPr>
-          <w:ilvl w:val="0"/>
-          <w:numId w:val="4"/>
-        </w:numPr>
-        <w:spacing w:after="60"/>
-      </w:pPr>
-      <w:r>
-        <w:rPr>
-          <w:b/>
-          <w:bCs/>
-        </w:rPr>
-        <w:t xml:space="preserve">Longest clean hold so far:</w:t>
-      </w:r>
-      <w:r>
-        <w:t xml:space="preserve"> the first ~18 minutes of the 40-minute run held at 0.80° with 0.016° jitter and −0.001 °/min drift, before the sensor fault (issue 2) began.</w:t>
-      </w:r>
-    </w:p>
-    <w:p>
-      <w:pPr>
-        <w:pStyle w:val="Heading1"/>
-      </w:pPr>
-      <w:r>
-        <w:t xml:space="preserve">Issues found</w:t>
-      </w:r>
-    </w:p>
-    <w:p>
-      <w:pPr>
-        <w:pStyle w:val="Heading2"/>
-      </w:pPr>
-      <w:r>
-        <w:t xml:space="preserve">1. Sample rate is ~40 Hz, not 50 Hz</w:t>
+        <w:t xml:space="preserve">Preliminary angle check: 45° and 90° rigs</w:t>
       </w:r>
     </w:p>
     <w:tbl>
@@ -2152,8 +2332,11 @@
         <w:tblLayout w:type="fixed"/>
       </w:tblPr>
       <w:tblGrid>
-        <w:gridCol w:w="4928"/>
-        <w:gridCol w:w="5152"/>
+        <w:gridCol w:w="1138"/>
+        <w:gridCol w:w="2438"/>
+        <w:gridCol w:w="2113"/>
+        <w:gridCol w:w="1788"/>
+        <w:gridCol w:w="2603"/>
       </w:tblGrid>
       <w:tr>
         <w:trPr>
@@ -2161,20 +2344,7 @@
         </w:trPr>
         <w:tc>
           <w:tcPr>
-            <w:tcW w:type="dxa" w:w="4928"/>
-            <w:shd w:fill="DCE6F1" w:color="auto" w:val="clear"/>
-            <w:tcMar>
-              <w:top w:type="dxa" w:w="60"/>
-              <w:left w:type="dxa" w:w="100"/>
-              <w:bottom w:type="dxa" w:w="60"/>
-              <w:right w:type="dxa" w:w="100"/>
-            </w:tcMar>
-          </w:tcPr>
-          <w:p/>
-        </w:tc>
-        <w:tc>
-          <w:tcPr>
-            <w:tcW w:type="dxa" w:w="5152"/>
+            <w:tcW w:type="dxa" w:w="1138"/>
             <w:shd w:fill="DCE6F1" w:color="auto" w:val="clear"/>
             <w:tcMar>
               <w:top w:type="dxa" w:w="60"/>
@@ -2191,7 +2361,99 @@
                 <w:sz w:val="19"/>
                 <w:szCs w:val="19"/>
               </w:rPr>
-              <w:t xml:space="preserve">Rate</w:t>
+              <w:t xml:space="preserve">Rig</w:t>
+            </w:r>
+          </w:p>
+        </w:tc>
+        <w:tc>
+          <w:tcPr>
+            <w:tcW w:type="dxa" w:w="2438"/>
+            <w:shd w:fill="DCE6F1" w:color="auto" w:val="clear"/>
+            <w:tcMar>
+              <w:top w:type="dxa" w:w="60"/>
+              <w:left w:type="dxa" w:w="100"/>
+              <w:bottom w:type="dxa" w:w="60"/>
+              <w:right w:type="dxa" w:w="100"/>
+            </w:tcMar>
+          </w:tcPr>
+          <w:p>
+            <w:r>
+              <w:rPr>
+                <w:b/>
+                <w:bCs/>
+                <w:sz w:val="19"/>
+                <w:szCs w:val="19"/>
+              </w:rPr>
+              <w:t xml:space="preserve">Reading (steady part)</w:t>
+            </w:r>
+          </w:p>
+        </w:tc>
+        <w:tc>
+          <w:tcPr>
+            <w:tcW w:type="dxa" w:w="2113"/>
+            <w:shd w:fill="DCE6F1" w:color="auto" w:val="clear"/>
+            <w:tcMar>
+              <w:top w:type="dxa" w:w="60"/>
+              <w:left w:type="dxa" w:w="100"/>
+              <w:bottom w:type="dxa" w:w="60"/>
+              <w:right w:type="dxa" w:w="100"/>
+            </w:tcMar>
+          </w:tcPr>
+          <w:p>
+            <w:r>
+              <w:rPr>
+                <w:b/>
+                <w:bCs/>
+                <w:sz w:val="19"/>
+                <w:szCs w:val="19"/>
+              </w:rPr>
+              <w:t xml:space="preserve">Diff from nominal</w:t>
+            </w:r>
+          </w:p>
+        </w:tc>
+        <w:tc>
+          <w:tcPr>
+            <w:tcW w:type="dxa" w:w="1788"/>
+            <w:shd w:fill="DCE6F1" w:color="auto" w:val="clear"/>
+            <w:tcMar>
+              <w:top w:type="dxa" w:w="60"/>
+              <w:left w:type="dxa" w:w="100"/>
+              <w:bottom w:type="dxa" w:w="60"/>
+              <w:right w:type="dxa" w:w="100"/>
+            </w:tcMar>
+          </w:tcPr>
+          <w:p>
+            <w:r>
+              <w:rPr>
+                <w:b/>
+                <w:bCs/>
+                <w:sz w:val="19"/>
+                <w:szCs w:val="19"/>
+              </w:rPr>
+              <w:t xml:space="preserve">Jitter (SD)</w:t>
+            </w:r>
+          </w:p>
+        </w:tc>
+        <w:tc>
+          <w:tcPr>
+            <w:tcW w:type="dxa" w:w="2603"/>
+            <w:shd w:fill="DCE6F1" w:color="auto" w:val="clear"/>
+            <w:tcMar>
+              <w:top w:type="dxa" w:w="60"/>
+              <w:left w:type="dxa" w:w="100"/>
+              <w:bottom w:type="dxa" w:w="60"/>
+              <w:right w:type="dxa" w:w="100"/>
+            </w:tcMar>
+          </w:tcPr>
+          <w:p>
+            <w:r>
+              <w:rPr>
+                <w:b/>
+                <w:bCs/>
+                <w:sz w:val="19"/>
+                <w:szCs w:val="19"/>
+              </w:rPr>
+              <w:t xml:space="preserve">Raw-accelerometer check</w:t>
             </w:r>
           </w:p>
         </w:tc>
@@ -2202,41 +2464,101 @@
         </w:trPr>
         <w:tc>
           <w:tcPr>
-            <w:tcW w:type="dxa" w:w="4928"/>
-            <w:tcMar>
-              <w:top w:type="dxa" w:w="60"/>
-              <w:left w:type="dxa" w:w="100"/>
-              <w:bottom w:type="dxa" w:w="60"/>
-              <w:right w:type="dxa" w:w="100"/>
-            </w:tcMar>
-          </w:tcPr>
-          <w:p>
-            <w:r>
-              <w:rPr>
-                <w:sz w:val="19"/>
-                <w:szCs w:val="19"/>
-              </w:rPr>
-              <w:t xml:space="preserve">Configured</w:t>
-            </w:r>
-          </w:p>
-        </w:tc>
-        <w:tc>
-          <w:tcPr>
-            <w:tcW w:type="dxa" w:w="5152"/>
-            <w:tcMar>
-              <w:top w:type="dxa" w:w="60"/>
-              <w:left w:type="dxa" w:w="100"/>
-              <w:bottom w:type="dxa" w:w="60"/>
-              <w:right w:type="dxa" w:w="100"/>
-            </w:tcMar>
-          </w:tcPr>
-          <w:p>
-            <w:r>
-              <w:rPr>
-                <w:sz w:val="19"/>
-                <w:szCs w:val="19"/>
-              </w:rPr>
-              <w:t xml:space="preserve">50 Hz</w:t>
+            <w:tcW w:type="dxa" w:w="1138"/>
+            <w:tcMar>
+              <w:top w:type="dxa" w:w="60"/>
+              <w:left w:type="dxa" w:w="100"/>
+              <w:bottom w:type="dxa" w:w="60"/>
+              <w:right w:type="dxa" w:w="100"/>
+            </w:tcMar>
+          </w:tcPr>
+          <w:p>
+            <w:r>
+              <w:rPr>
+                <w:sz w:val="19"/>
+                <w:szCs w:val="19"/>
+              </w:rPr>
+              <w:t xml:space="preserve">45°</w:t>
+            </w:r>
+          </w:p>
+        </w:tc>
+        <w:tc>
+          <w:tcPr>
+            <w:tcW w:type="dxa" w:w="2438"/>
+            <w:tcMar>
+              <w:top w:type="dxa" w:w="60"/>
+              <w:left w:type="dxa" w:w="100"/>
+              <w:bottom w:type="dxa" w:w="60"/>
+              <w:right w:type="dxa" w:w="100"/>
+            </w:tcMar>
+          </w:tcPr>
+          <w:p>
+            <w:r>
+              <w:rPr>
+                <w:sz w:val="19"/>
+                <w:szCs w:val="19"/>
+              </w:rPr>
+              <w:t xml:space="preserve">45.0°</w:t>
+            </w:r>
+          </w:p>
+        </w:tc>
+        <w:tc>
+          <w:tcPr>
+            <w:tcW w:type="dxa" w:w="2113"/>
+            <w:tcMar>
+              <w:top w:type="dxa" w:w="60"/>
+              <w:left w:type="dxa" w:w="100"/>
+              <w:bottom w:type="dxa" w:w="60"/>
+              <w:right w:type="dxa" w:w="100"/>
+            </w:tcMar>
+          </w:tcPr>
+          <w:p>
+            <w:r>
+              <w:rPr>
+                <w:sz w:val="19"/>
+                <w:szCs w:val="19"/>
+              </w:rPr>
+              <w:t xml:space="preserve">0.0°</w:t>
+            </w:r>
+          </w:p>
+        </w:tc>
+        <w:tc>
+          <w:tcPr>
+            <w:tcW w:type="dxa" w:w="1788"/>
+            <w:tcMar>
+              <w:top w:type="dxa" w:w="60"/>
+              <w:left w:type="dxa" w:w="100"/>
+              <w:bottom w:type="dxa" w:w="60"/>
+              <w:right w:type="dxa" w:w="100"/>
+            </w:tcMar>
+          </w:tcPr>
+          <w:p>
+            <w:r>
+              <w:rPr>
+                <w:sz w:val="19"/>
+                <w:szCs w:val="19"/>
+              </w:rPr>
+              <w:t xml:space="preserve">0.034°</w:t>
+            </w:r>
+          </w:p>
+        </w:tc>
+        <w:tc>
+          <w:tcPr>
+            <w:tcW w:type="dxa" w:w="2603"/>
+            <w:tcMar>
+              <w:top w:type="dxa" w:w="60"/>
+              <w:left w:type="dxa" w:w="100"/>
+              <w:bottom w:type="dxa" w:w="60"/>
+              <w:right w:type="dxa" w:w="100"/>
+            </w:tcMar>
+          </w:tcPr>
+          <w:p>
+            <w:r>
+              <w:rPr>
+                <w:sz w:val="19"/>
+                <w:szCs w:val="19"/>
+              </w:rPr>
+              <w:t xml:space="preserve">45.2°</w:t>
             </w:r>
           </w:p>
         </w:tc>
@@ -2247,131 +2569,101 @@
         </w:trPr>
         <w:tc>
           <w:tcPr>
-            <w:tcW w:type="dxa" w:w="4928"/>
-            <w:tcMar>
-              <w:top w:type="dxa" w:w="60"/>
-              <w:left w:type="dxa" w:w="100"/>
-              <w:bottom w:type="dxa" w:w="60"/>
-              <w:right w:type="dxa" w:w="100"/>
-            </w:tcMar>
-          </w:tcPr>
-          <w:p>
-            <w:r>
-              <w:rPr>
-                <w:sz w:val="19"/>
-                <w:szCs w:val="19"/>
-              </w:rPr>
-              <w:t xml:space="preserve">Produced by the central board</w:t>
-            </w:r>
-          </w:p>
-        </w:tc>
-        <w:tc>
-          <w:tcPr>
-            <w:tcW w:type="dxa" w:w="5152"/>
-            <w:tcMar>
-              <w:top w:type="dxa" w:w="60"/>
-              <w:left w:type="dxa" w:w="100"/>
-              <w:bottom w:type="dxa" w:w="60"/>
-              <w:right w:type="dxa" w:w="100"/>
-            </w:tcMar>
-          </w:tcPr>
-          <w:p>
-            <w:r>
-              <w:rPr>
-                <w:sz w:val="19"/>
-                <w:szCs w:val="19"/>
-              </w:rPr>
-              <w:t xml:space="preserve">~43.5 Hz (one sample every ~23 ms)</w:t>
-            </w:r>
-          </w:p>
-        </w:tc>
-      </w:tr>
-      <w:tr>
-        <w:trPr>
-          <w:cantSplit/>
-        </w:trPr>
-        <w:tc>
-          <w:tcPr>
-            <w:tcW w:type="dxa" w:w="4928"/>
-            <w:tcMar>
-              <w:top w:type="dxa" w:w="60"/>
-              <w:left w:type="dxa" w:w="100"/>
-              <w:bottom w:type="dxa" w:w="60"/>
-              <w:right w:type="dxa" w:w="100"/>
-            </w:tcMar>
-          </w:tcPr>
-          <w:p>
-            <w:r>
-              <w:rPr>
-                <w:sz w:val="19"/>
-                <w:szCs w:val="19"/>
-              </w:rPr>
-              <w:t xml:space="preserve">Unique samples in the CSV</w:t>
-            </w:r>
-          </w:p>
-        </w:tc>
-        <w:tc>
-          <w:tcPr>
-            <w:tcW w:type="dxa" w:w="5152"/>
-            <w:tcMar>
-              <w:top w:type="dxa" w:w="60"/>
-              <w:left w:type="dxa" w:w="100"/>
-              <w:bottom w:type="dxa" w:w="60"/>
-              <w:right w:type="dxa" w:w="100"/>
-            </w:tcMar>
-          </w:tcPr>
-          <w:p>
-            <w:r>
-              <w:rPr>
-                <w:sz w:val="19"/>
-                <w:szCs w:val="19"/>
-              </w:rPr>
-              <w:t xml:space="preserve">~40.5 Hz</w:t>
-            </w:r>
-          </w:p>
-        </w:tc>
-      </w:tr>
-      <w:tr>
-        <w:trPr>
-          <w:cantSplit/>
-        </w:trPr>
-        <w:tc>
-          <w:tcPr>
-            <w:tcW w:type="dxa" w:w="4928"/>
-            <w:tcMar>
-              <w:top w:type="dxa" w:w="60"/>
-              <w:left w:type="dxa" w:w="100"/>
-              <w:bottom w:type="dxa" w:w="60"/>
-              <w:right w:type="dxa" w:w="100"/>
-            </w:tcMar>
-          </w:tcPr>
-          <w:p>
-            <w:r>
-              <w:rPr>
-                <w:sz w:val="19"/>
-                <w:szCs w:val="19"/>
-              </w:rPr>
-              <w:t xml:space="preserve">CSV rows repeating the previous sample</w:t>
-            </w:r>
-          </w:p>
-        </w:tc>
-        <w:tc>
-          <w:tcPr>
-            <w:tcW w:type="dxa" w:w="5152"/>
-            <w:tcMar>
-              <w:top w:type="dxa" w:w="60"/>
-              <w:left w:type="dxa" w:w="100"/>
-              <w:bottom w:type="dxa" w:w="60"/>
-              <w:right w:type="dxa" w:w="100"/>
-            </w:tcMar>
-          </w:tcPr>
-          <w:p>
-            <w:r>
-              <w:rPr>
-                <w:sz w:val="19"/>
-                <w:szCs w:val="19"/>
-              </w:rPr>
-              <w:t xml:space="preserve">19–20 %</w:t>
+            <w:tcW w:type="dxa" w:w="1138"/>
+            <w:tcMar>
+              <w:top w:type="dxa" w:w="60"/>
+              <w:left w:type="dxa" w:w="100"/>
+              <w:bottom w:type="dxa" w:w="60"/>
+              <w:right w:type="dxa" w:w="100"/>
+            </w:tcMar>
+          </w:tcPr>
+          <w:p>
+            <w:r>
+              <w:rPr>
+                <w:sz w:val="19"/>
+                <w:szCs w:val="19"/>
+              </w:rPr>
+              <w:t xml:space="preserve">90°</w:t>
+            </w:r>
+          </w:p>
+        </w:tc>
+        <w:tc>
+          <w:tcPr>
+            <w:tcW w:type="dxa" w:w="2438"/>
+            <w:tcMar>
+              <w:top w:type="dxa" w:w="60"/>
+              <w:left w:type="dxa" w:w="100"/>
+              <w:bottom w:type="dxa" w:w="60"/>
+              <w:right w:type="dxa" w:w="100"/>
+            </w:tcMar>
+          </w:tcPr>
+          <w:p>
+            <w:r>
+              <w:rPr>
+                <w:sz w:val="19"/>
+                <w:szCs w:val="19"/>
+              </w:rPr>
+              <w:t xml:space="preserve">89.0°</w:t>
+            </w:r>
+          </w:p>
+        </w:tc>
+        <w:tc>
+          <w:tcPr>
+            <w:tcW w:type="dxa" w:w="2113"/>
+            <w:tcMar>
+              <w:top w:type="dxa" w:w="60"/>
+              <w:left w:type="dxa" w:w="100"/>
+              <w:bottom w:type="dxa" w:w="60"/>
+              <w:right w:type="dxa" w:w="100"/>
+            </w:tcMar>
+          </w:tcPr>
+          <w:p>
+            <w:r>
+              <w:rPr>
+                <w:sz w:val="19"/>
+                <w:szCs w:val="19"/>
+              </w:rPr>
+              <w:t xml:space="preserve">1.0°</w:t>
+            </w:r>
+          </w:p>
+        </w:tc>
+        <w:tc>
+          <w:tcPr>
+            <w:tcW w:type="dxa" w:w="1788"/>
+            <w:tcMar>
+              <w:top w:type="dxa" w:w="60"/>
+              <w:left w:type="dxa" w:w="100"/>
+              <w:bottom w:type="dxa" w:w="60"/>
+              <w:right w:type="dxa" w:w="100"/>
+            </w:tcMar>
+          </w:tcPr>
+          <w:p>
+            <w:r>
+              <w:rPr>
+                <w:sz w:val="19"/>
+                <w:szCs w:val="19"/>
+              </w:rPr>
+              <w:t xml:space="preserve">0.093°</w:t>
+            </w:r>
+          </w:p>
+        </w:tc>
+        <w:tc>
+          <w:tcPr>
+            <w:tcW w:type="dxa" w:w="2603"/>
+            <w:tcMar>
+              <w:top w:type="dxa" w:w="60"/>
+              <w:left w:type="dxa" w:w="100"/>
+              <w:bottom w:type="dxa" w:w="60"/>
+              <w:right w:type="dxa" w:w="100"/>
+            </w:tcMar>
+          </w:tcPr>
+          <w:p>
+            <w:r>
+              <w:rPr>
+                <w:sz w:val="19"/>
+                <w:szCs w:val="19"/>
+              </w:rPr>
+              <w:t xml:space="preserve">89.0°</w:t>
             </w:r>
           </w:p>
         </w:tc>
@@ -2379,75 +2671,17 @@
     </w:tbl>
     <w:p>
       <w:pPr>
-        <w:spacing w:after="120"/>
-      </w:pPr>
-    </w:p>
-    <w:p>
-      <w:pPr>
-        <w:spacing w:after="120"/>
-      </w:pPr>
-      <w:r>
-        <w:rPr>
-          <w:b/>
-          <w:bCs/>
-        </w:rPr>
-        <w:t xml:space="preserve">Cause.</w:t>
-      </w:r>
-      <w:r>
-        <w:t xml:space="preserve"> The central board takes ~23 ms per output cycle instead of 20 ms. The GUI writes a row every 20 ms whatever it has received, so when no new sample has arrived it writes the previous one again. Repeated rows share the board's timestamp (</w:t>
-      </w:r>
-      <w:r>
-        <w:rPr>
-          <w:rFonts w:ascii="Consolas" w:cs="Consolas" w:eastAsia="Consolas" w:hAnsi="Consolas"/>
-          <w:sz w:val="19"/>
-          <w:szCs w:val="19"/>
-        </w:rPr>
-        <w:t xml:space="preserve">t_thigh_us</w:t>
-      </w:r>
-      <w:r>
-        <w:t xml:space="preserve">), which confirms they are copies of the same measurement.</w:t>
-      </w:r>
-    </w:p>
-    <w:p>
-      <w:pPr>
-        <w:spacing w:after="120"/>
-      </w:pPr>
-      <w:r>
-        <w:rPr>
-          <w:b/>
-          <w:bCs/>
-        </w:rPr>
-        <w:t xml:space="preserve">Effect on these results: none.</w:t>
-      </w:r>
-      <w:r>
-        <w:t xml:space="preserve"> With duplicates removed, every run's mean, SD and drift are identical to within 0.0002°. For movement data it would matter: repeated values, dropped samples, and row times up to ~20 ms off.</w:t>
-      </w:r>
-    </w:p>
-    <w:p>
-      <w:pPr>
-        <w:spacing w:after="120"/>
-      </w:pPr>
-      <w:r>
-        <w:rPr>
-          <w:b/>
-          <w:bCs/>
-        </w:rPr>
-        <w:t xml:space="preserve">Measured cause.</w:t>
-      </w:r>
-      <w:r>
-        <w:t xml:space="preserve"> The diagnostic build timed each ~23 ms cycle: ~10.7 ms reading the thigh IMU and ~11.7 ms printing the data line as ~36 separate prints. Sending a longer line as one write took ~0.7 ms.</w:t>
-      </w:r>
-    </w:p>
-    <w:p>
-      <w:pPr>
-        <w:spacing w:after="60"/>
-      </w:pPr>
-      <w:r>
-        <w:rPr>
-          <w:b/>
-          <w:bCs/>
-        </w:rPr>
-        <w:t xml:space="preserve">Status.</w:t>
+        <w:spacing w:after="200"/>
+      </w:pPr>
+      <w:r>
+        <w:rPr>
+          <w:i/>
+          <w:iCs/>
+          <w:color w:val="5A5A5A"/>
+          <w:sz w:val="18"/>
+          <w:szCs w:val="18"/>
+        </w:rPr>
+        <w:t xml:space="preserve">The GUI shows these as negative angles because of the bending direction the calibration learned.</w:t>
       </w:r>
     </w:p>
     <w:p>
@@ -2455,12 +2689,19 @@
         <w:pStyle w:val="ListParagraph"/>
         <w:numPr>
           <w:ilvl w:val="0"/>
-          <w:numId w:val="4"/>
+          <w:numId w:val="3"/>
         </w:numPr>
         <w:spacing w:after="60"/>
       </w:pPr>
       <w:r>
-        <w:t xml:space="preserve">A first firmware fix to the output timer had no effect, which showed the problem is inside each output cycle.</w:t>
+        <w:rPr>
+          <w:b/>
+          <w:bCs/>
+        </w:rPr>
+        <w:t xml:space="preserve">The shank node's tilt is measured correctly.</w:t>
+      </w:r>
+      <w:r>
+        <w:t xml:space="preserve"> The raw accelerometer, which doesn't depend on the filter or the calibration, agrees with the reported angle within about 0.2°. So the calibration learned the right bending direction, and a 90° hold is as steady as a 0° hold.</w:t>
       </w:r>
     </w:p>
     <w:p>
@@ -2468,7 +2709,7 @@
         <w:pStyle w:val="ListParagraph"/>
         <w:numPr>
           <w:ilvl w:val="0"/>
-          <w:numId w:val="4"/>
+          <w:numId w:val="3"/>
         </w:numPr>
         <w:spacing w:after="60"/>
       </w:pPr>
@@ -2477,10 +2718,65 @@
           <w:b/>
           <w:bCs/>
         </w:rPr>
-        <w:t xml:space="preserve">Fix made, awaiting a test run:</w:t>
-      </w:r>
-      <w:r>
-        <w:t xml:space="preserve"> the central now builds each data line in memory and sends it with one write, which should bring the cycle to ~11–12 ms and the rate to a true 50 Hz.</w:t>
+        <w:t xml:space="preserve">Why this is preliminary:</w:t>
+      </w:r>
+    </w:p>
+    <w:p>
+      <w:pPr>
+        <w:pStyle w:val="ListParagraph"/>
+        <w:numPr>
+          <w:ilvl w:val="1"/>
+          <w:numId w:val="3"/>
+        </w:numPr>
+        <w:spacing w:after="60"/>
+      </w:pPr>
+      <w:r>
+        <w:rPr>
+          <w:b/>
+          <w:bCs/>
+        </w:rPr>
+        <w:t xml:space="preserve">One placement each.</w:t>
+      </w:r>
+    </w:p>
+    <w:p>
+      <w:pPr>
+        <w:pStyle w:val="ListParagraph"/>
+        <w:numPr>
+          <w:ilvl w:val="1"/>
+          <w:numId w:val="3"/>
+        </w:numPr>
+        <w:spacing w:after="60"/>
+      </w:pPr>
+      <w:r>
+        <w:rPr>
+          <w:b/>
+          <w:bCs/>
+        </w:rPr>
+        <w:t xml:space="preserve">The reference (thigh) node shifted 2.7° and 4.5° during placement,</w:t>
+      </w:r>
+      <w:r>
+        <w:t xml:space="preserve"> probably pulled by its cable. The software ignores that node because it didn't tilt during calibration. If the upper segment stayed flat, as intended, the readings above stand. If the segment itself moved, the true angle between the segments could differ by up to ~2–3°.</w:t>
+      </w:r>
+    </w:p>
+    <w:p>
+      <w:pPr>
+        <w:pStyle w:val="ListParagraph"/>
+        <w:numPr>
+          <w:ilvl w:val="1"/>
+          <w:numId w:val="3"/>
+        </w:numPr>
+        <w:spacing w:after="60"/>
+      </w:pPr>
+      <w:r>
+        <w:t xml:space="preserve">The data suggests the board shifted on its segment rather than the segment rotating, since it tilted about as much across the bending plane as along it. But this can't be confirmed.</w:t>
+      </w:r>
+    </w:p>
+    <w:p>
+      <w:pPr>
+        <w:pStyle w:val="Heading2"/>
+      </w:pPr>
+      <w:r>
+        <w:t xml:space="preserve">Other checks</w:t>
       </w:r>
     </w:p>
     <w:p>
@@ -2488,12 +2784,67 @@
         <w:pStyle w:val="ListParagraph"/>
         <w:numPr>
           <w:ilvl w:val="0"/>
-          <w:numId w:val="4"/>
+          <w:numId w:val="3"/>
         </w:numPr>
         <w:spacing w:after="60"/>
       </w:pPr>
       <w:r>
-        <w:t xml:space="preserve">Still planned: write one CSV row per received sample, so duplicates can't happen.</w:t>
+        <w:rPr>
+          <w:b/>
+          <w:bCs/>
+        </w:rPr>
+        <w:t xml:space="preserve">Heading drift doesn't affect the angle.</w:t>
+      </w:r>
+      <w:r>
+        <w:t xml:space="preserve"> Each sensor's heading (compass direction) drifted by 0.2–5 °/min, as expected without a magnetometer, and the angle ignored it in every run. That's by design.</w:t>
+      </w:r>
+    </w:p>
+    <w:p>
+      <w:pPr>
+        <w:pStyle w:val="ListParagraph"/>
+        <w:numPr>
+          <w:ilvl w:val="0"/>
+          <w:numId w:val="3"/>
+        </w:numPr>
+        <w:spacing w:after="60"/>
+      </w:pPr>
+      <w:r>
+        <w:rPr>
+          <w:b/>
+          <w:bCs/>
+        </w:rPr>
+        <w:t xml:space="preserve">Calibration copes with an imperfect setup.</w:t>
+      </w:r>
+      <w:r>
+        <w:t xml:space="preserve"> In session 2 the ruler node was zeroed 4–15° off level, and the sweep was shorter (~55°) and in the opposite direction. Calibration still worked and the reading was just as steady.</w:t>
+      </w:r>
+    </w:p>
+    <w:p>
+      <w:pPr>
+        <w:pStyle w:val="ListParagraph"/>
+        <w:numPr>
+          <w:ilvl w:val="0"/>
+          <w:numId w:val="3"/>
+        </w:numPr>
+        <w:spacing w:after="60"/>
+      </w:pPr>
+      <w:r>
+        <w:rPr>
+          <w:b/>
+          <w:bCs/>
+        </w:rPr>
+        <w:t xml:space="preserve">Link reliability:</w:t>
+      </w:r>
+      <w:r>
+        <w:t xml:space="preserve"> 100 % valid samples in all six short runs. The long runs had no checksum failures while the boards were healthy, apart from 2 at start-up in one run.</w:t>
+      </w:r>
+    </w:p>
+    <w:p>
+      <w:pPr>
+        <w:pStyle w:val="Heading1"/>
+      </w:pPr>
+      <w:r>
+        <w:t xml:space="preserve">Issues found</w:t>
       </w:r>
     </w:p>
     <w:p>
@@ -2501,15 +2852,7 @@
         <w:pStyle w:val="Heading2"/>
       </w:pPr>
       <w:r>
-        <w:t xml:space="preserve">2. The ruler-side node's sensor fails after ~20 minutes</w:t>
-      </w:r>
-    </w:p>
-    <w:p>
-      <w:pPr>
-        <w:spacing w:after="120"/>
-      </w:pPr>
-      <w:r>
-        <w:t xml:space="preserve">Seen in two recordings with the boards untouched: a 1-minute no-motion recording, and a ~40-minute unattended run with the diagnostic build (both boards on USB power). The diagnostic run shows the sequence:</w:t>
+        <w:t xml:space="preserve">1. Sample rate was ~40 Hz, not 50 Hz — fixed</w:t>
       </w:r>
     </w:p>
     <w:tbl>
@@ -2526,8 +2869,9 @@
         <w:tblLayout w:type="fixed"/>
       </w:tblPr>
       <w:tblGrid>
-        <w:gridCol w:w="2174"/>
-        <w:gridCol w:w="7906"/>
+        <w:gridCol w:w="4032"/>
+        <w:gridCol w:w="3225"/>
+        <w:gridCol w:w="2823"/>
       </w:tblGrid>
       <w:tr>
         <w:trPr>
@@ -2535,7 +2879,20 @@
         </w:trPr>
         <w:tc>
           <w:tcPr>
-            <w:tcW w:type="dxa" w:w="2174"/>
+            <w:tcW w:type="dxa" w:w="4032"/>
+            <w:shd w:fill="DCE6F1" w:color="auto" w:val="clear"/>
+            <w:tcMar>
+              <w:top w:type="dxa" w:w="60"/>
+              <w:left w:type="dxa" w:w="100"/>
+              <w:bottom w:type="dxa" w:w="60"/>
+              <w:right w:type="dxa" w:w="100"/>
+            </w:tcMar>
+          </w:tcPr>
+          <w:p/>
+        </w:tc>
+        <w:tc>
+          <w:tcPr>
+            <w:tcW w:type="dxa" w:w="3225"/>
             <w:shd w:fill="DCE6F1" w:color="auto" w:val="clear"/>
             <w:tcMar>
               <w:top w:type="dxa" w:w="60"/>
@@ -2552,13 +2909,13 @@
                 <w:sz w:val="19"/>
                 <w:szCs w:val="19"/>
               </w:rPr>
-              <w:t xml:space="preserve">Board uptime</w:t>
-            </w:r>
-          </w:p>
-        </w:tc>
-        <w:tc>
-          <w:tcPr>
-            <w:tcW w:type="dxa" w:w="7906"/>
+              <w:t xml:space="preserve">Before</w:t>
+            </w:r>
+          </w:p>
+        </w:tc>
+        <w:tc>
+          <w:tcPr>
+            <w:tcW w:type="dxa" w:w="2823"/>
             <w:shd w:fill="DCE6F1" w:color="auto" w:val="clear"/>
             <w:tcMar>
               <w:top w:type="dxa" w:w="60"/>
@@ -2575,7 +2932,7 @@
                 <w:sz w:val="19"/>
                 <w:szCs w:val="19"/>
               </w:rPr>
-              <w:t xml:space="preserve">What the ruler node reported</w:t>
+              <w:t xml:space="preserve">After the fixes</w:t>
             </w:r>
           </w:p>
         </w:tc>
@@ -2586,41 +2943,61 @@
         </w:trPr>
         <w:tc>
           <w:tcPr>
-            <w:tcW w:type="dxa" w:w="2174"/>
-            <w:tcMar>
-              <w:top w:type="dxa" w:w="60"/>
-              <w:left w:type="dxa" w:w="100"/>
-              <w:bottom w:type="dxa" w:w="60"/>
-              <w:right w:type="dxa" w:w="100"/>
-            </w:tcMar>
-          </w:tcPr>
-          <w:p>
-            <w:r>
-              <w:rPr>
-                <w:sz w:val="19"/>
-                <w:szCs w:val="19"/>
-              </w:rPr>
-              <w:t xml:space="preserve">0–20 min</w:t>
-            </w:r>
-          </w:p>
-        </w:tc>
-        <w:tc>
-          <w:tcPr>
-            <w:tcW w:type="dxa" w:w="7906"/>
-            <w:tcMar>
-              <w:top w:type="dxa" w:w="60"/>
-              <w:left w:type="dxa" w:w="100"/>
-              <w:bottom w:type="dxa" w:w="60"/>
-              <w:right w:type="dxa" w:w="100"/>
-            </w:tcMar>
-          </w:tcPr>
-          <w:p>
-            <w:r>
-              <w:rPr>
-                <w:sz w:val="19"/>
-                <w:szCs w:val="19"/>
-              </w:rPr>
-              <w:t xml:space="preserve">Healthy: 100 % valid, jitter 0.016°, drift −0.001 °/min</w:t>
+            <w:tcW w:type="dxa" w:w="4032"/>
+            <w:tcMar>
+              <w:top w:type="dxa" w:w="60"/>
+              <w:left w:type="dxa" w:w="100"/>
+              <w:bottom w:type="dxa" w:w="60"/>
+              <w:right w:type="dxa" w:w="100"/>
+            </w:tcMar>
+          </w:tcPr>
+          <w:p>
+            <w:r>
+              <w:rPr>
+                <w:sz w:val="19"/>
+                <w:szCs w:val="19"/>
+              </w:rPr>
+              <w:t xml:space="preserve">Central board's cycle</w:t>
+            </w:r>
+          </w:p>
+        </w:tc>
+        <w:tc>
+          <w:tcPr>
+            <w:tcW w:type="dxa" w:w="3225"/>
+            <w:tcMar>
+              <w:top w:type="dxa" w:w="60"/>
+              <w:left w:type="dxa" w:w="100"/>
+              <w:bottom w:type="dxa" w:w="60"/>
+              <w:right w:type="dxa" w:w="100"/>
+            </w:tcMar>
+          </w:tcPr>
+          <w:p>
+            <w:r>
+              <w:rPr>
+                <w:sz w:val="19"/>
+                <w:szCs w:val="19"/>
+              </w:rPr>
+              <w:t xml:space="preserve">~23 ms (~43.5 Hz)</w:t>
+            </w:r>
+          </w:p>
+        </w:tc>
+        <w:tc>
+          <w:tcPr>
+            <w:tcW w:type="dxa" w:w="2823"/>
+            <w:tcMar>
+              <w:top w:type="dxa" w:w="60"/>
+              <w:left w:type="dxa" w:w="100"/>
+              <w:bottom w:type="dxa" w:w="60"/>
+              <w:right w:type="dxa" w:w="100"/>
+            </w:tcMar>
+          </w:tcPr>
+          <w:p>
+            <w:r>
+              <w:rPr>
+                <w:sz w:val="19"/>
+                <w:szCs w:val="19"/>
+              </w:rPr>
+              <w:t xml:space="preserve">20.0 ms (50 Hz)</w:t>
             </w:r>
           </w:p>
         </w:tc>
@@ -2631,57 +3008,61 @@
         </w:trPr>
         <w:tc>
           <w:tcPr>
-            <w:tcW w:type="dxa" w:w="2174"/>
-            <w:tcMar>
-              <w:top w:type="dxa" w:w="60"/>
-              <w:left w:type="dxa" w:w="100"/>
-              <w:bottom w:type="dxa" w:w="60"/>
-              <w:right w:type="dxa" w:w="100"/>
-            </w:tcMar>
-          </w:tcPr>
-          <w:p>
-            <w:r>
-              <w:rPr>
-                <w:sz w:val="19"/>
-                <w:szCs w:val="19"/>
-              </w:rPr>
-              <w:t xml:space="preserve">20.4 min</w:t>
-            </w:r>
-          </w:p>
-        </w:tc>
-        <w:tc>
-          <w:tcPr>
-            <w:tcW w:type="dxa" w:w="7906"/>
-            <w:tcMar>
-              <w:top w:type="dxa" w:w="60"/>
-              <w:left w:type="dxa" w:w="100"/>
-              <w:bottom w:type="dxa" w:w="60"/>
-              <w:right w:type="dxa" w:w="100"/>
-            </w:tcMar>
-          </w:tcPr>
-          <w:p>
-            <w:r>
-              <w:rPr>
-                <w:sz w:val="19"/>
-                <w:szCs w:val="19"/>
-              </w:rPr>
-              <w:t xml:space="preserve">Individual sensor reads start </w:t>
-            </w:r>
-            <w:r>
-              <w:rPr>
-                <w:b/>
-                <w:bCs/>
-                <w:sz w:val="19"/>
-                <w:szCs w:val="19"/>
-              </w:rPr>
-              <w:t xml:space="preserve">hanging for ~190 ms</w:t>
-            </w:r>
-            <w:r>
-              <w:rPr>
-                <w:sz w:val="19"/>
-                <w:szCs w:val="19"/>
-              </w:rPr>
-              <w:t xml:space="preserve"> and returning garbage (accelerometer up to 4.4 g, two axes stuck at −1 count)</w:t>
+            <w:tcW w:type="dxa" w:w="4032"/>
+            <w:tcMar>
+              <w:top w:type="dxa" w:w="60"/>
+              <w:left w:type="dxa" w:w="100"/>
+              <w:bottom w:type="dxa" w:w="60"/>
+              <w:right w:type="dxa" w:w="100"/>
+            </w:tcMar>
+          </w:tcPr>
+          <w:p>
+            <w:r>
+              <w:rPr>
+                <w:sz w:val="19"/>
+                <w:szCs w:val="19"/>
+              </w:rPr>
+              <w:t xml:space="preserve">Printing each data line</w:t>
+            </w:r>
+          </w:p>
+        </w:tc>
+        <w:tc>
+          <w:tcPr>
+            <w:tcW w:type="dxa" w:w="3225"/>
+            <w:tcMar>
+              <w:top w:type="dxa" w:w="60"/>
+              <w:left w:type="dxa" w:w="100"/>
+              <w:bottom w:type="dxa" w:w="60"/>
+              <w:right w:type="dxa" w:w="100"/>
+            </w:tcMar>
+          </w:tcPr>
+          <w:p>
+            <w:r>
+              <w:rPr>
+                <w:sz w:val="19"/>
+                <w:szCs w:val="19"/>
+              </w:rPr>
+              <w:t xml:space="preserve">~11.7 ms (~36 separate prints)</w:t>
+            </w:r>
+          </w:p>
+        </w:tc>
+        <w:tc>
+          <w:tcPr>
+            <w:tcW w:type="dxa" w:w="2823"/>
+            <w:tcMar>
+              <w:top w:type="dxa" w:w="60"/>
+              <w:left w:type="dxa" w:w="100"/>
+              <w:bottom w:type="dxa" w:w="60"/>
+              <w:right w:type="dxa" w:w="100"/>
+            </w:tcMar>
+          </w:tcPr>
+          <w:p>
+            <w:r>
+              <w:rPr>
+                <w:sz w:val="19"/>
+                <w:szCs w:val="19"/>
+              </w:rPr>
+              <w:t xml:space="preserve">~1.0–1.8 ms (one write)</w:t>
             </w:r>
           </w:p>
         </w:tc>
@@ -2692,41 +3073,61 @@
         </w:trPr>
         <w:tc>
           <w:tcPr>
-            <w:tcW w:type="dxa" w:w="2174"/>
-            <w:tcMar>
-              <w:top w:type="dxa" w:w="60"/>
-              <w:left w:type="dxa" w:w="100"/>
-              <w:bottom w:type="dxa" w:w="60"/>
-              <w:right w:type="dxa" w:w="100"/>
-            </w:tcMar>
-          </w:tcPr>
-          <w:p>
-            <w:r>
-              <w:rPr>
-                <w:sz w:val="19"/>
-                <w:szCs w:val="19"/>
-              </w:rPr>
-              <w:t xml:space="preserve">21–26 min</w:t>
-            </w:r>
-          </w:p>
-        </w:tc>
-        <w:tc>
-          <w:tcPr>
-            <w:tcW w:type="dxa" w:w="7906"/>
-            <w:tcMar>
-              <w:top w:type="dxa" w:w="60"/>
-              <w:left w:type="dxa" w:w="100"/>
-              <w:bottom w:type="dxa" w:w="60"/>
-              <w:right w:type="dxa" w:w="100"/>
-            </w:tcMar>
-          </w:tcPr>
-          <w:p>
-            <w:r>
-              <w:rPr>
-                <w:sz w:val="19"/>
-                <w:szCs w:val="19"/>
-              </w:rPr>
-              <w:t xml:space="preserve">Hung reads more frequent; gyro reads 1500–2400 °/s while still, so the orientation spins and the angle swings by tens of degrees</w:t>
+            <w:tcW w:type="dxa" w:w="4032"/>
+            <w:tcMar>
+              <w:top w:type="dxa" w:w="60"/>
+              <w:left w:type="dxa" w:w="100"/>
+              <w:bottom w:type="dxa" w:w="60"/>
+              <w:right w:type="dxa" w:w="100"/>
+            </w:tcMar>
+          </w:tcPr>
+          <w:p>
+            <w:r>
+              <w:rPr>
+                <w:sz w:val="19"/>
+                <w:szCs w:val="19"/>
+              </w:rPr>
+              <w:t xml:space="preserve">Unique samples in the CSV</w:t>
+            </w:r>
+          </w:p>
+        </w:tc>
+        <w:tc>
+          <w:tcPr>
+            <w:tcW w:type="dxa" w:w="3225"/>
+            <w:tcMar>
+              <w:top w:type="dxa" w:w="60"/>
+              <w:left w:type="dxa" w:w="100"/>
+              <w:bottom w:type="dxa" w:w="60"/>
+              <w:right w:type="dxa" w:w="100"/>
+            </w:tcMar>
+          </w:tcPr>
+          <w:p>
+            <w:r>
+              <w:rPr>
+                <w:sz w:val="19"/>
+                <w:szCs w:val="19"/>
+              </w:rPr>
+              <w:t xml:space="preserve">~40.5 per second</w:t>
+            </w:r>
+          </w:p>
+        </w:tc>
+        <w:tc>
+          <w:tcPr>
+            <w:tcW w:type="dxa" w:w="2823"/>
+            <w:tcMar>
+              <w:top w:type="dxa" w:w="60"/>
+              <w:left w:type="dxa" w:w="100"/>
+              <w:bottom w:type="dxa" w:w="60"/>
+              <w:right w:type="dxa" w:w="100"/>
+            </w:tcMar>
+          </w:tcPr>
+          <w:p>
+            <w:r>
+              <w:rPr>
+                <w:sz w:val="19"/>
+                <w:szCs w:val="19"/>
+              </w:rPr>
+              <w:t xml:space="preserve">~50 per second</w:t>
             </w:r>
           </w:p>
         </w:tc>
@@ -2737,42 +3138,265 @@
         </w:trPr>
         <w:tc>
           <w:tcPr>
-            <w:tcW w:type="dxa" w:w="2174"/>
-            <w:tcMar>
-              <w:top w:type="dxa" w:w="60"/>
-              <w:left w:type="dxa" w:w="100"/>
-              <w:bottom w:type="dxa" w:w="60"/>
-              <w:right w:type="dxa" w:w="100"/>
-            </w:tcMar>
-          </w:tcPr>
-          <w:p>
-            <w:r>
-              <w:rPr>
-                <w:sz w:val="19"/>
-                <w:szCs w:val="19"/>
-              </w:rPr>
-              <w:t xml:space="preserve">26.3 min</w:t>
-            </w:r>
-          </w:p>
-        </w:tc>
-        <w:tc>
-          <w:tcPr>
-            <w:tcW w:type="dxa" w:w="7906"/>
-            <w:tcMar>
-              <w:top w:type="dxa" w:w="60"/>
-              <w:left w:type="dxa" w:w="100"/>
-              <w:bottom w:type="dxa" w:w="60"/>
-              <w:right w:type="dxa" w:w="100"/>
-            </w:tcMar>
-          </w:tcPr>
-          <w:p>
-            <w:r>
-              <w:rPr>
-                <w:sz w:val="19"/>
-                <w:szCs w:val="19"/>
-              </w:rPr>
-              <w:t xml:space="preserve">The sensor </w:t>
-            </w:r>
+            <w:tcW w:type="dxa" w:w="4032"/>
+            <w:tcMar>
+              <w:top w:type="dxa" w:w="60"/>
+              <w:left w:type="dxa" w:w="100"/>
+              <w:bottom w:type="dxa" w:w="60"/>
+              <w:right w:type="dxa" w:w="100"/>
+            </w:tcMar>
+          </w:tcPr>
+          <w:p>
+            <w:r>
+              <w:rPr>
+                <w:sz w:val="19"/>
+                <w:szCs w:val="19"/>
+              </w:rPr>
+              <w:t xml:space="preserve">CSV rows repeating the previous sample</w:t>
+            </w:r>
+          </w:p>
+        </w:tc>
+        <w:tc>
+          <w:tcPr>
+            <w:tcW w:type="dxa" w:w="3225"/>
+            <w:tcMar>
+              <w:top w:type="dxa" w:w="60"/>
+              <w:left w:type="dxa" w:w="100"/>
+              <w:bottom w:type="dxa" w:w="60"/>
+              <w:right w:type="dxa" w:w="100"/>
+            </w:tcMar>
+          </w:tcPr>
+          <w:p>
+            <w:r>
+              <w:rPr>
+                <w:sz w:val="19"/>
+                <w:szCs w:val="19"/>
+              </w:rPr>
+              <w:t xml:space="preserve">19–20 %</w:t>
+            </w:r>
+          </w:p>
+        </w:tc>
+        <w:tc>
+          <w:tcPr>
+            <w:tcW w:type="dxa" w:w="2823"/>
+            <w:tcMar>
+              <w:top w:type="dxa" w:w="60"/>
+              <w:left w:type="dxa" w:w="100"/>
+              <w:bottom w:type="dxa" w:w="60"/>
+              <w:right w:type="dxa" w:w="100"/>
+            </w:tcMar>
+          </w:tcPr>
+          <w:p>
+            <w:r>
+              <w:rPr>
+                <w:sz w:val="19"/>
+                <w:szCs w:val="19"/>
+              </w:rPr>
+              <w:t xml:space="preserve">0 %</w:t>
+            </w:r>
+          </w:p>
+        </w:tc>
+      </w:tr>
+    </w:tbl>
+    <w:p>
+      <w:pPr>
+        <w:spacing w:after="120"/>
+      </w:pPr>
+    </w:p>
+    <w:p>
+      <w:pPr>
+        <w:spacing w:after="60"/>
+      </w:pPr>
+      <w:r>
+        <w:rPr>
+          <w:b/>
+          <w:bCs/>
+        </w:rPr>
+        <w:t xml:space="preserve">Cause.</w:t>
+      </w:r>
+      <w:r>
+        <w:t xml:space="preserve"> Two separate problems:</w:t>
+      </w:r>
+    </w:p>
+    <w:p>
+      <w:pPr>
+        <w:pStyle w:val="ListParagraph"/>
+        <w:numPr>
+          <w:ilvl w:val="0"/>
+          <w:numId w:val="3"/>
+        </w:numPr>
+        <w:spacing w:after="60"/>
+      </w:pPr>
+      <w:r>
+        <w:rPr>
+          <w:b/>
+          <w:bCs/>
+        </w:rPr>
+        <w:t xml:space="preserve">The central board ran slow.</w:t>
+      </w:r>
+      <w:r>
+        <w:t xml:space="preserve"> Each output cycle spent ~10.7 ms reading its IMU and ~11.7 ms printing the data line as ~36 separate blocking prints.</w:t>
+      </w:r>
+    </w:p>
+    <w:p>
+      <w:pPr>
+        <w:pStyle w:val="ListParagraph"/>
+        <w:numPr>
+          <w:ilvl w:val="0"/>
+          <w:numId w:val="3"/>
+        </w:numPr>
+        <w:spacing w:after="60"/>
+      </w:pPr>
+      <w:r>
+        <w:rPr>
+          <w:b/>
+          <w:bCs/>
+        </w:rPr>
+        <w:t xml:space="preserve">The GUI wrote on its own timer.</w:t>
+      </w:r>
+      <w:r>
+        <w:t xml:space="preserve"> It wrote a row every 20 ms whatever had arrived, and on Windows that timer ticks unevenly, so rows repeated some samples and skipped others.</w:t>
+      </w:r>
+    </w:p>
+    <w:p>
+      <w:pPr>
+        <w:spacing w:after="60" w:before="80"/>
+      </w:pPr>
+      <w:r>
+        <w:rPr>
+          <w:b/>
+          <w:bCs/>
+        </w:rPr>
+        <w:t xml:space="preserve">Fixes.</w:t>
+      </w:r>
+    </w:p>
+    <w:p>
+      <w:pPr>
+        <w:pStyle w:val="ListParagraph"/>
+        <w:numPr>
+          <w:ilvl w:val="0"/>
+          <w:numId w:val="3"/>
+        </w:numPr>
+        <w:spacing w:after="60"/>
+      </w:pPr>
+      <w:r>
+        <w:t xml:space="preserve">The central now builds each line in memory and sends it with one write.</w:t>
+      </w:r>
+    </w:p>
+    <w:p>
+      <w:pPr>
+        <w:pStyle w:val="ListParagraph"/>
+        <w:numPr>
+          <w:ilvl w:val="0"/>
+          <w:numId w:val="3"/>
+        </w:numPr>
+        <w:spacing w:after="60"/>
+      </w:pPr>
+      <w:r>
+        <w:t xml:space="preserve">The GUI now writes exactly one row per sample received, timed by the board's own clock.</w:t>
+      </w:r>
+    </w:p>
+    <w:p>
+      <w:pPr>
+        <w:spacing w:after="120" w:before="80"/>
+      </w:pPr>
+      <w:r>
+        <w:t xml:space="preserve">Both were confirmed in the hour-long run: 50 rows/s, 0 duplicates, rows 19.9 ms apart.</w:t>
+      </w:r>
+    </w:p>
+    <w:p>
+      <w:pPr>
+        <w:spacing w:after="120"/>
+      </w:pPr>
+      <w:r>
+        <w:rPr>
+          <w:b/>
+          <w:bCs/>
+        </w:rPr>
+        <w:t xml:space="preserve">Effect on these results: none.</w:t>
+      </w:r>
+      <w:r>
+        <w:t xml:space="preserve"> With duplicates removed, every run's mean, SD and drift are identical to within 0.0002°. The fix matters for movement data.</w:t>
+      </w:r>
+    </w:p>
+    <w:p>
+      <w:pPr>
+        <w:pStyle w:val="Heading2"/>
+      </w:pPr>
+      <w:r>
+        <w:t xml:space="preserve">2. One board's sensor fails after 20–47 minutes — traced to that board</w:t>
+      </w:r>
+    </w:p>
+    <w:p>
+      <w:pPr>
+        <w:spacing w:after="120"/>
+      </w:pPr>
+      <w:r>
+        <w:rPr>
+          <w:b/>
+          <w:bCs/>
+        </w:rPr>
+        <w:t xml:space="preserve">What happens.</w:t>
+      </w:r>
+      <w:r>
+        <w:t xml:space="preserve"> On that board, individual sensor reads start </w:t>
+      </w:r>
+      <w:r>
+        <w:rPr>
+          <w:b/>
+          <w:bCs/>
+        </w:rPr>
+        <w:t xml:space="preserve">hanging for ~190–200 ms</w:t>
+      </w:r>
+      <w:r>
+        <w:t xml:space="preserve"> and returning garbage while the board sits still: accelerometer up to 4.4 g, gyro up to 2400 °/s. A few minutes later the sensor </w:t>
+      </w:r>
+      <w:r>
+        <w:rPr>
+          <w:b/>
+          <w:bCs/>
+        </w:rPr>
+        <w:t xml:space="preserve">stops producing data entirely</w:t>
+      </w:r>
+      <w:r>
+        <w:t xml:space="preserve">. Restarting the sensor, or rebooting the board, doesn't bring it back.</w:t>
+      </w:r>
+    </w:p>
+    <w:tbl>
+      <w:tblPr>
+        <w:tblW w:type="dxa" w:w="10080"/>
+        <w:tblBorders>
+          <w:top w:val="single" w:color="BFBFBF" w:sz="4"/>
+          <w:left w:val="single" w:color="BFBFBF" w:sz="4"/>
+          <w:bottom w:val="single" w:color="BFBFBF" w:sz="4"/>
+          <w:right w:val="single" w:color="BFBFBF" w:sz="4"/>
+          <w:insideH w:val="single" w:color="BFBFBF" w:sz="4"/>
+          <w:insideV w:val="single" w:color="BFBFBF" w:sz="4"/>
+        </w:tblBorders>
+        <w:tblLayout w:type="fixed"/>
+      </w:tblPr>
+      <w:tblGrid>
+        <w:gridCol w:w="2352"/>
+        <w:gridCol w:w="1848"/>
+        <w:gridCol w:w="2856"/>
+        <w:gridCol w:w="3024"/>
+      </w:tblGrid>
+      <w:tr>
+        <w:trPr>
+          <w:tblHeader/>
+        </w:trPr>
+        <w:tc>
+          <w:tcPr>
+            <w:tcW w:type="dxa" w:w="2352"/>
+            <w:shd w:fill="DCE6F1" w:color="auto" w:val="clear"/>
+            <w:tcMar>
+              <w:top w:type="dxa" w:w="60"/>
+              <w:left w:type="dxa" w:w="100"/>
+              <w:bottom w:type="dxa" w:w="60"/>
+              <w:right w:type="dxa" w:w="100"/>
+            </w:tcMar>
+          </w:tcPr>
+          <w:p>
             <w:r>
               <w:rPr>
                 <w:b/>
@@ -2780,14 +3404,76 @@
                 <w:sz w:val="19"/>
                 <w:szCs w:val="19"/>
               </w:rPr>
-              <w:t xml:space="preserve">stops producing data</w:t>
-            </w:r>
-            <w:r>
-              <w:rPr>
-                <w:sz w:val="19"/>
-                <w:szCs w:val="19"/>
-              </w:rPr>
-              <w:t xml:space="preserve">. Each restart attempt reports success but takes ~1.9 s, and no sample ever follows</w:t>
+              <w:t xml:space="preserve">Recording</w:t>
+            </w:r>
+          </w:p>
+        </w:tc>
+        <w:tc>
+          <w:tcPr>
+            <w:tcW w:type="dxa" w:w="1848"/>
+            <w:shd w:fill="DCE6F1" w:color="auto" w:val="clear"/>
+            <w:tcMar>
+              <w:top w:type="dxa" w:w="60"/>
+              <w:left w:type="dxa" w:w="100"/>
+              <w:bottom w:type="dxa" w:w="60"/>
+              <w:right w:type="dxa" w:w="100"/>
+            </w:tcMar>
+          </w:tcPr>
+          <w:p>
+            <w:r>
+              <w:rPr>
+                <w:b/>
+                <w:bCs/>
+                <w:sz w:val="19"/>
+                <w:szCs w:val="19"/>
+              </w:rPr>
+              <w:t xml:space="preserve">That board's role</w:t>
+            </w:r>
+          </w:p>
+        </w:tc>
+        <w:tc>
+          <w:tcPr>
+            <w:tcW w:type="dxa" w:w="2856"/>
+            <w:shd w:fill="DCE6F1" w:color="auto" w:val="clear"/>
+            <w:tcMar>
+              <w:top w:type="dxa" w:w="60"/>
+              <w:left w:type="dxa" w:w="100"/>
+              <w:bottom w:type="dxa" w:w="60"/>
+              <w:right w:type="dxa" w:w="100"/>
+            </w:tcMar>
+          </w:tcPr>
+          <w:p>
+            <w:r>
+              <w:rPr>
+                <w:b/>
+                <w:bCs/>
+                <w:sz w:val="19"/>
+                <w:szCs w:val="19"/>
+              </w:rPr>
+              <w:t xml:space="preserve">Sensor trouble starts</w:t>
+            </w:r>
+          </w:p>
+        </w:tc>
+        <w:tc>
+          <w:tcPr>
+            <w:tcW w:type="dxa" w:w="3024"/>
+            <w:shd w:fill="DCE6F1" w:color="auto" w:val="clear"/>
+            <w:tcMar>
+              <w:top w:type="dxa" w:w="60"/>
+              <w:left w:type="dxa" w:w="100"/>
+              <w:bottom w:type="dxa" w:w="60"/>
+              <w:right w:type="dxa" w:w="100"/>
+            </w:tcMar>
+          </w:tcPr>
+          <w:p>
+            <w:r>
+              <w:rPr>
+                <w:b/>
+                <w:bCs/>
+                <w:sz w:val="19"/>
+                <w:szCs w:val="19"/>
+              </w:rPr>
+              <w:t xml:space="preserve">Sensor dead</w:t>
             </w:r>
           </w:p>
         </w:tc>
@@ -2798,41 +3484,345 @@
         </w:trPr>
         <w:tc>
           <w:tcPr>
-            <w:tcW w:type="dxa" w:w="2174"/>
-            <w:tcMar>
-              <w:top w:type="dxa" w:w="60"/>
-              <w:left w:type="dxa" w:w="100"/>
-              <w:bottom w:type="dxa" w:w="60"/>
-              <w:right w:type="dxa" w:w="100"/>
-            </w:tcMar>
-          </w:tcPr>
-          <w:p>
-            <w:r>
-              <w:rPr>
-                <w:sz w:val="19"/>
-                <w:szCs w:val="19"/>
-              </w:rPr>
-              <w:t xml:space="preserve">26–41 min</w:t>
-            </w:r>
-          </w:p>
-        </w:tc>
-        <w:tc>
-          <w:tcPr>
-            <w:tcW w:type="dxa" w:w="7906"/>
-            <w:tcMar>
-              <w:top w:type="dxa" w:w="60"/>
-              <w:left w:type="dxa" w:w="100"/>
-              <w:bottom w:type="dxa" w:w="60"/>
-              <w:right w:type="dxa" w:w="100"/>
-            </w:tcMar>
-          </w:tcPr>
-          <w:p>
-            <w:r>
-              <w:rPr>
-                <w:sz w:val="19"/>
-                <w:szCs w:val="19"/>
-              </w:rPr>
-              <w:t xml:space="preserve">Board still running and talking to the central; its sensor silent</w:t>
+            <w:tcW w:type="dxa" w:w="2352"/>
+            <w:tcMar>
+              <w:top w:type="dxa" w:w="60"/>
+              <w:left w:type="dxa" w:w="100"/>
+              <w:bottom w:type="dxa" w:w="60"/>
+              <w:right w:type="dxa" w:w="100"/>
+            </w:tcMar>
+          </w:tcPr>
+          <w:p>
+            <w:r>
+              <w:rPr>
+                <w:sz w:val="19"/>
+                <w:szCs w:val="19"/>
+              </w:rPr>
+              <w:t xml:space="preserve">No-motion test</w:t>
+            </w:r>
+          </w:p>
+        </w:tc>
+        <w:tc>
+          <w:tcPr>
+            <w:tcW w:type="dxa" w:w="1848"/>
+            <w:tcMar>
+              <w:top w:type="dxa" w:w="60"/>
+              <w:left w:type="dxa" w:w="100"/>
+              <w:bottom w:type="dxa" w:w="60"/>
+              <w:right w:type="dxa" w:w="100"/>
+            </w:tcMar>
+          </w:tcPr>
+          <w:p>
+            <w:r>
+              <w:rPr>
+                <w:sz w:val="19"/>
+                <w:szCs w:val="19"/>
+              </w:rPr>
+              <w:t xml:space="preserve">Shank (ruler)</w:t>
+            </w:r>
+          </w:p>
+        </w:tc>
+        <w:tc>
+          <w:tcPr>
+            <w:tcW w:type="dxa" w:w="2856"/>
+            <w:tcMar>
+              <w:top w:type="dxa" w:w="60"/>
+              <w:left w:type="dxa" w:w="100"/>
+              <w:bottom w:type="dxa" w:w="60"/>
+              <w:right w:type="dxa" w:w="100"/>
+            </w:tcMar>
+          </w:tcPr>
+          <w:p>
+            <w:r>
+              <w:rPr>
+                <w:sz w:val="19"/>
+                <w:szCs w:val="19"/>
+              </w:rPr>
+              <w:t xml:space="preserve">before 26 min</w:t>
+            </w:r>
+          </w:p>
+        </w:tc>
+        <w:tc>
+          <w:tcPr>
+            <w:tcW w:type="dxa" w:w="3024"/>
+            <w:tcMar>
+              <w:top w:type="dxa" w:w="60"/>
+              <w:left w:type="dxa" w:w="100"/>
+              <w:bottom w:type="dxa" w:w="60"/>
+              <w:right w:type="dxa" w:w="100"/>
+            </w:tcMar>
+          </w:tcPr>
+          <w:p>
+            <w:r>
+              <w:rPr>
+                <w:sz w:val="19"/>
+                <w:szCs w:val="19"/>
+              </w:rPr>
+              <w:t xml:space="preserve">~26 min</w:t>
+            </w:r>
+          </w:p>
+        </w:tc>
+      </w:tr>
+      <w:tr>
+        <w:trPr>
+          <w:cantSplit/>
+        </w:trPr>
+        <w:tc>
+          <w:tcPr>
+            <w:tcW w:type="dxa" w:w="2352"/>
+            <w:tcMar>
+              <w:top w:type="dxa" w:w="60"/>
+              <w:left w:type="dxa" w:w="100"/>
+              <w:bottom w:type="dxa" w:w="60"/>
+              <w:right w:type="dxa" w:w="100"/>
+            </w:tcMar>
+          </w:tcPr>
+          <w:p>
+            <w:r>
+              <w:rPr>
+                <w:sz w:val="19"/>
+                <w:szCs w:val="19"/>
+              </w:rPr>
+              <w:t xml:space="preserve">Long run 1</w:t>
+            </w:r>
+          </w:p>
+        </w:tc>
+        <w:tc>
+          <w:tcPr>
+            <w:tcW w:type="dxa" w:w="1848"/>
+            <w:tcMar>
+              <w:top w:type="dxa" w:w="60"/>
+              <w:left w:type="dxa" w:w="100"/>
+              <w:bottom w:type="dxa" w:w="60"/>
+              <w:right w:type="dxa" w:w="100"/>
+            </w:tcMar>
+          </w:tcPr>
+          <w:p>
+            <w:r>
+              <w:rPr>
+                <w:sz w:val="19"/>
+                <w:szCs w:val="19"/>
+              </w:rPr>
+              <w:t xml:space="preserve">Shank</w:t>
+            </w:r>
+          </w:p>
+        </w:tc>
+        <w:tc>
+          <w:tcPr>
+            <w:tcW w:type="dxa" w:w="2856"/>
+            <w:tcMar>
+              <w:top w:type="dxa" w:w="60"/>
+              <w:left w:type="dxa" w:w="100"/>
+              <w:bottom w:type="dxa" w:w="60"/>
+              <w:right w:type="dxa" w:w="100"/>
+            </w:tcMar>
+          </w:tcPr>
+          <w:p>
+            <w:r>
+              <w:rPr>
+                <w:sz w:val="19"/>
+                <w:szCs w:val="19"/>
+              </w:rPr>
+              <w:t xml:space="preserve">20.4 min</w:t>
+            </w:r>
+          </w:p>
+        </w:tc>
+        <w:tc>
+          <w:tcPr>
+            <w:tcW w:type="dxa" w:w="3024"/>
+            <w:tcMar>
+              <w:top w:type="dxa" w:w="60"/>
+              <w:left w:type="dxa" w:w="100"/>
+              <w:bottom w:type="dxa" w:w="60"/>
+              <w:right w:type="dxa" w:w="100"/>
+            </w:tcMar>
+          </w:tcPr>
+          <w:p>
+            <w:r>
+              <w:rPr>
+                <w:sz w:val="19"/>
+                <w:szCs w:val="19"/>
+              </w:rPr>
+              <w:t xml:space="preserve">26.3 min</w:t>
+            </w:r>
+          </w:p>
+        </w:tc>
+      </w:tr>
+      <w:tr>
+        <w:trPr>
+          <w:cantSplit/>
+        </w:trPr>
+        <w:tc>
+          <w:tcPr>
+            <w:tcW w:type="dxa" w:w="2352"/>
+            <w:tcMar>
+              <w:top w:type="dxa" w:w="60"/>
+              <w:left w:type="dxa" w:w="100"/>
+              <w:bottom w:type="dxa" w:w="60"/>
+              <w:right w:type="dxa" w:w="100"/>
+            </w:tcMar>
+          </w:tcPr>
+          <w:p>
+            <w:r>
+              <w:rPr>
+                <w:sz w:val="19"/>
+                <w:szCs w:val="19"/>
+              </w:rPr>
+              <w:t xml:space="preserve">Long run 2</w:t>
+            </w:r>
+          </w:p>
+        </w:tc>
+        <w:tc>
+          <w:tcPr>
+            <w:tcW w:type="dxa" w:w="1848"/>
+            <w:tcMar>
+              <w:top w:type="dxa" w:w="60"/>
+              <w:left w:type="dxa" w:w="100"/>
+              <w:bottom w:type="dxa" w:w="60"/>
+              <w:right w:type="dxa" w:w="100"/>
+            </w:tcMar>
+          </w:tcPr>
+          <w:p>
+            <w:r>
+              <w:rPr>
+                <w:sz w:val="19"/>
+                <w:szCs w:val="19"/>
+              </w:rPr>
+              <w:t xml:space="preserve">Shank</w:t>
+            </w:r>
+          </w:p>
+        </w:tc>
+        <w:tc>
+          <w:tcPr>
+            <w:tcW w:type="dxa" w:w="2856"/>
+            <w:tcMar>
+              <w:top w:type="dxa" w:w="60"/>
+              <w:left w:type="dxa" w:w="100"/>
+              <w:bottom w:type="dxa" w:w="60"/>
+              <w:right w:type="dxa" w:w="100"/>
+            </w:tcMar>
+          </w:tcPr>
+          <w:p>
+            <w:r>
+              <w:rPr>
+                <w:sz w:val="19"/>
+                <w:szCs w:val="19"/>
+              </w:rPr>
+              <w:t xml:space="preserve">24.8 min (abrupt)</w:t>
+            </w:r>
+          </w:p>
+        </w:tc>
+        <w:tc>
+          <w:tcPr>
+            <w:tcW w:type="dxa" w:w="3024"/>
+            <w:tcMar>
+              <w:top w:type="dxa" w:w="60"/>
+              <w:left w:type="dxa" w:w="100"/>
+              <w:bottom w:type="dxa" w:w="60"/>
+              <w:right w:type="dxa" w:w="100"/>
+            </w:tcMar>
+          </w:tcPr>
+          <w:p>
+            <w:r>
+              <w:rPr>
+                <w:sz w:val="19"/>
+                <w:szCs w:val="19"/>
+              </w:rPr>
+              <w:t xml:space="preserve">24.8 min; still dead after the automatic reboot</w:t>
+            </w:r>
+          </w:p>
+        </w:tc>
+      </w:tr>
+      <w:tr>
+        <w:trPr>
+          <w:cantSplit/>
+        </w:trPr>
+        <w:tc>
+          <w:tcPr>
+            <w:tcW w:type="dxa" w:w="2352"/>
+            <w:tcMar>
+              <w:top w:type="dxa" w:w="60"/>
+              <w:left w:type="dxa" w:w="100"/>
+              <w:bottom w:type="dxa" w:w="60"/>
+              <w:right w:type="dxa" w:w="100"/>
+            </w:tcMar>
+          </w:tcPr>
+          <w:p>
+            <w:r>
+              <w:rPr>
+                <w:sz w:val="19"/>
+                <w:szCs w:val="19"/>
+              </w:rPr>
+              <w:t xml:space="preserve">Long run 3, </w:t>
+            </w:r>
+            <w:r>
+              <w:rPr>
+                <w:b/>
+                <w:bCs/>
+                <w:sz w:val="19"/>
+                <w:szCs w:val="19"/>
+              </w:rPr>
+              <w:t xml:space="preserve">roles swapped</w:t>
+            </w:r>
+          </w:p>
+        </w:tc>
+        <w:tc>
+          <w:tcPr>
+            <w:tcW w:type="dxa" w:w="1848"/>
+            <w:tcMar>
+              <w:top w:type="dxa" w:w="60"/>
+              <w:left w:type="dxa" w:w="100"/>
+              <w:bottom w:type="dxa" w:w="60"/>
+              <w:right w:type="dxa" w:w="100"/>
+            </w:tcMar>
+          </w:tcPr>
+          <w:p>
+            <w:r>
+              <w:rPr>
+                <w:sz w:val="19"/>
+                <w:szCs w:val="19"/>
+              </w:rPr>
+              <w:t xml:space="preserve">Thigh (central)</w:t>
+            </w:r>
+          </w:p>
+        </w:tc>
+        <w:tc>
+          <w:tcPr>
+            <w:tcW w:type="dxa" w:w="2856"/>
+            <w:tcMar>
+              <w:top w:type="dxa" w:w="60"/>
+              <w:left w:type="dxa" w:w="100"/>
+              <w:bottom w:type="dxa" w:w="60"/>
+              <w:right w:type="dxa" w:w="100"/>
+            </w:tcMar>
+          </w:tcPr>
+          <w:p>
+            <w:r>
+              <w:rPr>
+                <w:sz w:val="19"/>
+                <w:szCs w:val="19"/>
+              </w:rPr>
+              <w:t xml:space="preserve">6.5 min (missed updates); 37.8 min (hung reads)</w:t>
+            </w:r>
+          </w:p>
+        </w:tc>
+        <w:tc>
+          <w:tcPr>
+            <w:tcW w:type="dxa" w:w="3024"/>
+            <w:tcMar>
+              <w:top w:type="dxa" w:w="60"/>
+              <w:left w:type="dxa" w:w="100"/>
+              <w:bottom w:type="dxa" w:w="60"/>
+              <w:right w:type="dxa" w:w="100"/>
+            </w:tcMar>
+          </w:tcPr>
+          <w:p>
+            <w:r>
+              <w:rPr>
+                <w:sz w:val="19"/>
+                <w:szCs w:val="19"/>
+              </w:rPr>
+              <w:t xml:space="preserve">47.3 min</w:t>
             </w:r>
           </w:p>
         </w:tc>
@@ -2842,13 +3832,43 @@
       <w:pPr>
         <w:spacing w:after="120"/>
       </w:pPr>
+    </w:p>
+    <w:p>
+      <w:pPr>
+        <w:spacing w:after="120"/>
+      </w:pPr>
+      <w:r>
+        <w:t xml:space="preserve">In the swapped run, </w:t>
+      </w:r>
+      <w:r>
+        <w:rPr>
+          <w:b/>
+          <w:bCs/>
+        </w:rPr>
+        <w:t xml:space="preserve">the other board ran the shank role for over an hour with 0 bad readings.</w:t>
+      </w:r>
+      <w:r>
+        <w:t xml:space="preserve"> Across all runs, the other board never had a sensor problem in either role.</w:t>
+      </w:r>
+    </w:p>
+    <w:p>
+      <w:pPr>
+        <w:spacing w:after="60"/>
+      </w:pPr>
+      <w:r>
+        <w:rPr>
+          <w:b/>
+          <w:bCs/>
+        </w:rPr>
+        <w:t xml:space="preserve">Ruled out:</w:t>
+      </w:r>
     </w:p>
     <w:p>
       <w:pPr>
         <w:pStyle w:val="ListParagraph"/>
         <w:numPr>
           <w:ilvl w:val="0"/>
-          <w:numId w:val="4"/>
+          <w:numId w:val="3"/>
         </w:numPr>
         <w:spacing w:after="60"/>
       </w:pPr>
@@ -2857,10 +3877,10 @@
           <w:b/>
           <w:bCs/>
         </w:rPr>
-        <w:t xml:space="preserve">Not the link:</w:t>
-      </w:r>
-      <w:r>
-        <w:t xml:space="preserve"> 0 checksum failures and 0 corrupted bytes for the whole run, and the ruler board's health reports kept arriving.</w:t>
+        <w:t xml:space="preserve">The link:</w:t>
+      </w:r>
+      <w:r>
+        <w:t xml:space="preserve"> no checksum failures before the fault in any run (apart from 2 at start-up in one).</w:t>
       </w:r>
     </w:p>
     <w:p>
@@ -2868,7 +3888,7 @@
         <w:pStyle w:val="ListParagraph"/>
         <w:numPr>
           <w:ilvl w:val="0"/>
-          <w:numId w:val="4"/>
+          <w:numId w:val="3"/>
         </w:numPr>
         <w:spacing w:after="60"/>
       </w:pPr>
@@ -2877,10 +3897,10 @@
           <w:b/>
           <w:bCs/>
         </w:rPr>
-        <w:t xml:space="preserve">Not a board reset or power loss:</w:t>
-      </w:r>
-      <w:r>
-        <w:t xml:space="preserve"> its uptime counter never restarted.</w:t>
+        <w:t xml:space="preserve">Power loss or a board reset:</w:t>
+      </w:r>
+      <w:r>
+        <w:t xml:space="preserve"> its uptime counter never restarted by itself.</w:t>
       </w:r>
     </w:p>
     <w:p>
@@ -2888,7 +3908,7 @@
         <w:pStyle w:val="ListParagraph"/>
         <w:numPr>
           <w:ilvl w:val="0"/>
-          <w:numId w:val="4"/>
+          <w:numId w:val="3"/>
         </w:numPr>
         <w:spacing w:after="60"/>
       </w:pPr>
@@ -2897,57 +3917,10 @@
           <w:b/>
           <w:bCs/>
         </w:rPr>
-        <w:t xml:space="preserve">Not calibration:</w:t>
-      </w:r>
-      <w:r>
-        <w:t xml:space="preserve"> the fault is between the ruler board's processor and its own sensor. The desk node's sensor stayed perfect for all 41 minutes.</w:t>
-      </w:r>
-    </w:p>
-    <w:p>
-      <w:pPr>
-        <w:spacing w:after="120" w:before="80"/>
-      </w:pPr>
-      <w:r>
-        <w:t xml:space="preserve">The likely cause is a hardware problem on that board (the sensor, its connections, or heat), but a firmware cause isn't ruled out yet. Swapping the two boards' roles will tell: if the fault stays with the same physical board, it's that board.</w:t>
-      </w:r>
-    </w:p>
-    <w:p>
-      <w:pPr>
-        <w:spacing w:after="120"/>
-      </w:pPr>
-      <w:r>
-        <w:rPr>
-          <w:b/>
-          <w:bCs/>
-        </w:rPr>
-        <w:t xml:space="preserve">Firmware protection (made, awaiting a test run):</w:t>
-      </w:r>
-      <w:r>
-        <w:t xml:space="preserve"> the ruler board now rejects implausible samples and sends them as gaps instead of wrong angles, resets its filter after each sensor restart, and reboots itself if its sensor produces nothing usable for 5 s.</w:t>
-      </w:r>
-    </w:p>
-    <w:p>
-      <w:pPr>
-        <w:pStyle w:val="Heading2"/>
-      </w:pPr>
-      <w:r>
-        <w:t xml:space="preserve">3. Only the ruler node was tested</w:t>
-      </w:r>
-    </w:p>
-    <w:p>
-      <w:pPr>
-        <w:spacing w:after="120"/>
-      </w:pPr>
-      <w:r>
-        <w:t xml:space="preserve">The angle is the difference between the two nodes' tilts, but the software only uses a node's tilt if it moved at least 5° during the calibration sweep. The desk node never did, so it was treated as fixed and the angle came from the ruler node alone. Its own data shows it was just as stable (jitter ~0.01°, no drift), but a future test should tilt both nodes during calibration.</w:t>
-      </w:r>
-    </w:p>
-    <w:p>
-      <w:pPr>
-        <w:pStyle w:val="Heading1"/>
-      </w:pPr>
-      <w:r>
-        <w:t xml:space="preserve">Limitations</w:t>
+        <w:t xml:space="preserve">Calibration:</w:t>
+      </w:r>
+      <w:r>
+        <w:t xml:space="preserve"> unrelated to how or whether the node moved.</w:t>
       </w:r>
     </w:p>
     <w:p>
@@ -2955,7 +3928,7 @@
         <w:pStyle w:val="ListParagraph"/>
         <w:numPr>
           <w:ilvl w:val="0"/>
-          <w:numId w:val="4"/>
+          <w:numId w:val="3"/>
         </w:numPr>
         <w:spacing w:after="60"/>
       </w:pPr>
@@ -2964,10 +3937,100 @@
           <w:b/>
           <w:bCs/>
         </w:rPr>
-        <w:t xml:space="preserve">Stability only, not accuracy.</w:t>
-      </w:r>
-      <w:r>
-        <w:t xml:space="preserve"> There was no reference angle, and resting angles were at most 6.4°, too small to reveal scale errors.</w:t>
+        <w:t xml:space="preserve">The firmware:</w:t>
+      </w:r>
+      <w:r>
+        <w:t xml:space="preserve"> both firmware roles failed on this board, and neither failed on the other.</w:t>
+      </w:r>
+    </w:p>
+    <w:p>
+      <w:pPr>
+        <w:spacing w:after="120" w:before="80"/>
+      </w:pPr>
+      <w:r>
+        <w:rPr>
+          <w:b/>
+          <w:bCs/>
+        </w:rPr>
+        <w:t xml:space="preserve">Conclusion.</w:t>
+      </w:r>
+      <w:r>
+        <w:t xml:space="preserve"> The fault follows that physical board. Its cable, USB port and position also stayed with it, so a one-off test with the other board's cable and port would exclude those. The board itself is the most likely cause: a faulty sensor chip, a weak joint, or heat. </w:t>
+      </w:r>
+      <w:r>
+        <w:rPr>
+          <w:b/>
+          <w:bCs/>
+        </w:rPr>
+        <w:t xml:space="preserve">Replace it.</w:t>
+      </w:r>
+    </w:p>
+    <w:p>
+      <w:pPr>
+        <w:spacing w:after="120"/>
+      </w:pPr>
+      <w:r>
+        <w:rPr>
+          <w:b/>
+          <w:bCs/>
+        </w:rPr>
+        <w:t xml:space="preserve">Firmware protection (in place).</w:t>
+      </w:r>
+      <w:r>
+        <w:t xml:space="preserve"> The shank board now rejects implausible samples and sends them as gaps instead of wrong angles, resets its filter after each sensor restart, and reboots itself if its sensor produces nothing usable for 5 s. In long run 2 the guard caught the bad readings and the reboot fired, but the sensor stayed dead, which is why it points to hardware.</w:t>
+      </w:r>
+    </w:p>
+    <w:p>
+      <w:pPr>
+        <w:pStyle w:val="Heading2"/>
+      </w:pPr>
+      <w:r>
+        <w:t xml:space="preserve">3. Only one node was exercised, and validity can hide a failure</w:t>
+      </w:r>
+    </w:p>
+    <w:p>
+      <w:pPr>
+        <w:spacing w:after="120"/>
+      </w:pPr>
+      <w:r>
+        <w:t xml:space="preserve">The angle is the difference between the two nodes' tilts, but the software only uses a node's tilt if it moved at least 5° during the calibration sweep. The desk node never did, so it was treated as fixed and the angle came from the shank node alone.</w:t>
+      </w:r>
+    </w:p>
+    <w:p>
+      <w:pPr>
+        <w:spacing w:after="120"/>
+      </w:pPr>
+      <w:r>
+        <w:t xml:space="preserve">This also means </w:t>
+      </w:r>
+      <w:r>
+        <w:rPr>
+          <w:b/>
+          <w:bCs/>
+        </w:rPr>
+        <w:t xml:space="preserve">"valid %" only reflects the shank node's data.</w:t>
+      </w:r>
+      <w:r>
+        <w:t xml:space="preserve"> In the swapped run, the failing board was the reference node: validity stayed ~100 % and the angle stayed flat while its sensor died. The failure only showed in the diagnostic log and the CSV's </w:t>
+      </w:r>
+      <w:r>
+        <w:rPr>
+          <w:rFonts w:ascii="Consolas" w:cs="Consolas" w:eastAsia="Consolas" w:hAnsi="Consolas"/>
+          <w:sz w:val="19"/>
+          <w:szCs w:val="19"/>
+        </w:rPr>
+        <w:t xml:space="preserve">thigh_ax..az</w:t>
+      </w:r>
+      <w:r>
+        <w:t xml:space="preserve"> columns.</w:t>
+      </w:r>
+    </w:p>
+    <w:p>
+      <w:pPr>
+        <w:pStyle w:val="Heading1"/>
+      </w:pPr>
+      <w:r>
+        <w:t xml:space="preserve">Limitations</w:t>
       </w:r>
     </w:p>
     <w:p>
@@ -2975,7 +4038,7 @@
         <w:pStyle w:val="ListParagraph"/>
         <w:numPr>
           <w:ilvl w:val="0"/>
-          <w:numId w:val="4"/>
+          <w:numId w:val="3"/>
         </w:numPr>
         <w:spacing w:after="60"/>
       </w:pPr>
@@ -2984,10 +4047,10 @@
           <w:b/>
           <w:bCs/>
         </w:rPr>
-        <w:t xml:space="preserve">Jitter is limited by the log format.</w:t>
-      </w:r>
-      <w:r>
-        <w:t xml:space="preserve"> Angles are logged to 0.01°, so the ~0.01° jitter is an upper bound; the true sensor noise is probably lower.</w:t>
+        <w:t xml:space="preserve">Accuracy is preliminary only.</w:t>
+      </w:r>
+      <w:r>
+        <w:t xml:space="preserve"> The 45°/90° check was one placement each, and the reference node shifted during placement.</w:t>
       </w:r>
     </w:p>
     <w:p>
@@ -2995,7 +4058,7 @@
         <w:pStyle w:val="ListParagraph"/>
         <w:numPr>
           <w:ilvl w:val="0"/>
-          <w:numId w:val="4"/>
+          <w:numId w:val="3"/>
         </w:numPr>
         <w:spacing w:after="60"/>
       </w:pPr>
@@ -3004,10 +4067,10 @@
           <w:b/>
           <w:bCs/>
         </w:rPr>
-        <w:t xml:space="preserve">Mostly 5-minute holds.</w:t>
-      </w:r>
-      <w:r>
-        <w:t xml:space="preserve"> One clean 18-minute stretch exists; longer drift isn't measured yet because of the sensor fault.</w:t>
+        <w:t xml:space="preserve">Jitter is limited by the log format.</w:t>
+      </w:r>
+      <w:r>
+        <w:t xml:space="preserve"> Angles are logged to 0.01°, so the ~0.01° jitter is an upper bound; the true sensor noise is probably lower.</w:t>
       </w:r>
     </w:p>
     <w:p>
@@ -3015,7 +4078,7 @@
         <w:pStyle w:val="ListParagraph"/>
         <w:numPr>
           <w:ilvl w:val="0"/>
-          <w:numId w:val="4"/>
+          <w:numId w:val="3"/>
         </w:numPr>
         <w:spacing w:after="60"/>
       </w:pPr>
@@ -3027,7 +4090,27 @@
         <w:t xml:space="preserve">Rig vs. sensor.</w:t>
       </w:r>
       <w:r>
-        <w:t xml:space="preserve"> Where the rig moved (session 2), its movement can't yet be separated from sensor drift. The GUI now logs the raw accelerometer, which will allow that.</w:t>
+        <w:t xml:space="preserve"> Where the rig moved (session 2), its movement couldn't be separated from sensor drift at the time. The GUI now logs the raw accelerometer, which does that; it confirmed a later creep was physical.</w:t>
+      </w:r>
+    </w:p>
+    <w:p>
+      <w:pPr>
+        <w:pStyle w:val="ListParagraph"/>
+        <w:numPr>
+          <w:ilvl w:val="0"/>
+          <w:numId w:val="3"/>
+        </w:numPr>
+        <w:spacing w:after="60"/>
+      </w:pPr>
+      <w:r>
+        <w:rPr>
+          <w:b/>
+          <w:bCs/>
+        </w:rPr>
+        <w:t xml:space="preserve">One node per test.</w:t>
+      </w:r>
+      <w:r>
+        <w:t xml:space="preserve"> The reference node's behaviour within the angle calculation hasn't been tested.</w:t>
       </w:r>
     </w:p>
     <w:p>
@@ -3126,7 +4209,7 @@
                 <w:sz w:val="19"/>
                 <w:szCs w:val="19"/>
               </w:rPr>
-              <w:t xml:space="preserve">Run the diagnostic build past the ~15 min mark</w:t>
+              <w:t xml:space="preserve">Fix the sample rate (one write per line; one CSV row per sample)</w:t>
             </w:r>
           </w:p>
         </w:tc>
@@ -3146,7 +4229,7 @@
                 <w:sz w:val="19"/>
                 <w:szCs w:val="19"/>
               </w:rPr>
-              <w:t xml:space="preserve">Done (~40 min run)</w:t>
+              <w:t xml:space="preserve">Done and confirmed</w:t>
             </w:r>
           </w:p>
         </w:tc>
@@ -3191,22 +4274,7 @@
                 <w:sz w:val="19"/>
                 <w:szCs w:val="19"/>
               </w:rPr>
-              <w:t xml:space="preserve">Done (</w:t>
-            </w:r>
-            <w:r>
-              <w:rPr>
-                <w:rFonts w:ascii="Consolas" w:cs="Consolas" w:eastAsia="Consolas" w:hAnsi="Consolas"/>
-                <w:sz w:val="19"/>
-                <w:szCs w:val="19"/>
-              </w:rPr>
-              <w:t xml:space="preserve">knee_gui.py</w:t>
-            </w:r>
-            <w:r>
-              <w:rPr>
-                <w:sz w:val="19"/>
-                <w:szCs w:val="19"/>
-              </w:rPr>
-              <w:t xml:space="preserve">)</w:t>
+              <w:t xml:space="preserve">Done</w:t>
             </w:r>
           </w:p>
         </w:tc>
@@ -3231,7 +4299,7 @@
                 <w:sz w:val="19"/>
                 <w:szCs w:val="19"/>
               </w:rPr>
-              <w:t xml:space="preserve">Speed up the output cycle (one write per line)</w:t>
+              <w:t xml:space="preserve">Guard the shank node against a failing sensor</w:t>
             </w:r>
           </w:p>
         </w:tc>
@@ -3251,7 +4319,7 @@
                 <w:sz w:val="19"/>
                 <w:szCs w:val="19"/>
               </w:rPr>
-              <w:t xml:space="preserve">Done: flash both boards and test</w:t>
+              <w:t xml:space="preserve">Done</w:t>
             </w:r>
           </w:p>
         </w:tc>
@@ -3276,7 +4344,7 @@
                 <w:sz w:val="19"/>
                 <w:szCs w:val="19"/>
               </w:rPr>
-              <w:t xml:space="preserve">Guard the ruler node against a failing sensor</w:t>
+              <w:t xml:space="preserve">Board-swap test to locate the sensor fault</w:t>
             </w:r>
           </w:p>
         </w:tc>
@@ -3296,7 +4364,7 @@
                 <w:sz w:val="19"/>
                 <w:szCs w:val="19"/>
               </w:rPr>
-              <w:t xml:space="preserve">Done: flash both boards and test</w:t>
+              <w:t xml:space="preserve">Done: fault follows one board</w:t>
             </w:r>
           </w:p>
         </w:tc>
@@ -3321,7 +4389,7 @@
                 <w:sz w:val="19"/>
                 <w:szCs w:val="19"/>
               </w:rPr>
-              <w:t xml:space="preserve">Swap the boards' roles to see if the fault follows the hardware</w:t>
+              <w:t xml:space="preserve">Replace the faulty board (optionally, first test it on the other cable and port)</w:t>
             </w:r>
           </w:p>
         </w:tc>
@@ -3341,7 +4409,7 @@
                 <w:sz w:val="19"/>
                 <w:szCs w:val="19"/>
               </w:rPr>
-              <w:t xml:space="preserve">Next test</w:t>
+              <w:t xml:space="preserve">To do</w:t>
             </w:r>
           </w:p>
         </w:tc>
@@ -3366,7 +4434,7 @@
                 <w:sz w:val="19"/>
                 <w:szCs w:val="19"/>
               </w:rPr>
-              <w:t xml:space="preserve">Write one CSV row per received sample</w:t>
+              <w:t xml:space="preserve">One-hour static run on two healthy boards as the clean baseline</w:t>
             </w:r>
           </w:p>
         </w:tc>
@@ -3386,7 +4454,7 @@
                 <w:sz w:val="19"/>
                 <w:szCs w:val="19"/>
               </w:rPr>
-              <w:t xml:space="preserve">To do</w:t>
+              <w:t xml:space="preserve">After replacement</w:t>
             </w:r>
           </w:p>
         </w:tc>
@@ -3411,7 +4479,7 @@
                 <w:sz w:val="19"/>
                 <w:szCs w:val="19"/>
               </w:rPr>
-              <w:t xml:space="preserve">Log angles with more decimal places</w:t>
+              <w:t xml:space="preserve">Tilt both nodes during calibration, so the angle uses both</w:t>
             </w:r>
           </w:p>
         </w:tc>
@@ -3431,7 +4499,7 @@
                 <w:sz w:val="19"/>
                 <w:szCs w:val="19"/>
               </w:rPr>
-              <w:t xml:space="preserve">To do</w:t>
+              <w:t xml:space="preserve">Next test</w:t>
             </w:r>
           </w:p>
         </w:tc>
@@ -3456,7 +4524,7 @@
                 <w:sz w:val="19"/>
                 <w:szCs w:val="19"/>
               </w:rPr>
-              <w:t xml:space="preserve">Stiffen the raised rig (clamp the ruler, fix both nodes rigidly)</w:t>
+              <w:t xml:space="preserve">Keep the reference node still (tape the board and its cable down)</w:t>
             </w:r>
           </w:p>
         </w:tc>
@@ -3476,7 +4544,7 @@
                 <w:sz w:val="19"/>
                 <w:szCs w:val="19"/>
               </w:rPr>
-              <w:t xml:space="preserve">To do</w:t>
+              <w:t xml:space="preserve">Next test</w:t>
             </w:r>
           </w:p>
         </w:tc>
@@ -3501,7 +4569,7 @@
                 <w:sz w:val="19"/>
                 <w:szCs w:val="19"/>
               </w:rPr>
-              <w:t xml:space="preserve">Tilt both nodes during calibration</w:t>
+              <w:t xml:space="preserve">Repeat 0°/45°/90° placements 3–5 times each</w:t>
             </w:r>
           </w:p>
         </w:tc>
@@ -3521,7 +4589,7 @@
                 <w:sz w:val="19"/>
                 <w:szCs w:val="19"/>
               </w:rPr>
-              <w:t xml:space="preserve">Next test</w:t>
+              <w:t xml:space="preserve">If a steadier rig is available</w:t>
             </w:r>
           </w:p>
         </w:tc>
@@ -3546,7 +4614,7 @@
                 <w:sz w:val="19"/>
                 <w:szCs w:val="19"/>
               </w:rPr>
-              <w:t xml:space="preserve">Static test at known angles (30°, 45°, 90°) for accuracy</w:t>
+              <w:t xml:space="preserve">Log angles with more decimal places</w:t>
             </w:r>
           </w:p>
         </w:tc>
@@ -3566,52 +4634,7 @@
                 <w:sz w:val="19"/>
                 <w:szCs w:val="19"/>
               </w:rPr>
-              <w:t xml:space="preserve">Next test</w:t>
-            </w:r>
-          </w:p>
-        </w:tc>
-      </w:tr>
-      <w:tr>
-        <w:trPr>
-          <w:cantSplit/>
-        </w:trPr>
-        <w:tc>
-          <w:tcPr>
-            <w:tcW w:type="dxa" w:w="6854"/>
-            <w:tcMar>
-              <w:top w:type="dxa" w:w="60"/>
-              <w:left w:type="dxa" w:w="100"/>
-              <w:bottom w:type="dxa" w:w="60"/>
-              <w:right w:type="dxa" w:w="100"/>
-            </w:tcMar>
-          </w:tcPr>
-          <w:p>
-            <w:r>
-              <w:rPr>
-                <w:sz w:val="19"/>
-                <w:szCs w:val="19"/>
-              </w:rPr>
-              <w:t xml:space="preserve">Longer static run (30–60 min)</w:t>
-            </w:r>
-          </w:p>
-        </w:tc>
-        <w:tc>
-          <w:tcPr>
-            <w:tcW w:type="dxa" w:w="3226"/>
-            <w:tcMar>
-              <w:top w:type="dxa" w:w="60"/>
-              <w:left w:type="dxa" w:w="100"/>
-              <w:bottom w:type="dxa" w:w="60"/>
-              <w:right w:type="dxa" w:w="100"/>
-            </w:tcMar>
-          </w:tcPr>
-          <w:p>
-            <w:r>
-              <w:rPr>
-                <w:sz w:val="19"/>
-                <w:szCs w:val="19"/>
-              </w:rPr>
-              <w:t xml:space="preserve">Next test</w:t>
+              <w:t xml:space="preserve">To do</w:t>
             </w:r>
           </w:p>
         </w:tc>
@@ -3716,7 +4739,7 @@
         <w:sz w:val="16"/>
         <w:szCs w:val="16"/>
       </w:rPr>
-      <w:t xml:space="preserve">Static Stability Test Report   ·   page </w:t>
+      <w:t xml:space="preserve">Static Test Report   ·   page </w:t>
     </w:r>
     <w:r>
       <w:rPr>
@@ -3914,13 +4937,13 @@
     </w:lvlOverride>
   </w:num>
   <w:num w:numId="3">
-    <w:abstractNumId w:val="4"/>
+    <w:abstractNumId w:val="2"/>
     <w:lvlOverride w:ilvl="0">
       <w:startOverride w:val="1"/>
     </w:lvlOverride>
   </w:num>
   <w:num w:numId="4">
-    <w:abstractNumId w:val="2"/>
+    <w:abstractNumId w:val="4"/>
     <w:lvlOverride w:ilvl="0">
       <w:startOverride w:val="1"/>
     </w:lvlOverride>

--- a/analysis/static_test/Static_Stability_Test_Report.docx
+++ b/analysis/static_test/Static_Stability_Test_Report.docx
@@ -43,7 +43,7 @@
           <w:sz w:val="19"/>
           <w:szCs w:val="19"/>
         </w:rPr>
-        <w:t xml:space="preserve"> 2026-09-23 and 2026-09-24   ·   </w:t>
+        <w:t xml:space="preserve"> 2026-09-23 and 2026-09-24 · </w:t>
       </w:r>
       <w:r>
         <w:rPr>
@@ -61,7 +61,7 @@
           <w:sz w:val="19"/>
           <w:szCs w:val="19"/>
         </w:rPr>
-        <w:t xml:space="preserve"> 2 × Arduino Nano 33 BLE Rev2 (BMI270), wired UART link   ·   </w:t>
+        <w:t xml:space="preserve"> 2 × Arduino Nano 33 BLE Rev2 (BMI270), wired UART link · </w:t>
       </w:r>
       <w:r>
         <w:rPr>
@@ -101,10 +101,40 @@
     </w:p>
     <w:p>
       <w:pPr>
+        <w:spacing w:after="120"/>
+      </w:pPr>
+      <w:r>
+        <w:rPr>
+          <w:color w:val="5A5A5A"/>
+          <w:sz w:val="19"/>
+          <w:szCs w:val="19"/>
+        </w:rPr>
+        <w:t xml:space="preserve">Detailed analysis, per-run tables and method notes are in </w:t>
+      </w:r>
+      <w:r>
+        <w:rPr>
+          <w:rFonts w:ascii="Consolas" w:cs="Consolas" w:eastAsia="Consolas" w:hAnsi="Consolas"/>
+          <w:color w:val="5A5A5A"/>
+          <w:sz w:val="19"/>
+          <w:szCs w:val="19"/>
+        </w:rPr>
+        <w:t xml:space="preserve">analysis/static_test/FINDINGS.md</w:t>
+      </w:r>
+      <w:r>
+        <w:rPr>
+          <w:color w:val="5A5A5A"/>
+          <w:sz w:val="19"/>
+          <w:szCs w:val="19"/>
+        </w:rPr>
+        <w:t xml:space="preserve"> in the project repository.</w:t>
+      </w:r>
+    </w:p>
+    <w:p>
+      <w:pPr>
         <w:pStyle w:val="Heading1"/>
       </w:pPr>
       <w:r>
-        <w:t xml:space="preserve">Summary</w:t>
+        <w:t xml:space="preserve">Purpose of this document</w:t>
       </w:r>
     </w:p>
     <w:p>
@@ -112,53 +142,15 @@
         <w:spacing w:after="120"/>
       </w:pPr>
       <w:r>
-        <w:t xml:space="preserve">With nothing moving, the goniometer's reading stays still. Jitter is about </w:t>
-      </w:r>
-      <w:r>
-        <w:rPr>
-          <w:b/>
-          <w:bCs/>
-        </w:rPr>
-        <w:t xml:space="preserve">0.01–0.02°</w:t>
-      </w:r>
-      <w:r>
-        <w:t xml:space="preserve">. On a stable setup the reading changed by </w:t>
-      </w:r>
-      <w:r>
-        <w:rPr>
-          <w:b/>
-          <w:bCs/>
-        </w:rPr>
-        <w:t xml:space="preserve">less than 0.1° over 5 minutes, and by about 0.06° over a full hour</w:t>
-      </w:r>
-      <w:r>
-        <w:t xml:space="preserve"> (drift −0.001 °/min).</w:t>
-      </w:r>
-    </w:p>
-    <w:p>
-      <w:pPr>
-        <w:spacing w:after="120"/>
-      </w:pPr>
-      <w:r>
-        <w:t xml:space="preserve">A preliminary check on 45° and 90° rigs read </w:t>
-      </w:r>
-      <w:r>
-        <w:rPr>
-          <w:b/>
-          <w:bCs/>
-        </w:rPr>
-        <w:t xml:space="preserve">45.0° and 89.0°</w:t>
-      </w:r>
-      <w:r>
-        <w:t xml:space="preserve">. That's within 1° of nominal, but the setup couldn't give a rigorous accuracy figure (see below).</w:t>
-      </w:r>
-    </w:p>
-    <w:p>
-      <w:pPr>
-        <w:spacing w:after="120"/>
-      </w:pPr>
-      <w:r>
-        <w:t xml:space="preserve">Testing also found three problems:</w:t>
+        <w:t xml:space="preserve">This document records the static testing of the dual-IMU goniometer prototype: what was tested, how, what the results showed, which problems turned up along the way and how they were addressed. It closes with conclusions and recommended next steps for anyone continuing the work.</w:t>
+      </w:r>
+    </w:p>
+    <w:p>
+      <w:pPr>
+        <w:pStyle w:val="Heading1"/>
+      </w:pPr>
+      <w:r>
+        <w:t xml:space="preserve">What we are testing</w:t>
       </w:r>
     </w:p>
     <w:p>
@@ -175,20 +167,10 @@
           <w:b/>
           <w:bCs/>
         </w:rPr>
-        <w:t xml:space="preserve">The sample rate was ~40 Hz, not 50 Hz,</w:t>
-      </w:r>
-      <w:r>
-        <w:t xml:space="preserve"> and ~20 % of CSV rows were duplicates. </w:t>
-      </w:r>
-      <w:r>
-        <w:rPr>
-          <w:b/>
-          <w:bCs/>
-        </w:rPr>
-        <w:t xml:space="preserve">Fixed and confirmed:</w:t>
-      </w:r>
-      <w:r>
-        <w:t xml:space="preserve"> true 50 Hz, 0 duplicate rows. The static results were unaffected.</w:t>
+        <w:t xml:space="preserve">Stability:</w:t>
+      </w:r>
+      <w:r>
+        <w:t xml:space="preserve"> if nothing moves, does the measured angle also stay unchanged? This covers short-term jitter, slow drift over minutes to an hour, and data quality over long sessions.</w:t>
       </w:r>
     </w:p>
     <w:p>
@@ -205,93 +187,10 @@
           <w:b/>
           <w:bCs/>
         </w:rPr>
-        <w:t xml:space="preserve">One board's sensor fails after 20–47 minutes of running.</w:t>
-      </w:r>
-      <w:r>
-        <w:t xml:space="preserve"> The fault followed that physical board when the boards swapped roles; the other board ran a full hour without a single bad reading. </w:t>
-      </w:r>
-      <w:r>
-        <w:rPr>
-          <w:b/>
-          <w:bCs/>
-        </w:rPr>
-        <w:t xml:space="preserve">Action: replace that board.</w:t>
-      </w:r>
-    </w:p>
-    <w:p>
-      <w:pPr>
-        <w:pStyle w:val="ListParagraph"/>
-        <w:numPr>
-          <w:ilvl w:val="0"/>
-          <w:numId w:val="2"/>
-        </w:numPr>
-        <w:spacing w:after="60"/>
-      </w:pPr>
-      <w:r>
-        <w:rPr>
-          <w:b/>
-          <w:bCs/>
-        </w:rPr>
-        <w:t xml:space="preserve">Only one node was exercised</w:t>
-      </w:r>
-      <w:r>
-        <w:t xml:space="preserve"> by these tests, because of how calibration works when one node never tilts.</w:t>
-      </w:r>
-    </w:p>
-    <w:p>
-      <w:pPr>
-        <w:pStyle w:val="Heading1"/>
-      </w:pPr>
-      <w:r>
-        <w:t xml:space="preserve">Purpose</w:t>
-      </w:r>
-    </w:p>
-    <w:p>
-      <w:pPr>
-        <w:pStyle w:val="ListParagraph"/>
-        <w:numPr>
-          <w:ilvl w:val="0"/>
-          <w:numId w:val="3"/>
-        </w:numPr>
-        <w:spacing w:after="60"/>
-      </w:pPr>
-      <w:r>
-        <w:rPr>
-          <w:b/>
-          <w:bCs/>
-        </w:rPr>
-        <w:t xml:space="preserve">Stability:</w:t>
-      </w:r>
-      <w:r>
-        <w:t xml:space="preserve"> if nothing moves, does the measured angle also stay unchanged?</w:t>
-      </w:r>
-    </w:p>
-    <w:p>
-      <w:pPr>
-        <w:pStyle w:val="ListParagraph"/>
-        <w:numPr>
-          <w:ilvl w:val="0"/>
-          <w:numId w:val="3"/>
-        </w:numPr>
-        <w:spacing w:after="60"/>
-      </w:pPr>
-      <w:r>
-        <w:rPr>
-          <w:b/>
-          <w:bCs/>
-        </w:rPr>
         <w:t xml:space="preserve">Preliminary angle check:</w:t>
       </w:r>
       <w:r>
-        <w:t xml:space="preserve"> do fixed 45° and 90° rigs read close to nominal?</w:t>
-      </w:r>
-    </w:p>
-    <w:p>
-      <w:pPr>
-        <w:spacing w:after="120" w:before="80"/>
-      </w:pPr>
-      <w:r>
-        <w:t xml:space="preserve">The rigs weren't precise enough for a formal accuracy figure, so that part is a preliminary inspection only.</w:t>
+        <w:t xml:space="preserve"> do fixed 45° and 90° rigs read close to nominal? The rigs weren't precise enough for a formal accuracy figure, so this part is a preliminary inspection only.</w:t>
       </w:r>
     </w:p>
     <w:p>
@@ -316,11 +215,11 @@
         <w:tblLayout w:type="fixed"/>
       </w:tblPr>
       <w:tblGrid>
-        <w:gridCol w:w="1527"/>
-        <w:gridCol w:w="1985"/>
-        <w:gridCol w:w="2443"/>
-        <w:gridCol w:w="1985"/>
-        <w:gridCol w:w="2140"/>
+        <w:gridCol w:w="840"/>
+        <w:gridCol w:w="1680"/>
+        <w:gridCol w:w="3528"/>
+        <w:gridCol w:w="1764"/>
+        <w:gridCol w:w="2268"/>
       </w:tblGrid>
       <w:tr>
         <w:trPr>
@@ -328,7 +227,7 @@
         </w:trPr>
         <w:tc>
           <w:tcPr>
-            <w:tcW w:type="dxa" w:w="1527"/>
+            <w:tcW w:type="dxa" w:w="840"/>
             <w:shd w:fill="DCE6F1" w:color="auto" w:val="clear"/>
             <w:tcMar>
               <w:top w:type="dxa" w:w="60"/>
@@ -341,7 +240,7 @@
         </w:tc>
         <w:tc>
           <w:tcPr>
-            <w:tcW w:type="dxa" w:w="1985"/>
+            <w:tcW w:type="dxa" w:w="1680"/>
             <w:shd w:fill="DCE6F1" w:color="auto" w:val="clear"/>
             <w:tcMar>
               <w:top w:type="dxa" w:w="60"/>
@@ -364,7 +263,7 @@
         </w:tc>
         <w:tc>
           <w:tcPr>
-            <w:tcW w:type="dxa" w:w="2443"/>
+            <w:tcW w:type="dxa" w:w="3528"/>
             <w:shd w:fill="DCE6F1" w:color="auto" w:val="clear"/>
             <w:tcMar>
               <w:top w:type="dxa" w:w="60"/>
@@ -387,7 +286,7 @@
         </w:tc>
         <w:tc>
           <w:tcPr>
-            <w:tcW w:type="dxa" w:w="1985"/>
+            <w:tcW w:type="dxa" w:w="1764"/>
             <w:shd w:fill="DCE6F1" w:color="auto" w:val="clear"/>
             <w:tcMar>
               <w:top w:type="dxa" w:w="60"/>
@@ -410,7 +309,7 @@
         </w:tc>
         <w:tc>
           <w:tcPr>
-            <w:tcW w:type="dxa" w:w="2140"/>
+            <w:tcW w:type="dxa" w:w="2268"/>
             <w:shd w:fill="DCE6F1" w:color="auto" w:val="clear"/>
             <w:tcMar>
               <w:top w:type="dxa" w:w="60"/>
@@ -438,7 +337,7 @@
         </w:trPr>
         <w:tc>
           <w:tcPr>
-            <w:tcW w:type="dxa" w:w="1527"/>
+            <w:tcW w:type="dxa" w:w="840"/>
             <w:tcMar>
               <w:top w:type="dxa" w:w="60"/>
               <w:left w:type="dxa" w:w="100"/>
@@ -458,7 +357,7 @@
         </w:tc>
         <w:tc>
           <w:tcPr>
-            <w:tcW w:type="dxa" w:w="1985"/>
+            <w:tcW w:type="dxa" w:w="1680"/>
             <w:tcMar>
               <w:top w:type="dxa" w:w="60"/>
               <w:left w:type="dxa" w:w="100"/>
@@ -478,7 +377,7 @@
         </w:tc>
         <w:tc>
           <w:tcPr>
-            <w:tcW w:type="dxa" w:w="2443"/>
+            <w:tcW w:type="dxa" w:w="3528"/>
             <w:tcMar>
               <w:top w:type="dxa" w:w="60"/>
               <w:left w:type="dxa" w:w="100"/>
@@ -498,7 +397,7 @@
         </w:tc>
         <w:tc>
           <w:tcPr>
-            <w:tcW w:type="dxa" w:w="1985"/>
+            <w:tcW w:type="dxa" w:w="1764"/>
             <w:tcMar>
               <w:top w:type="dxa" w:w="60"/>
               <w:left w:type="dxa" w:w="100"/>
@@ -518,7 +417,7 @@
         </w:tc>
         <w:tc>
           <w:tcPr>
-            <w:tcW w:type="dxa" w:w="2140"/>
+            <w:tcW w:type="dxa" w:w="2268"/>
             <w:tcMar>
               <w:top w:type="dxa" w:w="60"/>
               <w:left w:type="dxa" w:w="100"/>
@@ -543,7 +442,7 @@
         </w:trPr>
         <w:tc>
           <w:tcPr>
-            <w:tcW w:type="dxa" w:w="1527"/>
+            <w:tcW w:type="dxa" w:w="840"/>
             <w:tcMar>
               <w:top w:type="dxa" w:w="60"/>
               <w:left w:type="dxa" w:w="100"/>
@@ -563,7 +462,7 @@
         </w:tc>
         <w:tc>
           <w:tcPr>
-            <w:tcW w:type="dxa" w:w="1985"/>
+            <w:tcW w:type="dxa" w:w="1680"/>
             <w:tcMar>
               <w:top w:type="dxa" w:w="60"/>
               <w:left w:type="dxa" w:w="100"/>
@@ -583,7 +482,7 @@
         </w:tc>
         <w:tc>
           <w:tcPr>
-            <w:tcW w:type="dxa" w:w="2443"/>
+            <w:tcW w:type="dxa" w:w="3528"/>
             <w:tcMar>
               <w:top w:type="dxa" w:w="60"/>
               <w:left w:type="dxa" w:w="100"/>
@@ -603,7 +502,7 @@
         </w:tc>
         <w:tc>
           <w:tcPr>
-            <w:tcW w:type="dxa" w:w="1985"/>
+            <w:tcW w:type="dxa" w:w="1764"/>
             <w:tcMar>
               <w:top w:type="dxa" w:w="60"/>
               <w:left w:type="dxa" w:w="100"/>
@@ -623,7 +522,7 @@
         </w:tc>
         <w:tc>
           <w:tcPr>
-            <w:tcW w:type="dxa" w:w="2140"/>
+            <w:tcW w:type="dxa" w:w="2268"/>
             <w:tcMar>
               <w:top w:type="dxa" w:w="60"/>
               <w:left w:type="dxa" w:w="100"/>
@@ -648,7 +547,7 @@
         </w:trPr>
         <w:tc>
           <w:tcPr>
-            <w:tcW w:type="dxa" w:w="1527"/>
+            <w:tcW w:type="dxa" w:w="840"/>
             <w:tcMar>
               <w:top w:type="dxa" w:w="60"/>
               <w:left w:type="dxa" w:w="100"/>
@@ -668,7 +567,7 @@
         </w:tc>
         <w:tc>
           <w:tcPr>
-            <w:tcW w:type="dxa" w:w="1985"/>
+            <w:tcW w:type="dxa" w:w="1680"/>
             <w:tcMar>
               <w:top w:type="dxa" w:w="60"/>
               <w:left w:type="dxa" w:w="100"/>
@@ -688,7 +587,7 @@
         </w:tc>
         <w:tc>
           <w:tcPr>
-            <w:tcW w:type="dxa" w:w="2443"/>
+            <w:tcW w:type="dxa" w:w="3528"/>
             <w:tcMar>
               <w:top w:type="dxa" w:w="60"/>
               <w:left w:type="dxa" w:w="100"/>
@@ -708,7 +607,7 @@
         </w:tc>
         <w:tc>
           <w:tcPr>
-            <w:tcW w:type="dxa" w:w="1985"/>
+            <w:tcW w:type="dxa" w:w="1764"/>
             <w:tcMar>
               <w:top w:type="dxa" w:w="60"/>
               <w:left w:type="dxa" w:w="100"/>
@@ -728,7 +627,7 @@
         </w:tc>
         <w:tc>
           <w:tcPr>
-            <w:tcW w:type="dxa" w:w="2140"/>
+            <w:tcW w:type="dxa" w:w="2268"/>
             <w:tcMar>
               <w:top w:type="dxa" w:w="60"/>
               <w:left w:type="dxa" w:w="100"/>
@@ -753,7 +652,7 @@
         </w:trPr>
         <w:tc>
           <w:tcPr>
-            <w:tcW w:type="dxa" w:w="1527"/>
+            <w:tcW w:type="dxa" w:w="840"/>
             <w:tcMar>
               <w:top w:type="dxa" w:w="60"/>
               <w:left w:type="dxa" w:w="100"/>
@@ -773,7 +672,7 @@
         </w:tc>
         <w:tc>
           <w:tcPr>
-            <w:tcW w:type="dxa" w:w="1985"/>
+            <w:tcW w:type="dxa" w:w="1680"/>
             <w:tcMar>
               <w:top w:type="dxa" w:w="60"/>
               <w:left w:type="dxa" w:w="100"/>
@@ -793,7 +692,7 @@
         </w:tc>
         <w:tc>
           <w:tcPr>
-            <w:tcW w:type="dxa" w:w="2443"/>
+            <w:tcW w:type="dxa" w:w="3528"/>
             <w:tcMar>
               <w:top w:type="dxa" w:w="60"/>
               <w:left w:type="dxa" w:w="100"/>
@@ -813,7 +712,7 @@
         </w:tc>
         <w:tc>
           <w:tcPr>
-            <w:tcW w:type="dxa" w:w="1985"/>
+            <w:tcW w:type="dxa" w:w="1764"/>
             <w:tcMar>
               <w:top w:type="dxa" w:w="60"/>
               <w:left w:type="dxa" w:w="100"/>
@@ -833,7 +732,7 @@
         </w:tc>
         <w:tc>
           <w:tcPr>
-            <w:tcW w:type="dxa" w:w="2140"/>
+            <w:tcW w:type="dxa" w:w="2268"/>
             <w:tcMar>
               <w:top w:type="dxa" w:w="60"/>
               <w:left w:type="dxa" w:w="100"/>
@@ -868,7 +767,7 @@
     </w:p>
     <w:p>
       <w:pPr>
-        <w:spacing w:after="60"/>
+        <w:spacing w:after="120"/>
       </w:pPr>
       <w:r>
         <w:rPr>
@@ -883,7 +782,7 @@
         <w:pStyle w:val="ListParagraph"/>
         <w:numPr>
           <w:ilvl w:val="0"/>
-          <w:numId w:val="4"/>
+          <w:numId w:val="3"/>
         </w:numPr>
         <w:spacing w:after="60"/>
       </w:pPr>
@@ -903,7 +802,7 @@
         <w:pStyle w:val="ListParagraph"/>
         <w:numPr>
           <w:ilvl w:val="0"/>
-          <w:numId w:val="4"/>
+          <w:numId w:val="3"/>
         </w:numPr>
         <w:spacing w:after="60"/>
       </w:pPr>
@@ -923,7 +822,7 @@
         <w:pStyle w:val="ListParagraph"/>
         <w:numPr>
           <w:ilvl w:val="0"/>
-          <w:numId w:val="4"/>
+          <w:numId w:val="3"/>
         </w:numPr>
         <w:spacing w:after="60"/>
       </w:pPr>
@@ -940,7 +839,7 @@
     </w:p>
     <w:p>
       <w:pPr>
-        <w:spacing w:after="120" w:before="80"/>
+        <w:spacing w:after="120"/>
       </w:pPr>
       <w:r>
         <w:t xml:space="preserve">The first 20 s (calibration plus setting the node down) are excluded from the stability analysis.</w:t>
@@ -971,7 +870,7 @@
           <wp:inline distT="0" distB="0" distL="0" distR="0">
             <wp:extent cx="6400800" cy="2209800"/>
             <wp:effectExtent t="0" r="0" b="0" l="0"/>
-            <wp:docPr id="1" name="stability" descr="Session 1 runs stay within 0.06 degrees; session 2 runs creep 0.1 to 0.5 degrees, run 5 with two steps." title="Change in angle during each hold"/>
+            <wp:docPr id="1" name="figure" descr="Change in angle during each 5-minute hold" title="Change in angle during each 5-minute hold"/>
             <wp:cNvGraphicFramePr>
               <a:graphicFrameLocks xmlns:a="http://schemas.openxmlformats.org/drawingml/2006/main" noChangeAspect="1"/>
             </wp:cNvGraphicFramePr>
@@ -1009,15 +908,12 @@
     </w:p>
     <w:p>
       <w:pPr>
-        <w:spacing w:after="200"/>
+        <w:spacing w:after="120"/>
       </w:pPr>
       <w:r>
         <w:rPr>
           <w:i/>
           <w:iCs/>
-          <w:color w:val="5A5A5A"/>
-          <w:sz w:val="18"/>
-          <w:szCs w:val="18"/>
         </w:rPr>
         <w:t xml:space="preserve">Change in the measured angle during each hold (5 s rolling average), relative to the first 10 s of the hold.</w:t>
       </w:r>
@@ -1036,11 +932,11 @@
         <w:tblLayout w:type="fixed"/>
       </w:tblPr>
       <w:tblGrid>
-        <w:gridCol w:w="1600"/>
-        <w:gridCol w:w="1920"/>
-        <w:gridCol w:w="1760"/>
-        <w:gridCol w:w="2720"/>
-        <w:gridCol w:w="2080"/>
+        <w:gridCol w:w="1630"/>
+        <w:gridCol w:w="1927"/>
+        <w:gridCol w:w="1630"/>
+        <w:gridCol w:w="2964"/>
+        <w:gridCol w:w="1929"/>
       </w:tblGrid>
       <w:tr>
         <w:trPr>
@@ -1048,7 +944,7 @@
         </w:trPr>
         <w:tc>
           <w:tcPr>
-            <w:tcW w:type="dxa" w:w="1600"/>
+            <w:tcW w:type="dxa" w:w="1630"/>
             <w:shd w:fill="DCE6F1" w:color="auto" w:val="clear"/>
             <w:tcMar>
               <w:top w:type="dxa" w:w="60"/>
@@ -1071,7 +967,7 @@
         </w:tc>
         <w:tc>
           <w:tcPr>
-            <w:tcW w:type="dxa" w:w="1920"/>
+            <w:tcW w:type="dxa" w:w="1927"/>
             <w:shd w:fill="DCE6F1" w:color="auto" w:val="clear"/>
             <w:tcMar>
               <w:top w:type="dxa" w:w="60"/>
@@ -1094,7 +990,7 @@
         </w:tc>
         <w:tc>
           <w:tcPr>
-            <w:tcW w:type="dxa" w:w="1760"/>
+            <w:tcW w:type="dxa" w:w="1630"/>
             <w:shd w:fill="DCE6F1" w:color="auto" w:val="clear"/>
             <w:tcMar>
               <w:top w:type="dxa" w:w="60"/>
@@ -1117,7 +1013,7 @@
         </w:tc>
         <w:tc>
           <w:tcPr>
-            <w:tcW w:type="dxa" w:w="2720"/>
+            <w:tcW w:type="dxa" w:w="2964"/>
             <w:shd w:fill="DCE6F1" w:color="auto" w:val="clear"/>
             <w:tcMar>
               <w:top w:type="dxa" w:w="60"/>
@@ -1140,7 +1036,7 @@
         </w:tc>
         <w:tc>
           <w:tcPr>
-            <w:tcW w:type="dxa" w:w="2080"/>
+            <w:tcW w:type="dxa" w:w="1929"/>
             <w:shd w:fill="DCE6F1" w:color="auto" w:val="clear"/>
             <w:tcMar>
               <w:top w:type="dxa" w:w="60"/>
@@ -1168,7 +1064,7 @@
         </w:trPr>
         <w:tc>
           <w:tcPr>
-            <w:tcW w:type="dxa" w:w="1600"/>
+            <w:tcW w:type="dxa" w:w="1630"/>
             <w:tcMar>
               <w:top w:type="dxa" w:w="60"/>
               <w:left w:type="dxa" w:w="100"/>
@@ -1188,7 +1084,7 @@
         </w:tc>
         <w:tc>
           <w:tcPr>
-            <w:tcW w:type="dxa" w:w="1920"/>
+            <w:tcW w:type="dxa" w:w="1927"/>
             <w:tcMar>
               <w:top w:type="dxa" w:w="60"/>
               <w:left w:type="dxa" w:w="100"/>
@@ -1208,7 +1104,7 @@
         </w:tc>
         <w:tc>
           <w:tcPr>
-            <w:tcW w:type="dxa" w:w="1760"/>
+            <w:tcW w:type="dxa" w:w="1630"/>
             <w:tcMar>
               <w:top w:type="dxa" w:w="60"/>
               <w:left w:type="dxa" w:w="100"/>
@@ -1228,7 +1124,7 @@
         </w:tc>
         <w:tc>
           <w:tcPr>
-            <w:tcW w:type="dxa" w:w="2720"/>
+            <w:tcW w:type="dxa" w:w="2964"/>
             <w:tcMar>
               <w:top w:type="dxa" w:w="60"/>
               <w:left w:type="dxa" w:w="100"/>
@@ -1248,7 +1144,7 @@
         </w:tc>
         <w:tc>
           <w:tcPr>
-            <w:tcW w:type="dxa" w:w="2080"/>
+            <w:tcW w:type="dxa" w:w="1929"/>
             <w:tcMar>
               <w:top w:type="dxa" w:w="60"/>
               <w:left w:type="dxa" w:w="100"/>
@@ -1273,7 +1169,7 @@
         </w:trPr>
         <w:tc>
           <w:tcPr>
-            <w:tcW w:type="dxa" w:w="1600"/>
+            <w:tcW w:type="dxa" w:w="1630"/>
             <w:tcMar>
               <w:top w:type="dxa" w:w="60"/>
               <w:left w:type="dxa" w:w="100"/>
@@ -1293,7 +1189,7 @@
         </w:tc>
         <w:tc>
           <w:tcPr>
-            <w:tcW w:type="dxa" w:w="1920"/>
+            <w:tcW w:type="dxa" w:w="1927"/>
             <w:tcMar>
               <w:top w:type="dxa" w:w="60"/>
               <w:left w:type="dxa" w:w="100"/>
@@ -1313,7 +1209,7 @@
         </w:tc>
         <w:tc>
           <w:tcPr>
-            <w:tcW w:type="dxa" w:w="1760"/>
+            <w:tcW w:type="dxa" w:w="1630"/>
             <w:tcMar>
               <w:top w:type="dxa" w:w="60"/>
               <w:left w:type="dxa" w:w="100"/>
@@ -1333,7 +1229,7 @@
         </w:tc>
         <w:tc>
           <w:tcPr>
-            <w:tcW w:type="dxa" w:w="2720"/>
+            <w:tcW w:type="dxa" w:w="2964"/>
             <w:tcMar>
               <w:top w:type="dxa" w:w="60"/>
               <w:left w:type="dxa" w:w="100"/>
@@ -1353,7 +1249,7 @@
         </w:tc>
         <w:tc>
           <w:tcPr>
-            <w:tcW w:type="dxa" w:w="2080"/>
+            <w:tcW w:type="dxa" w:w="1929"/>
             <w:tcMar>
               <w:top w:type="dxa" w:w="60"/>
               <w:left w:type="dxa" w:w="100"/>
@@ -1378,7 +1274,7 @@
         </w:trPr>
         <w:tc>
           <w:tcPr>
-            <w:tcW w:type="dxa" w:w="1600"/>
+            <w:tcW w:type="dxa" w:w="1630"/>
             <w:tcMar>
               <w:top w:type="dxa" w:w="60"/>
               <w:left w:type="dxa" w:w="100"/>
@@ -1398,7 +1294,7 @@
         </w:tc>
         <w:tc>
           <w:tcPr>
-            <w:tcW w:type="dxa" w:w="1920"/>
+            <w:tcW w:type="dxa" w:w="1927"/>
             <w:tcMar>
               <w:top w:type="dxa" w:w="60"/>
               <w:left w:type="dxa" w:w="100"/>
@@ -1418,7 +1314,7 @@
         </w:tc>
         <w:tc>
           <w:tcPr>
-            <w:tcW w:type="dxa" w:w="1760"/>
+            <w:tcW w:type="dxa" w:w="1630"/>
             <w:tcMar>
               <w:top w:type="dxa" w:w="60"/>
               <w:left w:type="dxa" w:w="100"/>
@@ -1438,7 +1334,7 @@
         </w:tc>
         <w:tc>
           <w:tcPr>
-            <w:tcW w:type="dxa" w:w="2720"/>
+            <w:tcW w:type="dxa" w:w="2964"/>
             <w:tcMar>
               <w:top w:type="dxa" w:w="60"/>
               <w:left w:type="dxa" w:w="100"/>
@@ -1458,7 +1354,7 @@
         </w:tc>
         <w:tc>
           <w:tcPr>
-            <w:tcW w:type="dxa" w:w="2080"/>
+            <w:tcW w:type="dxa" w:w="1929"/>
             <w:tcMar>
               <w:top w:type="dxa" w:w="60"/>
               <w:left w:type="dxa" w:w="100"/>
@@ -1483,7 +1379,7 @@
         </w:trPr>
         <w:tc>
           <w:tcPr>
-            <w:tcW w:type="dxa" w:w="1600"/>
+            <w:tcW w:type="dxa" w:w="1630"/>
             <w:tcMar>
               <w:top w:type="dxa" w:w="60"/>
               <w:left w:type="dxa" w:w="100"/>
@@ -1503,7 +1399,7 @@
         </w:tc>
         <w:tc>
           <w:tcPr>
-            <w:tcW w:type="dxa" w:w="1920"/>
+            <w:tcW w:type="dxa" w:w="1927"/>
             <w:tcMar>
               <w:top w:type="dxa" w:w="60"/>
               <w:left w:type="dxa" w:w="100"/>
@@ -1523,27 +1419,27 @@
         </w:tc>
         <w:tc>
           <w:tcPr>
-            <w:tcW w:type="dxa" w:w="1760"/>
-            <w:tcMar>
-              <w:top w:type="dxa" w:w="60"/>
-              <w:left w:type="dxa" w:w="100"/>
-              <w:bottom w:type="dxa" w:w="60"/>
-              <w:right w:type="dxa" w:w="100"/>
-            </w:tcMar>
-          </w:tcPr>
-          <w:p>
-            <w:r>
-              <w:rPr>
-                <w:sz w:val="19"/>
-                <w:szCs w:val="19"/>
-              </w:rPr>
-              <w:t xml:space="preserve">0.016°*</w:t>
-            </w:r>
-          </w:p>
-        </w:tc>
-        <w:tc>
-          <w:tcPr>
-            <w:tcW w:type="dxa" w:w="2720"/>
+            <w:tcW w:type="dxa" w:w="1630"/>
+            <w:tcMar>
+              <w:top w:type="dxa" w:w="60"/>
+              <w:left w:type="dxa" w:w="100"/>
+              <w:bottom w:type="dxa" w:w="60"/>
+              <w:right w:type="dxa" w:w="100"/>
+            </w:tcMar>
+          </w:tcPr>
+          <w:p>
+            <w:r>
+              <w:rPr>
+                <w:sz w:val="19"/>
+                <w:szCs w:val="19"/>
+              </w:rPr>
+              <w:t xml:space="preserve">0.016°∗</w:t>
+            </w:r>
+          </w:p>
+        </w:tc>
+        <w:tc>
+          <w:tcPr>
+            <w:tcW w:type="dxa" w:w="2964"/>
             <w:tcMar>
               <w:top w:type="dxa" w:w="60"/>
               <w:left w:type="dxa" w:w="100"/>
@@ -1563,7 +1459,7 @@
         </w:tc>
         <w:tc>
           <w:tcPr>
-            <w:tcW w:type="dxa" w:w="2080"/>
+            <w:tcW w:type="dxa" w:w="1929"/>
             <w:tcMar>
               <w:top w:type="dxa" w:w="60"/>
               <w:left w:type="dxa" w:w="100"/>
@@ -1588,7 +1484,7 @@
         </w:trPr>
         <w:tc>
           <w:tcPr>
-            <w:tcW w:type="dxa" w:w="1600"/>
+            <w:tcW w:type="dxa" w:w="1630"/>
             <w:tcMar>
               <w:top w:type="dxa" w:w="60"/>
               <w:left w:type="dxa" w:w="100"/>
@@ -1608,7 +1504,7 @@
         </w:tc>
         <w:tc>
           <w:tcPr>
-            <w:tcW w:type="dxa" w:w="1920"/>
+            <w:tcW w:type="dxa" w:w="1927"/>
             <w:tcMar>
               <w:top w:type="dxa" w:w="60"/>
               <w:left w:type="dxa" w:w="100"/>
@@ -1628,27 +1524,27 @@
         </w:tc>
         <w:tc>
           <w:tcPr>
-            <w:tcW w:type="dxa" w:w="1760"/>
-            <w:tcMar>
-              <w:top w:type="dxa" w:w="60"/>
-              <w:left w:type="dxa" w:w="100"/>
-              <w:bottom w:type="dxa" w:w="60"/>
-              <w:right w:type="dxa" w:w="100"/>
-            </w:tcMar>
-          </w:tcPr>
-          <w:p>
-            <w:r>
-              <w:rPr>
-                <w:sz w:val="19"/>
-                <w:szCs w:val="19"/>
-              </w:rPr>
-              <w:t xml:space="preserve">0.047°*</w:t>
-            </w:r>
-          </w:p>
-        </w:tc>
-        <w:tc>
-          <w:tcPr>
-            <w:tcW w:type="dxa" w:w="2720"/>
+            <w:tcW w:type="dxa" w:w="1630"/>
+            <w:tcMar>
+              <w:top w:type="dxa" w:w="60"/>
+              <w:left w:type="dxa" w:w="100"/>
+              <w:bottom w:type="dxa" w:w="60"/>
+              <w:right w:type="dxa" w:w="100"/>
+            </w:tcMar>
+          </w:tcPr>
+          <w:p>
+            <w:r>
+              <w:rPr>
+                <w:sz w:val="19"/>
+                <w:szCs w:val="19"/>
+              </w:rPr>
+              <w:t xml:space="preserve">0.047°∗</w:t>
+            </w:r>
+          </w:p>
+        </w:tc>
+        <w:tc>
+          <w:tcPr>
+            <w:tcW w:type="dxa" w:w="2964"/>
             <w:tcMar>
               <w:top w:type="dxa" w:w="60"/>
               <w:left w:type="dxa" w:w="100"/>
@@ -1668,7 +1564,7 @@
         </w:tc>
         <w:tc>
           <w:tcPr>
-            <w:tcW w:type="dxa" w:w="2080"/>
+            <w:tcW w:type="dxa" w:w="1929"/>
             <w:tcMar>
               <w:top w:type="dxa" w:w="60"/>
               <w:left w:type="dxa" w:w="100"/>
@@ -1693,7 +1589,7 @@
         </w:trPr>
         <w:tc>
           <w:tcPr>
-            <w:tcW w:type="dxa" w:w="1600"/>
+            <w:tcW w:type="dxa" w:w="1630"/>
             <w:tcMar>
               <w:top w:type="dxa" w:w="60"/>
               <w:left w:type="dxa" w:w="100"/>
@@ -1713,7 +1609,7 @@
         </w:tc>
         <w:tc>
           <w:tcPr>
-            <w:tcW w:type="dxa" w:w="1920"/>
+            <w:tcW w:type="dxa" w:w="1927"/>
             <w:tcMar>
               <w:top w:type="dxa" w:w="60"/>
               <w:left w:type="dxa" w:w="100"/>
@@ -1733,27 +1629,27 @@
         </w:tc>
         <w:tc>
           <w:tcPr>
-            <w:tcW w:type="dxa" w:w="1760"/>
-            <w:tcMar>
-              <w:top w:type="dxa" w:w="60"/>
-              <w:left w:type="dxa" w:w="100"/>
-              <w:bottom w:type="dxa" w:w="60"/>
-              <w:right w:type="dxa" w:w="100"/>
-            </w:tcMar>
-          </w:tcPr>
-          <w:p>
-            <w:r>
-              <w:rPr>
-                <w:sz w:val="19"/>
-                <w:szCs w:val="19"/>
-              </w:rPr>
-              <w:t xml:space="preserve">0.012°*</w:t>
-            </w:r>
-          </w:p>
-        </w:tc>
-        <w:tc>
-          <w:tcPr>
-            <w:tcW w:type="dxa" w:w="2720"/>
+            <w:tcW w:type="dxa" w:w="1630"/>
+            <w:tcMar>
+              <w:top w:type="dxa" w:w="60"/>
+              <w:left w:type="dxa" w:w="100"/>
+              <w:bottom w:type="dxa" w:w="60"/>
+              <w:right w:type="dxa" w:w="100"/>
+            </w:tcMar>
+          </w:tcPr>
+          <w:p>
+            <w:r>
+              <w:rPr>
+                <w:sz w:val="19"/>
+                <w:szCs w:val="19"/>
+              </w:rPr>
+              <w:t xml:space="preserve">0.012°∗</w:t>
+            </w:r>
+          </w:p>
+        </w:tc>
+        <w:tc>
+          <w:tcPr>
+            <w:tcW w:type="dxa" w:w="2964"/>
             <w:tcMar>
               <w:top w:type="dxa" w:w="60"/>
               <w:left w:type="dxa" w:w="100"/>
@@ -1773,7 +1669,7 @@
         </w:tc>
         <w:tc>
           <w:tcPr>
-            <w:tcW w:type="dxa" w:w="2080"/>
+            <w:tcW w:type="dxa" w:w="1929"/>
             <w:tcMar>
               <w:top w:type="dxa" w:w="60"/>
               <w:left w:type="dxa" w:w="100"/>
@@ -1798,7 +1694,7 @@
         </w:trPr>
         <w:tc>
           <w:tcPr>
-            <w:tcW w:type="dxa" w:w="1600"/>
+            <w:tcW w:type="dxa" w:w="1630"/>
             <w:tcMar>
               <w:top w:type="dxa" w:w="60"/>
               <w:left w:type="dxa" w:w="100"/>
@@ -1818,7 +1714,7 @@
         </w:tc>
         <w:tc>
           <w:tcPr>
-            <w:tcW w:type="dxa" w:w="1920"/>
+            <w:tcW w:type="dxa" w:w="1927"/>
             <w:tcMar>
               <w:top w:type="dxa" w:w="60"/>
               <w:left w:type="dxa" w:w="100"/>
@@ -1838,7 +1734,7 @@
         </w:tc>
         <w:tc>
           <w:tcPr>
-            <w:tcW w:type="dxa" w:w="1760"/>
+            <w:tcW w:type="dxa" w:w="1630"/>
             <w:tcMar>
               <w:top w:type="dxa" w:w="60"/>
               <w:left w:type="dxa" w:w="100"/>
@@ -1858,7 +1754,7 @@
         </w:tc>
         <w:tc>
           <w:tcPr>
-            <w:tcW w:type="dxa" w:w="2720"/>
+            <w:tcW w:type="dxa" w:w="2964"/>
             <w:tcMar>
               <w:top w:type="dxa" w:w="60"/>
               <w:left w:type="dxa" w:w="100"/>
@@ -1878,7 +1774,7 @@
         </w:tc>
         <w:tc>
           <w:tcPr>
-            <w:tcW w:type="dxa" w:w="2080"/>
+            <w:tcW w:type="dxa" w:w="1929"/>
             <w:tcMar>
               <w:top w:type="dxa" w:w="60"/>
               <w:left w:type="dxa" w:w="100"/>
@@ -1898,6 +1794,11 @@
         </w:tc>
       </w:tr>
     </w:tbl>
+    <w:p>
+      <w:pPr>
+        <w:spacing w:after="120"/>
+      </w:pPr>
+    </w:p>
     <w:p>
       <w:pPr>
         <w:spacing w:after="200"/>
@@ -1910,7 +1811,7 @@
           <w:sz w:val="18"/>
           <w:szCs w:val="18"/>
         </w:rPr>
-        <w:t xml:space="preserve">*Session 2 SD with the slow trend removed, so it measures jitter rather than the creep.</w:t>
+        <w:t xml:space="preserve">∗Session 2 SD with the slow trend removed, so it measures jitter rather than the creep.</w:t>
       </w:r>
     </w:p>
     <w:p>
@@ -1918,7 +1819,7 @@
         <w:pStyle w:val="ListParagraph"/>
         <w:numPr>
           <w:ilvl w:val="0"/>
-          <w:numId w:val="3"/>
+          <w:numId w:val="2"/>
         </w:numPr>
         <w:spacing w:after="60"/>
       </w:pPr>
@@ -1938,7 +1839,7 @@
         <w:pStyle w:val="ListParagraph"/>
         <w:numPr>
           <w:ilvl w:val="0"/>
-          <w:numId w:val="3"/>
+          <w:numId w:val="2"/>
         </w:numPr>
         <w:spacing w:after="60"/>
       </w:pPr>
@@ -1958,7 +1859,7 @@
         <w:pStyle w:val="ListParagraph"/>
         <w:numPr>
           <w:ilvl w:val="0"/>
-          <w:numId w:val="3"/>
+          <w:numId w:val="2"/>
         </w:numPr>
         <w:spacing w:after="60"/>
       </w:pPr>
@@ -1978,7 +1879,7 @@
         <w:pStyle w:val="ListParagraph"/>
         <w:numPr>
           <w:ilvl w:val="0"/>
-          <w:numId w:val="3"/>
+          <w:numId w:val="2"/>
         </w:numPr>
         <w:spacing w:after="60"/>
       </w:pPr>
@@ -2023,9 +1924,9 @@
         <w:tblLayout w:type="fixed"/>
       </w:tblPr>
       <w:tblGrid>
-        <w:gridCol w:w="3136"/>
-        <w:gridCol w:w="2912"/>
-        <w:gridCol w:w="4032"/>
+        <w:gridCol w:w="3423"/>
+        <w:gridCol w:w="2282"/>
+        <w:gridCol w:w="4375"/>
       </w:tblGrid>
       <w:tr>
         <w:trPr>
@@ -2033,7 +1934,7 @@
         </w:trPr>
         <w:tc>
           <w:tcPr>
-            <w:tcW w:type="dxa" w:w="3136"/>
+            <w:tcW w:type="dxa" w:w="3423"/>
             <w:shd w:fill="DCE6F1" w:color="auto" w:val="clear"/>
             <w:tcMar>
               <w:top w:type="dxa" w:w="60"/>
@@ -2056,7 +1957,7 @@
         </w:tc>
         <w:tc>
           <w:tcPr>
-            <w:tcW w:type="dxa" w:w="2912"/>
+            <w:tcW w:type="dxa" w:w="2282"/>
             <w:shd w:fill="DCE6F1" w:color="auto" w:val="clear"/>
             <w:tcMar>
               <w:top w:type="dxa" w:w="60"/>
@@ -2079,7 +1980,7 @@
         </w:tc>
         <w:tc>
           <w:tcPr>
-            <w:tcW w:type="dxa" w:w="4032"/>
+            <w:tcW w:type="dxa" w:w="4375"/>
             <w:shd w:fill="DCE6F1" w:color="auto" w:val="clear"/>
             <w:tcMar>
               <w:top w:type="dxa" w:w="60"/>
@@ -2107,7 +2008,7 @@
         </w:trPr>
         <w:tc>
           <w:tcPr>
-            <w:tcW w:type="dxa" w:w="3136"/>
+            <w:tcW w:type="dxa" w:w="3423"/>
             <w:tcMar>
               <w:top w:type="dxa" w:w="60"/>
               <w:left w:type="dxa" w:w="100"/>
@@ -2127,7 +2028,7 @@
         </w:tc>
         <w:tc>
           <w:tcPr>
-            <w:tcW w:type="dxa" w:w="2912"/>
+            <w:tcW w:type="dxa" w:w="2282"/>
             <w:tcMar>
               <w:top w:type="dxa" w:w="60"/>
               <w:left w:type="dxa" w:w="100"/>
@@ -2147,7 +2048,7 @@
         </w:tc>
         <w:tc>
           <w:tcPr>
-            <w:tcW w:type="dxa" w:w="4032"/>
+            <w:tcW w:type="dxa" w:w="4375"/>
             <w:tcMar>
               <w:top w:type="dxa" w:w="60"/>
               <w:left w:type="dxa" w:w="100"/>
@@ -2172,7 +2073,7 @@
         </w:trPr>
         <w:tc>
           <w:tcPr>
-            <w:tcW w:type="dxa" w:w="3136"/>
+            <w:tcW w:type="dxa" w:w="3423"/>
             <w:tcMar>
               <w:top w:type="dxa" w:w="60"/>
               <w:left w:type="dxa" w:w="100"/>
@@ -2192,7 +2093,7 @@
         </w:tc>
         <w:tc>
           <w:tcPr>
-            <w:tcW w:type="dxa" w:w="2912"/>
+            <w:tcW w:type="dxa" w:w="2282"/>
             <w:tcMar>
               <w:top w:type="dxa" w:w="60"/>
               <w:left w:type="dxa" w:w="100"/>
@@ -2212,7 +2113,7 @@
         </w:tc>
         <w:tc>
           <w:tcPr>
-            <w:tcW w:type="dxa" w:w="4032"/>
+            <w:tcW w:type="dxa" w:w="4375"/>
             <w:tcMar>
               <w:top w:type="dxa" w:w="60"/>
               <w:left w:type="dxa" w:w="100"/>
@@ -2237,7 +2138,7 @@
         </w:trPr>
         <w:tc>
           <w:tcPr>
-            <w:tcW w:type="dxa" w:w="3136"/>
+            <w:tcW w:type="dxa" w:w="3423"/>
             <w:tcMar>
               <w:top w:type="dxa" w:w="60"/>
               <w:left w:type="dxa" w:w="100"/>
@@ -2257,7 +2158,7 @@
         </w:tc>
         <w:tc>
           <w:tcPr>
-            <w:tcW w:type="dxa" w:w="2912"/>
+            <w:tcW w:type="dxa" w:w="2282"/>
             <w:tcMar>
               <w:top w:type="dxa" w:w="60"/>
               <w:left w:type="dxa" w:w="100"/>
@@ -2277,7 +2178,7 @@
         </w:tc>
         <w:tc>
           <w:tcPr>
-            <w:tcW w:type="dxa" w:w="4032"/>
+            <w:tcW w:type="dxa" w:w="4375"/>
             <w:tcMar>
               <w:top w:type="dxa" w:w="60"/>
               <w:left w:type="dxa" w:w="100"/>
@@ -2332,11 +2233,11 @@
         <w:tblLayout w:type="fixed"/>
       </w:tblPr>
       <w:tblGrid>
-        <w:gridCol w:w="1138"/>
-        <w:gridCol w:w="2438"/>
-        <w:gridCol w:w="2113"/>
-        <w:gridCol w:w="1788"/>
-        <w:gridCol w:w="2603"/>
+        <w:gridCol w:w="1008"/>
+        <w:gridCol w:w="2646"/>
+        <w:gridCol w:w="2142"/>
+        <w:gridCol w:w="1386"/>
+        <w:gridCol w:w="2898"/>
       </w:tblGrid>
       <w:tr>
         <w:trPr>
@@ -2344,7 +2245,7 @@
         </w:trPr>
         <w:tc>
           <w:tcPr>
-            <w:tcW w:type="dxa" w:w="1138"/>
+            <w:tcW w:type="dxa" w:w="1008"/>
             <w:shd w:fill="DCE6F1" w:color="auto" w:val="clear"/>
             <w:tcMar>
               <w:top w:type="dxa" w:w="60"/>
@@ -2367,7 +2268,7 @@
         </w:tc>
         <w:tc>
           <w:tcPr>
-            <w:tcW w:type="dxa" w:w="2438"/>
+            <w:tcW w:type="dxa" w:w="2646"/>
             <w:shd w:fill="DCE6F1" w:color="auto" w:val="clear"/>
             <w:tcMar>
               <w:top w:type="dxa" w:w="60"/>
@@ -2390,7 +2291,7 @@
         </w:tc>
         <w:tc>
           <w:tcPr>
-            <w:tcW w:type="dxa" w:w="2113"/>
+            <w:tcW w:type="dxa" w:w="2142"/>
             <w:shd w:fill="DCE6F1" w:color="auto" w:val="clear"/>
             <w:tcMar>
               <w:top w:type="dxa" w:w="60"/>
@@ -2413,7 +2314,7 @@
         </w:tc>
         <w:tc>
           <w:tcPr>
-            <w:tcW w:type="dxa" w:w="1788"/>
+            <w:tcW w:type="dxa" w:w="1386"/>
             <w:shd w:fill="DCE6F1" w:color="auto" w:val="clear"/>
             <w:tcMar>
               <w:top w:type="dxa" w:w="60"/>
@@ -2436,7 +2337,7 @@
         </w:tc>
         <w:tc>
           <w:tcPr>
-            <w:tcW w:type="dxa" w:w="2603"/>
+            <w:tcW w:type="dxa" w:w="2898"/>
             <w:shd w:fill="DCE6F1" w:color="auto" w:val="clear"/>
             <w:tcMar>
               <w:top w:type="dxa" w:w="60"/>
@@ -2464,7 +2365,7 @@
         </w:trPr>
         <w:tc>
           <w:tcPr>
-            <w:tcW w:type="dxa" w:w="1138"/>
+            <w:tcW w:type="dxa" w:w="1008"/>
             <w:tcMar>
               <w:top w:type="dxa" w:w="60"/>
               <w:left w:type="dxa" w:w="100"/>
@@ -2484,7 +2385,7 @@
         </w:tc>
         <w:tc>
           <w:tcPr>
-            <w:tcW w:type="dxa" w:w="2438"/>
+            <w:tcW w:type="dxa" w:w="2646"/>
             <w:tcMar>
               <w:top w:type="dxa" w:w="60"/>
               <w:left w:type="dxa" w:w="100"/>
@@ -2504,7 +2405,7 @@
         </w:tc>
         <w:tc>
           <w:tcPr>
-            <w:tcW w:type="dxa" w:w="2113"/>
+            <w:tcW w:type="dxa" w:w="2142"/>
             <w:tcMar>
               <w:top w:type="dxa" w:w="60"/>
               <w:left w:type="dxa" w:w="100"/>
@@ -2524,7 +2425,7 @@
         </w:tc>
         <w:tc>
           <w:tcPr>
-            <w:tcW w:type="dxa" w:w="1788"/>
+            <w:tcW w:type="dxa" w:w="1386"/>
             <w:tcMar>
               <w:top w:type="dxa" w:w="60"/>
               <w:left w:type="dxa" w:w="100"/>
@@ -2544,7 +2445,7 @@
         </w:tc>
         <w:tc>
           <w:tcPr>
-            <w:tcW w:type="dxa" w:w="2603"/>
+            <w:tcW w:type="dxa" w:w="2898"/>
             <w:tcMar>
               <w:top w:type="dxa" w:w="60"/>
               <w:left w:type="dxa" w:w="100"/>
@@ -2569,7 +2470,7 @@
         </w:trPr>
         <w:tc>
           <w:tcPr>
-            <w:tcW w:type="dxa" w:w="1138"/>
+            <w:tcW w:type="dxa" w:w="1008"/>
             <w:tcMar>
               <w:top w:type="dxa" w:w="60"/>
               <w:left w:type="dxa" w:w="100"/>
@@ -2589,7 +2490,7 @@
         </w:tc>
         <w:tc>
           <w:tcPr>
-            <w:tcW w:type="dxa" w:w="2438"/>
+            <w:tcW w:type="dxa" w:w="2646"/>
             <w:tcMar>
               <w:top w:type="dxa" w:w="60"/>
               <w:left w:type="dxa" w:w="100"/>
@@ -2609,7 +2510,7 @@
         </w:tc>
         <w:tc>
           <w:tcPr>
-            <w:tcW w:type="dxa" w:w="2113"/>
+            <w:tcW w:type="dxa" w:w="2142"/>
             <w:tcMar>
               <w:top w:type="dxa" w:w="60"/>
               <w:left w:type="dxa" w:w="100"/>
@@ -2629,7 +2530,7 @@
         </w:tc>
         <w:tc>
           <w:tcPr>
-            <w:tcW w:type="dxa" w:w="1788"/>
+            <w:tcW w:type="dxa" w:w="1386"/>
             <w:tcMar>
               <w:top w:type="dxa" w:w="60"/>
               <w:left w:type="dxa" w:w="100"/>
@@ -2649,7 +2550,7 @@
         </w:tc>
         <w:tc>
           <w:tcPr>
-            <w:tcW w:type="dxa" w:w="2603"/>
+            <w:tcW w:type="dxa" w:w="2898"/>
             <w:tcMar>
               <w:top w:type="dxa" w:w="60"/>
               <w:left w:type="dxa" w:w="100"/>
@@ -2671,16 +2572,14 @@
     </w:tbl>
     <w:p>
       <w:pPr>
-        <w:spacing w:after="200"/>
-      </w:pPr>
-      <w:r>
-        <w:rPr>
-          <w:i/>
-          <w:iCs/>
-          <w:color w:val="5A5A5A"/>
-          <w:sz w:val="18"/>
-          <w:szCs w:val="18"/>
-        </w:rPr>
+        <w:spacing w:after="120"/>
+      </w:pPr>
+    </w:p>
+    <w:p>
+      <w:pPr>
+        <w:spacing w:after="120"/>
+      </w:pPr>
+      <w:r>
         <w:t xml:space="preserve">The GUI shows these as negative angles because of the bending direction the calibration learned.</w:t>
       </w:r>
     </w:p>
@@ -2689,7 +2588,7 @@
         <w:pStyle w:val="ListParagraph"/>
         <w:numPr>
           <w:ilvl w:val="0"/>
-          <w:numId w:val="3"/>
+          <w:numId w:val="2"/>
         </w:numPr>
         <w:spacing w:after="60"/>
       </w:pPr>
@@ -2709,7 +2608,7 @@
         <w:pStyle w:val="ListParagraph"/>
         <w:numPr>
           <w:ilvl w:val="0"/>
-          <w:numId w:val="3"/>
+          <w:numId w:val="2"/>
         </w:numPr>
         <w:spacing w:after="60"/>
       </w:pPr>
@@ -2726,7 +2625,7 @@
         <w:pStyle w:val="ListParagraph"/>
         <w:numPr>
           <w:ilvl w:val="1"/>
-          <w:numId w:val="3"/>
+          <w:numId w:val="2"/>
         </w:numPr>
         <w:spacing w:after="60"/>
       </w:pPr>
@@ -2743,7 +2642,7 @@
         <w:pStyle w:val="ListParagraph"/>
         <w:numPr>
           <w:ilvl w:val="1"/>
-          <w:numId w:val="3"/>
+          <w:numId w:val="2"/>
         </w:numPr>
         <w:spacing w:after="60"/>
       </w:pPr>
@@ -2763,7 +2662,7 @@
         <w:pStyle w:val="ListParagraph"/>
         <w:numPr>
           <w:ilvl w:val="1"/>
-          <w:numId w:val="3"/>
+          <w:numId w:val="2"/>
         </w:numPr>
         <w:spacing w:after="60"/>
       </w:pPr>
@@ -2784,7 +2683,7 @@
         <w:pStyle w:val="ListParagraph"/>
         <w:numPr>
           <w:ilvl w:val="0"/>
-          <w:numId w:val="3"/>
+          <w:numId w:val="2"/>
         </w:numPr>
         <w:spacing w:after="60"/>
       </w:pPr>
@@ -2804,7 +2703,7 @@
         <w:pStyle w:val="ListParagraph"/>
         <w:numPr>
           <w:ilvl w:val="0"/>
-          <w:numId w:val="3"/>
+          <w:numId w:val="2"/>
         </w:numPr>
         <w:spacing w:after="60"/>
       </w:pPr>
@@ -2824,7 +2723,7 @@
         <w:pStyle w:val="ListParagraph"/>
         <w:numPr>
           <w:ilvl w:val="0"/>
-          <w:numId w:val="3"/>
+          <w:numId w:val="2"/>
         </w:numPr>
         <w:spacing w:after="60"/>
       </w:pPr>
@@ -2869,9 +2768,9 @@
         <w:tblLayout w:type="fixed"/>
       </w:tblPr>
       <w:tblGrid>
-        <w:gridCol w:w="4032"/>
-        <w:gridCol w:w="3225"/>
-        <w:gridCol w:w="2823"/>
+        <w:gridCol w:w="4209"/>
+        <w:gridCol w:w="3323"/>
+        <w:gridCol w:w="2548"/>
       </w:tblGrid>
       <w:tr>
         <w:trPr>
@@ -2879,7 +2778,7 @@
         </w:trPr>
         <w:tc>
           <w:tcPr>
-            <w:tcW w:type="dxa" w:w="4032"/>
+            <w:tcW w:type="dxa" w:w="4209"/>
             <w:shd w:fill="DCE6F1" w:color="auto" w:val="clear"/>
             <w:tcMar>
               <w:top w:type="dxa" w:w="60"/>
@@ -2892,7 +2791,7 @@
         </w:tc>
         <w:tc>
           <w:tcPr>
-            <w:tcW w:type="dxa" w:w="3225"/>
+            <w:tcW w:type="dxa" w:w="3323"/>
             <w:shd w:fill="DCE6F1" w:color="auto" w:val="clear"/>
             <w:tcMar>
               <w:top w:type="dxa" w:w="60"/>
@@ -2915,7 +2814,7 @@
         </w:tc>
         <w:tc>
           <w:tcPr>
-            <w:tcW w:type="dxa" w:w="2823"/>
+            <w:tcW w:type="dxa" w:w="2548"/>
             <w:shd w:fill="DCE6F1" w:color="auto" w:val="clear"/>
             <w:tcMar>
               <w:top w:type="dxa" w:w="60"/>
@@ -2943,7 +2842,7 @@
         </w:trPr>
         <w:tc>
           <w:tcPr>
-            <w:tcW w:type="dxa" w:w="4032"/>
+            <w:tcW w:type="dxa" w:w="4209"/>
             <w:tcMar>
               <w:top w:type="dxa" w:w="60"/>
               <w:left w:type="dxa" w:w="100"/>
@@ -2963,7 +2862,7 @@
         </w:tc>
         <w:tc>
           <w:tcPr>
-            <w:tcW w:type="dxa" w:w="3225"/>
+            <w:tcW w:type="dxa" w:w="3323"/>
             <w:tcMar>
               <w:top w:type="dxa" w:w="60"/>
               <w:left w:type="dxa" w:w="100"/>
@@ -2983,7 +2882,7 @@
         </w:tc>
         <w:tc>
           <w:tcPr>
-            <w:tcW w:type="dxa" w:w="2823"/>
+            <w:tcW w:type="dxa" w:w="2548"/>
             <w:tcMar>
               <w:top w:type="dxa" w:w="60"/>
               <w:left w:type="dxa" w:w="100"/>
@@ -3008,7 +2907,7 @@
         </w:trPr>
         <w:tc>
           <w:tcPr>
-            <w:tcW w:type="dxa" w:w="4032"/>
+            <w:tcW w:type="dxa" w:w="4209"/>
             <w:tcMar>
               <w:top w:type="dxa" w:w="60"/>
               <w:left w:type="dxa" w:w="100"/>
@@ -3028,7 +2927,7 @@
         </w:tc>
         <w:tc>
           <w:tcPr>
-            <w:tcW w:type="dxa" w:w="3225"/>
+            <w:tcW w:type="dxa" w:w="3323"/>
             <w:tcMar>
               <w:top w:type="dxa" w:w="60"/>
               <w:left w:type="dxa" w:w="100"/>
@@ -3048,7 +2947,7 @@
         </w:tc>
         <w:tc>
           <w:tcPr>
-            <w:tcW w:type="dxa" w:w="2823"/>
+            <w:tcW w:type="dxa" w:w="2548"/>
             <w:tcMar>
               <w:top w:type="dxa" w:w="60"/>
               <w:left w:type="dxa" w:w="100"/>
@@ -3073,7 +2972,7 @@
         </w:trPr>
         <w:tc>
           <w:tcPr>
-            <w:tcW w:type="dxa" w:w="4032"/>
+            <w:tcW w:type="dxa" w:w="4209"/>
             <w:tcMar>
               <w:top w:type="dxa" w:w="60"/>
               <w:left w:type="dxa" w:w="100"/>
@@ -3093,7 +2992,7 @@
         </w:tc>
         <w:tc>
           <w:tcPr>
-            <w:tcW w:type="dxa" w:w="3225"/>
+            <w:tcW w:type="dxa" w:w="3323"/>
             <w:tcMar>
               <w:top w:type="dxa" w:w="60"/>
               <w:left w:type="dxa" w:w="100"/>
@@ -3113,7 +3012,7 @@
         </w:tc>
         <w:tc>
           <w:tcPr>
-            <w:tcW w:type="dxa" w:w="2823"/>
+            <w:tcW w:type="dxa" w:w="2548"/>
             <w:tcMar>
               <w:top w:type="dxa" w:w="60"/>
               <w:left w:type="dxa" w:w="100"/>
@@ -3138,7 +3037,7 @@
         </w:trPr>
         <w:tc>
           <w:tcPr>
-            <w:tcW w:type="dxa" w:w="4032"/>
+            <w:tcW w:type="dxa" w:w="4209"/>
             <w:tcMar>
               <w:top w:type="dxa" w:w="60"/>
               <w:left w:type="dxa" w:w="100"/>
@@ -3158,7 +3057,7 @@
         </w:tc>
         <w:tc>
           <w:tcPr>
-            <w:tcW w:type="dxa" w:w="3225"/>
+            <w:tcW w:type="dxa" w:w="3323"/>
             <w:tcMar>
               <w:top w:type="dxa" w:w="60"/>
               <w:left w:type="dxa" w:w="100"/>
@@ -3178,7 +3077,7 @@
         </w:tc>
         <w:tc>
           <w:tcPr>
-            <w:tcW w:type="dxa" w:w="2823"/>
+            <w:tcW w:type="dxa" w:w="2548"/>
             <w:tcMar>
               <w:top w:type="dxa" w:w="60"/>
               <w:left w:type="dxa" w:w="100"/>
@@ -3205,7 +3104,7 @@
     </w:p>
     <w:p>
       <w:pPr>
-        <w:spacing w:after="60"/>
+        <w:spacing w:after="120"/>
       </w:pPr>
       <w:r>
         <w:rPr>
@@ -3223,7 +3122,7 @@
         <w:pStyle w:val="ListParagraph"/>
         <w:numPr>
           <w:ilvl w:val="0"/>
-          <w:numId w:val="3"/>
+          <w:numId w:val="2"/>
         </w:numPr>
         <w:spacing w:after="60"/>
       </w:pPr>
@@ -3243,7 +3142,7 @@
         <w:pStyle w:val="ListParagraph"/>
         <w:numPr>
           <w:ilvl w:val="0"/>
-          <w:numId w:val="3"/>
+          <w:numId w:val="2"/>
         </w:numPr>
         <w:spacing w:after="60"/>
       </w:pPr>
@@ -3260,7 +3159,7 @@
     </w:p>
     <w:p>
       <w:pPr>
-        <w:spacing w:after="60" w:before="80"/>
+        <w:spacing w:after="120"/>
       </w:pPr>
       <w:r>
         <w:rPr>
@@ -3275,7 +3174,7 @@
         <w:pStyle w:val="ListParagraph"/>
         <w:numPr>
           <w:ilvl w:val="0"/>
-          <w:numId w:val="3"/>
+          <w:numId w:val="2"/>
         </w:numPr>
         <w:spacing w:after="60"/>
       </w:pPr>
@@ -3288,7 +3187,7 @@
         <w:pStyle w:val="ListParagraph"/>
         <w:numPr>
           <w:ilvl w:val="0"/>
-          <w:numId w:val="3"/>
+          <w:numId w:val="2"/>
         </w:numPr>
         <w:spacing w:after="60"/>
       </w:pPr>
@@ -3298,7 +3197,7 @@
     </w:p>
     <w:p>
       <w:pPr>
-        <w:spacing w:after="120" w:before="80"/>
+        <w:spacing w:after="120"/>
       </w:pPr>
       <w:r>
         <w:t xml:space="preserve">Both were confirmed in the hour-long run: 50 rows/s, 0 duplicates, rows 19.9 ms apart.</w:t>
@@ -3324,7 +3223,15 @@
         <w:pStyle w:val="Heading2"/>
       </w:pPr>
       <w:r>
-        <w:t xml:space="preserve">2. One board's sensor fails after 20–47 minutes — traced to that board</w:t>
+        <w:t xml:space="preserve">2. Poor data quality in long sessions: traced to one faulty board</w:t>
+      </w:r>
+    </w:p>
+    <w:p>
+      <w:pPr>
+        <w:spacing w:after="120"/>
+      </w:pPr>
+      <w:r>
+        <w:t xml:space="preserve">In long sessions, data quality from one node would break down after 20–47 minutes. The evidence points to a hardware fault on one of the two Arduino boards as the most likely cause.</w:t>
       </w:r>
     </w:p>
     <w:p>
@@ -3336,10 +3243,10 @@
           <w:b/>
           <w:bCs/>
         </w:rPr>
-        <w:t xml:space="preserve">What happens.</w:t>
-      </w:r>
-      <w:r>
-        <w:t xml:space="preserve"> On that board, individual sensor reads start </w:t>
+        <w:t xml:space="preserve">What happened.</w:t>
+      </w:r>
+      <w:r>
+        <w:t xml:space="preserve"> On that board, individual sensor reads started </w:t>
       </w:r>
       <w:r>
         <w:rPr>
@@ -3349,17 +3256,17 @@
         <w:t xml:space="preserve">hanging for ~190–200 ms</w:t>
       </w:r>
       <w:r>
-        <w:t xml:space="preserve"> and returning garbage while the board sits still: accelerometer up to 4.4 g, gyro up to 2400 °/s. A few minutes later the sensor </w:t>
+        <w:t xml:space="preserve"> and returning garbage while the board sat still: accelerometer up to 4.4 g, gyro up to 2400 °/s. This made the reported orientation spin and the angle swing by tens of degrees. A few minutes later the sensor </w:t>
       </w:r>
       <w:r>
         <w:rPr>
           <w:b/>
           <w:bCs/>
         </w:rPr>
-        <w:t xml:space="preserve">stops producing data entirely</w:t>
-      </w:r>
-      <w:r>
-        <w:t xml:space="preserve">. Restarting the sensor, or rebooting the board, doesn't bring it back.</w:t>
+        <w:t xml:space="preserve">stopped producing data entirely</w:t>
+      </w:r>
+      <w:r>
+        <w:t xml:space="preserve">. Restarting the sensor, or rebooting the board, didn't bring it back.</w:t>
       </w:r>
     </w:p>
     <w:tbl>
@@ -3376,10 +3283,10 @@
         <w:tblLayout w:type="fixed"/>
       </w:tblPr>
       <w:tblGrid>
-        <w:gridCol w:w="2352"/>
-        <w:gridCol w:w="1848"/>
-        <w:gridCol w:w="2856"/>
-        <w:gridCol w:w="3024"/>
+        <w:gridCol w:w="1852"/>
+        <w:gridCol w:w="1260"/>
+        <w:gridCol w:w="3483"/>
+        <w:gridCol w:w="3485"/>
       </w:tblGrid>
       <w:tr>
         <w:trPr>
@@ -3387,7 +3294,7 @@
         </w:trPr>
         <w:tc>
           <w:tcPr>
-            <w:tcW w:type="dxa" w:w="2352"/>
+            <w:tcW w:type="dxa" w:w="1852"/>
             <w:shd w:fill="DCE6F1" w:color="auto" w:val="clear"/>
             <w:tcMar>
               <w:top w:type="dxa" w:w="60"/>
@@ -3410,7 +3317,7 @@
         </w:tc>
         <w:tc>
           <w:tcPr>
-            <w:tcW w:type="dxa" w:w="1848"/>
+            <w:tcW w:type="dxa" w:w="1260"/>
             <w:shd w:fill="DCE6F1" w:color="auto" w:val="clear"/>
             <w:tcMar>
               <w:top w:type="dxa" w:w="60"/>
@@ -3433,7 +3340,7 @@
         </w:tc>
         <w:tc>
           <w:tcPr>
-            <w:tcW w:type="dxa" w:w="2856"/>
+            <w:tcW w:type="dxa" w:w="3483"/>
             <w:shd w:fill="DCE6F1" w:color="auto" w:val="clear"/>
             <w:tcMar>
               <w:top w:type="dxa" w:w="60"/>
@@ -3450,13 +3357,13 @@
                 <w:sz w:val="19"/>
                 <w:szCs w:val="19"/>
               </w:rPr>
-              <w:t xml:space="preserve">Sensor trouble starts</w:t>
-            </w:r>
-          </w:p>
-        </w:tc>
-        <w:tc>
-          <w:tcPr>
-            <w:tcW w:type="dxa" w:w="3024"/>
+              <w:t xml:space="preserve">Sensor trouble started</w:t>
+            </w:r>
+          </w:p>
+        </w:tc>
+        <w:tc>
+          <w:tcPr>
+            <w:tcW w:type="dxa" w:w="3485"/>
             <w:shd w:fill="DCE6F1" w:color="auto" w:val="clear"/>
             <w:tcMar>
               <w:top w:type="dxa" w:w="60"/>
@@ -3473,7 +3380,7 @@
                 <w:sz w:val="19"/>
                 <w:szCs w:val="19"/>
               </w:rPr>
-              <w:t xml:space="preserve">Sensor dead</w:t>
+              <w:t xml:space="preserve">Sensor stopped</w:t>
             </w:r>
           </w:p>
         </w:tc>
@@ -3484,7 +3391,7 @@
         </w:trPr>
         <w:tc>
           <w:tcPr>
-            <w:tcW w:type="dxa" w:w="2352"/>
+            <w:tcW w:type="dxa" w:w="1852"/>
             <w:tcMar>
               <w:top w:type="dxa" w:w="60"/>
               <w:left w:type="dxa" w:w="100"/>
@@ -3504,7 +3411,7 @@
         </w:tc>
         <w:tc>
           <w:tcPr>
-            <w:tcW w:type="dxa" w:w="1848"/>
+            <w:tcW w:type="dxa" w:w="1260"/>
             <w:tcMar>
               <w:top w:type="dxa" w:w="60"/>
               <w:left w:type="dxa" w:w="100"/>
@@ -3524,7 +3431,7 @@
         </w:tc>
         <w:tc>
           <w:tcPr>
-            <w:tcW w:type="dxa" w:w="2856"/>
+            <w:tcW w:type="dxa" w:w="3483"/>
             <w:tcMar>
               <w:top w:type="dxa" w:w="60"/>
               <w:left w:type="dxa" w:w="100"/>
@@ -3544,7 +3451,7 @@
         </w:tc>
         <w:tc>
           <w:tcPr>
-            <w:tcW w:type="dxa" w:w="3024"/>
+            <w:tcW w:type="dxa" w:w="3485"/>
             <w:tcMar>
               <w:top w:type="dxa" w:w="60"/>
               <w:left w:type="dxa" w:w="100"/>
@@ -3569,7 +3476,7 @@
         </w:trPr>
         <w:tc>
           <w:tcPr>
-            <w:tcW w:type="dxa" w:w="2352"/>
+            <w:tcW w:type="dxa" w:w="1852"/>
             <w:tcMar>
               <w:top w:type="dxa" w:w="60"/>
               <w:left w:type="dxa" w:w="100"/>
@@ -3589,7 +3496,7 @@
         </w:tc>
         <w:tc>
           <w:tcPr>
-            <w:tcW w:type="dxa" w:w="1848"/>
+            <w:tcW w:type="dxa" w:w="1260"/>
             <w:tcMar>
               <w:top w:type="dxa" w:w="60"/>
               <w:left w:type="dxa" w:w="100"/>
@@ -3609,7 +3516,7 @@
         </w:tc>
         <w:tc>
           <w:tcPr>
-            <w:tcW w:type="dxa" w:w="2856"/>
+            <w:tcW w:type="dxa" w:w="3483"/>
             <w:tcMar>
               <w:top w:type="dxa" w:w="60"/>
               <w:left w:type="dxa" w:w="100"/>
@@ -3629,7 +3536,7 @@
         </w:tc>
         <w:tc>
           <w:tcPr>
-            <w:tcW w:type="dxa" w:w="3024"/>
+            <w:tcW w:type="dxa" w:w="3485"/>
             <w:tcMar>
               <w:top w:type="dxa" w:w="60"/>
               <w:left w:type="dxa" w:w="100"/>
@@ -3654,7 +3561,7 @@
         </w:trPr>
         <w:tc>
           <w:tcPr>
-            <w:tcW w:type="dxa" w:w="2352"/>
+            <w:tcW w:type="dxa" w:w="1852"/>
             <w:tcMar>
               <w:top w:type="dxa" w:w="60"/>
               <w:left w:type="dxa" w:w="100"/>
@@ -3674,7 +3581,7 @@
         </w:tc>
         <w:tc>
           <w:tcPr>
-            <w:tcW w:type="dxa" w:w="1848"/>
+            <w:tcW w:type="dxa" w:w="1260"/>
             <w:tcMar>
               <w:top w:type="dxa" w:w="60"/>
               <w:left w:type="dxa" w:w="100"/>
@@ -3694,7 +3601,7 @@
         </w:tc>
         <w:tc>
           <w:tcPr>
-            <w:tcW w:type="dxa" w:w="2856"/>
+            <w:tcW w:type="dxa" w:w="3483"/>
             <w:tcMar>
               <w:top w:type="dxa" w:w="60"/>
               <w:left w:type="dxa" w:w="100"/>
@@ -3714,7 +3621,7 @@
         </w:tc>
         <w:tc>
           <w:tcPr>
-            <w:tcW w:type="dxa" w:w="3024"/>
+            <w:tcW w:type="dxa" w:w="3485"/>
             <w:tcMar>
               <w:top w:type="dxa" w:w="60"/>
               <w:left w:type="dxa" w:w="100"/>
@@ -3739,7 +3646,7 @@
         </w:trPr>
         <w:tc>
           <w:tcPr>
-            <w:tcW w:type="dxa" w:w="2352"/>
+            <w:tcW w:type="dxa" w:w="1852"/>
             <w:tcMar>
               <w:top w:type="dxa" w:w="60"/>
               <w:left w:type="dxa" w:w="100"/>
@@ -3768,7 +3675,7 @@
         </w:tc>
         <w:tc>
           <w:tcPr>
-            <w:tcW w:type="dxa" w:w="1848"/>
+            <w:tcW w:type="dxa" w:w="1260"/>
             <w:tcMar>
               <w:top w:type="dxa" w:w="60"/>
               <w:left w:type="dxa" w:w="100"/>
@@ -3788,7 +3695,7 @@
         </w:tc>
         <w:tc>
           <w:tcPr>
-            <w:tcW w:type="dxa" w:w="2856"/>
+            <w:tcW w:type="dxa" w:w="3483"/>
             <w:tcMar>
               <w:top w:type="dxa" w:w="60"/>
               <w:left w:type="dxa" w:w="100"/>
@@ -3808,7 +3715,7 @@
         </w:tc>
         <w:tc>
           <w:tcPr>
-            <w:tcW w:type="dxa" w:w="3024"/>
+            <w:tcW w:type="dxa" w:w="3485"/>
             <w:tcMar>
               <w:top w:type="dxa" w:w="60"/>
               <w:left w:type="dxa" w:w="100"/>
@@ -3838,29 +3745,11 @@
         <w:spacing w:after="120"/>
       </w:pPr>
       <w:r>
-        <w:t xml:space="preserve">In the swapped run, </w:t>
-      </w:r>
-      <w:r>
         <w:rPr>
           <w:b/>
           <w:bCs/>
         </w:rPr>
-        <w:t xml:space="preserve">the other board ran the shank role for over an hour with 0 bad readings.</w:t>
-      </w:r>
-      <w:r>
-        <w:t xml:space="preserve"> Across all runs, the other board never had a sensor problem in either role.</w:t>
-      </w:r>
-    </w:p>
-    <w:p>
-      <w:pPr>
-        <w:spacing w:after="60"/>
-      </w:pPr>
-      <w:r>
-        <w:rPr>
-          <w:b/>
-          <w:bCs/>
-        </w:rPr>
-        <w:t xml:space="preserve">Ruled out:</w:t>
+        <w:t xml:space="preserve">How it was traced.</w:t>
       </w:r>
     </w:p>
     <w:p>
@@ -3868,7 +3757,7 @@
         <w:pStyle w:val="ListParagraph"/>
         <w:numPr>
           <w:ilvl w:val="0"/>
-          <w:numId w:val="3"/>
+          <w:numId w:val="2"/>
         </w:numPr>
         <w:spacing w:after="60"/>
       </w:pPr>
@@ -3877,10 +3766,10 @@
           <w:b/>
           <w:bCs/>
         </w:rPr>
-        <w:t xml:space="preserve">The link:</w:t>
-      </w:r>
-      <w:r>
-        <w:t xml:space="preserve"> no checksum failures before the fault in any run (apart from 2 at start-up in one).</w:t>
+        <w:t xml:space="preserve">Swapping the boards' firmware roles moved the fault with the board.</w:t>
+      </w:r>
+      <w:r>
+        <w:t xml:space="preserve"> In long run 3, the board that had been failing as the shank node failed again as the thigh node. The other board ran the shank role for over an hour with 0 bad readings. Across all runs, the other board never had a sensor problem in either role.</w:t>
       </w:r>
     </w:p>
     <w:p>
@@ -3888,7 +3777,7 @@
         <w:pStyle w:val="ListParagraph"/>
         <w:numPr>
           <w:ilvl w:val="0"/>
-          <w:numId w:val="3"/>
+          <w:numId w:val="2"/>
         </w:numPr>
         <w:spacing w:after="60"/>
       </w:pPr>
@@ -3897,10 +3786,87 @@
           <w:b/>
           <w:bCs/>
         </w:rPr>
+        <w:t xml:space="preserve">Ruled out:</w:t>
+      </w:r>
+    </w:p>
+    <w:p>
+      <w:pPr>
+        <w:pStyle w:val="ListParagraph"/>
+        <w:numPr>
+          <w:ilvl w:val="1"/>
+          <w:numId w:val="2"/>
+        </w:numPr>
+        <w:spacing w:after="60"/>
+      </w:pPr>
+      <w:r>
+        <w:rPr>
+          <w:b/>
+          <w:bCs/>
+        </w:rPr>
+        <w:t xml:space="preserve">The link:</w:t>
+      </w:r>
+      <w:r>
+        <w:t xml:space="preserve"> no checksum failures before the fault in any run (apart from 2 at start-up in one).</w:t>
+      </w:r>
+    </w:p>
+    <w:p>
+      <w:pPr>
+        <w:pStyle w:val="ListParagraph"/>
+        <w:numPr>
+          <w:ilvl w:val="1"/>
+          <w:numId w:val="2"/>
+        </w:numPr>
+        <w:spacing w:after="60"/>
+      </w:pPr>
+      <w:r>
+        <w:rPr>
+          <w:b/>
+          <w:bCs/>
+        </w:rPr>
         <w:t xml:space="preserve">Power loss or a board reset:</w:t>
       </w:r>
       <w:r>
         <w:t xml:space="preserve"> its uptime counter never restarted by itself.</w:t>
+      </w:r>
+    </w:p>
+    <w:p>
+      <w:pPr>
+        <w:pStyle w:val="ListParagraph"/>
+        <w:numPr>
+          <w:ilvl w:val="1"/>
+          <w:numId w:val="2"/>
+        </w:numPr>
+        <w:spacing w:after="60"/>
+      </w:pPr>
+      <w:r>
+        <w:rPr>
+          <w:b/>
+          <w:bCs/>
+        </w:rPr>
+        <w:t xml:space="preserve">Calibration:</w:t>
+      </w:r>
+      <w:r>
+        <w:t xml:space="preserve"> unrelated to how or whether the node moved.</w:t>
+      </w:r>
+    </w:p>
+    <w:p>
+      <w:pPr>
+        <w:pStyle w:val="ListParagraph"/>
+        <w:numPr>
+          <w:ilvl w:val="1"/>
+          <w:numId w:val="2"/>
+        </w:numPr>
+        <w:spacing w:after="60"/>
+      </w:pPr>
+      <w:r>
+        <w:rPr>
+          <w:b/>
+          <w:bCs/>
+        </w:rPr>
+        <w:t xml:space="preserve">The firmware:</w:t>
+      </w:r>
+      <w:r>
+        <w:t xml:space="preserve"> both firmware roles failed on this board, and neither failed on the other.</w:t>
       </w:r>
     </w:p>
     <w:p>
@@ -3908,19 +3874,35 @@
         <w:pStyle w:val="ListParagraph"/>
         <w:numPr>
           <w:ilvl w:val="0"/>
-          <w:numId w:val="3"/>
+          <w:numId w:val="2"/>
         </w:numPr>
         <w:spacing w:after="60"/>
       </w:pPr>
       <w:r>
+        <w:t xml:space="preserve">Its cable, USB port and position stayed with it during the swap, so those weren't separately excluded. A faulty sensor chip or joint on the board itself remains the most likely explanation.</w:t>
+      </w:r>
+    </w:p>
+    <w:p>
+      <w:pPr>
+        <w:spacing w:after="120"/>
+      </w:pPr>
+      <w:r>
         <w:rPr>
           <w:b/>
           <w:bCs/>
         </w:rPr>
-        <w:t xml:space="preserve">Calibration:</w:t>
-      </w:r>
-      <w:r>
-        <w:t xml:space="preserve"> unrelated to how or whether the node moved.</w:t>
+        <w:t xml:space="preserve">Mitigation added along the way.</w:t>
+      </w:r>
+      <w:r>
+        <w:t xml:space="preserve"> The shank firmware now rejects implausible sensor samples and sends them as gaps instead of wrong angles. It also resets its filter after each sensor restart, and reboots the board if the sensor produces nothing usable for 5 s. In long run 2 the guard caught the bad readings and the reboot fired, but the sensor stayed dead. That's further evidence the fault was in the hardware.</w:t>
+      </w:r>
+    </w:p>
+    <w:p>
+      <w:pPr>
+        <w:pStyle w:val="Heading1"/>
+      </w:pPr>
+      <w:r>
+        <w:t xml:space="preserve">Limitations</w:t>
       </w:r>
     </w:p>
     <w:p>
@@ -3928,7 +3910,7 @@
         <w:pStyle w:val="ListParagraph"/>
         <w:numPr>
           <w:ilvl w:val="0"/>
-          <w:numId w:val="3"/>
+          <w:numId w:val="2"/>
         </w:numPr>
         <w:spacing w:after="60"/>
       </w:pPr>
@@ -3937,81 +3919,30 @@
           <w:b/>
           <w:bCs/>
         </w:rPr>
-        <w:t xml:space="preserve">The firmware:</w:t>
-      </w:r>
-      <w:r>
-        <w:t xml:space="preserve"> both firmware roles failed on this board, and neither failed on the other.</w:t>
-      </w:r>
-    </w:p>
-    <w:p>
-      <w:pPr>
-        <w:spacing w:after="120" w:before="80"/>
+        <w:t xml:space="preserve">Only one node was exercised in the angle.</w:t>
+      </w:r>
+      <w:r>
+        <w:t xml:space="preserve"> The angle is the difference between the two nodes' tilts, but the software only uses a node's tilt if it moved at least 5° during the calibration sweep. In every test only the shank node was swept, so the thigh node was treated as fixed and the angle came from the shank node alone. The thigh node's own data shows it was just as stable, but its contribution to the angle wasn't tested.</w:t>
+      </w:r>
+    </w:p>
+    <w:p>
+      <w:pPr>
+        <w:pStyle w:val="ListParagraph"/>
+        <w:numPr>
+          <w:ilvl w:val="0"/>
+          <w:numId w:val="2"/>
+        </w:numPr>
+        <w:spacing w:after="60"/>
       </w:pPr>
       <w:r>
         <w:rPr>
           <w:b/>
           <w:bCs/>
         </w:rPr>
-        <w:t xml:space="preserve">Conclusion.</w:t>
-      </w:r>
-      <w:r>
-        <w:t xml:space="preserve"> The fault follows that physical board. Its cable, USB port and position also stayed with it, so a one-off test with the other board's cable and port would exclude those. The board itself is the most likely cause: a faulty sensor chip, a weak joint, or heat. </w:t>
-      </w:r>
-      <w:r>
-        <w:rPr>
-          <w:b/>
-          <w:bCs/>
-        </w:rPr>
-        <w:t xml:space="preserve">Replace it.</w:t>
-      </w:r>
-    </w:p>
-    <w:p>
-      <w:pPr>
-        <w:spacing w:after="120"/>
-      </w:pPr>
-      <w:r>
-        <w:rPr>
-          <w:b/>
-          <w:bCs/>
-        </w:rPr>
-        <w:t xml:space="preserve">Firmware protection (in place).</w:t>
-      </w:r>
-      <w:r>
-        <w:t xml:space="preserve"> The shank board now rejects implausible samples and sends them as gaps instead of wrong angles, resets its filter after each sensor restart, and reboots itself if its sensor produces nothing usable for 5 s. In long run 2 the guard caught the bad readings and the reboot fired, but the sensor stayed dead, which is why it points to hardware.</w:t>
-      </w:r>
-    </w:p>
-    <w:p>
-      <w:pPr>
-        <w:pStyle w:val="Heading2"/>
-      </w:pPr>
-      <w:r>
-        <w:t xml:space="preserve">3. Only one node was exercised, and validity can hide a failure</w:t>
-      </w:r>
-    </w:p>
-    <w:p>
-      <w:pPr>
-        <w:spacing w:after="120"/>
-      </w:pPr>
-      <w:r>
-        <w:t xml:space="preserve">The angle is the difference between the two nodes' tilts, but the software only uses a node's tilt if it moved at least 5° during the calibration sweep. The desk node never did, so it was treated as fixed and the angle came from the shank node alone.</w:t>
-      </w:r>
-    </w:p>
-    <w:p>
-      <w:pPr>
-        <w:spacing w:after="120"/>
-      </w:pPr>
-      <w:r>
-        <w:t xml:space="preserve">This also means </w:t>
-      </w:r>
-      <w:r>
-        <w:rPr>
-          <w:b/>
-          <w:bCs/>
-        </w:rPr>
-        <w:t xml:space="preserve">"valid %" only reflects the shank node's data.</w:t>
-      </w:r>
-      <w:r>
-        <w:t xml:space="preserve"> In the swapped run, the failing board was the reference node: validity stayed ~100 % and the angle stayed flat while its sensor died. The failure only showed in the diagnostic log and the CSV's </w:t>
+        <w:t xml:space="preserve">"Valid %" only reflects the shank node's data.</w:t>
+      </w:r>
+      <w:r>
+        <w:t xml:space="preserve"> A failure of the thigh node doesn't show up in the valid % or, with the calibration above, in the angle. In long run 3 the failing board was the thigh node, and validity stayed ~100 % while its sensor died. It only showed in the diagnostic log and the CSV's </w:t>
       </w:r>
       <w:r>
         <w:rPr>
@@ -4027,18 +3958,10 @@
     </w:p>
     <w:p>
       <w:pPr>
-        <w:pStyle w:val="Heading1"/>
-      </w:pPr>
-      <w:r>
-        <w:t xml:space="preserve">Limitations</w:t>
-      </w:r>
-    </w:p>
-    <w:p>
-      <w:pPr>
         <w:pStyle w:val="ListParagraph"/>
         <w:numPr>
           <w:ilvl w:val="0"/>
-          <w:numId w:val="3"/>
+          <w:numId w:val="2"/>
         </w:numPr>
         <w:spacing w:after="60"/>
       </w:pPr>
@@ -4050,7 +3973,7 @@
         <w:t xml:space="preserve">Accuracy is preliminary only.</w:t>
       </w:r>
       <w:r>
-        <w:t xml:space="preserve"> The 45°/90° check was one placement each, and the reference node shifted during placement.</w:t>
+        <w:t xml:space="preserve"> The 45°/90° check was one placement each, and the reference node shifted 2.7–4.5° during placement.</w:t>
       </w:r>
     </w:p>
     <w:p>
@@ -4058,7 +3981,7 @@
         <w:pStyle w:val="ListParagraph"/>
         <w:numPr>
           <w:ilvl w:val="0"/>
-          <w:numId w:val="3"/>
+          <w:numId w:val="2"/>
         </w:numPr>
         <w:spacing w:after="60"/>
       </w:pPr>
@@ -4078,7 +4001,7 @@
         <w:pStyle w:val="ListParagraph"/>
         <w:numPr>
           <w:ilvl w:val="0"/>
-          <w:numId w:val="3"/>
+          <w:numId w:val="2"/>
         </w:numPr>
         <w:spacing w:after="60"/>
       </w:pPr>
@@ -4091,6 +4014,41 @@
       </w:r>
       <w:r>
         <w:t xml:space="preserve"> Where the rig moved (session 2), its movement couldn't be separated from sensor drift at the time. The GUI now logs the raw accelerometer, which does that; it confirmed a later creep was physical.</w:t>
+      </w:r>
+    </w:p>
+    <w:p>
+      <w:pPr>
+        <w:pStyle w:val="Heading1"/>
+      </w:pPr>
+      <w:r>
+        <w:t xml:space="preserve">Conclusions and next steps</w:t>
+      </w:r>
+    </w:p>
+    <w:p>
+      <w:pPr>
+        <w:spacing w:after="120"/>
+      </w:pPr>
+      <w:r>
+        <w:rPr>
+          <w:b/>
+          <w:bCs/>
+        </w:rPr>
+        <w:t xml:space="preserve">What was tested.</w:t>
+      </w:r>
+      <w:r>
+        <w:t xml:space="preserve"> Six ~5-minute static holds on two setups (a flat desk and a raised rig), three long unattended sessions of 25–65 minutes with diagnostic firmware, a board-swap session, and a preliminary check on 45° and 90° rigs.</w:t>
+      </w:r>
+    </w:p>
+    <w:p>
+      <w:pPr>
+        <w:spacing w:after="120"/>
+      </w:pPr>
+      <w:r>
+        <w:rPr>
+          <w:b/>
+          <w:bCs/>
+        </w:rPr>
+        <w:t xml:space="preserve">What the tests showed.</w:t>
       </w:r>
     </w:p>
     <w:p>
@@ -4098,19 +4056,288 @@
         <w:pStyle w:val="ListParagraph"/>
         <w:numPr>
           <w:ilvl w:val="0"/>
-          <w:numId w:val="3"/>
+          <w:numId w:val="2"/>
         </w:numPr>
         <w:spacing w:after="60"/>
       </w:pPr>
       <w:r>
+        <w:t xml:space="preserve">On healthy hardware the angle is very stable at rest:</w:t>
+      </w:r>
+    </w:p>
+    <w:p>
+      <w:pPr>
+        <w:pStyle w:val="ListParagraph"/>
+        <w:numPr>
+          <w:ilvl w:val="1"/>
+          <w:numId w:val="2"/>
+        </w:numPr>
+        <w:spacing w:after="60"/>
+      </w:pPr>
+      <w:r>
+        <w:t xml:space="preserve">Jitter is about 0.01–0.02°.</w:t>
+      </w:r>
+    </w:p>
+    <w:p>
+      <w:pPr>
+        <w:pStyle w:val="ListParagraph"/>
+        <w:numPr>
+          <w:ilvl w:val="1"/>
+          <w:numId w:val="2"/>
+        </w:numPr>
+        <w:spacing w:after="60"/>
+      </w:pPr>
+      <w:r>
+        <w:t xml:space="preserve">Drift was undetectable over 5 minutes and −0.001 °/min over a clean 57-minute hold (about 0.06° in total).</w:t>
+      </w:r>
+    </w:p>
+    <w:p>
+      <w:pPr>
+        <w:pStyle w:val="ListParagraph"/>
+        <w:numPr>
+          <w:ilvl w:val="1"/>
+          <w:numId w:val="2"/>
+        </w:numPr>
+        <w:spacing w:after="60"/>
+      </w:pPr>
+      <w:r>
+        <w:t xml:space="preserve">Heading drift in the sensors didn't leak into the angle.</w:t>
+      </w:r>
+    </w:p>
+    <w:p>
+      <w:pPr>
+        <w:pStyle w:val="ListParagraph"/>
+        <w:numPr>
+          <w:ilvl w:val="0"/>
+          <w:numId w:val="2"/>
+        </w:numPr>
+        <w:spacing w:after="60"/>
+      </w:pPr>
+      <w:r>
+        <w:t xml:space="preserve">Calibration worked even with a tilted zero pose and a short, reversed sweep.</w:t>
+      </w:r>
+    </w:p>
+    <w:p>
+      <w:pPr>
+        <w:pStyle w:val="ListParagraph"/>
+        <w:numPr>
+          <w:ilvl w:val="0"/>
+          <w:numId w:val="2"/>
+        </w:numPr>
+        <w:spacing w:after="60"/>
+      </w:pPr>
+      <w:r>
+        <w:t xml:space="preserve">At the 45° and 90° rigs the shank node read 45.0° and 89.0°, and its filter-free accelerometer agreed within ~0.2°. This is encouraging, but only a preliminary result.</w:t>
+      </w:r>
+    </w:p>
+    <w:p>
+      <w:pPr>
+        <w:spacing w:after="120"/>
+      </w:pPr>
+      <w:r>
         <w:rPr>
           <w:b/>
           <w:bCs/>
         </w:rPr>
-        <w:t xml:space="preserve">One node per test.</w:t>
-      </w:r>
-      <w:r>
-        <w:t xml:space="preserve"> The reference node's behaviour within the angle calculation hasn't been tested.</w:t>
+        <w:t xml:space="preserve">What was found and addressed.</w:t>
+      </w:r>
+    </w:p>
+    <w:p>
+      <w:pPr>
+        <w:pStyle w:val="ListParagraph"/>
+        <w:numPr>
+          <w:ilvl w:val="0"/>
+          <w:numId w:val="2"/>
+        </w:numPr>
+        <w:spacing w:after="60"/>
+      </w:pPr>
+      <w:r>
+        <w:rPr>
+          <w:b/>
+          <w:bCs/>
+        </w:rPr>
+        <w:t xml:space="preserve">Sample rate:</w:t>
+      </w:r>
+      <w:r>
+        <w:t xml:space="preserve"> the system ran at ~40 Hz instead of 50 Hz, with ~20 % duplicate CSV rows. Two fixes brought it to a true 50 Hz with 0 duplicates:</w:t>
+      </w:r>
+    </w:p>
+    <w:p>
+      <w:pPr>
+        <w:pStyle w:val="ListParagraph"/>
+        <w:numPr>
+          <w:ilvl w:val="1"/>
+          <w:numId w:val="2"/>
+        </w:numPr>
+        <w:spacing w:after="60"/>
+      </w:pPr>
+      <w:r>
+        <w:t xml:space="preserve">The central board now sends each line in one write.</w:t>
+      </w:r>
+    </w:p>
+    <w:p>
+      <w:pPr>
+        <w:pStyle w:val="ListParagraph"/>
+        <w:numPr>
+          <w:ilvl w:val="1"/>
+          <w:numId w:val="2"/>
+        </w:numPr>
+        <w:spacing w:after="60"/>
+      </w:pPr>
+      <w:r>
+        <w:t xml:space="preserve">The GUI now writes one row per received sample, timed by the board's clock.</w:t>
+      </w:r>
+    </w:p>
+    <w:p>
+      <w:pPr>
+        <w:pStyle w:val="ListParagraph"/>
+        <w:numPr>
+          <w:ilvl w:val="0"/>
+          <w:numId w:val="2"/>
+        </w:numPr>
+        <w:spacing w:after="60"/>
+      </w:pPr>
+      <w:r>
+        <w:rPr>
+          <w:b/>
+          <w:bCs/>
+        </w:rPr>
+        <w:t xml:space="preserve">Long-session data loss:</w:t>
+      </w:r>
+      <w:r>
+        <w:t xml:space="preserve"> traced to a faulty sensor on one Arduino board. Firmware now limits the damage by turning bad samples into gaps and rebooting the node, but it can't repair the hardware.</w:t>
+      </w:r>
+    </w:p>
+    <w:p>
+      <w:pPr>
+        <w:pStyle w:val="ListParagraph"/>
+        <w:numPr>
+          <w:ilvl w:val="0"/>
+          <w:numId w:val="2"/>
+        </w:numPr>
+        <w:spacing w:after="60"/>
+      </w:pPr>
+      <w:r>
+        <w:rPr>
+          <w:b/>
+          <w:bCs/>
+        </w:rPr>
+        <w:t xml:space="preserve">Diagnostics added:</w:t>
+      </w:r>
+    </w:p>
+    <w:p>
+      <w:pPr>
+        <w:pStyle w:val="ListParagraph"/>
+        <w:numPr>
+          <w:ilvl w:val="1"/>
+          <w:numId w:val="2"/>
+        </w:numPr>
+        <w:spacing w:after="60"/>
+      </w:pPr>
+      <w:r>
+        <w:t xml:space="preserve">Once-a-second health reports from both boards, saved to a log.</w:t>
+      </w:r>
+    </w:p>
+    <w:p>
+      <w:pPr>
+        <w:pStyle w:val="ListParagraph"/>
+        <w:numPr>
+          <w:ilvl w:val="1"/>
+          <w:numId w:val="2"/>
+        </w:numPr>
+        <w:spacing w:after="60"/>
+      </w:pPr>
+      <w:r>
+        <w:t xml:space="preserve">Raw accelerometer columns in the CSV, which separate physical movement from filter behaviour.</w:t>
+      </w:r>
+    </w:p>
+    <w:p>
+      <w:pPr>
+        <w:spacing w:after="120"/>
+      </w:pPr>
+      <w:r>
+        <w:rPr>
+          <w:b/>
+          <w:bCs/>
+        </w:rPr>
+        <w:t xml:space="preserve">Recommended next steps.</w:t>
+      </w:r>
+      <w:r>
+        <w:t xml:space="preserve"> Anyone continuing this work should first replace the faulty board and repeat a one-hour static run on two healthy boards, to get a clean baseline. From there:</w:t>
+      </w:r>
+    </w:p>
+    <w:p>
+      <w:pPr>
+        <w:pStyle w:val="ListParagraph"/>
+        <w:numPr>
+          <w:ilvl w:val="0"/>
+          <w:numId w:val="2"/>
+        </w:numPr>
+        <w:spacing w:after="60"/>
+      </w:pPr>
+      <w:r>
+        <w:t xml:space="preserve">Sweep </w:t>
+      </w:r>
+      <w:r>
+        <w:rPr>
+          <w:b/>
+          <w:bCs/>
+        </w:rPr>
+        <w:t xml:space="preserve">both</w:t>
+      </w:r>
+      <w:r>
+        <w:t xml:space="preserve"> nodes during calibration so the angle uses both sensors.</w:t>
+      </w:r>
+    </w:p>
+    <w:p>
+      <w:pPr>
+        <w:pStyle w:val="ListParagraph"/>
+        <w:numPr>
+          <w:ilvl w:val="0"/>
+          <w:numId w:val="2"/>
+        </w:numPr>
+        <w:spacing w:after="60"/>
+      </w:pPr>
+      <w:r>
+        <w:t xml:space="preserve">Fix the reference node and its cable firmly so it can't shift.</w:t>
+      </w:r>
+    </w:p>
+    <w:p>
+      <w:pPr>
+        <w:pStyle w:val="ListParagraph"/>
+        <w:numPr>
+          <w:ilvl w:val="0"/>
+          <w:numId w:val="2"/>
+        </w:numPr>
+        <w:spacing w:after="60"/>
+      </w:pPr>
+      <w:r>
+        <w:t xml:space="preserve">If a more precise rig is available, repeat the 0°, 45° and 90° placements several times each to turn the angle check into an accuracy figure.</w:t>
+      </w:r>
+    </w:p>
+    <w:p>
+      <w:pPr>
+        <w:pStyle w:val="ListParagraph"/>
+        <w:numPr>
+          <w:ilvl w:val="0"/>
+          <w:numId w:val="2"/>
+        </w:numPr>
+        <w:spacing w:after="60"/>
+      </w:pPr>
+      <w:r>
+        <w:t xml:space="preserve">Log angles to more decimal places to measure the true noise floor.</w:t>
+      </w:r>
+    </w:p>
+    <w:p>
+      <w:pPr>
+        <w:pStyle w:val="ListParagraph"/>
+        <w:numPr>
+          <w:ilvl w:val="0"/>
+          <w:numId w:val="2"/>
+        </w:numPr>
+        <w:spacing w:after="60"/>
+      </w:pPr>
+      <w:r>
+        <w:t xml:space="preserve">Move on to dynamic (movement) testing, now that the sample rate and CSV timing are sound.</w:t>
       </w:r>
     </w:p>
     <w:p>
@@ -4118,7 +4345,7 @@
         <w:pStyle w:val="Heading1"/>
       </w:pPr>
       <w:r>
-        <w:t xml:space="preserve">Next steps</w:t>
+        <w:t xml:space="preserve">Files</w:t>
       </w:r>
     </w:p>
     <w:tbl>
@@ -4135,8 +4362,8 @@
         <w:tblLayout w:type="fixed"/>
       </w:tblPr>
       <w:tblGrid>
-        <w:gridCol w:w="6854"/>
-        <w:gridCol w:w="3226"/>
+        <w:gridCol w:w="4631"/>
+        <w:gridCol w:w="5449"/>
       </w:tblGrid>
       <w:tr>
         <w:trPr>
@@ -4144,7 +4371,7 @@
         </w:trPr>
         <w:tc>
           <w:tcPr>
-            <w:tcW w:type="dxa" w:w="6854"/>
+            <w:tcW w:type="dxa" w:w="4631"/>
             <w:shd w:fill="DCE6F1" w:color="auto" w:val="clear"/>
             <w:tcMar>
               <w:top w:type="dxa" w:w="60"/>
@@ -4161,13 +4388,13 @@
                 <w:sz w:val="19"/>
                 <w:szCs w:val="19"/>
               </w:rPr>
-              <w:t xml:space="preserve">Step</w:t>
-            </w:r>
-          </w:p>
-        </w:tc>
-        <w:tc>
-          <w:tcPr>
-            <w:tcW w:type="dxa" w:w="3226"/>
+              <w:t xml:space="preserve">File</w:t>
+            </w:r>
+          </w:p>
+        </w:tc>
+        <w:tc>
+          <w:tcPr>
+            <w:tcW w:type="dxa" w:w="5449"/>
             <w:shd w:fill="DCE6F1" w:color="auto" w:val="clear"/>
             <w:tcMar>
               <w:top w:type="dxa" w:w="60"/>
@@ -4184,7 +4411,7 @@
                 <w:sz w:val="19"/>
                 <w:szCs w:val="19"/>
               </w:rPr>
-              <w:t xml:space="preserve">Status</w:t>
+              <w:t xml:space="preserve">Contents</w:t>
             </w:r>
           </w:p>
         </w:tc>
@@ -4195,41 +4422,41 @@
         </w:trPr>
         <w:tc>
           <w:tcPr>
-            <w:tcW w:type="dxa" w:w="6854"/>
-            <w:tcMar>
-              <w:top w:type="dxa" w:w="60"/>
-              <w:left w:type="dxa" w:w="100"/>
-              <w:bottom w:type="dxa" w:w="60"/>
-              <w:right w:type="dxa" w:w="100"/>
-            </w:tcMar>
-          </w:tcPr>
-          <w:p>
-            <w:r>
-              <w:rPr>
-                <w:sz w:val="19"/>
-                <w:szCs w:val="19"/>
-              </w:rPr>
-              <w:t xml:space="preserve">Fix the sample rate (one write per line; one CSV row per sample)</w:t>
-            </w:r>
-          </w:p>
-        </w:tc>
-        <w:tc>
-          <w:tcPr>
-            <w:tcW w:type="dxa" w:w="3226"/>
-            <w:tcMar>
-              <w:top w:type="dxa" w:w="60"/>
-              <w:left w:type="dxa" w:w="100"/>
-              <w:bottom w:type="dxa" w:w="60"/>
-              <w:right w:type="dxa" w:w="100"/>
-            </w:tcMar>
-          </w:tcPr>
-          <w:p>
-            <w:r>
-              <w:rPr>
-                <w:sz w:val="19"/>
-                <w:szCs w:val="19"/>
-              </w:rPr>
-              <w:t xml:space="preserve">Done and confirmed</w:t>
+            <w:tcW w:type="dxa" w:w="4631"/>
+            <w:tcMar>
+              <w:top w:type="dxa" w:w="60"/>
+              <w:left w:type="dxa" w:w="100"/>
+              <w:bottom w:type="dxa" w:w="60"/>
+              <w:right w:type="dxa" w:w="100"/>
+            </w:tcMar>
+          </w:tcPr>
+          <w:p>
+            <w:r>
+              <w:rPr>
+                <w:sz w:val="19"/>
+                <w:szCs w:val="19"/>
+              </w:rPr>
+              <w:t xml:space="preserve">FINDINGS.md</w:t>
+            </w:r>
+          </w:p>
+        </w:tc>
+        <w:tc>
+          <w:tcPr>
+            <w:tcW w:type="dxa" w:w="5449"/>
+            <w:tcMar>
+              <w:top w:type="dxa" w:w="60"/>
+              <w:left w:type="dxa" w:w="100"/>
+              <w:bottom w:type="dxa" w:w="60"/>
+              <w:right w:type="dxa" w:w="100"/>
+            </w:tcMar>
+          </w:tcPr>
+          <w:p>
+            <w:r>
+              <w:rPr>
+                <w:sz w:val="19"/>
+                <w:szCs w:val="19"/>
+              </w:rPr>
+              <w:t xml:space="preserve">Full analysis and per-run detail</w:t>
             </w:r>
           </w:p>
         </w:tc>
@@ -4240,41 +4467,42 @@
         </w:trPr>
         <w:tc>
           <w:tcPr>
-            <w:tcW w:type="dxa" w:w="6854"/>
-            <w:tcMar>
-              <w:top w:type="dxa" w:w="60"/>
-              <w:left w:type="dxa" w:w="100"/>
-              <w:bottom w:type="dxa" w:w="60"/>
-              <w:right w:type="dxa" w:w="100"/>
-            </w:tcMar>
-          </w:tcPr>
-          <w:p>
-            <w:r>
-              <w:rPr>
-                <w:sz w:val="19"/>
-                <w:szCs w:val="19"/>
-              </w:rPr>
-              <w:t xml:space="preserve">Log the raw accelerometer in the CSV</w:t>
-            </w:r>
-          </w:p>
-        </w:tc>
-        <w:tc>
-          <w:tcPr>
-            <w:tcW w:type="dxa" w:w="3226"/>
-            <w:tcMar>
-              <w:top w:type="dxa" w:w="60"/>
-              <w:left w:type="dxa" w:w="100"/>
-              <w:bottom w:type="dxa" w:w="60"/>
-              <w:right w:type="dxa" w:w="100"/>
-            </w:tcMar>
-          </w:tcPr>
-          <w:p>
-            <w:r>
-              <w:rPr>
-                <w:sz w:val="19"/>
-                <w:szCs w:val="19"/>
-              </w:rPr>
-              <w:t xml:space="preserve">Done</w:t>
+            <w:tcW w:type="dxa" w:w="4631"/>
+            <w:tcMar>
+              <w:top w:type="dxa" w:w="60"/>
+              <w:left w:type="dxa" w:w="100"/>
+              <w:bottom w:type="dxa" w:w="60"/>
+              <w:right w:type="dxa" w:w="100"/>
+            </w:tcMar>
+          </w:tcPr>
+          <w:p>
+            <w:r>
+              <w:rPr>
+                <w:rFonts w:ascii="Consolas" w:cs="Consolas" w:eastAsia="Consolas" w:hAnsi="Consolas"/>
+                <w:sz w:val="19"/>
+                <w:szCs w:val="19"/>
+              </w:rPr>
+              <w:t xml:space="preserve">plot_report.py</w:t>
+            </w:r>
+          </w:p>
+        </w:tc>
+        <w:tc>
+          <w:tcPr>
+            <w:tcW w:type="dxa" w:w="5449"/>
+            <w:tcMar>
+              <w:top w:type="dxa" w:w="60"/>
+              <w:left w:type="dxa" w:w="100"/>
+              <w:bottom w:type="dxa" w:w="60"/>
+              <w:right w:type="dxa" w:w="100"/>
+            </w:tcMar>
+          </w:tcPr>
+          <w:p>
+            <w:r>
+              <w:rPr>
+                <w:sz w:val="19"/>
+                <w:szCs w:val="19"/>
+              </w:rPr>
+              <w:t xml:space="preserve">Recreates the figure above (needs the six CSVs in this folder)</w:t>
             </w:r>
           </w:p>
         </w:tc>
@@ -4285,41 +4513,50 @@
         </w:trPr>
         <w:tc>
           <w:tcPr>
-            <w:tcW w:type="dxa" w:w="6854"/>
-            <w:tcMar>
-              <w:top w:type="dxa" w:w="60"/>
-              <w:left w:type="dxa" w:w="100"/>
-              <w:bottom w:type="dxa" w:w="60"/>
-              <w:right w:type="dxa" w:w="100"/>
-            </w:tcMar>
-          </w:tcPr>
-          <w:p>
-            <w:r>
-              <w:rPr>
-                <w:sz w:val="19"/>
-                <w:szCs w:val="19"/>
-              </w:rPr>
-              <w:t xml:space="preserve">Guard the shank node against a failing sensor</w:t>
-            </w:r>
-          </w:p>
-        </w:tc>
-        <w:tc>
-          <w:tcPr>
-            <w:tcW w:type="dxa" w:w="3226"/>
-            <w:tcMar>
-              <w:top w:type="dxa" w:w="60"/>
-              <w:left w:type="dxa" w:w="100"/>
-              <w:bottom w:type="dxa" w:w="60"/>
-              <w:right w:type="dxa" w:w="100"/>
-            </w:tcMar>
-          </w:tcPr>
-          <w:p>
-            <w:r>
-              <w:rPr>
-                <w:sz w:val="19"/>
-                <w:szCs w:val="19"/>
-              </w:rPr>
-              <w:t xml:space="preserve">Done</w:t>
+            <w:tcW w:type="dxa" w:w="4631"/>
+            <w:tcMar>
+              <w:top w:type="dxa" w:w="60"/>
+              <w:left w:type="dxa" w:w="100"/>
+              <w:bottom w:type="dxa" w:w="60"/>
+              <w:right w:type="dxa" w:w="100"/>
+            </w:tcMar>
+          </w:tcPr>
+          <w:p>
+            <w:r>
+              <w:rPr>
+                <w:rFonts w:ascii="Consolas" w:cs="Consolas" w:eastAsia="Consolas" w:hAnsi="Consolas"/>
+                <w:sz w:val="19"/>
+                <w:szCs w:val="19"/>
+              </w:rPr>
+              <w:t xml:space="preserve">Static_Stability_Test_Report.docx</w:t>
+            </w:r>
+          </w:p>
+        </w:tc>
+        <w:tc>
+          <w:tcPr>
+            <w:tcW w:type="dxa" w:w="5449"/>
+            <w:tcMar>
+              <w:top w:type="dxa" w:w="60"/>
+              <w:left w:type="dxa" w:w="100"/>
+              <w:bottom w:type="dxa" w:w="60"/>
+              <w:right w:type="dxa" w:w="100"/>
+            </w:tcMar>
+          </w:tcPr>
+          <w:p>
+            <w:r>
+              <w:rPr>
+                <w:sz w:val="19"/>
+                <w:szCs w:val="19"/>
+              </w:rPr>
+              <w:t xml:space="preserve">Word version of this report, generated from this file by </w:t>
+            </w:r>
+            <w:r>
+              <w:rPr>
+                <w:rFonts w:ascii="Consolas" w:cs="Consolas" w:eastAsia="Consolas" w:hAnsi="Consolas"/>
+                <w:sz w:val="19"/>
+                <w:szCs w:val="19"/>
+              </w:rPr>
+              <w:t xml:space="preserve">build_report_docx.js</w:t>
             </w:r>
           </w:p>
         </w:tc>
@@ -4330,311 +4567,87 @@
         </w:trPr>
         <w:tc>
           <w:tcPr>
-            <w:tcW w:type="dxa" w:w="6854"/>
-            <w:tcMar>
-              <w:top w:type="dxa" w:w="60"/>
-              <w:left w:type="dxa" w:w="100"/>
-              <w:bottom w:type="dxa" w:w="60"/>
-              <w:right w:type="dxa" w:w="100"/>
-            </w:tcMar>
-          </w:tcPr>
-          <w:p>
-            <w:r>
-              <w:rPr>
-                <w:sz w:val="19"/>
-                <w:szCs w:val="19"/>
-              </w:rPr>
-              <w:t xml:space="preserve">Board-swap test to locate the sensor fault</w:t>
-            </w:r>
-          </w:p>
-        </w:tc>
-        <w:tc>
-          <w:tcPr>
-            <w:tcW w:type="dxa" w:w="3226"/>
-            <w:tcMar>
-              <w:top w:type="dxa" w:w="60"/>
-              <w:left w:type="dxa" w:w="100"/>
-              <w:bottom w:type="dxa" w:w="60"/>
-              <w:right w:type="dxa" w:w="100"/>
-            </w:tcMar>
-          </w:tcPr>
-          <w:p>
-            <w:r>
-              <w:rPr>
-                <w:sz w:val="19"/>
-                <w:szCs w:val="19"/>
-              </w:rPr>
-              <w:t xml:space="preserve">Done: fault follows one board</w:t>
-            </w:r>
-          </w:p>
-        </w:tc>
-      </w:tr>
-      <w:tr>
-        <w:trPr>
-          <w:cantSplit/>
-        </w:trPr>
-        <w:tc>
-          <w:tcPr>
-            <w:tcW w:type="dxa" w:w="6854"/>
-            <w:tcMar>
-              <w:top w:type="dxa" w:w="60"/>
-              <w:left w:type="dxa" w:w="100"/>
-              <w:bottom w:type="dxa" w:w="60"/>
-              <w:right w:type="dxa" w:w="100"/>
-            </w:tcMar>
-          </w:tcPr>
-          <w:p>
-            <w:r>
-              <w:rPr>
-                <w:sz w:val="19"/>
-                <w:szCs w:val="19"/>
-              </w:rPr>
-              <w:t xml:space="preserve">Replace the faulty board (optionally, first test it on the other cable and port)</w:t>
-            </w:r>
-          </w:p>
-        </w:tc>
-        <w:tc>
-          <w:tcPr>
-            <w:tcW w:type="dxa" w:w="3226"/>
-            <w:tcMar>
-              <w:top w:type="dxa" w:w="60"/>
-              <w:left w:type="dxa" w:w="100"/>
-              <w:bottom w:type="dxa" w:w="60"/>
-              <w:right w:type="dxa" w:w="100"/>
-            </w:tcMar>
-          </w:tcPr>
-          <w:p>
-            <w:r>
-              <w:rPr>
-                <w:sz w:val="19"/>
-                <w:szCs w:val="19"/>
-              </w:rPr>
-              <w:t xml:space="preserve">To do</w:t>
-            </w:r>
-          </w:p>
-        </w:tc>
-      </w:tr>
-      <w:tr>
-        <w:trPr>
-          <w:cantSplit/>
-        </w:trPr>
-        <w:tc>
-          <w:tcPr>
-            <w:tcW w:type="dxa" w:w="6854"/>
-            <w:tcMar>
-              <w:top w:type="dxa" w:w="60"/>
-              <w:left w:type="dxa" w:w="100"/>
-              <w:bottom w:type="dxa" w:w="60"/>
-              <w:right w:type="dxa" w:w="100"/>
-            </w:tcMar>
-          </w:tcPr>
-          <w:p>
-            <w:r>
-              <w:rPr>
-                <w:sz w:val="19"/>
-                <w:szCs w:val="19"/>
-              </w:rPr>
-              <w:t xml:space="preserve">One-hour static run on two healthy boards as the clean baseline</w:t>
-            </w:r>
-          </w:p>
-        </w:tc>
-        <w:tc>
-          <w:tcPr>
-            <w:tcW w:type="dxa" w:w="3226"/>
-            <w:tcMar>
-              <w:top w:type="dxa" w:w="60"/>
-              <w:left w:type="dxa" w:w="100"/>
-              <w:bottom w:type="dxa" w:w="60"/>
-              <w:right w:type="dxa" w:w="100"/>
-            </w:tcMar>
-          </w:tcPr>
-          <w:p>
-            <w:r>
-              <w:rPr>
-                <w:sz w:val="19"/>
-                <w:szCs w:val="19"/>
-              </w:rPr>
-              <w:t xml:space="preserve">After replacement</w:t>
-            </w:r>
-          </w:p>
-        </w:tc>
-      </w:tr>
-      <w:tr>
-        <w:trPr>
-          <w:cantSplit/>
-        </w:trPr>
-        <w:tc>
-          <w:tcPr>
-            <w:tcW w:type="dxa" w:w="6854"/>
-            <w:tcMar>
-              <w:top w:type="dxa" w:w="60"/>
-              <w:left w:type="dxa" w:w="100"/>
-              <w:bottom w:type="dxa" w:w="60"/>
-              <w:right w:type="dxa" w:w="100"/>
-            </w:tcMar>
-          </w:tcPr>
-          <w:p>
-            <w:r>
-              <w:rPr>
-                <w:sz w:val="19"/>
-                <w:szCs w:val="19"/>
-              </w:rPr>
-              <w:t xml:space="preserve">Tilt both nodes during calibration, so the angle uses both</w:t>
-            </w:r>
-          </w:p>
-        </w:tc>
-        <w:tc>
-          <w:tcPr>
-            <w:tcW w:type="dxa" w:w="3226"/>
-            <w:tcMar>
-              <w:top w:type="dxa" w:w="60"/>
-              <w:left w:type="dxa" w:w="100"/>
-              <w:bottom w:type="dxa" w:w="60"/>
-              <w:right w:type="dxa" w:w="100"/>
-            </w:tcMar>
-          </w:tcPr>
-          <w:p>
-            <w:r>
-              <w:rPr>
-                <w:sz w:val="19"/>
-                <w:szCs w:val="19"/>
-              </w:rPr>
-              <w:t xml:space="preserve">Next test</w:t>
-            </w:r>
-          </w:p>
-        </w:tc>
-      </w:tr>
-      <w:tr>
-        <w:trPr>
-          <w:cantSplit/>
-        </w:trPr>
-        <w:tc>
-          <w:tcPr>
-            <w:tcW w:type="dxa" w:w="6854"/>
-            <w:tcMar>
-              <w:top w:type="dxa" w:w="60"/>
-              <w:left w:type="dxa" w:w="100"/>
-              <w:bottom w:type="dxa" w:w="60"/>
-              <w:right w:type="dxa" w:w="100"/>
-            </w:tcMar>
-          </w:tcPr>
-          <w:p>
-            <w:r>
-              <w:rPr>
-                <w:sz w:val="19"/>
-                <w:szCs w:val="19"/>
-              </w:rPr>
-              <w:t xml:space="preserve">Keep the reference node still (tape the board and its cable down)</w:t>
-            </w:r>
-          </w:p>
-        </w:tc>
-        <w:tc>
-          <w:tcPr>
-            <w:tcW w:type="dxa" w:w="3226"/>
-            <w:tcMar>
-              <w:top w:type="dxa" w:w="60"/>
-              <w:left w:type="dxa" w:w="100"/>
-              <w:bottom w:type="dxa" w:w="60"/>
-              <w:right w:type="dxa" w:w="100"/>
-            </w:tcMar>
-          </w:tcPr>
-          <w:p>
-            <w:r>
-              <w:rPr>
-                <w:sz w:val="19"/>
-                <w:szCs w:val="19"/>
-              </w:rPr>
-              <w:t xml:space="preserve">Next test</w:t>
-            </w:r>
-          </w:p>
-        </w:tc>
-      </w:tr>
-      <w:tr>
-        <w:trPr>
-          <w:cantSplit/>
-        </w:trPr>
-        <w:tc>
-          <w:tcPr>
-            <w:tcW w:type="dxa" w:w="6854"/>
-            <w:tcMar>
-              <w:top w:type="dxa" w:w="60"/>
-              <w:left w:type="dxa" w:w="100"/>
-              <w:bottom w:type="dxa" w:w="60"/>
-              <w:right w:type="dxa" w:w="100"/>
-            </w:tcMar>
-          </w:tcPr>
-          <w:p>
-            <w:r>
-              <w:rPr>
-                <w:sz w:val="19"/>
-                <w:szCs w:val="19"/>
-              </w:rPr>
-              <w:t xml:space="preserve">Repeat 0°/45°/90° placements 3–5 times each</w:t>
-            </w:r>
-          </w:p>
-        </w:tc>
-        <w:tc>
-          <w:tcPr>
-            <w:tcW w:type="dxa" w:w="3226"/>
-            <w:tcMar>
-              <w:top w:type="dxa" w:w="60"/>
-              <w:left w:type="dxa" w:w="100"/>
-              <w:bottom w:type="dxa" w:w="60"/>
-              <w:right w:type="dxa" w:w="100"/>
-            </w:tcMar>
-          </w:tcPr>
-          <w:p>
-            <w:r>
-              <w:rPr>
-                <w:sz w:val="19"/>
-                <w:szCs w:val="19"/>
-              </w:rPr>
-              <w:t xml:space="preserve">If a steadier rig is available</w:t>
-            </w:r>
-          </w:p>
-        </w:tc>
-      </w:tr>
-      <w:tr>
-        <w:trPr>
-          <w:cantSplit/>
-        </w:trPr>
-        <w:tc>
-          <w:tcPr>
-            <w:tcW w:type="dxa" w:w="6854"/>
-            <w:tcMar>
-              <w:top w:type="dxa" w:w="60"/>
-              <w:left w:type="dxa" w:w="100"/>
-              <w:bottom w:type="dxa" w:w="60"/>
-              <w:right w:type="dxa" w:w="100"/>
-            </w:tcMar>
-          </w:tcPr>
-          <w:p>
-            <w:r>
-              <w:rPr>
-                <w:sz w:val="19"/>
-                <w:szCs w:val="19"/>
-              </w:rPr>
-              <w:t xml:space="preserve">Log angles with more decimal places</w:t>
-            </w:r>
-          </w:p>
-        </w:tc>
-        <w:tc>
-          <w:tcPr>
-            <w:tcW w:type="dxa" w:w="3226"/>
-            <w:tcMar>
-              <w:top w:type="dxa" w:w="60"/>
-              <w:left w:type="dxa" w:w="100"/>
-              <w:bottom w:type="dxa" w:w="60"/>
-              <w:right w:type="dxa" w:w="100"/>
-            </w:tcMar>
-          </w:tcPr>
-          <w:p>
-            <w:r>
-              <w:rPr>
-                <w:sz w:val="19"/>
-                <w:szCs w:val="19"/>
-              </w:rPr>
-              <w:t xml:space="preserve">To do</w:t>
+            <w:tcW w:type="dxa" w:w="4631"/>
+            <w:tcMar>
+              <w:top w:type="dxa" w:w="60"/>
+              <w:left w:type="dxa" w:w="100"/>
+              <w:bottom w:type="dxa" w:w="60"/>
+              <w:right w:type="dxa" w:w="100"/>
+            </w:tcMar>
+          </w:tcPr>
+          <w:p>
+            <w:r>
+              <w:rPr>
+                <w:rFonts w:ascii="Consolas" w:cs="Consolas" w:eastAsia="Consolas" w:hAnsi="Consolas"/>
+                <w:sz w:val="19"/>
+                <w:szCs w:val="19"/>
+              </w:rPr>
+              <w:t xml:space="preserve">stats.py</w:t>
+            </w:r>
+            <w:r>
+              <w:rPr>
+                <w:sz w:val="19"/>
+                <w:szCs w:val="19"/>
+              </w:rPr>
+              <w:t xml:space="preserve">, </w:t>
+            </w:r>
+            <w:r>
+              <w:rPr>
+                <w:rFonts w:ascii="Consolas" w:cs="Consolas" w:eastAsia="Consolas" w:hAnsi="Consolas"/>
+                <w:sz w:val="19"/>
+                <w:szCs w:val="19"/>
+              </w:rPr>
+              <w:t xml:space="preserve">calibration.py</w:t>
+            </w:r>
+            <w:r>
+              <w:rPr>
+                <w:sz w:val="19"/>
+                <w:szCs w:val="19"/>
+              </w:rPr>
+              <w:t xml:space="preserve">, </w:t>
+            </w:r>
+            <w:r>
+              <w:rPr>
+                <w:rFonts w:ascii="Consolas" w:cs="Consolas" w:eastAsia="Consolas" w:hAnsi="Consolas"/>
+                <w:sz w:val="19"/>
+                <w:szCs w:val="19"/>
+              </w:rPr>
+              <w:t xml:space="preserve">plot.py</w:t>
+            </w:r>
+            <w:r>
+              <w:rPr>
+                <w:sz w:val="19"/>
+                <w:szCs w:val="19"/>
+              </w:rPr>
+              <w:t xml:space="preserve">, </w:t>
+            </w:r>
+            <w:r>
+              <w:rPr>
+                <w:rFonts w:ascii="Consolas" w:cs="Consolas" w:eastAsia="Consolas" w:hAnsi="Consolas"/>
+                <w:sz w:val="19"/>
+                <w:szCs w:val="19"/>
+              </w:rPr>
+              <w:t xml:space="preserve">plot_session2.py</w:t>
+            </w:r>
+          </w:p>
+        </w:tc>
+        <w:tc>
+          <w:tcPr>
+            <w:tcW w:type="dxa" w:w="5449"/>
+            <w:tcMar>
+              <w:top w:type="dxa" w:w="60"/>
+              <w:left w:type="dxa" w:w="100"/>
+              <w:bottom w:type="dxa" w:w="60"/>
+              <w:right w:type="dxa" w:w="100"/>
+            </w:tcMar>
+          </w:tcPr>
+          <w:p>
+            <w:r>
+              <w:rPr>
+                <w:sz w:val="19"/>
+                <w:szCs w:val="19"/>
+              </w:rPr>
+              <w:t xml:space="preserve">Detailed statistics and plots</w:t>
             </w:r>
           </w:p>
         </w:tc>
@@ -4644,36 +4657,6 @@
       <w:pPr>
         <w:spacing w:after="120"/>
       </w:pPr>
-    </w:p>
-    <w:p>
-      <w:pPr>
-        <w:spacing w:after="120"/>
-      </w:pPr>
-      <w:r>
-        <w:rPr>
-          <w:color w:val="5A5A5A"/>
-          <w:sz w:val="19"/>
-          <w:szCs w:val="19"/>
-        </w:rPr>
-        <w:t xml:space="preserve">Detailed analysis, per-run tables and method notes are in </w:t>
-      </w:r>
-      <w:r>
-        <w:rPr>
-          <w:rFonts w:ascii="Consolas" w:cs="Consolas" w:eastAsia="Consolas" w:hAnsi="Consolas"/>
-          <w:color w:val="5A5A5A"/>
-          <w:sz w:val="19"/>
-          <w:szCs w:val="19"/>
-        </w:rPr>
-        <w:t xml:space="preserve">analysis/static_test/FINDINGS.md</w:t>
-      </w:r>
-      <w:r>
-        <w:rPr>
-          <w:color w:val="5A5A5A"/>
-          <w:sz w:val="19"/>
-          <w:szCs w:val="19"/>
-        </w:rPr>
-        <w:t xml:space="preserve"> in the project repository.</w:t>
-      </w:r>
     </w:p>
     <w:sectPr>
       <w:footerReference w:type="default" r:id="rId7"/>
@@ -4912,18 +4895,6 @@
       </w:pPr>
     </w:lvl>
   </w:abstractNum>
-  <w:abstractNum w:abstractNumId="4" w15:restartNumberingAfterBreak="0">
-    <w:multiLevelType w:val="hybridMultilevel"/>
-    <w:lvl w:ilvl="0" w15:tentative="1">
-      <w:start w:val="1"/>
-      <w:numFmt w:val="decimal"/>
-      <w:lvlText w:val="%1."/>
-      <w:lvlJc w:val="left"/>
-      <w:pPr>
-        <w:ind w:left="360" w:hanging="360"/>
-      </w:pPr>
-    </w:lvl>
-  </w:abstractNum>
   <w:num w:numId="1">
     <w:abstractNumId w:val="1"/>
     <w:lvlOverride w:ilvl="0">
@@ -4931,19 +4902,13 @@
     </w:lvlOverride>
   </w:num>
   <w:num w:numId="2">
-    <w:abstractNumId w:val="3"/>
+    <w:abstractNumId w:val="2"/>
     <w:lvlOverride w:ilvl="0">
       <w:startOverride w:val="1"/>
     </w:lvlOverride>
   </w:num>
   <w:num w:numId="3">
-    <w:abstractNumId w:val="2"/>
-    <w:lvlOverride w:ilvl="0">
-      <w:startOverride w:val="1"/>
-    </w:lvlOverride>
-  </w:num>
-  <w:num w:numId="4">
-    <w:abstractNumId w:val="4"/>
+    <w:abstractNumId w:val="3"/>
     <w:lvlOverride w:ilvl="0">
       <w:startOverride w:val="1"/>
     </w:lvlOverride>

--- a/analysis/static_test/Static_Stability_Test_Report.docx
+++ b/analysis/static_test/Static_Stability_Test_Report.docx
@@ -7,7 +7,7 @@
         <w:pStyle w:val="Title"/>
       </w:pPr>
       <w:r>
-        <w:t xml:space="preserve">Dual-IMU Goniometer Project</w:t>
+        <w:t>Dual-IMU Goniometer Project</w:t>
       </w:r>
     </w:p>
     <w:p>
@@ -26,7 +26,7 @@
           <w:sz w:val="32"/>
           <w:szCs w:val="32"/>
         </w:rPr>
-        <w:t xml:space="preserve">Preliminary Stationary Test Report</w:t>
+        <w:t>Preliminary Stationary Test Report</w:t>
       </w:r>
     </w:p>
     <w:p>
@@ -34,7 +34,7 @@
         <w:spacing w:after="120"/>
       </w:pPr>
       <w:r>
-        <w:t xml:space="preserve">This document records the stationary testing of the dual-IMU goniometer prototype: what was tested, how, what the results showed, which problems turned up along the way and how they were addressed.</w:t>
+        <w:t>This document records the stationary testing of the dual-IMU goniometer prototype: what was tested, how, what the results showed, which problems turned up along the way and how they were addressed.</w:t>
       </w:r>
     </w:p>
     <w:p>
@@ -42,7 +42,7 @@
         <w:pStyle w:val="Heading1"/>
       </w:pPr>
       <w:r>
-        <w:t>What we are testing</w:t>
+        <w:t xml:space="preserve">What We Are Testing</w:t>
       </w:r>
     </w:p>
     <w:p>
@@ -62,7 +62,7 @@
         <w:t>Stability:</w:t>
       </w:r>
       <w:r>
-        <w:t xml:space="preserve"> Given there is no range of motion, does the measured angle also stay unchanged? This test covers short-term jitter, slow drift, and data quality over long sessions.</w:t>
+        <w:t xml:space="preserve"> Given there is no range of motion, does the measured angle also stay unchanged? This test covers short-term jitter, slow drift, and data quality over sessions.</w:t>
       </w:r>
     </w:p>
     <w:p>
@@ -99,10 +99,10 @@
           <w:b/>
           <w:bCs/>
         </w:rPr>
-        <w:t>Preliminary angle check:</w:t>
-      </w:r>
-      <w:r>
-        <w:t xml:space="preserve"> Do fixed 45° and 90° rigs read close to nominal? This is for preliminary inspection due to limitations in the environment for a controlled setup.</w:t>
+        <w:t xml:space="preserve">Preliminary angle check:</w:t>
+      </w:r>
+      <w:r>
+        <w:t xml:space="preserve"> Do fixed 45° and 90° rigs read close to nominal? This is a preliminary inspection only, as the environment did not allow a controlled setup.</w:t>
       </w:r>
     </w:p>
     <w:p>
@@ -132,7 +132,7 @@
         <w:rPr>
           <w:color w:val="000000" w:themeColor="text1"/>
         </w:rPr>
-        <w:t xml:space="preserve">: 2 Arduino Nano 33 BLE Rev2 (BMI270), wired UART link; both nodes were powered over USB.</w:t>
+        <w:t>: Two Arduino Nano 33 BLE Rev2 boards (BMI270 IMU) connected by a wired UART link; both nodes were powered over USB.</w:t>
       </w:r>
     </w:p>
     <w:p>
@@ -166,12 +166,6 @@
         <w:gridCol w:w="2268"/>
       </w:tblGrid>
       <w:tr>
-        <w:tblPrEx>
-          <w:tblCellMar>
-            <w:top w:w="0" w:type="dxa"/>
-            <w:bottom w:w="0" w:type="dxa"/>
-          </w:tblCellMar>
-        </w:tblPrEx>
         <w:trPr>
           <w:tblHeader/>
         </w:trPr>
@@ -253,7 +247,7 @@
                 <w:sz w:val="19"/>
                 <w:szCs w:val="19"/>
               </w:rPr>
-              <w:t xml:space="preserve">Endurance Tests (3 runs)</w:t>
+              <w:t>Endurance Runs 1–3</w:t>
             </w:r>
           </w:p>
         </w:tc>
@@ -282,12 +276,6 @@
         </w:tc>
       </w:tr>
       <w:tr>
-        <w:tblPrEx>
-          <w:tblCellMar>
-            <w:top w:w="0" w:type="dxa"/>
-            <w:bottom w:w="0" w:type="dxa"/>
-          </w:tblCellMar>
-        </w:tblPrEx>
         <w:trPr>
           <w:cantSplit/>
         </w:trPr>
@@ -307,7 +295,7 @@
                 <w:sz w:val="19"/>
                 <w:szCs w:val="19"/>
               </w:rPr>
-              <w:t xml:space="preserve">Thigh node</w:t>
+              <w:t>Thigh node</w:t>
             </w:r>
           </w:p>
         </w:tc>
@@ -347,7 +335,7 @@
                 <w:sz w:val="19"/>
                 <w:szCs w:val="19"/>
               </w:rPr>
-              <w:t xml:space="preserve">Taped to a raised rig (1 cm higher)</w:t>
+              <w:t>Taped to a raised rig (1 cm higher)</w:t>
             </w:r>
           </w:p>
         </w:tc>
@@ -393,12 +381,6 @@
         </w:tc>
       </w:tr>
       <w:tr>
-        <w:tblPrEx>
-          <w:tblCellMar>
-            <w:top w:w="0" w:type="dxa"/>
-            <w:bottom w:w="0" w:type="dxa"/>
-          </w:tblCellMar>
-        </w:tblPrEx>
         <w:trPr>
           <w:cantSplit/>
         </w:trPr>
@@ -421,7 +403,7 @@
                 <w:sz w:val="19"/>
                 <w:szCs w:val="19"/>
               </w:rPr>
-              <w:t xml:space="preserve">Shank node</w:t>
+              <w:t>Shank node</w:t>
             </w:r>
           </w:p>
         </w:tc>
@@ -467,7 +449,7 @@
                 <w:sz w:val="19"/>
                 <w:szCs w:val="19"/>
               </w:rPr>
-              <w:t xml:space="preserve">Taped to a flat surface (~5 cm apart)</w:t>
+              <w:t>Taped to a flat surface (~5 cm apart)</w:t>
             </w:r>
           </w:p>
         </w:tc>
@@ -519,12 +501,6 @@
         </w:tc>
       </w:tr>
       <w:tr>
-        <w:tblPrEx>
-          <w:tblCellMar>
-            <w:top w:w="0" w:type="dxa"/>
-            <w:bottom w:w="0" w:type="dxa"/>
-          </w:tblCellMar>
-        </w:tblPrEx>
         <w:trPr>
           <w:cantSplit/>
         </w:trPr>
@@ -616,7 +592,7 @@
                 <w:sz w:val="19"/>
                 <w:szCs w:val="19"/>
               </w:rPr>
-              <w:t>25–65 min, unattended</w:t>
+              <w:t>24–60 min, unattended</w:t>
             </w:r>
           </w:p>
         </w:tc>
@@ -659,7 +635,7 @@
           <w:b/>
           <w:bCs/>
         </w:rPr>
-        <w:t>Procedure (Every run):</w:t>
+        <w:t>Procedure (every run):</w:t>
       </w:r>
     </w:p>
     <w:p>
@@ -676,7 +652,7 @@
           <w:b/>
           <w:bCs/>
         </w:rPr>
-        <w:t xml:space="preserve">Zeroing (2 seconds):</w:t>
+        <w:t>Zeroing (2 seconds):</w:t>
       </w:r>
       <w:r>
         <w:t xml:space="preserve"> Both nodes held still. This pose becomes 0°.</w:t>
@@ -696,10 +672,10 @@
           <w:b/>
           <w:bCs/>
         </w:rPr>
-        <w:t xml:space="preserve">Calibration sweep (6 seconds):</w:t>
-      </w:r>
-      <w:r>
-        <w:t xml:space="preserve"> Shank node rotated and returned, so the software learns the direction it bends in.</w:t>
+        <w:t>Calibration sweep (6 seconds):</w:t>
+      </w:r>
+      <w:r>
+        <w:t xml:space="preserve"> The shank node was rotated and returned, so the software learns the direction it bends in.</w:t>
       </w:r>
     </w:p>
     <w:p>
@@ -739,7 +715,7 @@
         <w:t>Note</w:t>
       </w:r>
       <w:r>
-        <w:t xml:space="preserve">: The first 20 seconds (time taken for calibration and settling) are excluded from the stability analysis.</w:t>
+        <w:t>: The first 20 seconds (time taken for calibration and settling) are excluded from the stability analysis.</w:t>
       </w:r>
     </w:p>
     <w:p>
@@ -767,7 +743,11 @@
     </w:p>
     <w:p>
       <w:pPr>
-        <w:spacing w:after="60"/>
+        <w:pStyle w:val="Heading2"/>
+        <w:numPr>
+          <w:ilvl w:val="0"/>
+          <w:numId w:val="9"/>
+        </w:numPr>
         <w:rPr>
           <w:sz w:val="24"/>
           <w:szCs w:val="24"/>
@@ -775,17 +755,15 @@
       </w:pPr>
       <w:r>
         <w:rPr>
-          <w:b/>
-          <w:bCs/>
           <w:sz w:val="24"/>
           <w:szCs w:val="24"/>
         </w:rPr>
-        <w:t xml:space="preserve">Session 1 &amp; 2: Near Zero-degree Angle Stability Assessment</w:t>
-      </w:r>
-    </w:p>
-    <w:p>
-      <w:pPr>
-        <w:pStyle w:val="Heading1"/>
+        <w:t xml:space="preserve">Sessions 1 &amp; 2: Near-Zero Angle Stability</w:t>
+      </w:r>
+    </w:p>
+    <w:p>
+      <w:pPr>
+        <w:spacing w:after="120"/>
       </w:pPr>
     </w:p>
     <w:p>
@@ -836,7 +814,7 @@
         </w:drawing>
       </w:r>
       <w:r>
-        <w:t xml:space="preserve">Figure 1. Stationary data collection across sessions</w:t>
+        <w:t>Figure 1: Change in the measured angle during each stationary hold (5 s rolling average), relative to the first 10 s of the hold</w:t>
       </w:r>
     </w:p>
     <w:p>
@@ -853,7 +831,7 @@
         <w:spacing w:after="120"/>
       </w:pPr>
       <w:r>
-        <w:t xml:space="preserve">Table 1. Change in the measured angle during each hold (5 s rolling average), relative to the first 10 s of the hold.</w:t>
+        <w:t xml:space="preserve">Table 1: Stationary hold results for Sessions 1 and 2</w:t>
       </w:r>
     </w:p>
     <w:tbl>
@@ -882,12 +860,6 @@
         <w:gridCol w:w="1929"/>
       </w:tblGrid>
       <w:tr>
-        <w:tblPrEx>
-          <w:tblCellMar>
-            <w:top w:w="0" w:type="dxa"/>
-            <w:bottom w:w="0" w:type="dxa"/>
-          </w:tblCellMar>
-        </w:tblPrEx>
         <w:trPr>
           <w:tblHeader/>
         </w:trPr>
@@ -1008,12 +980,6 @@
         </w:tc>
       </w:tr>
       <w:tr>
-        <w:tblPrEx>
-          <w:tblCellMar>
-            <w:top w:w="0" w:type="dxa"/>
-            <w:bottom w:w="0" w:type="dxa"/>
-          </w:tblCellMar>
-        </w:tblPrEx>
         <w:trPr>
           <w:cantSplit/>
         </w:trPr>
@@ -1119,12 +1085,6 @@
         </w:tc>
       </w:tr>
       <w:tr>
-        <w:tblPrEx>
-          <w:tblCellMar>
-            <w:top w:w="0" w:type="dxa"/>
-            <w:bottom w:w="0" w:type="dxa"/>
-          </w:tblCellMar>
-        </w:tblPrEx>
         <w:trPr>
           <w:cantSplit/>
         </w:trPr>
@@ -1230,12 +1190,6 @@
         </w:tc>
       </w:tr>
       <w:tr>
-        <w:tblPrEx>
-          <w:tblCellMar>
-            <w:top w:w="0" w:type="dxa"/>
-            <w:bottom w:w="0" w:type="dxa"/>
-          </w:tblCellMar>
-        </w:tblPrEx>
         <w:trPr>
           <w:cantSplit/>
         </w:trPr>
@@ -1341,12 +1295,6 @@
         </w:tc>
       </w:tr>
       <w:tr>
-        <w:tblPrEx>
-          <w:tblCellMar>
-            <w:top w:w="0" w:type="dxa"/>
-            <w:bottom w:w="0" w:type="dxa"/>
-          </w:tblCellMar>
-        </w:tblPrEx>
         <w:trPr>
           <w:cantSplit/>
         </w:trPr>
@@ -1452,12 +1400,6 @@
         </w:tc>
       </w:tr>
       <w:tr>
-        <w:tblPrEx>
-          <w:tblCellMar>
-            <w:top w:w="0" w:type="dxa"/>
-            <w:bottom w:w="0" w:type="dxa"/>
-          </w:tblCellMar>
-        </w:tblPrEx>
         <w:trPr>
           <w:cantSplit/>
         </w:trPr>
@@ -1563,12 +1505,6 @@
         </w:tc>
       </w:tr>
       <w:tr>
-        <w:tblPrEx>
-          <w:tblCellMar>
-            <w:top w:w="0" w:type="dxa"/>
-            <w:bottom w:w="0" w:type="dxa"/>
-          </w:tblCellMar>
-        </w:tblPrEx>
         <w:trPr>
           <w:cantSplit/>
         </w:trPr>
@@ -1687,24 +1623,23 @@
           <w:iCs/>
           <w:color w:val="5A5A5A"/>
         </w:rPr>
-        <w:t xml:space="preserve">∗ Note 1: Resting angle is an angle where the node came to rest after the calibration sweep, relative to where it was zeroed. It reflects placement, and stays constant during the hold.</w:t>
-      </w:r>
-    </w:p>
-    <w:p>
-      <w:pPr>
+        <w:t xml:space="preserve">Note 1: The resting angle is where the node came to rest after the calibration sweep, relative to where it was zeroed. It reflects placement and stays constant during the hold.</w:t>
+      </w:r>
+    </w:p>
+    <w:p>
+      <w:pPr>
+        <w:rPr>
+          <w:sz w:val="24"/>
+          <w:szCs w:val="24"/>
+        </w:rPr>
+      </w:pPr>
+      <w:r>
         <w:rPr>
           <w:i/>
           <w:iCs/>
           <w:color w:val="5A5A5A"/>
         </w:rPr>
-      </w:pPr>
-      <w:r>
-        <w:rPr>
-          <w:i/>
-          <w:iCs/>
-          <w:color w:val="5A5A5A"/>
-        </w:rPr>
-        <w:t xml:space="preserve">∗ Note 2: Session 2 SD with the slow trend removed, so it measures jitter rather than the creep.</w:t>
+        <w:t xml:space="preserve">∗ Note 2: For Session 2, the SD is calculated with the slow trend removed, so it measures jitter rather than creep.</w:t>
       </w:r>
     </w:p>
     <w:p>
@@ -1720,7 +1655,7 @@
         <w:spacing w:after="120"/>
       </w:pPr>
       <w:r>
-        <w:t xml:space="preserve">Table 2: Allan Deviation – How much averages over a time window τ differ from one window to the next</w:t>
+        <w:t xml:space="preserve">Table 2: Allan deviation (how much averages over a time window τ differ from one window to the next)</w:t>
       </w:r>
     </w:p>
     <w:tbl>
@@ -1747,12 +1682,6 @@
         <w:gridCol w:w="4375"/>
       </w:tblGrid>
       <w:tr>
-        <w:tblPrEx>
-          <w:tblCellMar>
-            <w:top w:w="0" w:type="dxa"/>
-            <w:bottom w:w="0" w:type="dxa"/>
-          </w:tblCellMar>
-        </w:tblPrEx>
         <w:trPr>
           <w:tblHeader/>
         </w:trPr>
@@ -1827,12 +1756,6 @@
         </w:tc>
       </w:tr>
       <w:tr>
-        <w:tblPrEx>
-          <w:tblCellMar>
-            <w:top w:w="0" w:type="dxa"/>
-            <w:bottom w:w="0" w:type="dxa"/>
-          </w:tblCellMar>
-        </w:tblPrEx>
         <w:trPr>
           <w:cantSplit/>
         </w:trPr>
@@ -1898,12 +1821,6 @@
         </w:tc>
       </w:tr>
       <w:tr>
-        <w:tblPrEx>
-          <w:tblCellMar>
-            <w:top w:w="0" w:type="dxa"/>
-            <w:bottom w:w="0" w:type="dxa"/>
-          </w:tblCellMar>
-        </w:tblPrEx>
         <w:trPr>
           <w:cantSplit/>
         </w:trPr>
@@ -1969,12 +1886,6 @@
         </w:tc>
       </w:tr>
       <w:tr>
-        <w:tblPrEx>
-          <w:tblCellMar>
-            <w:top w:w="0" w:type="dxa"/>
-            <w:bottom w:w="0" w:type="dxa"/>
-          </w:tblCellMar>
-        </w:tblPrEx>
         <w:trPr>
           <w:cantSplit/>
         </w:trPr>
@@ -2072,7 +1983,7 @@
         <w:spacing w:after="60"/>
       </w:pPr>
       <w:r>
-        <w:t>The reading moved by 0.06° at most over 5 minutes, and the drift direction flips between runs, indicating the variation is a noise, not drift.</w:t>
+        <w:t xml:space="preserve">The reading moved by 0.06° at most over 5 minutes, and the drift direction flipped between runs, indicating noise rather than drift.</w:t>
       </w:r>
     </w:p>
     <w:p>
@@ -2085,7 +1996,7 @@
         <w:spacing w:after="60"/>
       </w:pPr>
       <w:r>
-        <w:t xml:space="preserve">The Allan deviation shows that the noise did not grow with the time.</w:t>
+        <w:t xml:space="preserve">The Allan deviation shows that the noise did not grow over time.</w:t>
       </w:r>
     </w:p>
     <w:p>
@@ -2131,7 +2042,7 @@
         <w:spacing w:after="60"/>
       </w:pPr>
       <w:r>
-        <w:t xml:space="preserve">The reading crept by 0.1–0.5°. </w:t>
+        <w:t xml:space="preserve">The reading crept by 0.1–0.5°.</w:t>
       </w:r>
     </w:p>
     <w:p>
@@ -2144,12 +2055,16 @@
         <w:spacing w:after="60"/>
       </w:pPr>
       <w:r>
-        <w:t>Run 5 has two sudden steps. Further inspection showed that the thigh node, which was not part of the angle calculation, moved at the same time, so the creep most likely came from settling. In a later run, the raw accelerometer confirmed that a similar creep was the ruler physically tilting.</w:t>
+        <w:t xml:space="preserve">Run 5 had two sudden steps. The thigh node, which is not part of the angle calculation, moved at the same time, so the creep most likely came from the setup settling. In a later run, the raw accelerometer confirmed that a similar creep was the ruler physically tilting.</w:t>
       </w:r>
     </w:p>
     <w:p>
       <w:pPr>
         <w:pStyle w:val="Heading2"/>
+        <w:numPr>
+          <w:ilvl w:val="0"/>
+          <w:numId w:val="9"/>
+        </w:numPr>
         <w:rPr>
           <w:sz w:val="24"/>
           <w:szCs w:val="24"/>
@@ -2160,7 +2075,7 @@
           <w:sz w:val="24"/>
           <w:szCs w:val="24"/>
         </w:rPr>
-        <w:t>Endurance Test</w:t>
+        <w:t xml:space="preserve">Endurance Test</w:t>
       </w:r>
     </w:p>
     <w:p>
@@ -2168,7 +2083,7 @@
         <w:spacing w:after="120"/>
       </w:pPr>
       <w:r>
-        <w:t xml:space="preserve">Three unattended runs of 24–60 minutes checked how long data can be collected before its quality drops.</w:t>
+        <w:t xml:space="preserve">Three unattended endurance runs of 24–60 minutes checked how long data can be collected before its quality drops.</w:t>
       </w:r>
     </w:p>
     <w:p>
@@ -2176,7 +2091,7 @@
         <w:spacing w:after="120"/>
       </w:pPr>
       <w:r>
-        <w:t xml:space="preserve">Table 3: Endurance runs</w:t>
+        <w:t>Table 3: Endurance runs</w:t>
       </w:r>
     </w:p>
     <w:tbl>
@@ -2198,8 +2113,8 @@
         <w:tblLook w:val="04A0" w:firstRow="1" w:lastRow="0" w:firstColumn="1" w:lastColumn="0" w:noHBand="0" w:noVBand="1"/>
       </w:tblPr>
       <w:tblGrid>
-        <w:gridCol w:w="1591"/>
-        <w:gridCol w:w="1379"/>
+        <w:gridCol w:w="1413"/>
+        <w:gridCol w:w="1557"/>
         <w:gridCol w:w="848"/>
         <w:gridCol w:w="1803"/>
         <w:gridCol w:w="4459"/>
@@ -2210,7 +2125,7 @@
         </w:trPr>
         <w:tc>
           <w:tcPr>
-            <w:tcW w:w="1591" w:type="dxa"/>
+            <w:tcW w:w="1413" w:type="dxa"/>
             <w:shd w:val="clear" w:color="auto" w:fill="DCE6F1"/>
             <w:tcMar>
               <w:top w:w="60" w:type="dxa"/>
@@ -2227,13 +2142,13 @@
                 <w:sz w:val="19"/>
                 <w:szCs w:val="19"/>
               </w:rPr>
-              <w:t xml:space="preserve">Run</w:t>
-            </w:r>
-          </w:p>
-        </w:tc>
-        <w:tc>
-          <w:tcPr>
-            <w:tcW w:w="1379" w:type="dxa"/>
+              <w:t>Run</w:t>
+            </w:r>
+          </w:p>
+        </w:tc>
+        <w:tc>
+          <w:tcPr>
+            <w:tcW w:w="1557" w:type="dxa"/>
             <w:shd w:val="clear" w:color="auto" w:fill="DCE6F1"/>
             <w:tcMar>
               <w:top w:w="60" w:type="dxa"/>
@@ -2250,7 +2165,7 @@
                 <w:sz w:val="19"/>
                 <w:szCs w:val="19"/>
               </w:rPr>
-              <w:t xml:space="preserve">Faulty board’s role</w:t>
+              <w:t>Faulty board’s role</w:t>
             </w:r>
           </w:p>
         </w:tc>
@@ -2273,7 +2188,7 @@
                 <w:sz w:val="19"/>
                 <w:szCs w:val="19"/>
               </w:rPr>
-              <w:t xml:space="preserve">Length</w:t>
+              <w:t>Length</w:t>
             </w:r>
           </w:p>
         </w:tc>
@@ -2296,7 +2211,7 @@
                 <w:sz w:val="19"/>
                 <w:szCs w:val="19"/>
               </w:rPr>
-              <w:t xml:space="preserve">Clean data until (board uptime)</w:t>
+              <w:t>Clean data until (board uptime)</w:t>
             </w:r>
           </w:p>
         </w:tc>
@@ -2319,7 +2234,7 @@
                 <w:sz w:val="19"/>
                 <w:szCs w:val="19"/>
               </w:rPr>
-              <w:t xml:space="preserve">Outcome</w:t>
+              <w:t>Outcome</w:t>
             </w:r>
           </w:p>
         </w:tc>
@@ -2330,41 +2245,41 @@
         </w:trPr>
         <w:tc>
           <w:tcPr>
-            <w:tcW w:w="1591" w:type="dxa"/>
-            <w:tcMar>
-              <w:top w:w="60" w:type="dxa"/>
-              <w:left w:w="100" w:type="dxa"/>
-              <w:bottom w:w="60" w:type="dxa"/>
-              <w:right w:w="100" w:type="dxa"/>
-            </w:tcMar>
-          </w:tcPr>
-          <w:p>
-            <w:r>
-              <w:rPr>
-                <w:sz w:val="19"/>
-                <w:szCs w:val="19"/>
-              </w:rPr>
-              <w:t xml:space="preserve">Long run 1</w:t>
-            </w:r>
-          </w:p>
-        </w:tc>
-        <w:tc>
-          <w:tcPr>
-            <w:tcW w:w="1379" w:type="dxa"/>
-            <w:tcMar>
-              <w:top w:w="60" w:type="dxa"/>
-              <w:left w:w="100" w:type="dxa"/>
-              <w:bottom w:w="60" w:type="dxa"/>
-              <w:right w:w="100" w:type="dxa"/>
-            </w:tcMar>
-          </w:tcPr>
-          <w:p>
-            <w:r>
-              <w:rPr>
-                <w:sz w:val="19"/>
-                <w:szCs w:val="19"/>
-              </w:rPr>
-              <w:t xml:space="preserve">Shank</w:t>
+            <w:tcW w:w="1413" w:type="dxa"/>
+            <w:tcMar>
+              <w:top w:w="60" w:type="dxa"/>
+              <w:left w:w="100" w:type="dxa"/>
+              <w:bottom w:w="60" w:type="dxa"/>
+              <w:right w:w="100" w:type="dxa"/>
+            </w:tcMar>
+          </w:tcPr>
+          <w:p>
+            <w:r>
+              <w:rPr>
+                <w:sz w:val="19"/>
+                <w:szCs w:val="19"/>
+              </w:rPr>
+              <w:t>1</w:t>
+            </w:r>
+          </w:p>
+        </w:tc>
+        <w:tc>
+          <w:tcPr>
+            <w:tcW w:w="1557" w:type="dxa"/>
+            <w:tcMar>
+              <w:top w:w="60" w:type="dxa"/>
+              <w:left w:w="100" w:type="dxa"/>
+              <w:bottom w:w="60" w:type="dxa"/>
+              <w:right w:w="100" w:type="dxa"/>
+            </w:tcMar>
+          </w:tcPr>
+          <w:p>
+            <w:r>
+              <w:rPr>
+                <w:sz w:val="19"/>
+                <w:szCs w:val="19"/>
+              </w:rPr>
+              <w:t>Shank</w:t>
             </w:r>
           </w:p>
         </w:tc>
@@ -2384,7 +2299,7 @@
                 <w:sz w:val="19"/>
                 <w:szCs w:val="19"/>
               </w:rPr>
-              <w:t xml:space="preserve">38 min</w:t>
+              <w:t>38 min</w:t>
             </w:r>
           </w:p>
         </w:tc>
@@ -2404,7 +2319,7 @@
                 <w:sz w:val="19"/>
                 <w:szCs w:val="19"/>
               </w:rPr>
-              <w:t xml:space="preserve">20.4 min</w:t>
+              <w:t>20.4 min</w:t>
             </w:r>
           </w:p>
         </w:tc>
@@ -2424,7 +2339,7 @@
                 <w:sz w:val="19"/>
                 <w:szCs w:val="19"/>
               </w:rPr>
-              <w:t xml:space="preserve">Shank sensor degraded, then stopped at 26.3 min; no shank data afterwards</w:t>
+              <w:t>Shank sensor degraded, then stopped at 26.3 min; no shank data afterwards</w:t>
             </w:r>
           </w:p>
         </w:tc>
@@ -2435,41 +2350,41 @@
         </w:trPr>
         <w:tc>
           <w:tcPr>
-            <w:tcW w:w="1591" w:type="dxa"/>
-            <w:tcMar>
-              <w:top w:w="60" w:type="dxa"/>
-              <w:left w:w="100" w:type="dxa"/>
-              <w:bottom w:w="60" w:type="dxa"/>
-              <w:right w:w="100" w:type="dxa"/>
-            </w:tcMar>
-          </w:tcPr>
-          <w:p>
-            <w:r>
-              <w:rPr>
-                <w:sz w:val="19"/>
-                <w:szCs w:val="19"/>
-              </w:rPr>
-              <w:t xml:space="preserve">Long run 2</w:t>
-            </w:r>
-          </w:p>
-        </w:tc>
-        <w:tc>
-          <w:tcPr>
-            <w:tcW w:w="1379" w:type="dxa"/>
-            <w:tcMar>
-              <w:top w:w="60" w:type="dxa"/>
-              <w:left w:w="100" w:type="dxa"/>
-              <w:bottom w:w="60" w:type="dxa"/>
-              <w:right w:w="100" w:type="dxa"/>
-            </w:tcMar>
-          </w:tcPr>
-          <w:p>
-            <w:r>
-              <w:rPr>
-                <w:sz w:val="19"/>
-                <w:szCs w:val="19"/>
-              </w:rPr>
-              <w:t xml:space="preserve">Shank</w:t>
+            <w:tcW w:w="1413" w:type="dxa"/>
+            <w:tcMar>
+              <w:top w:w="60" w:type="dxa"/>
+              <w:left w:w="100" w:type="dxa"/>
+              <w:bottom w:w="60" w:type="dxa"/>
+              <w:right w:w="100" w:type="dxa"/>
+            </w:tcMar>
+          </w:tcPr>
+          <w:p>
+            <w:r>
+              <w:rPr>
+                <w:sz w:val="19"/>
+                <w:szCs w:val="19"/>
+              </w:rPr>
+              <w:t>2</w:t>
+            </w:r>
+          </w:p>
+        </w:tc>
+        <w:tc>
+          <w:tcPr>
+            <w:tcW w:w="1557" w:type="dxa"/>
+            <w:tcMar>
+              <w:top w:w="60" w:type="dxa"/>
+              <w:left w:w="100" w:type="dxa"/>
+              <w:bottom w:w="60" w:type="dxa"/>
+              <w:right w:w="100" w:type="dxa"/>
+            </w:tcMar>
+          </w:tcPr>
+          <w:p>
+            <w:r>
+              <w:rPr>
+                <w:sz w:val="19"/>
+                <w:szCs w:val="19"/>
+              </w:rPr>
+              <w:t>Shank</w:t>
             </w:r>
           </w:p>
         </w:tc>
@@ -2489,7 +2404,7 @@
                 <w:sz w:val="19"/>
                 <w:szCs w:val="19"/>
               </w:rPr>
-              <w:t xml:space="preserve">24 min</w:t>
+              <w:t>24 min</w:t>
             </w:r>
           </w:p>
         </w:tc>
@@ -2509,7 +2424,7 @@
                 <w:sz w:val="19"/>
                 <w:szCs w:val="19"/>
               </w:rPr>
-              <w:t xml:space="preserve">24.8 min</w:t>
+              <w:t>24.8 min</w:t>
             </w:r>
           </w:p>
         </w:tc>
@@ -2529,7 +2444,7 @@
                 <w:sz w:val="19"/>
                 <w:szCs w:val="19"/>
               </w:rPr>
-              <w:t xml:space="preserve">Shank sensor failed abruptly; the board rebooted itself, but the sensor stayed dead</w:t>
+              <w:t>Shank sensor failed abruptly; the board rebooted itself, but the sensor stayed dead</w:t>
             </w:r>
           </w:p>
         </w:tc>
@@ -2540,41 +2455,41 @@
         </w:trPr>
         <w:tc>
           <w:tcPr>
-            <w:tcW w:w="1591" w:type="dxa"/>
-            <w:tcMar>
-              <w:top w:w="60" w:type="dxa"/>
-              <w:left w:w="100" w:type="dxa"/>
-              <w:bottom w:w="60" w:type="dxa"/>
-              <w:right w:w="100" w:type="dxa"/>
-            </w:tcMar>
-          </w:tcPr>
-          <w:p>
-            <w:r>
-              <w:rPr>
-                <w:sz w:val="19"/>
-                <w:szCs w:val="19"/>
-              </w:rPr>
-              <w:t xml:space="preserve">Long run 3 (roles swapped)</w:t>
-            </w:r>
-          </w:p>
-        </w:tc>
-        <w:tc>
-          <w:tcPr>
-            <w:tcW w:w="1379" w:type="dxa"/>
-            <w:tcMar>
-              <w:top w:w="60" w:type="dxa"/>
-              <w:left w:w="100" w:type="dxa"/>
-              <w:bottom w:w="60" w:type="dxa"/>
-              <w:right w:w="100" w:type="dxa"/>
-            </w:tcMar>
-          </w:tcPr>
-          <w:p>
-            <w:r>
-              <w:rPr>
-                <w:sz w:val="19"/>
-                <w:szCs w:val="19"/>
-              </w:rPr>
-              <w:t xml:space="preserve">Thigh</w:t>
+            <w:tcW w:w="1413" w:type="dxa"/>
+            <w:tcMar>
+              <w:top w:w="60" w:type="dxa"/>
+              <w:left w:w="100" w:type="dxa"/>
+              <w:bottom w:w="60" w:type="dxa"/>
+              <w:right w:w="100" w:type="dxa"/>
+            </w:tcMar>
+          </w:tcPr>
+          <w:p>
+            <w:r>
+              <w:rPr>
+                <w:sz w:val="19"/>
+                <w:szCs w:val="19"/>
+              </w:rPr>
+              <w:t xml:space="preserve">3 (roles swapped)</w:t>
+            </w:r>
+          </w:p>
+        </w:tc>
+        <w:tc>
+          <w:tcPr>
+            <w:tcW w:w="1557" w:type="dxa"/>
+            <w:tcMar>
+              <w:top w:w="60" w:type="dxa"/>
+              <w:left w:w="100" w:type="dxa"/>
+              <w:bottom w:w="60" w:type="dxa"/>
+              <w:right w:w="100" w:type="dxa"/>
+            </w:tcMar>
+          </w:tcPr>
+          <w:p>
+            <w:r>
+              <w:rPr>
+                <w:sz w:val="19"/>
+                <w:szCs w:val="19"/>
+              </w:rPr>
+              <w:t>Thigh</w:t>
             </w:r>
           </w:p>
         </w:tc>
@@ -2594,7 +2509,7 @@
                 <w:sz w:val="19"/>
                 <w:szCs w:val="19"/>
               </w:rPr>
-              <w:t xml:space="preserve">60 min</w:t>
+              <w:t>60 min</w:t>
             </w:r>
           </w:p>
         </w:tc>
@@ -2614,7 +2529,7 @@
                 <w:sz w:val="19"/>
                 <w:szCs w:val="19"/>
               </w:rPr>
-              <w:t xml:space="preserve">37.8 min</w:t>
+              <w:t>37.8 min</w:t>
             </w:r>
           </w:p>
         </w:tc>
@@ -2634,7 +2549,7 @@
                 <w:sz w:val="19"/>
                 <w:szCs w:val="19"/>
               </w:rPr>
-              <w:t xml:space="preserve">Angle unaffected (it came from the healthy shank board); thigh sensor stopped at 47.3 min and sampling fell to ~5 Hz</w:t>
+              <w:t>Angle unaffected (it came from the healthy shank board); thigh sensor stopped at 47.3 min and sampling fell to ~5 Hz</w:t>
             </w:r>
           </w:p>
         </w:tc>
@@ -2653,7 +2568,7 @@
           <w:iCs/>
           <w:color w:val="5A5A5A"/>
         </w:rPr>
-        <w:t xml:space="preserve">∗ Note 3: Board uptime is the board’s own clock since power-up. The cause of the faults is covered in Issues Found (2).</w:t>
+        <w:t xml:space="preserve">Note 3: Board uptime is the board’s own clock since power-up. The cause of the faults is covered in Issues Found (2).</w:t>
       </w:r>
     </w:p>
     <w:p>
@@ -2666,7 +2581,7 @@
         <w:spacing w:after="120"/>
       </w:pPr>
       <w:r>
-        <w:t xml:space="preserve">Table 4: Angle stability during the clean part of the endurance runs</w:t>
+        <w:t>Table 4: Angle stability during the clean part of the endurance runs</w:t>
       </w:r>
     </w:p>
     <w:tbl>
@@ -2718,7 +2633,7 @@
                 <w:sz w:val="19"/>
                 <w:szCs w:val="19"/>
               </w:rPr>
-              <w:t xml:space="preserve">Run</w:t>
+              <w:t>Run</w:t>
             </w:r>
           </w:p>
         </w:tc>
@@ -2741,7 +2656,7 @@
                 <w:sz w:val="19"/>
                 <w:szCs w:val="19"/>
               </w:rPr>
-              <w:t xml:space="preserve">Window</w:t>
+              <w:t>Window</w:t>
             </w:r>
           </w:p>
         </w:tc>
@@ -2764,7 +2679,7 @@
                 <w:sz w:val="19"/>
                 <w:szCs w:val="19"/>
               </w:rPr>
-              <w:t xml:space="preserve">Length</w:t>
+              <w:t>Length</w:t>
             </w:r>
           </w:p>
         </w:tc>
@@ -2787,7 +2702,7 @@
                 <w:sz w:val="19"/>
                 <w:szCs w:val="19"/>
               </w:rPr>
-              <w:t xml:space="preserve">Jitter (SD)</w:t>
+              <w:t>Jitter (SD)</w:t>
             </w:r>
           </w:p>
         </w:tc>
@@ -2810,7 +2725,7 @@
                 <w:sz w:val="19"/>
                 <w:szCs w:val="19"/>
               </w:rPr>
-              <w:t xml:space="preserve">Drift</w:t>
+              <w:t>Drift</w:t>
             </w:r>
           </w:p>
         </w:tc>
@@ -2833,7 +2748,7 @@
                 <w:sz w:val="19"/>
                 <w:szCs w:val="19"/>
               </w:rPr>
-              <w:t xml:space="preserve">Range of 5 s averages</w:t>
+              <w:t>Range of 5 s averages</w:t>
             </w:r>
           </w:p>
         </w:tc>
@@ -2858,7 +2773,7 @@
                 <w:sz w:val="19"/>
                 <w:szCs w:val="19"/>
               </w:rPr>
-              <w:t xml:space="preserve">Long run 1</w:t>
+              <w:t>1</w:t>
             </w:r>
           </w:p>
         </w:tc>
@@ -2878,7 +2793,7 @@
                 <w:sz w:val="19"/>
                 <w:szCs w:val="19"/>
               </w:rPr>
-              <w:t xml:space="preserve">3–18 min</w:t>
+              <w:t>3–18 min</w:t>
             </w:r>
           </w:p>
         </w:tc>
@@ -2898,7 +2813,7 @@
                 <w:sz w:val="19"/>
                 <w:szCs w:val="19"/>
               </w:rPr>
-              <w:t xml:space="preserve">15 min</w:t>
+              <w:t>15 min</w:t>
             </w:r>
           </w:p>
         </w:tc>
@@ -2918,7 +2833,7 @@
                 <w:sz w:val="19"/>
                 <w:szCs w:val="19"/>
               </w:rPr>
-              <w:t xml:space="preserve">0.016°</w:t>
+              <w:t>0.016°</w:t>
             </w:r>
           </w:p>
         </w:tc>
@@ -2938,7 +2853,7 @@
                 <w:sz w:val="19"/>
                 <w:szCs w:val="19"/>
               </w:rPr>
-              <w:t xml:space="preserve">−0.001 °/min</w:t>
+              <w:t>−0.001 °/min</w:t>
             </w:r>
           </w:p>
         </w:tc>
@@ -2958,7 +2873,7 @@
                 <w:sz w:val="19"/>
                 <w:szCs w:val="19"/>
               </w:rPr>
-              <w:t xml:space="preserve">0.10°</w:t>
+              <w:t>0.10°</w:t>
             </w:r>
           </w:p>
         </w:tc>
@@ -2983,7 +2898,7 @@
                 <w:sz w:val="19"/>
                 <w:szCs w:val="19"/>
               </w:rPr>
-              <w:t xml:space="preserve">Long run 3∗</w:t>
+              <w:t>3∗</w:t>
             </w:r>
           </w:p>
         </w:tc>
@@ -3003,7 +2918,7 @@
                 <w:sz w:val="19"/>
                 <w:szCs w:val="19"/>
               </w:rPr>
-              <w:t xml:space="preserve">3–36 min</w:t>
+              <w:t>3–36 min</w:t>
             </w:r>
           </w:p>
         </w:tc>
@@ -3023,7 +2938,7 @@
                 <w:sz w:val="19"/>
                 <w:szCs w:val="19"/>
               </w:rPr>
-              <w:t xml:space="preserve">33 min</w:t>
+              <w:t>33 min</w:t>
             </w:r>
           </w:p>
         </w:tc>
@@ -3043,7 +2958,7 @@
                 <w:sz w:val="19"/>
                 <w:szCs w:val="19"/>
               </w:rPr>
-              <w:t xml:space="preserve">0.018°</w:t>
+              <w:t>0.018°</w:t>
             </w:r>
           </w:p>
         </w:tc>
@@ -3063,7 +2978,7 @@
                 <w:sz w:val="19"/>
                 <w:szCs w:val="19"/>
               </w:rPr>
-              <w:t xml:space="preserve">−0.001 °/min</w:t>
+              <w:t>−0.001 °/min</w:t>
             </w:r>
           </w:p>
         </w:tc>
@@ -3083,7 +2998,7 @@
                 <w:sz w:val="19"/>
                 <w:szCs w:val="19"/>
               </w:rPr>
-              <w:t xml:space="preserve">0.09°</w:t>
+              <w:t>0.09°</w:t>
             </w:r>
           </w:p>
         </w:tc>
@@ -3102,7 +3017,7 @@
           <w:iCs/>
           <w:color w:val="5A5A5A"/>
         </w:rPr>
-        <w:t xml:space="preserve">∗ Note 4: In long run 3 the angle came only from the healthy shank board, since the thigh node is not part of the angle (see Limitations). The window ends before the thigh node’s sensor fault affected the data flow.</w:t>
+        <w:t xml:space="preserve">∗ Note 4: In endurance run 3, the angle came only from the healthy shank board, since the thigh node is not part of the angle (see Limitations). The window ends before the thigh node’s sensor fault affected the data flow.</w:t>
       </w:r>
     </w:p>
     <w:p>
@@ -3124,7 +3039,7 @@
           <w:b/>
           <w:bCs/>
         </w:rPr>
-        <w:t xml:space="preserve">Endurance</w:t>
+        <w:t>Endurance</w:t>
       </w:r>
     </w:p>
     <w:p>
@@ -3132,12 +3047,12 @@
         <w:pStyle w:val="ListParagraph"/>
         <w:numPr>
           <w:ilvl w:val="1"/>
-          <w:numId w:val="2"/>
+          <w:numId w:val="7"/>
         </w:numPr>
         <w:spacing w:after="60"/>
       </w:pPr>
       <w:r>
-        <w:t xml:space="preserve">Data quality held for 20–25 minutes on one board and dropped after that in every run, while the other board ran for over an hour without a fault in either role.</w:t>
+        <w:t xml:space="preserve">On the faulty board, data quality dropped after 20–38 minutes in every run, while the other board ran for over an hour without a fault in either role.</w:t>
       </w:r>
     </w:p>
     <w:p>
@@ -3145,12 +3060,12 @@
         <w:pStyle w:val="ListParagraph"/>
         <w:numPr>
           <w:ilvl w:val="1"/>
-          <w:numId w:val="2"/>
+          <w:numId w:val="7"/>
         </w:numPr>
         <w:spacing w:after="60"/>
       </w:pPr>
       <w:r>
-        <w:t xml:space="preserve">The drop in quality after long sessions is traced to that board (see Issues Found, 2).</w:t>
+        <w:t xml:space="preserve">The drop in quality after long sessions is traced to that board (see Issues Found (2)).</w:t>
       </w:r>
     </w:p>
     <w:p>
@@ -3167,7 +3082,7 @@
           <w:b/>
           <w:bCs/>
         </w:rPr>
-        <w:t xml:space="preserve">Stability over time</w:t>
+        <w:t>Stability over time</w:t>
       </w:r>
     </w:p>
     <w:p>
@@ -3175,40 +3090,62 @@
         <w:pStyle w:val="ListParagraph"/>
         <w:numPr>
           <w:ilvl w:val="1"/>
-          <w:numId w:val="2"/>
+          <w:numId w:val="8"/>
         </w:numPr>
         <w:spacing w:after="60"/>
       </w:pPr>
       <w:r>
-        <w:t xml:space="preserve">Over the clean windows the angle drifted about −0.001 °/min, about 0.04° over 33 minutes, with the same jitter as the 5-minute holds.</w:t>
-      </w:r>
-    </w:p>
-    <w:p>
-      <w:pPr>
-        <w:pStyle w:val="Heading2"/>
+        <w:t xml:space="preserve">Over the clean windows, the angle drifted about −0.001 °/min (about 0.04° over 33 minutes), with the same jitter as the 5-minute holds.</w:t>
+      </w:r>
+    </w:p>
+    <w:p>
+      <w:pPr>
+        <w:rPr>
+          <w:b/>
+          <w:bCs/>
+          <w:sz w:val="24"/>
+          <w:szCs w:val="24"/>
+        </w:rPr>
       </w:pPr>
       <w:r>
         <w:rPr>
           <w:sz w:val="24"/>
           <w:szCs w:val="24"/>
         </w:rPr>
-        <w:t>Preliminary</w:t>
-      </w:r>
-      <w:r>
-        <w:t xml:space="preserve"> Angle Assessment: 45° and 90°</w:t>
+        <w:br w:type="page"/>
       </w:r>
     </w:p>
     <w:p>
       <w:pPr>
         <w:pStyle w:val="Heading2"/>
-      </w:pPr>
+        <w:numPr>
+          <w:ilvl w:val="0"/>
+          <w:numId w:val="9"/>
+        </w:numPr>
+        <w:rPr>
+          <w:sz w:val="24"/>
+          <w:szCs w:val="24"/>
+        </w:rPr>
+      </w:pPr>
+      <w:r>
+        <w:rPr>
+          <w:sz w:val="24"/>
+          <w:szCs w:val="24"/>
+        </w:rPr>
+        <w:t xml:space="preserve">Preliminary Angle Assessment: 45° and 90°</w:t>
+      </w:r>
     </w:p>
     <w:p>
       <w:pPr>
         <w:spacing w:after="120"/>
       </w:pPr>
-      <w:r>
-        <w:t xml:space="preserve">Table 5: Angle assessment (45° and 90°)</w:t>
+    </w:p>
+    <w:p>
+      <w:pPr>
+        <w:spacing w:after="120"/>
+      </w:pPr>
+      <w:r>
+        <w:t>Table 5: Angle assessment (45° and 90°)</w:t>
       </w:r>
     </w:p>
     <w:tbl>
@@ -3237,12 +3174,6 @@
         <w:gridCol w:w="2898"/>
       </w:tblGrid>
       <w:tr>
-        <w:tblPrEx>
-          <w:tblCellMar>
-            <w:top w:w="0" w:type="dxa"/>
-            <w:bottom w:w="0" w:type="dxa"/>
-          </w:tblCellMar>
-        </w:tblPrEx>
         <w:trPr>
           <w:tblHeader/>
         </w:trPr>
@@ -3363,12 +3294,6 @@
         </w:tc>
       </w:tr>
       <w:tr>
-        <w:tblPrEx>
-          <w:tblCellMar>
-            <w:top w:w="0" w:type="dxa"/>
-            <w:bottom w:w="0" w:type="dxa"/>
-          </w:tblCellMar>
-        </w:tblPrEx>
         <w:trPr>
           <w:cantSplit/>
         </w:trPr>
@@ -3474,12 +3399,6 @@
         </w:tc>
       </w:tr>
       <w:tr>
-        <w:tblPrEx>
-          <w:tblCellMar>
-            <w:top w:w="0" w:type="dxa"/>
-            <w:bottom w:w="0" w:type="dxa"/>
-          </w:tblCellMar>
-        </w:tblPrEx>
         <w:trPr>
           <w:cantSplit/>
         </w:trPr>
@@ -3604,10 +3523,20 @@
           <w:b/>
           <w:bCs/>
         </w:rPr>
-        <w:t>The shank node's tilt is measured correctly.</w:t>
-      </w:r>
-      <w:r>
-        <w:t xml:space="preserve"> The raw accelerometer, which doesn't depend on the filter or the calibration, agrees with the reported angle within about 0.2°. So the calibration learned the right bending direction, and a 90° hold is as steady as a 0° hold.</w:t>
+        <w:t xml:space="preserve">Shank node tilt is measured correctly</w:t>
+      </w:r>
+    </w:p>
+    <w:p>
+      <w:pPr>
+        <w:pStyle w:val="ListParagraph"/>
+        <w:numPr>
+          <w:ilvl w:val="1"/>
+          <w:numId w:val="7"/>
+        </w:numPr>
+        <w:spacing w:after="60"/>
+      </w:pPr>
+      <w:r>
+        <w:t xml:space="preserve">The raw accelerometer, which does not depend on the filter or the calibration, agrees with the reported angle within about 0.2°. The calibration therefore learned the right bending direction, and a 90° hold is as steady as a 0° hold.</w:t>
       </w:r>
     </w:p>
     <w:p>
@@ -3624,15 +3553,48 @@
           <w:b/>
           <w:bCs/>
         </w:rPr>
-        <w:t>The reference (thigh) node shifted 2.7° and 4.5° during placement</w:t>
-      </w:r>
-      <w:r>
-        <w:t xml:space="preserve">. The data suggests the board shifted on its segment rather than the segment rotating, since it tilted about as much across the bending plane as along it. The software ignores this node because it didn't tilt during calibration. If the upper segment stayed flat, as intended, the readings above stand. If the segment itself moved, the true angle between the segments could differ by up to ~2–3°.</w:t>
-      </w:r>
+        <w:t xml:space="preserve">Reference (thigh) node shifted during placement</w:t>
+      </w:r>
+    </w:p>
+    <w:p>
+      <w:pPr>
+        <w:pStyle w:val="ListParagraph"/>
+        <w:numPr>
+          <w:ilvl w:val="1"/>
+          <w:numId w:val="7"/>
+        </w:numPr>
+        <w:spacing w:after="60"/>
+      </w:pPr>
+      <w:r>
+        <w:t xml:space="preserve">The thigh node shifted 2.7° on the 45° rig and 4.5° on the 90° rig. It tilted about as much across the bending plane as along it, which suggests the board shifted on its segment rather than the segment rotating.</w:t>
+      </w:r>
+    </w:p>
+    <w:p>
+      <w:pPr>
+        <w:pStyle w:val="ListParagraph"/>
+        <w:numPr>
+          <w:ilvl w:val="1"/>
+          <w:numId w:val="7"/>
+        </w:numPr>
+        <w:spacing w:after="60"/>
+      </w:pPr>
+      <w:r>
+        <w:t xml:space="preserve">The software ignores this node because it did not tilt during calibration. If the upper segment stayed flat, as intended, the readings above stand; if the segment itself moved, the true angle between the segments could differ by up to ~2–3°.</w:t>
+      </w:r>
+    </w:p>
+    <w:p>
+      <w:pPr>
+        <w:spacing w:after="60"/>
+        <w:ind w:left="120"/>
+      </w:pPr>
     </w:p>
     <w:p>
       <w:pPr>
         <w:pStyle w:val="Heading2"/>
+        <w:numPr>
+          <w:ilvl w:val="0"/>
+          <w:numId w:val="9"/>
+        </w:numPr>
         <w:rPr>
           <w:sz w:val="24"/>
           <w:szCs w:val="24"/>
@@ -3643,7 +3605,7 @@
           <w:sz w:val="24"/>
           <w:szCs w:val="24"/>
         </w:rPr>
-        <w:t xml:space="preserve">Other checks</w:t>
+        <w:t xml:space="preserve">Other Notable Findings</w:t>
       </w:r>
     </w:p>
     <w:p>
@@ -3660,7 +3622,7 @@
           <w:b/>
           <w:bCs/>
         </w:rPr>
-        <w:t xml:space="preserve">Heading drift does not affect the angle</w:t>
+        <w:t>Heading drift does not affect the angle</w:t>
       </w:r>
     </w:p>
     <w:p>
@@ -3668,12 +3630,12 @@
         <w:pStyle w:val="ListParagraph"/>
         <w:numPr>
           <w:ilvl w:val="1"/>
-          <w:numId w:val="2"/>
+          <w:numId w:val="10"/>
         </w:numPr>
         <w:spacing w:after="60"/>
       </w:pPr>
       <w:r>
-        <w:t xml:space="preserve">Each sensor’s heading (compass direction) drifted by 0.2–5 °/min, as expected without a magnetometer, and the angle ignored it in every run, by design.</w:t>
+        <w:t xml:space="preserve">Each sensor’s heading (compass direction) drifted by 0.2–5 °/min, and the angle ignored it in every run, by design.</w:t>
       </w:r>
     </w:p>
     <w:p>
@@ -3690,7 +3652,7 @@
           <w:b/>
           <w:bCs/>
         </w:rPr>
-        <w:t xml:space="preserve">Calibration copes with an imperfect setup</w:t>
+        <w:t>Calibration copes with an imperfect setup</w:t>
       </w:r>
     </w:p>
     <w:p>
@@ -3698,12 +3660,25 @@
         <w:pStyle w:val="ListParagraph"/>
         <w:numPr>
           <w:ilvl w:val="1"/>
-          <w:numId w:val="2"/>
+          <w:numId w:val="11"/>
         </w:numPr>
         <w:spacing w:after="60"/>
       </w:pPr>
       <w:r>
-        <w:t xml:space="preserve">In session 2 the shank node was zeroed 4–15° off level, and the sweep was shorter (~55°) and in the opposite direction. Calibration still worked and the reading was just as steady.</w:t>
+        <w:t xml:space="preserve">In Session 2, the shank node was zeroed 4–15° off level, and the sweep was shorter (~55°) and in the opposite direction. Calibration still worked and the reading was just as steady.</w:t>
+      </w:r>
+    </w:p>
+    <w:p>
+      <w:pPr>
+        <w:pStyle w:val="ListParagraph"/>
+        <w:numPr>
+          <w:ilvl w:val="1"/>
+          <w:numId w:val="11"/>
+        </w:numPr>
+        <w:spacing w:after="60"/>
+      </w:pPr>
+      <w:r>
+        <w:t xml:space="preserve">These holds stayed within the swept range. By design, the angle depends only on the sweep’s direction, not on how far it went; the rig tests held slightly beyond their sweeps (45.0° vs 44.3°, 89.0° vs 85.5°) with no loss of agreement, but holding well beyond a short sweep was not tested.</w:t>
       </w:r>
     </w:p>
     <w:p>
@@ -3720,7 +3695,7 @@
           <w:b/>
           <w:bCs/>
         </w:rPr>
-        <w:t xml:space="preserve">Link reliability</w:t>
+        <w:t>Link reliability</w:t>
       </w:r>
     </w:p>
     <w:p>
@@ -3728,12 +3703,12 @@
         <w:pStyle w:val="ListParagraph"/>
         <w:numPr>
           <w:ilvl w:val="1"/>
-          <w:numId w:val="2"/>
+          <w:numId w:val="12"/>
         </w:numPr>
         <w:spacing w:after="60"/>
       </w:pPr>
       <w:r>
-        <w:t xml:space="preserve">100 % valid samples in all six short runs. The endurance runs had no checksum failures while the boards were healthy, apart from 2 at start-up in one run.</w:t>
+        <w:t xml:space="preserve">All samples were valid in the six short runs (~5 min each). The endurance runs had no checksum failures while the boards were healthy, apart from 2 at start-up in one run.</w:t>
       </w:r>
     </w:p>
     <w:p>
@@ -3741,12 +3716,16 @@
         <w:pStyle w:val="Heading1"/>
       </w:pPr>
       <w:r>
-        <w:t xml:space="preserve">Issues Found</w:t>
+        <w:t>Issues Found</w:t>
       </w:r>
     </w:p>
     <w:p>
       <w:pPr>
         <w:pStyle w:val="Heading2"/>
+        <w:numPr>
+          <w:ilvl w:val="0"/>
+          <w:numId w:val="30"/>
+        </w:numPr>
         <w:rPr>
           <w:sz w:val="24"/>
           <w:szCs w:val="24"/>
@@ -3757,7 +3736,7 @@
           <w:sz w:val="24"/>
           <w:szCs w:val="24"/>
         </w:rPr>
-        <w:t xml:space="preserve">1. Sample rate was ~40 Hz, not 50 Hz (fixed)</w:t>
+        <w:t xml:space="preserve">Sample Rate Was ~40 Hz, Not 50 Hz (Fixed)</w:t>
       </w:r>
     </w:p>
     <w:p>
@@ -3765,7 +3744,7 @@
         <w:spacing w:after="120"/>
       </w:pPr>
       <w:r>
-        <w:t xml:space="preserve">Table 6: Sample rate before and after the fixes</w:t>
+        <w:t>Table 6: Sample rate before and after the fixes</w:t>
       </w:r>
     </w:p>
     <w:tbl>
@@ -3827,7 +3806,7 @@
                 <w:sz w:val="19"/>
                 <w:szCs w:val="19"/>
               </w:rPr>
-              <w:t xml:space="preserve">Before</w:t>
+              <w:t>Before</w:t>
             </w:r>
           </w:p>
         </w:tc>
@@ -3850,7 +3829,7 @@
                 <w:sz w:val="19"/>
                 <w:szCs w:val="19"/>
               </w:rPr>
-              <w:t xml:space="preserve">After the fixes</w:t>
+              <w:t>After the fixes</w:t>
             </w:r>
           </w:p>
         </w:tc>
@@ -3875,7 +3854,7 @@
                 <w:sz w:val="19"/>
                 <w:szCs w:val="19"/>
               </w:rPr>
-              <w:t xml:space="preserve">Central board’s cycle</w:t>
+              <w:t>Central board’s cycle</w:t>
             </w:r>
           </w:p>
         </w:tc>
@@ -3895,7 +3874,7 @@
                 <w:sz w:val="19"/>
                 <w:szCs w:val="19"/>
               </w:rPr>
-              <w:t xml:space="preserve">~23 ms (~43.5 Hz)</w:t>
+              <w:t>~23 ms (~43.5 Hz)</w:t>
             </w:r>
           </w:p>
         </w:tc>
@@ -3915,7 +3894,7 @@
                 <w:sz w:val="19"/>
                 <w:szCs w:val="19"/>
               </w:rPr>
-              <w:t xml:space="preserve">20.0 ms (50 Hz)</w:t>
+              <w:t>20.0 ms (50 Hz)</w:t>
             </w:r>
           </w:p>
         </w:tc>
@@ -3940,7 +3919,7 @@
                 <w:sz w:val="19"/>
                 <w:szCs w:val="19"/>
               </w:rPr>
-              <w:t xml:space="preserve">Printing each data line</w:t>
+              <w:t>Printing each data line</w:t>
             </w:r>
           </w:p>
         </w:tc>
@@ -3960,7 +3939,7 @@
                 <w:sz w:val="19"/>
                 <w:szCs w:val="19"/>
               </w:rPr>
-              <w:t xml:space="preserve">~11.7 ms (~36 separate prints)</w:t>
+              <w:t>~11.7 ms (~36 separate prints)</w:t>
             </w:r>
           </w:p>
         </w:tc>
@@ -3980,7 +3959,7 @@
                 <w:sz w:val="19"/>
                 <w:szCs w:val="19"/>
               </w:rPr>
-              <w:t xml:space="preserve">~1.0–1.8 ms (one write)</w:t>
+              <w:t>~1.0–1.8 ms (one write)</w:t>
             </w:r>
           </w:p>
         </w:tc>
@@ -4005,7 +3984,7 @@
                 <w:sz w:val="19"/>
                 <w:szCs w:val="19"/>
               </w:rPr>
-              <w:t xml:space="preserve">Unique samples in the CSV</w:t>
+              <w:t>Unique samples in the CSV</w:t>
             </w:r>
           </w:p>
         </w:tc>
@@ -4025,7 +4004,7 @@
                 <w:sz w:val="19"/>
                 <w:szCs w:val="19"/>
               </w:rPr>
-              <w:t xml:space="preserve">~40.5 per second</w:t>
+              <w:t>~40.5 per second</w:t>
             </w:r>
           </w:p>
         </w:tc>
@@ -4045,7 +4024,7 @@
                 <w:sz w:val="19"/>
                 <w:szCs w:val="19"/>
               </w:rPr>
-              <w:t xml:space="preserve">~50 per second</w:t>
+              <w:t>~50 per second</w:t>
             </w:r>
           </w:p>
         </w:tc>
@@ -4070,7 +4049,7 @@
                 <w:sz w:val="19"/>
                 <w:szCs w:val="19"/>
               </w:rPr>
-              <w:t xml:space="preserve">CSV rows repeating the previous sample</w:t>
+              <w:t>CSV rows repeating the previous sample</w:t>
             </w:r>
           </w:p>
         </w:tc>
@@ -4090,7 +4069,7 @@
                 <w:sz w:val="19"/>
                 <w:szCs w:val="19"/>
               </w:rPr>
-              <w:t xml:space="preserve">19–20 %</w:t>
+              <w:t>19–20 %</w:t>
             </w:r>
           </w:p>
         </w:tc>
@@ -4110,7 +4089,7 @@
                 <w:sz w:val="19"/>
                 <w:szCs w:val="19"/>
               </w:rPr>
-              <w:t xml:space="preserve">0 %</w:t>
+              <w:t>0 %</w:t>
             </w:r>
           </w:p>
         </w:tc>
@@ -4135,7 +4114,7 @@
           <w:b/>
           <w:bCs/>
         </w:rPr>
-        <w:t xml:space="preserve">Cause</w:t>
+        <w:t>Cause</w:t>
       </w:r>
     </w:p>
     <w:p>
@@ -4143,12 +4122,12 @@
         <w:pStyle w:val="ListParagraph"/>
         <w:numPr>
           <w:ilvl w:val="1"/>
-          <w:numId w:val="2"/>
+          <w:numId w:val="13"/>
         </w:numPr>
         <w:spacing w:after="60"/>
       </w:pPr>
       <w:r>
-        <w:t xml:space="preserve">The central board ran slow: each output cycle spent ~10.7 ms reading its IMU and ~11.7 ms printing the data line as ~36 separate blocking prints.</w:t>
+        <w:t>The central board ran slow: each output cycle spent ~10.7 ms reading its IMU and ~11.7 ms printing the data line as ~36 separate blocking prints.</w:t>
       </w:r>
     </w:p>
     <w:p>
@@ -4156,12 +4135,12 @@
         <w:pStyle w:val="ListParagraph"/>
         <w:numPr>
           <w:ilvl w:val="1"/>
-          <w:numId w:val="2"/>
+          <w:numId w:val="13"/>
         </w:numPr>
         <w:spacing w:after="60"/>
       </w:pPr>
       <w:r>
-        <w:t xml:space="preserve">The GUI wrote rows on its own 20 ms timer, which ticks unevenly on Windows, so rows repeated some samples and skipped others.</w:t>
+        <w:t xml:space="preserve">The interface wrote rows on its own 20 ms timer, which ticks unevenly on Windows, so rows repeated some samples and skipped others.</w:t>
       </w:r>
     </w:p>
     <w:p>
@@ -4178,7 +4157,8 @@
           <w:b/>
           <w:bCs/>
         </w:rPr>
-        <w:t xml:space="preserve">Fixes</w:t>
+        <w:lastRenderedPageBreak/>
+        <w:t>Fixes</w:t>
       </w:r>
     </w:p>
     <w:p>
@@ -4186,12 +4166,12 @@
         <w:pStyle w:val="ListParagraph"/>
         <w:numPr>
           <w:ilvl w:val="1"/>
-          <w:numId w:val="2"/>
+          <w:numId w:val="14"/>
         </w:numPr>
         <w:spacing w:after="60"/>
       </w:pPr>
       <w:r>
-        <w:t xml:space="preserve">The central board builds each line in memory and sends it with one write.</w:t>
+        <w:t>The central board builds each line in memory and sends it with one write.</w:t>
       </w:r>
     </w:p>
     <w:p>
@@ -4199,12 +4179,12 @@
         <w:pStyle w:val="ListParagraph"/>
         <w:numPr>
           <w:ilvl w:val="1"/>
-          <w:numId w:val="2"/>
+          <w:numId w:val="14"/>
         </w:numPr>
         <w:spacing w:after="60"/>
       </w:pPr>
       <w:r>
-        <w:t xml:space="preserve">The GUI writes exactly one row per received sample, timed by the board’s own clock.</w:t>
+        <w:t xml:space="preserve">The interface now writes exactly one row per received sample, timed by the board’s own clock.</w:t>
       </w:r>
     </w:p>
     <w:p>
@@ -4212,12 +4192,12 @@
         <w:pStyle w:val="ListParagraph"/>
         <w:numPr>
           <w:ilvl w:val="1"/>
-          <w:numId w:val="2"/>
+          <w:numId w:val="14"/>
         </w:numPr>
         <w:spacing w:after="60"/>
       </w:pPr>
       <w:r>
-        <w:t xml:space="preserve">Both were confirmed in the endurance runs: 50 rows/s, 0 duplicate rows, rows 19.9 ms apart.</w:t>
+        <w:t>Both were confirmed in the endurance runs: 50 rows/s, 0 duplicate rows, rows 19.9 ms apart.</w:t>
       </w:r>
     </w:p>
     <w:p>
@@ -4234,7 +4214,7 @@
           <w:b/>
           <w:bCs/>
         </w:rPr>
-        <w:t xml:space="preserve">Effect on the results above</w:t>
+        <w:t>Effect on the results above</w:t>
       </w:r>
     </w:p>
     <w:p>
@@ -4242,7 +4222,7 @@
         <w:pStyle w:val="ListParagraph"/>
         <w:numPr>
           <w:ilvl w:val="1"/>
-          <w:numId w:val="2"/>
+          <w:numId w:val="14"/>
         </w:numPr>
         <w:spacing w:after="60"/>
       </w:pPr>
@@ -4253,6 +4233,10 @@
     <w:p>
       <w:pPr>
         <w:pStyle w:val="Heading2"/>
+        <w:numPr>
+          <w:ilvl w:val="0"/>
+          <w:numId w:val="30"/>
+        </w:numPr>
         <w:rPr>
           <w:sz w:val="24"/>
           <w:szCs w:val="24"/>
@@ -4263,7 +4247,7 @@
           <w:sz w:val="24"/>
           <w:szCs w:val="24"/>
         </w:rPr>
-        <w:t xml:space="preserve">2. Poor data quality in long sessions (traced to one faulty board)</w:t>
+        <w:t xml:space="preserve">Poor Data Quality in Long Sessions (Traced to One Faulty Board)</w:t>
       </w:r>
     </w:p>
     <w:p>
@@ -4271,7 +4255,7 @@
         <w:spacing w:after="120"/>
       </w:pPr>
       <w:r>
-        <w:t xml:space="preserve">In long sessions, data quality from one node broke down after 20–47 minutes. The evidence points to a hardware fault on one of the two Arduino boards as the most likely cause.</w:t>
+        <w:t xml:space="preserve">During the endurance runs, data quality from one node dropped after 20–38 minutes, and its sensor stopped after 25–47 minutes. The evidence points to a hardware fault on one of the two Arduino boards as the most likely cause.</w:t>
       </w:r>
     </w:p>
     <w:p>
@@ -4279,7 +4263,7 @@
         <w:spacing w:after="120"/>
       </w:pPr>
       <w:r>
-        <w:t xml:space="preserve">Table 7: Sensor fault timeline for the faulty board</w:t>
+        <w:t>Table 7: Sensor fault timeline for the faulty board</w:t>
       </w:r>
     </w:p>
     <w:tbl>
@@ -4329,7 +4313,7 @@
                 <w:sz w:val="19"/>
                 <w:szCs w:val="19"/>
               </w:rPr>
-              <w:t xml:space="preserve">Recording</w:t>
+              <w:t>Endurance run</w:t>
             </w:r>
           </w:p>
         </w:tc>
@@ -4352,7 +4336,7 @@
                 <w:sz w:val="19"/>
                 <w:szCs w:val="19"/>
               </w:rPr>
-              <w:t xml:space="preserve">Faulty board’s role</w:t>
+              <w:t>Faulty board’s role</w:t>
             </w:r>
           </w:p>
         </w:tc>
@@ -4375,7 +4359,7 @@
                 <w:sz w:val="19"/>
                 <w:szCs w:val="19"/>
               </w:rPr>
-              <w:t xml:space="preserve">Sensor trouble started</w:t>
+              <w:t>Sensor trouble started</w:t>
             </w:r>
           </w:p>
         </w:tc>
@@ -4398,7 +4382,7 @@
                 <w:sz w:val="19"/>
                 <w:szCs w:val="19"/>
               </w:rPr>
-              <w:t xml:space="preserve">Sensor stopped</w:t>
+              <w:t>Sensor stopped</w:t>
             </w:r>
           </w:p>
         </w:tc>
@@ -4423,7 +4407,7 @@
                 <w:sz w:val="19"/>
                 <w:szCs w:val="19"/>
               </w:rPr>
-              <w:t xml:space="preserve">No-motion test</w:t>
+              <w:t>1</w:t>
             </w:r>
           </w:p>
         </w:tc>
@@ -4443,7 +4427,7 @@
                 <w:sz w:val="19"/>
                 <w:szCs w:val="19"/>
               </w:rPr>
-              <w:t xml:space="preserve">Shank</w:t>
+              <w:t>Shank</w:t>
             </w:r>
           </w:p>
         </w:tc>
@@ -4463,7 +4447,7 @@
                 <w:sz w:val="19"/>
                 <w:szCs w:val="19"/>
               </w:rPr>
-              <w:t xml:space="preserve">before 26 min</w:t>
+              <w:t>20.4 min</w:t>
             </w:r>
           </w:p>
         </w:tc>
@@ -4483,7 +4467,7 @@
                 <w:sz w:val="19"/>
                 <w:szCs w:val="19"/>
               </w:rPr>
-              <w:t xml:space="preserve">~26 min</w:t>
+              <w:t>26.3 min</w:t>
             </w:r>
           </w:p>
         </w:tc>
@@ -4508,7 +4492,7 @@
                 <w:sz w:val="19"/>
                 <w:szCs w:val="19"/>
               </w:rPr>
-              <w:t xml:space="preserve">Long run 1</w:t>
+              <w:t>2</w:t>
             </w:r>
           </w:p>
         </w:tc>
@@ -4528,7 +4512,7 @@
                 <w:sz w:val="19"/>
                 <w:szCs w:val="19"/>
               </w:rPr>
-              <w:t xml:space="preserve">Shank</w:t>
+              <w:t>Shank</w:t>
             </w:r>
           </w:p>
         </w:tc>
@@ -4548,7 +4532,7 @@
                 <w:sz w:val="19"/>
                 <w:szCs w:val="19"/>
               </w:rPr>
-              <w:t xml:space="preserve">20.4 min</w:t>
+              <w:t>24.8 min (abrupt)</w:t>
             </w:r>
           </w:p>
         </w:tc>
@@ -4568,7 +4552,7 @@
                 <w:sz w:val="19"/>
                 <w:szCs w:val="19"/>
               </w:rPr>
-              <w:t xml:space="preserve">26.3 min</w:t>
+              <w:t>24.8 min; still dead after the automatic reboot</w:t>
             </w:r>
           </w:p>
         </w:tc>
@@ -4593,7 +4577,7 @@
                 <w:sz w:val="19"/>
                 <w:szCs w:val="19"/>
               </w:rPr>
-              <w:t xml:space="preserve">Long run 2</w:t>
+              <w:t>3 (roles swapped)</w:t>
             </w:r>
           </w:p>
         </w:tc>
@@ -4613,7 +4597,7 @@
                 <w:sz w:val="19"/>
                 <w:szCs w:val="19"/>
               </w:rPr>
-              <w:t xml:space="preserve">Shank</w:t>
+              <w:t>Thigh</w:t>
             </w:r>
           </w:p>
         </w:tc>
@@ -4633,7 +4617,7 @@
                 <w:sz w:val="19"/>
                 <w:szCs w:val="19"/>
               </w:rPr>
-              <w:t xml:space="preserve">24.8 min (abrupt)</w:t>
+              <w:t>6.5 min (missed updates); 37.8 min (hung reads)</w:t>
             </w:r>
           </w:p>
         </w:tc>
@@ -4653,92 +4637,7 @@
                 <w:sz w:val="19"/>
                 <w:szCs w:val="19"/>
               </w:rPr>
-              <w:t xml:space="preserve">24.8 min; still dead after the automatic reboot</w:t>
-            </w:r>
-          </w:p>
-        </w:tc>
-      </w:tr>
-      <w:tr>
-        <w:trPr>
-          <w:cantSplit/>
-        </w:trPr>
-        <w:tc>
-          <w:tcPr>
-            <w:tcW w:w="2400" w:type="dxa"/>
-            <w:tcMar>
-              <w:top w:w="60" w:type="dxa"/>
-              <w:left w:w="100" w:type="dxa"/>
-              <w:bottom w:w="60" w:type="dxa"/>
-              <w:right w:w="100" w:type="dxa"/>
-            </w:tcMar>
-          </w:tcPr>
-          <w:p>
-            <w:r>
-              <w:rPr>
-                <w:sz w:val="19"/>
-                <w:szCs w:val="19"/>
-              </w:rPr>
-              <w:t xml:space="preserve">Long run 3 (roles swapped)</w:t>
-            </w:r>
-          </w:p>
-        </w:tc>
-        <w:tc>
-          <w:tcPr>
-            <w:tcW w:w="1920" w:type="dxa"/>
-            <w:tcMar>
-              <w:top w:w="60" w:type="dxa"/>
-              <w:left w:w="100" w:type="dxa"/>
-              <w:bottom w:w="60" w:type="dxa"/>
-              <w:right w:w="100" w:type="dxa"/>
-            </w:tcMar>
-          </w:tcPr>
-          <w:p>
-            <w:r>
-              <w:rPr>
-                <w:sz w:val="19"/>
-                <w:szCs w:val="19"/>
-              </w:rPr>
-              <w:t xml:space="preserve">Thigh</w:t>
-            </w:r>
-          </w:p>
-        </w:tc>
-        <w:tc>
-          <w:tcPr>
-            <w:tcW w:w="2880" w:type="dxa"/>
-            <w:tcMar>
-              <w:top w:w="60" w:type="dxa"/>
-              <w:left w:w="100" w:type="dxa"/>
-              <w:bottom w:w="60" w:type="dxa"/>
-              <w:right w:w="100" w:type="dxa"/>
-            </w:tcMar>
-          </w:tcPr>
-          <w:p>
-            <w:r>
-              <w:rPr>
-                <w:sz w:val="19"/>
-                <w:szCs w:val="19"/>
-              </w:rPr>
-              <w:t xml:space="preserve">6.5 min (missed updates); 37.8 min (hung reads)</w:t>
-            </w:r>
-          </w:p>
-        </w:tc>
-        <w:tc>
-          <w:tcPr>
-            <w:tcW w:w="2880" w:type="dxa"/>
-            <w:tcMar>
-              <w:top w:w="60" w:type="dxa"/>
-              <w:left w:w="100" w:type="dxa"/>
-              <w:bottom w:w="60" w:type="dxa"/>
-              <w:right w:w="100" w:type="dxa"/>
-            </w:tcMar>
-          </w:tcPr>
-          <w:p>
-            <w:r>
-              <w:rPr>
-                <w:sz w:val="19"/>
-                <w:szCs w:val="19"/>
-              </w:rPr>
-              <w:t xml:space="preserve">47.3 min</w:t>
+              <w:t>47.3 min</w:t>
             </w:r>
           </w:p>
         </w:tc>
@@ -4763,7 +4662,7 @@
           <w:b/>
           <w:bCs/>
         </w:rPr>
-        <w:t xml:space="preserve">What happened</w:t>
+        <w:t>What happened</w:t>
       </w:r>
     </w:p>
     <w:p>
@@ -4771,12 +4670,12 @@
         <w:pStyle w:val="ListParagraph"/>
         <w:numPr>
           <w:ilvl w:val="1"/>
-          <w:numId w:val="2"/>
+          <w:numId w:val="15"/>
         </w:numPr>
         <w:spacing w:after="60"/>
       </w:pPr>
       <w:r>
-        <w:t xml:space="preserve">Individual sensor reads started hanging for ~190–200 ms and returning garbage while the board sat still (accelerometer up to 4.4 g, gyro up to 2400 °/s), which made the angle swing by tens of degrees.</w:t>
+        <w:t>Individual sensor reads started hanging for ~190–200 ms and returning garbage while the board sat still (accelerometer up to 4.4 g, gyro up to 2400 °/s), which made the angle swing by tens of degrees.</w:t>
       </w:r>
     </w:p>
     <w:p>
@@ -4784,12 +4683,12 @@
         <w:pStyle w:val="ListParagraph"/>
         <w:numPr>
           <w:ilvl w:val="1"/>
-          <w:numId w:val="2"/>
+          <w:numId w:val="15"/>
         </w:numPr>
         <w:spacing w:after="60"/>
       </w:pPr>
       <w:r>
-        <w:t xml:space="preserve">A few minutes later the sensor stopped producing data entirely. Restarting the sensor, or rebooting the board, did not bring it back.</w:t>
+        <w:t>A few minutes later the sensor stopped producing data entirely. Restarting the sensor, or rebooting the board, did not bring it back.</w:t>
       </w:r>
     </w:p>
     <w:p>
@@ -4806,7 +4705,7 @@
           <w:b/>
           <w:bCs/>
         </w:rPr>
-        <w:t xml:space="preserve">How it was traced</w:t>
+        <w:t>How it was traced</w:t>
       </w:r>
     </w:p>
     <w:p>
@@ -4814,12 +4713,12 @@
         <w:pStyle w:val="ListParagraph"/>
         <w:numPr>
           <w:ilvl w:val="1"/>
-          <w:numId w:val="2"/>
+          <w:numId w:val="16"/>
         </w:numPr>
         <w:spacing w:after="60"/>
       </w:pPr>
       <w:r>
-        <w:t xml:space="preserve">Swapping the boards’ firmware roles moved the fault with the board: the failing board failed again as the thigh node, while the other board ran the shank role for over an hour with 0 bad readings.</w:t>
+        <w:t>Swapping the boards’ firmware roles moved the fault with the board: the failing board failed again as the thigh node, while the other board ran the shank role for over an hour with 0 bad readings.</w:t>
       </w:r>
     </w:p>
     <w:p>
@@ -4827,12 +4726,12 @@
         <w:pStyle w:val="ListParagraph"/>
         <w:numPr>
           <w:ilvl w:val="1"/>
-          <w:numId w:val="2"/>
+          <w:numId w:val="16"/>
         </w:numPr>
         <w:spacing w:after="60"/>
       </w:pPr>
       <w:r>
-        <w:t xml:space="preserve">Across all runs, the other board never had a sensor problem in either role.</w:t>
+        <w:t>Across all runs, the other board never had a sensor problem in either role.</w:t>
       </w:r>
     </w:p>
     <w:p>
@@ -4849,7 +4748,7 @@
           <w:b/>
           <w:bCs/>
         </w:rPr>
-        <w:t xml:space="preserve">Ruled out</w:t>
+        <w:t>Ruled out</w:t>
       </w:r>
     </w:p>
     <w:p>
@@ -4857,12 +4756,12 @@
         <w:pStyle w:val="ListParagraph"/>
         <w:numPr>
           <w:ilvl w:val="1"/>
-          <w:numId w:val="2"/>
+          <w:numId w:val="17"/>
         </w:numPr>
         <w:spacing w:after="60"/>
       </w:pPr>
       <w:r>
-        <w:t xml:space="preserve">The link: no checksum failures before the fault in any run (apart from 2 at start-up in one).</w:t>
+        <w:t>The link: no checksum failures before the fault in any run (apart from 2 at start-up in one).</w:t>
       </w:r>
     </w:p>
     <w:p>
@@ -4870,12 +4769,12 @@
         <w:pStyle w:val="ListParagraph"/>
         <w:numPr>
           <w:ilvl w:val="1"/>
-          <w:numId w:val="2"/>
+          <w:numId w:val="17"/>
         </w:numPr>
         <w:spacing w:after="60"/>
       </w:pPr>
       <w:r>
-        <w:t xml:space="preserve">Power loss or a board reset: the board’s uptime counter never restarted by itself.</w:t>
+        <w:t>Power loss or a board reset: the board’s uptime counter never restarted by itself.</w:t>
       </w:r>
     </w:p>
     <w:p>
@@ -4883,12 +4782,12 @@
         <w:pStyle w:val="ListParagraph"/>
         <w:numPr>
           <w:ilvl w:val="1"/>
-          <w:numId w:val="2"/>
+          <w:numId w:val="17"/>
         </w:numPr>
         <w:spacing w:after="60"/>
       </w:pPr>
       <w:r>
-        <w:t xml:space="preserve">Calibration: unrelated to how or whether the node moved.</w:t>
+        <w:t>Calibration: unrelated to how or whether the node moved.</w:t>
       </w:r>
     </w:p>
     <w:p>
@@ -4896,12 +4795,12 @@
         <w:pStyle w:val="ListParagraph"/>
         <w:numPr>
           <w:ilvl w:val="1"/>
-          <w:numId w:val="2"/>
+          <w:numId w:val="17"/>
         </w:numPr>
         <w:spacing w:after="60"/>
       </w:pPr>
       <w:r>
-        <w:t xml:space="preserve">Firmware: both firmware roles failed on this board, and neither failed on the other.</w:t>
+        <w:t>Firmware: both firmware roles failed on this board, and neither failed on the other.</w:t>
       </w:r>
     </w:p>
     <w:p>
@@ -4909,12 +4808,12 @@
         <w:pStyle w:val="ListParagraph"/>
         <w:numPr>
           <w:ilvl w:val="1"/>
-          <w:numId w:val="2"/>
+          <w:numId w:val="17"/>
         </w:numPr>
         <w:spacing w:after="60"/>
       </w:pPr>
       <w:r>
-        <w:t xml:space="preserve">Not separately excluded: the board’s cable, USB port and position stayed with it during the swap. A faulty sensor chip or joint on the board itself remains the most likely explanation.</w:t>
+        <w:t>Not separately excluded: the board’s cable, USB port and position stayed with it during the swap. A faulty sensor chip or joint on the board itself remains the most likely explanation.</w:t>
       </w:r>
     </w:p>
     <w:p>
@@ -4931,7 +4830,7 @@
           <w:b/>
           <w:bCs/>
         </w:rPr>
-        <w:t xml:space="preserve">Mitigation added along the way</w:t>
+        <w:t>Mitigation added along the way</w:t>
       </w:r>
     </w:p>
     <w:p>
@@ -4939,12 +4838,12 @@
         <w:pStyle w:val="ListParagraph"/>
         <w:numPr>
           <w:ilvl w:val="1"/>
-          <w:numId w:val="2"/>
+          <w:numId w:val="18"/>
         </w:numPr>
         <w:spacing w:after="60"/>
       </w:pPr>
       <w:r>
-        <w:t xml:space="preserve">The shank firmware rejects implausible sensor samples and records them as gaps instead of wrong angles, resets its filter after each sensor restart, and reboots the board if the sensor produces nothing usable for 5 s.</w:t>
+        <w:t>The shank firmware rejects implausible sensor samples and records them as gaps instead of wrong angles, resets its filter after each sensor restart, and reboots the board if the sensor produces nothing usable for 5 s.</w:t>
       </w:r>
     </w:p>
     <w:p>
@@ -4952,12 +4851,26 @@
         <w:pStyle w:val="ListParagraph"/>
         <w:numPr>
           <w:ilvl w:val="1"/>
-          <w:numId w:val="2"/>
+          <w:numId w:val="18"/>
         </w:numPr>
         <w:spacing w:after="60"/>
       </w:pPr>
       <w:r>
-        <w:t xml:space="preserve">In long run 2 the guard caught the bad readings and the reboot fired, but the sensor stayed dead, which is further evidence the fault was in the hardware.</w:t>
+        <w:t xml:space="preserve">In endurance run 2, the guard caught the bad readings and the reboot fired, but the sensor stayed dead, which is further evidence that the fault was in the hardware.</w:t>
+      </w:r>
+    </w:p>
+    <w:p>
+      <w:pPr>
+        <w:rPr>
+          <w:b/>
+          <w:bCs/>
+          <w:color w:val="1F4E79"/>
+          <w:sz w:val="28"/>
+          <w:szCs w:val="28"/>
+        </w:rPr>
+      </w:pPr>
+      <w:r>
+        <w:br w:type="page"/>
       </w:r>
     </w:p>
     <w:p>
@@ -4965,7 +4878,8 @@
         <w:pStyle w:val="Heading1"/>
       </w:pPr>
       <w:r>
-        <w:t xml:space="preserve">Limitations</w:t>
+        <w:lastRenderedPageBreak/>
+        <w:t>Limitations</w:t>
       </w:r>
     </w:p>
     <w:p>
@@ -4982,7 +4896,7 @@
           <w:b/>
           <w:bCs/>
         </w:rPr>
-        <w:t xml:space="preserve">Only one node was exercised in the angle</w:t>
+        <w:t>Only one node was exercised in the angle</w:t>
       </w:r>
     </w:p>
     <w:p>
@@ -4990,12 +4904,12 @@
         <w:pStyle w:val="ListParagraph"/>
         <w:numPr>
           <w:ilvl w:val="1"/>
-          <w:numId w:val="2"/>
+          <w:numId w:val="19"/>
         </w:numPr>
         <w:spacing w:after="60"/>
       </w:pPr>
       <w:r>
-        <w:t xml:space="preserve">The angle is the difference between the two nodes’ tilts, but the software only uses a node’s tilt if it moved at least 5° during the calibration sweep. Only the shank node was swept, so the thigh node was treated as fixed and the angle came from the shank node alone.</w:t>
+        <w:t>The angle is the difference between the two nodes’ tilts, but the software only uses a node’s tilt if it moved at least 5° during the calibration sweep. Only the shank node was swept, so the thigh node was treated as fixed and the angle came from the shank node alone.</w:t>
       </w:r>
     </w:p>
     <w:p>
@@ -5003,12 +4917,12 @@
         <w:pStyle w:val="ListParagraph"/>
         <w:numPr>
           <w:ilvl w:val="1"/>
-          <w:numId w:val="2"/>
+          <w:numId w:val="19"/>
         </w:numPr>
         <w:spacing w:after="60"/>
       </w:pPr>
       <w:r>
-        <w:t xml:space="preserve">The thigh node’s own data shows it was just as stable, but its contribution to the angle was not tested.</w:t>
+        <w:t>The thigh node’s own data shows it was just as stable, but its contribution to the angle was not tested.</w:t>
       </w:r>
     </w:p>
     <w:p>
@@ -5025,7 +4939,7 @@
           <w:b/>
           <w:bCs/>
         </w:rPr>
-        <w:t xml:space="preserve">“Valid %” only reflects the shank node’s data</w:t>
+        <w:t>“Valid %” only reflects the shank node’s data</w:t>
       </w:r>
     </w:p>
     <w:p>
@@ -5033,12 +4947,12 @@
         <w:pStyle w:val="ListParagraph"/>
         <w:numPr>
           <w:ilvl w:val="1"/>
-          <w:numId w:val="2"/>
+          <w:numId w:val="20"/>
         </w:numPr>
         <w:spacing w:after="60"/>
       </w:pPr>
       <w:r>
-        <w:t xml:space="preserve">A thigh-node failure does not show in the valid % or, with the calibration above, in the angle. In long run 3, validity stayed ~100 % while the thigh node’s sensor failed; it only showed in the diagnostic log and the CSV’s thigh_ax..az columns.</w:t>
+        <w:t xml:space="preserve">A thigh-node failure does not show in the valid % or, with the calibration above, in the angle. In endurance run 3, validity stayed ~100 % while the thigh node’s sensor failed; it only showed in the diagnostic log and the CSV’s thigh_ax..az columns.</w:t>
       </w:r>
     </w:p>
     <w:p>
@@ -5055,7 +4969,7 @@
           <w:b/>
           <w:bCs/>
         </w:rPr>
-        <w:t xml:space="preserve">Accuracy is preliminary only</w:t>
+        <w:t>Accuracy is preliminary only</w:t>
       </w:r>
     </w:p>
     <w:p>
@@ -5063,12 +4977,12 @@
         <w:pStyle w:val="ListParagraph"/>
         <w:numPr>
           <w:ilvl w:val="1"/>
-          <w:numId w:val="2"/>
+          <w:numId w:val="21"/>
         </w:numPr>
         <w:spacing w:after="60"/>
       </w:pPr>
       <w:r>
-        <w:t xml:space="preserve">The 45°/90° check was one placement each, and the reference node shifted 2.7–4.5° during placement.</w:t>
+        <w:t>The 45°/90° check was one placement each, and the reference node shifted 2.7–4.5° during placement.</w:t>
       </w:r>
     </w:p>
     <w:p>
@@ -5085,7 +4999,7 @@
           <w:b/>
           <w:bCs/>
         </w:rPr>
-        <w:t xml:space="preserve">Jitter is limited by the log format</w:t>
+        <w:t>Jitter is limited by the log format</w:t>
       </w:r>
     </w:p>
     <w:p>
@@ -5093,12 +5007,12 @@
         <w:pStyle w:val="ListParagraph"/>
         <w:numPr>
           <w:ilvl w:val="1"/>
-          <w:numId w:val="2"/>
+          <w:numId w:val="22"/>
         </w:numPr>
         <w:spacing w:after="60"/>
       </w:pPr>
       <w:r>
-        <w:t xml:space="preserve">Angles are logged to 0.01°, so the ~0.01° jitter is an upper bound; the true sensor noise is probably lower.</w:t>
+        <w:t>Angles are logged to 0.01°, so the ~0.01° jitter is an upper bound; the true sensor noise is probably lower.</w:t>
       </w:r>
     </w:p>
     <w:p>
@@ -5115,7 +5029,7 @@
           <w:b/>
           <w:bCs/>
         </w:rPr>
-        <w:t xml:space="preserve">Rig vs. sensor</w:t>
+        <w:t>Rig vs. sensor</w:t>
       </w:r>
     </w:p>
     <w:p>
@@ -5123,12 +5037,12 @@
         <w:pStyle w:val="ListParagraph"/>
         <w:numPr>
           <w:ilvl w:val="1"/>
-          <w:numId w:val="2"/>
+          <w:numId w:val="26"/>
         </w:numPr>
         <w:spacing w:after="60"/>
       </w:pPr>
       <w:r>
-        <w:t xml:space="preserve">In session 2 the rig’s movement could not be separated from sensor drift at the time. The GUI now logs the raw accelerometer, which does; it confirmed a later creep was physical.</w:t>
+        <w:t xml:space="preserve">In Session 2, the rig’s movement could not be separated from sensor drift at the time. The interface now logs the raw accelerometer, which does; it confirmed a later creep was physical.</w:t>
       </w:r>
     </w:p>
     <w:p>
@@ -5136,652 +5050,68 @@
         <w:pStyle w:val="Heading1"/>
       </w:pPr>
       <w:r>
-        <w:t xml:space="preserve">Conclusions and Next Steps</w:t>
-      </w:r>
-    </w:p>
-    <w:p>
-      <w:pPr>
-        <w:spacing w:after="60"/>
-        <w:rPr>
-          <w:sz w:val="24"/>
-          <w:szCs w:val="24"/>
-        </w:rPr>
-      </w:pPr>
-      <w:r>
-        <w:rPr>
-          <w:b/>
-          <w:bCs/>
-          <w:sz w:val="24"/>
-          <w:szCs w:val="24"/>
-        </w:rPr>
-        <w:t xml:space="preserve">What was tested</w:t>
+        <w:t>Conclusions and Next Steps</w:t>
       </w:r>
     </w:p>
     <w:p>
       <w:pPr>
         <w:spacing w:after="120"/>
-      </w:pPr>
-      <w:r>
-        <w:t xml:space="preserve">Six ~5-minute stationary holds on two setups (a flat desk and a raised rig), three unattended endurance runs of 24–60 minutes with diagnostic firmware (one with the boards’ roles swapped), and a preliminary check on 45° and 90° rigs.</w:t>
-      </w:r>
-    </w:p>
-    <w:p>
-      <w:pPr>
-        <w:spacing w:after="60"/>
-        <w:rPr>
-          <w:sz w:val="24"/>
-          <w:szCs w:val="24"/>
-        </w:rPr>
-      </w:pPr>
-      <w:r>
-        <w:rPr>
-          <w:b/>
-          <w:bCs/>
-          <w:sz w:val="24"/>
-          <w:szCs w:val="24"/>
-        </w:rPr>
-        <w:t xml:space="preserve">What the tests showed</w:t>
-      </w:r>
-    </w:p>
-    <w:p>
-      <w:pPr>
-        <w:pStyle w:val="ListParagraph"/>
-        <w:numPr>
-          <w:ilvl w:val="0"/>
-          <w:numId w:val="2"/>
-        </w:numPr>
-        <w:spacing w:after="60"/>
       </w:pPr>
       <w:r>
         <w:rPr>
           <w:b/>
           <w:bCs/>
         </w:rPr>
-        <w:t xml:space="preserve">Stability</w:t>
-      </w:r>
-    </w:p>
-    <w:p>
-      <w:pPr>
-        <w:pStyle w:val="ListParagraph"/>
-        <w:numPr>
-          <w:ilvl w:val="1"/>
-          <w:numId w:val="2"/>
-        </w:numPr>
-        <w:spacing w:after="60"/>
-      </w:pPr>
-      <w:r>
-        <w:t xml:space="preserve">On healthy hardware the angle is very stable when stationary: jitter ~0.01–0.02°, no detectable drift over 5 minutes, and about −0.001 °/min over a clean 33-minute window.</w:t>
-      </w:r>
-    </w:p>
-    <w:p>
-      <w:pPr>
-        <w:pStyle w:val="ListParagraph"/>
-        <w:numPr>
-          <w:ilvl w:val="1"/>
-          <w:numId w:val="2"/>
-        </w:numPr>
-        <w:spacing w:after="60"/>
-      </w:pPr>
-      <w:r>
-        <w:t xml:space="preserve">Heading drift in the sensors did not leak into the angle, and calibration worked even with a tilted zero pose and a short, reversed sweep.</w:t>
-      </w:r>
-    </w:p>
-    <w:p>
-      <w:pPr>
-        <w:pStyle w:val="ListParagraph"/>
-        <w:numPr>
-          <w:ilvl w:val="0"/>
-          <w:numId w:val="2"/>
-        </w:numPr>
-        <w:spacing w:after="60"/>
+        <w:t xml:space="preserve">What was tested.</w:t>
+      </w:r>
+      <w:r>
+        <w:t xml:space="preserve"> Six ~5-minute stationary holds on two setups (a flat desk and a raised rig), three unattended endurance runs of 24–60 minutes with diagnostic firmware (one with the boards’ roles swapped), and a preliminary check on 45° and 90° rigs.</w:t>
+      </w:r>
+    </w:p>
+    <w:p>
+      <w:pPr>
+        <w:spacing w:after="120"/>
       </w:pPr>
       <w:r>
         <w:rPr>
           <w:b/>
           <w:bCs/>
         </w:rPr>
-        <w:t xml:space="preserve">Endurance</w:t>
-      </w:r>
-    </w:p>
-    <w:p>
-      <w:pPr>
-        <w:pStyle w:val="ListParagraph"/>
-        <w:numPr>
-          <w:ilvl w:val="1"/>
-          <w:numId w:val="2"/>
-        </w:numPr>
-        <w:spacing w:after="60"/>
-      </w:pPr>
-      <w:r>
-        <w:t xml:space="preserve">Data quality dropped after 20–47 minutes only on one board; the other board ran for over an hour without a fault.</w:t>
-      </w:r>
-    </w:p>
-    <w:p>
-      <w:pPr>
-        <w:pStyle w:val="ListParagraph"/>
-        <w:numPr>
-          <w:ilvl w:val="0"/>
-          <w:numId w:val="2"/>
-        </w:numPr>
-        <w:spacing w:after="60"/>
+        <w:t xml:space="preserve">What the tests showed.</w:t>
+      </w:r>
+      <w:r>
+        <w:t xml:space="preserve"> On healthy hardware, the angle was very stable when stationary: jitter was about 0.01–0.02°, drift was undetectable over 5 minutes and about −0.001 °/min over a clean 33-minute window, and heading drift in the sensors did not leak into the angle. Calibration worked even with a tilted zero pose and a short, reversed sweep. In the endurance runs, data quality dropped after 20–38 minutes only on one board, while the other board ran for over an hour without a fault. The preliminary angle check read 45.0° and 89.0° on the 45° and 90° rigs, with the filter-free accelerometer agreeing within ~0.2°, which is encouraging but not yet an accuracy result.</w:t>
+      </w:r>
+    </w:p>
+    <w:p>
+      <w:pPr>
+        <w:spacing w:after="120"/>
       </w:pPr>
       <w:r>
         <w:rPr>
           <w:b/>
           <w:bCs/>
         </w:rPr>
-        <w:t xml:space="preserve">Preliminary angle check</w:t>
-      </w:r>
-    </w:p>
-    <w:p>
-      <w:pPr>
-        <w:pStyle w:val="ListParagraph"/>
-        <w:numPr>
-          <w:ilvl w:val="1"/>
-          <w:numId w:val="2"/>
-        </w:numPr>
-        <w:spacing w:after="60"/>
-      </w:pPr>
-      <w:r>
-        <w:t xml:space="preserve">The 45° and 90° rigs read 45.0° and 89.0°, and the filter-free accelerometer agreed within ~0.2°. Encouraging, but preliminary.</w:t>
+        <w:t xml:space="preserve">What was found and addressed.</w:t>
+      </w:r>
+      <w:r>
+        <w:t xml:space="preserve"> The system initially ran at ~40 Hz instead of 50 Hz, with ~20 % duplicate CSV rows; sending each line in one write and writing one CSV row per received sample brought it to a true 50 Hz with no duplicates. The long-session data loss was traced to a faulty sensor on one Arduino board. The firmware now limits the damage by turning bad samples into gaps and rebooting the node, but it cannot repair the hardware. Once-a-second health reports from both boards and raw accelerometer columns in the CSV were also added; these made the problems traceable and separate physical movement from filter behaviour.</w:t>
       </w:r>
     </w:p>
     <w:p>
       <w:pPr>
         <w:spacing w:after="120"/>
-      </w:pPr>
-    </w:p>
-    <w:p>
-      <w:pPr>
-        <w:spacing w:after="60"/>
-        <w:rPr>
-          <w:sz w:val="24"/>
-          <w:szCs w:val="24"/>
-        </w:rPr>
-      </w:pPr>
-      <w:r>
-        <w:rPr>
-          <w:b/>
-          <w:bCs/>
-          <w:sz w:val="24"/>
-          <w:szCs w:val="24"/>
-        </w:rPr>
-        <w:t xml:space="preserve">What was found and addressed</w:t>
-      </w:r>
-    </w:p>
-    <w:p>
-      <w:pPr>
-        <w:pStyle w:val="ListParagraph"/>
-        <w:numPr>
-          <w:ilvl w:val="0"/>
-          <w:numId w:val="2"/>
-        </w:numPr>
-        <w:spacing w:after="60"/>
       </w:pPr>
       <w:r>
         <w:rPr>
           <w:b/>
           <w:bCs/>
         </w:rPr>
-        <w:t xml:space="preserve">Sample rate</w:t>
-      </w:r>
-    </w:p>
-    <w:p>
-      <w:pPr>
-        <w:pStyle w:val="ListParagraph"/>
-        <w:numPr>
-          <w:ilvl w:val="1"/>
-          <w:numId w:val="2"/>
-        </w:numPr>
-        <w:spacing w:after="60"/>
-      </w:pPr>
-      <w:r>
-        <w:t xml:space="preserve">The system ran at ~40 Hz instead of 50 Hz with ~20 % duplicate CSV rows. Sending each line in one write and writing one CSV row per received sample brought it to a true 50 Hz with 0 duplicates.</w:t>
-      </w:r>
-    </w:p>
-    <w:p>
-      <w:pPr>
-        <w:pStyle w:val="ListParagraph"/>
-        <w:numPr>
-          <w:ilvl w:val="0"/>
-          <w:numId w:val="2"/>
-        </w:numPr>
-        <w:spacing w:after="60"/>
-      </w:pPr>
-      <w:r>
-        <w:rPr>
-          <w:b/>
-          <w:bCs/>
-        </w:rPr>
-        <w:t xml:space="preserve">Long-session data loss</w:t>
-      </w:r>
-    </w:p>
-    <w:p>
-      <w:pPr>
-        <w:pStyle w:val="ListParagraph"/>
-        <w:numPr>
-          <w:ilvl w:val="1"/>
-          <w:numId w:val="2"/>
-        </w:numPr>
-        <w:spacing w:after="60"/>
-      </w:pPr>
-      <w:r>
-        <w:t xml:space="preserve">Traced to a faulty sensor on one Arduino board. The firmware now limits the damage by turning bad samples into gaps and rebooting the node, but it cannot repair the hardware.</w:t>
-      </w:r>
-    </w:p>
-    <w:p>
-      <w:pPr>
-        <w:pStyle w:val="ListParagraph"/>
-        <w:numPr>
-          <w:ilvl w:val="0"/>
-          <w:numId w:val="2"/>
-        </w:numPr>
-        <w:spacing w:after="60"/>
-      </w:pPr>
-      <w:r>
-        <w:rPr>
-          <w:b/>
-          <w:bCs/>
-        </w:rPr>
-        <w:t xml:space="preserve">Diagnostics added</w:t>
-      </w:r>
-    </w:p>
-    <w:p>
-      <w:pPr>
-        <w:pStyle w:val="ListParagraph"/>
-        <w:numPr>
-          <w:ilvl w:val="1"/>
-          <w:numId w:val="2"/>
-        </w:numPr>
-        <w:spacing w:after="60"/>
-      </w:pPr>
-      <w:r>
-        <w:t xml:space="preserve">Once-a-second health reports from both boards, saved to a log.</w:t>
-      </w:r>
-    </w:p>
-    <w:p>
-      <w:pPr>
-        <w:pStyle w:val="ListParagraph"/>
-        <w:numPr>
-          <w:ilvl w:val="1"/>
-          <w:numId w:val="2"/>
-        </w:numPr>
-        <w:spacing w:after="60"/>
-      </w:pPr>
-      <w:r>
-        <w:t xml:space="preserve">Raw accelerometer columns in the CSV, which separate physical movement from filter behaviour.</w:t>
-      </w:r>
-    </w:p>
-    <w:p>
-      <w:pPr>
-        <w:spacing w:after="120"/>
-      </w:pPr>
-    </w:p>
-    <w:p>
-      <w:pPr>
-        <w:spacing w:after="60"/>
-        <w:rPr>
-          <w:sz w:val="24"/>
-          <w:szCs w:val="24"/>
-        </w:rPr>
-      </w:pPr>
-      <w:r>
-        <w:rPr>
-          <w:b/>
-          <w:bCs/>
-          <w:sz w:val="24"/>
-          <w:szCs w:val="24"/>
-        </w:rPr>
-        <w:t xml:space="preserve">Recommended next steps</w:t>
-      </w:r>
-    </w:p>
-    <w:p>
-      <w:pPr>
-        <w:spacing w:after="60"/>
-      </w:pPr>
-      <w:r>
-        <w:t xml:space="preserve">Anyone continuing this work should first replace the faulty board and repeat a one-hour stationary run on two healthy boards to get a clean baseline. From there:</w:t>
-      </w:r>
-    </w:p>
-    <w:p>
-      <w:pPr>
-        <w:pStyle w:val="ListParagraph"/>
-        <w:numPr>
-          <w:ilvl w:val="0"/>
-          <w:numId w:val="2"/>
-        </w:numPr>
-        <w:spacing w:after="60"/>
-      </w:pPr>
-      <w:r>
-        <w:t xml:space="preserve">Sweep both nodes during calibration so the angle uses both sensors.</w:t>
-      </w:r>
-    </w:p>
-    <w:p>
-      <w:pPr>
-        <w:pStyle w:val="ListParagraph"/>
-        <w:numPr>
-          <w:ilvl w:val="0"/>
-          <w:numId w:val="2"/>
-        </w:numPr>
-        <w:spacing w:after="60"/>
-      </w:pPr>
-      <w:r>
-        <w:t xml:space="preserve">Fix the reference node and its cable firmly so it cannot shift.</w:t>
-      </w:r>
-    </w:p>
-    <w:p>
-      <w:pPr>
-        <w:pStyle w:val="ListParagraph"/>
-        <w:numPr>
-          <w:ilvl w:val="0"/>
-          <w:numId w:val="2"/>
-        </w:numPr>
-        <w:spacing w:after="60"/>
-      </w:pPr>
-      <w:r>
-        <w:t xml:space="preserve">If a more precise rig is available, repeat the 0°, 45° and 90° placements several times each to turn the angle check into an accuracy figure.</w:t>
-      </w:r>
-    </w:p>
-    <w:p>
-      <w:pPr>
-        <w:pStyle w:val="ListParagraph"/>
-        <w:numPr>
-          <w:ilvl w:val="0"/>
-          <w:numId w:val="2"/>
-        </w:numPr>
-        <w:spacing w:after="60"/>
-      </w:pPr>
-      <w:r>
-        <w:t xml:space="preserve">Log angles to more decimal places to measure the true noise floor.</w:t>
-      </w:r>
-    </w:p>
-    <w:p>
-      <w:pPr>
-        <w:pStyle w:val="ListParagraph"/>
-        <w:numPr>
-          <w:ilvl w:val="0"/>
-          <w:numId w:val="2"/>
-        </w:numPr>
-        <w:spacing w:after="60"/>
-      </w:pPr>
-      <w:r>
-        <w:t xml:space="preserve">Move on to dynamic (range-of-motion) testing, now that the sample rate and CSV timing are sound.</w:t>
-      </w:r>
-    </w:p>
-    <w:p>
-      <w:pPr>
-        <w:pStyle w:val="Heading1"/>
-      </w:pPr>
-      <w:r>
-        <w:t xml:space="preserve">Files</w:t>
-      </w:r>
-    </w:p>
-    <w:p>
-      <w:pPr>
-        <w:spacing w:after="120"/>
-      </w:pPr>
-      <w:r>
-        <w:t xml:space="preserve">Table 8: Supporting files in the project repository (analysis/static_test/ unless noted)</w:t>
-      </w:r>
-    </w:p>
-    <w:tbl>
-      <w:tblPr>
-        <w:tblW w:w="10080" w:type="dxa"/>
-        <w:tblBorders>
-          <w:top w:val="single" w:sz="4" w:space="0" w:color="BFBFBF"/>
-          <w:left w:val="single" w:sz="4" w:space="0" w:color="BFBFBF"/>
-          <w:bottom w:val="single" w:sz="4" w:space="0" w:color="BFBFBF"/>
-          <w:right w:val="single" w:sz="4" w:space="0" w:color="BFBFBF"/>
-          <w:insideH w:val="single" w:sz="4" w:space="0" w:color="BFBFBF"/>
-          <w:insideV w:val="single" w:sz="4" w:space="0" w:color="BFBFBF"/>
-        </w:tblBorders>
-        <w:tblLayout w:type="fixed"/>
-        <w:tblCellMar>
-          <w:left w:w="10" w:type="dxa"/>
-          <w:right w:w="10" w:type="dxa"/>
-        </w:tblCellMar>
-        <w:tblLook w:val="04A0" w:firstRow="1" w:lastRow="0" w:firstColumn="1" w:lastColumn="0" w:noHBand="0" w:noVBand="1"/>
-      </w:tblPr>
-      <w:tblGrid>
-        <w:gridCol w:w="4264"/>
-        <w:gridCol w:w="5816"/>
-      </w:tblGrid>
-      <w:tr>
-        <w:trPr>
-          <w:tblHeader/>
-        </w:trPr>
-        <w:tc>
-          <w:tcPr>
-            <w:tcW w:w="4264" w:type="dxa"/>
-            <w:shd w:val="clear" w:color="auto" w:fill="DCE6F1"/>
-            <w:tcMar>
-              <w:top w:w="60" w:type="dxa"/>
-              <w:left w:w="100" w:type="dxa"/>
-              <w:bottom w:w="60" w:type="dxa"/>
-              <w:right w:w="100" w:type="dxa"/>
-            </w:tcMar>
-          </w:tcPr>
-          <w:p>
-            <w:r>
-              <w:rPr>
-                <w:b/>
-                <w:bCs/>
-                <w:sz w:val="19"/>
-                <w:szCs w:val="19"/>
-              </w:rPr>
-              <w:t xml:space="preserve">File</w:t>
-            </w:r>
-          </w:p>
-        </w:tc>
-        <w:tc>
-          <w:tcPr>
-            <w:tcW w:w="5816" w:type="dxa"/>
-            <w:shd w:val="clear" w:color="auto" w:fill="DCE6F1"/>
-            <w:tcMar>
-              <w:top w:w="60" w:type="dxa"/>
-              <w:left w:w="100" w:type="dxa"/>
-              <w:bottom w:w="60" w:type="dxa"/>
-              <w:right w:w="100" w:type="dxa"/>
-            </w:tcMar>
-          </w:tcPr>
-          <w:p>
-            <w:r>
-              <w:rPr>
-                <w:b/>
-                <w:bCs/>
-                <w:sz w:val="19"/>
-                <w:szCs w:val="19"/>
-              </w:rPr>
-              <w:t xml:space="preserve">Contents</w:t>
-            </w:r>
-          </w:p>
-        </w:tc>
-      </w:tr>
-      <w:tr>
-        <w:trPr>
-          <w:cantSplit/>
-        </w:trPr>
-        <w:tc>
-          <w:tcPr>
-            <w:tcW w:w="4264" w:type="dxa"/>
-            <w:tcMar>
-              <w:top w:w="60" w:type="dxa"/>
-              <w:left w:w="100" w:type="dxa"/>
-              <w:bottom w:w="60" w:type="dxa"/>
-              <w:right w:w="100" w:type="dxa"/>
-            </w:tcMar>
-          </w:tcPr>
-          <w:p>
-            <w:r>
-              <w:rPr>
-                <w:sz w:val="19"/>
-                <w:szCs w:val="19"/>
-              </w:rPr>
-              <w:t xml:space="preserve">FINDINGS.md</w:t>
-            </w:r>
-          </w:p>
-        </w:tc>
-        <w:tc>
-          <w:tcPr>
-            <w:tcW w:w="5816" w:type="dxa"/>
-            <w:tcMar>
-              <w:top w:w="60" w:type="dxa"/>
-              <w:left w:w="100" w:type="dxa"/>
-              <w:bottom w:w="60" w:type="dxa"/>
-              <w:right w:w="100" w:type="dxa"/>
-            </w:tcMar>
-          </w:tcPr>
-          <w:p>
-            <w:r>
-              <w:rPr>
-                <w:sz w:val="19"/>
-                <w:szCs w:val="19"/>
-              </w:rPr>
-              <w:t xml:space="preserve">Full analysis and per-run detail</w:t>
-            </w:r>
-          </w:p>
-        </w:tc>
-      </w:tr>
-      <w:tr>
-        <w:trPr>
-          <w:cantSplit/>
-        </w:trPr>
-        <w:tc>
-          <w:tcPr>
-            <w:tcW w:w="4264" w:type="dxa"/>
-            <w:tcMar>
-              <w:top w:w="60" w:type="dxa"/>
-              <w:left w:w="100" w:type="dxa"/>
-              <w:bottom w:w="60" w:type="dxa"/>
-              <w:right w:w="100" w:type="dxa"/>
-            </w:tcMar>
-          </w:tcPr>
-          <w:p>
-            <w:r>
-              <w:rPr>
-                <w:sz w:val="19"/>
-                <w:szCs w:val="19"/>
-              </w:rPr>
-              <w:t xml:space="preserve">plot_report.py</w:t>
-            </w:r>
-          </w:p>
-        </w:tc>
-        <w:tc>
-          <w:tcPr>
-            <w:tcW w:w="5816" w:type="dxa"/>
-            <w:tcMar>
-              <w:top w:w="60" w:type="dxa"/>
-              <w:left w:w="100" w:type="dxa"/>
-              <w:bottom w:w="60" w:type="dxa"/>
-              <w:right w:w="100" w:type="dxa"/>
-            </w:tcMar>
-          </w:tcPr>
-          <w:p>
-            <w:r>
-              <w:rPr>
-                <w:sz w:val="19"/>
-                <w:szCs w:val="19"/>
-              </w:rPr>
-              <w:t xml:space="preserve">Recreates Figure 1 (needs the six session CSVs)</w:t>
-            </w:r>
-          </w:p>
-        </w:tc>
-      </w:tr>
-      <w:tr>
-        <w:trPr>
-          <w:cantSplit/>
-        </w:trPr>
-        <w:tc>
-          <w:tcPr>
-            <w:tcW w:w="4264" w:type="dxa"/>
-            <w:tcMar>
-              <w:top w:w="60" w:type="dxa"/>
-              <w:left w:w="100" w:type="dxa"/>
-              <w:bottom w:w="60" w:type="dxa"/>
-              <w:right w:w="100" w:type="dxa"/>
-            </w:tcMar>
-          </w:tcPr>
-          <w:p>
-            <w:r>
-              <w:rPr>
-                <w:sz w:val="19"/>
-                <w:szCs w:val="19"/>
-              </w:rPr>
-              <w:t xml:space="preserve">stats.py, calibration.py, plot.py, plot_session2.py</w:t>
-            </w:r>
-          </w:p>
-        </w:tc>
-        <w:tc>
-          <w:tcPr>
-            <w:tcW w:w="5816" w:type="dxa"/>
-            <w:tcMar>
-              <w:top w:w="60" w:type="dxa"/>
-              <w:left w:w="100" w:type="dxa"/>
-              <w:bottom w:w="60" w:type="dxa"/>
-              <w:right w:w="100" w:type="dxa"/>
-            </w:tcMar>
-          </w:tcPr>
-          <w:p>
-            <w:r>
-              <w:rPr>
-                <w:sz w:val="19"/>
-                <w:szCs w:val="19"/>
-              </w:rPr>
-              <w:t xml:space="preserve">Detailed statistics and plots</w:t>
-            </w:r>
-          </w:p>
-        </w:tc>
-      </w:tr>
-      <w:tr>
-        <w:trPr>
-          <w:cantSplit/>
-        </w:trPr>
-        <w:tc>
-          <w:tcPr>
-            <w:tcW w:w="4264" w:type="dxa"/>
-            <w:tcMar>
-              <w:top w:w="60" w:type="dxa"/>
-              <w:left w:w="100" w:type="dxa"/>
-              <w:bottom w:w="60" w:type="dxa"/>
-              <w:right w:w="100" w:type="dxa"/>
-            </w:tcMar>
-          </w:tcPr>
-          <w:p>
-            <w:r>
-              <w:rPr>
-                <w:sz w:val="19"/>
-                <w:szCs w:val="19"/>
-              </w:rPr>
-              <w:t xml:space="preserve">analysis/diagnostics/parse_diag.py</w:t>
-            </w:r>
-          </w:p>
-        </w:tc>
-        <w:tc>
-          <w:tcPr>
-            <w:tcW w:w="5816" w:type="dxa"/>
-            <w:tcMar>
-              <w:top w:w="60" w:type="dxa"/>
-              <w:left w:w="100" w:type="dxa"/>
-              <w:bottom w:w="60" w:type="dxa"/>
-              <w:right w:w="100" w:type="dxa"/>
-            </w:tcMar>
-          </w:tcPr>
-          <w:p>
-            <w:r>
-              <w:rPr>
-                <w:sz w:val="19"/>
-                <w:szCs w:val="19"/>
-              </w:rPr>
-              <w:t xml:space="preserve">Turns the diagnostic logs into per-second tables and a per-minute summary</w:t>
-            </w:r>
-          </w:p>
-        </w:tc>
-      </w:tr>
-    </w:tbl>
-    <w:p>
-      <w:pPr>
-        <w:spacing w:after="120"/>
-      </w:pPr>
+        <w:t xml:space="preserve">Recommended next steps.</w:t>
+      </w:r>
+      <w:r>
+        <w:t xml:space="preserve"> Anyone continuing this work should first replace the faulty board and repeat a one-hour stationary run on two healthy boards to establish a clean baseline. From there, both nodes should be swept during calibration so that the angle uses both sensors, and the reference node and its cable should be fixed firmly so they cannot shift. If a more precise rig is available, repeating the 0°, 45° and 90° placements several times each would turn the angle check into an accuracy figure. Logging angles to more decimal places would reveal the true noise floor, and with the sample rate and CSV timing now sound, the work can move on to dynamic (range-of-motion) testing.</w:t>
+      </w:r>
     </w:p>
     <w:sectPr>
       <w:pgSz w:w="12240" w:h="15840"/>
@@ -5834,6 +5164,128 @@
 <file path=word/numbering.xml><?xml version="1.0" encoding="utf-8"?>
 <w:numbering xmlns:wpc="http://schemas.microsoft.com/office/word/2010/wordprocessingCanvas" xmlns:cx="http://schemas.microsoft.com/office/drawing/2014/chartex" xmlns:cx1="http://schemas.microsoft.com/office/drawing/2015/9/8/chartex" xmlns:cx2="http://schemas.microsoft.com/office/drawing/2015/10/21/chartex" xmlns:cx3="http://schemas.microsoft.com/office/drawing/2016/5/9/chartex" xmlns:cx4="http://schemas.microsoft.com/office/drawing/2016/5/10/chartex" xmlns:cx5="http://schemas.microsoft.com/office/drawing/2016/5/11/chartex" xmlns:cx6="http://schemas.microsoft.com/office/drawing/2016/5/12/chartex" xmlns:cx7="http://schemas.microsoft.com/office/drawing/2016/5/13/chartex" xmlns:cx8="http://schemas.microsoft.com/office/drawing/2016/5/14/chartex" xmlns:mc="http://schemas.openxmlformats.org/markup-compatibility/2006" xmlns:m="http://schemas.openxmlformats.org/officeDocument/2006/math" xmlns:aink="http://schemas.microsoft.com/office/drawing/2016/ink" xmlns:am3d="http://schemas.microsoft.com/office/drawing/2017/model3d" xmlns:oel="http://schemas.microsoft.com/office/2019/extlst" xmlns:r="http://schemas.openxmlformats.org/officeDocument/2006/relationships" xmlns:wp14="http://schemas.microsoft.com/office/word/2010/wordprocessingDrawing" xmlns:wp="http://schemas.openxmlformats.org/drawingml/2006/wordprocessingDrawing" xmlns:wpg="http://schemas.microsoft.com/office/word/2010/wordprocessingGroup" xmlns:wpi="http://schemas.microsoft.com/office/word/2010/wordprocessingInk" xmlns:wps="http://schemas.microsoft.com/office/word/2010/wordprocessingShape" xmlns:o="urn:schemas-microsoft-com:office:office" xmlns:v="urn:schemas-microsoft-com:vml" xmlns:w10="urn:schemas-microsoft-com:office:word" xmlns:w="http://schemas.openxmlformats.org/wordprocessingml/2006/main" xmlns:w14="http://schemas.microsoft.com/office/word/2010/wordml" xmlns:w15="http://schemas.microsoft.com/office/word/2012/wordml" xmlns:w16cex="http://schemas.microsoft.com/office/word/2018/wordml/cex" xmlns:w16cid="http://schemas.microsoft.com/office/word/2016/wordml/cid" xmlns:w16="http://schemas.microsoft.com/office/word/2018/wordml" xmlns:w16sdtdh="http://schemas.microsoft.com/office/word/2020/wordml/sdtdatahash" xmlns:w16sdtfl="http://schemas.microsoft.com/office/word/2024/wordml/sdtformatlock" xmlns:w16se="http://schemas.microsoft.com/office/word/2015/wordml/symex" xmlns:w16du="http://schemas.microsoft.com/office/word/2023/wordml/word16du" xmlns:wne="http://schemas.microsoft.com/office/word/2006/wordml" mc:Ignorable="w14 w15 w16se w16cid w16 w16cex w16sdtdh w16sdtfl w16du wp14">
   <w:abstractNum w:abstractNumId="0" w15:restartNumberingAfterBreak="0">
+    <w:nsid w:val="0171005C"/>
+    <w:multiLevelType w:val="hybridMultilevel"/>
+    <w:tmpl w:val="316079A4"/>
+    <w:lvl w:ilvl="0" w:tplc="FFFFFFFF">
+      <w:start w:val="1"/>
+      <w:numFmt w:val="bullet"/>
+      <w:lvlText w:val="•"/>
+      <w:lvlJc w:val="left"/>
+      <w:pPr>
+        <w:ind w:left="360" w:hanging="240"/>
+      </w:pPr>
+    </w:lvl>
+    <w:lvl w:ilvl="1" w:tplc="04090003">
+      <w:start w:val="1"/>
+      <w:numFmt w:val="bullet"/>
+      <w:lvlText w:val="o"/>
+      <w:lvlJc w:val="left"/>
+      <w:pPr>
+        <w:ind w:left="840" w:hanging="360"/>
+      </w:pPr>
+      <w:rPr>
+        <w:rFonts w:ascii="Courier New" w:hAnsi="Courier New" w:cs="Courier New" w:hint="default"/>
+      </w:rPr>
+    </w:lvl>
+    <w:lvl w:ilvl="2" w:tplc="FFFFFFFF">
+      <w:numFmt w:val="decimal"/>
+      <w:lvlText w:val=""/>
+      <w:lvlJc w:val="left"/>
+    </w:lvl>
+    <w:lvl w:ilvl="3" w:tplc="FFFFFFFF">
+      <w:numFmt w:val="decimal"/>
+      <w:lvlText w:val=""/>
+      <w:lvlJc w:val="left"/>
+    </w:lvl>
+    <w:lvl w:ilvl="4" w:tplc="FFFFFFFF">
+      <w:numFmt w:val="decimal"/>
+      <w:lvlText w:val=""/>
+      <w:lvlJc w:val="left"/>
+    </w:lvl>
+    <w:lvl w:ilvl="5" w:tplc="FFFFFFFF">
+      <w:numFmt w:val="decimal"/>
+      <w:lvlText w:val=""/>
+      <w:lvlJc w:val="left"/>
+    </w:lvl>
+    <w:lvl w:ilvl="6" w:tplc="FFFFFFFF">
+      <w:numFmt w:val="decimal"/>
+      <w:lvlText w:val=""/>
+      <w:lvlJc w:val="left"/>
+    </w:lvl>
+    <w:lvl w:ilvl="7" w:tplc="FFFFFFFF">
+      <w:numFmt w:val="decimal"/>
+      <w:lvlText w:val=""/>
+      <w:lvlJc w:val="left"/>
+    </w:lvl>
+    <w:lvl w:ilvl="8" w:tplc="FFFFFFFF">
+      <w:numFmt w:val="decimal"/>
+      <w:lvlText w:val=""/>
+      <w:lvlJc w:val="left"/>
+    </w:lvl>
+  </w:abstractNum>
+  <w:abstractNum w:abstractNumId="1" w15:restartNumberingAfterBreak="0">
+    <w:nsid w:val="0A620BC4"/>
+    <w:multiLevelType w:val="hybridMultilevel"/>
+    <w:tmpl w:val="5C2A4224"/>
+    <w:lvl w:ilvl="0" w:tplc="FFFFFFFF">
+      <w:start w:val="1"/>
+      <w:numFmt w:val="bullet"/>
+      <w:lvlText w:val="•"/>
+      <w:lvlJc w:val="left"/>
+      <w:pPr>
+        <w:ind w:left="360" w:hanging="240"/>
+      </w:pPr>
+    </w:lvl>
+    <w:lvl w:ilvl="1" w:tplc="04090003">
+      <w:start w:val="1"/>
+      <w:numFmt w:val="bullet"/>
+      <w:lvlText w:val="o"/>
+      <w:lvlJc w:val="left"/>
+      <w:pPr>
+        <w:ind w:left="840" w:hanging="360"/>
+      </w:pPr>
+      <w:rPr>
+        <w:rFonts w:ascii="Courier New" w:hAnsi="Courier New" w:cs="Courier New" w:hint="default"/>
+      </w:rPr>
+    </w:lvl>
+    <w:lvl w:ilvl="2" w:tplc="FFFFFFFF">
+      <w:numFmt w:val="decimal"/>
+      <w:lvlText w:val=""/>
+      <w:lvlJc w:val="left"/>
+    </w:lvl>
+    <w:lvl w:ilvl="3" w:tplc="FFFFFFFF">
+      <w:numFmt w:val="decimal"/>
+      <w:lvlText w:val=""/>
+      <w:lvlJc w:val="left"/>
+    </w:lvl>
+    <w:lvl w:ilvl="4" w:tplc="FFFFFFFF">
+      <w:numFmt w:val="decimal"/>
+      <w:lvlText w:val=""/>
+      <w:lvlJc w:val="left"/>
+    </w:lvl>
+    <w:lvl w:ilvl="5" w:tplc="FFFFFFFF">
+      <w:numFmt w:val="decimal"/>
+      <w:lvlText w:val=""/>
+      <w:lvlJc w:val="left"/>
+    </w:lvl>
+    <w:lvl w:ilvl="6" w:tplc="FFFFFFFF">
+      <w:numFmt w:val="decimal"/>
+      <w:lvlText w:val=""/>
+      <w:lvlJc w:val="left"/>
+    </w:lvl>
+    <w:lvl w:ilvl="7" w:tplc="FFFFFFFF">
+      <w:numFmt w:val="decimal"/>
+      <w:lvlText w:val=""/>
+      <w:lvlJc w:val="left"/>
+    </w:lvl>
+    <w:lvl w:ilvl="8" w:tplc="FFFFFFFF">
+      <w:numFmt w:val="decimal"/>
+      <w:lvlText w:val=""/>
+      <w:lvlJc w:val="left"/>
+    </w:lvl>
+  </w:abstractNum>
+  <w:abstractNum w:abstractNumId="2" w15:restartNumberingAfterBreak="0">
     <w:nsid w:val="0E1A3E51"/>
     <w:multiLevelType w:val="hybridMultilevel"/>
     <w:tmpl w:val="F5CE9BA4"/>
@@ -5887,7 +5339,7 @@
       <w:lvlJc w:val="left"/>
     </w:lvl>
   </w:abstractNum>
-  <w:abstractNum w:abstractNumId="1" w15:restartNumberingAfterBreak="0">
+  <w:abstractNum w:abstractNumId="3" w15:restartNumberingAfterBreak="0">
     <w:nsid w:val="1592263A"/>
     <w:multiLevelType w:val="hybridMultilevel"/>
     <w:tmpl w:val="BC9A01A4"/>
@@ -5948,7 +5400,707 @@
       <w:lvlJc w:val="left"/>
     </w:lvl>
   </w:abstractNum>
-  <w:abstractNum w:abstractNumId="2" w15:restartNumberingAfterBreak="0">
+  <w:abstractNum w:abstractNumId="4" w15:restartNumberingAfterBreak="0">
+    <w:nsid w:val="17815D5A"/>
+    <w:multiLevelType w:val="hybridMultilevel"/>
+    <w:tmpl w:val="0D003486"/>
+    <w:lvl w:ilvl="0" w:tplc="762E3DEC">
+      <w:start w:val="1"/>
+      <w:numFmt w:val="decimal"/>
+      <w:lvlText w:val="%1."/>
+      <w:lvlJc w:val="left"/>
+      <w:pPr>
+        <w:ind w:left="720" w:hanging="360"/>
+      </w:pPr>
+      <w:rPr>
+        <w:rFonts w:hint="default"/>
+        <w:b/>
+      </w:rPr>
+    </w:lvl>
+    <w:lvl w:ilvl="1" w:tplc="04090019" w:tentative="1">
+      <w:start w:val="1"/>
+      <w:numFmt w:val="lowerLetter"/>
+      <w:lvlText w:val="%2."/>
+      <w:lvlJc w:val="left"/>
+      <w:pPr>
+        <w:ind w:left="1440" w:hanging="360"/>
+      </w:pPr>
+    </w:lvl>
+    <w:lvl w:ilvl="2" w:tplc="0409001B" w:tentative="1">
+      <w:start w:val="1"/>
+      <w:numFmt w:val="lowerRoman"/>
+      <w:lvlText w:val="%3."/>
+      <w:lvlJc w:val="right"/>
+      <w:pPr>
+        <w:ind w:left="2160" w:hanging="180"/>
+      </w:pPr>
+    </w:lvl>
+    <w:lvl w:ilvl="3" w:tplc="0409000F" w:tentative="1">
+      <w:start w:val="1"/>
+      <w:numFmt w:val="decimal"/>
+      <w:lvlText w:val="%4."/>
+      <w:lvlJc w:val="left"/>
+      <w:pPr>
+        <w:ind w:left="2880" w:hanging="360"/>
+      </w:pPr>
+    </w:lvl>
+    <w:lvl w:ilvl="4" w:tplc="04090019" w:tentative="1">
+      <w:start w:val="1"/>
+      <w:numFmt w:val="lowerLetter"/>
+      <w:lvlText w:val="%5."/>
+      <w:lvlJc w:val="left"/>
+      <w:pPr>
+        <w:ind w:left="3600" w:hanging="360"/>
+      </w:pPr>
+    </w:lvl>
+    <w:lvl w:ilvl="5" w:tplc="0409001B" w:tentative="1">
+      <w:start w:val="1"/>
+      <w:numFmt w:val="lowerRoman"/>
+      <w:lvlText w:val="%6."/>
+      <w:lvlJc w:val="right"/>
+      <w:pPr>
+        <w:ind w:left="4320" w:hanging="180"/>
+      </w:pPr>
+    </w:lvl>
+    <w:lvl w:ilvl="6" w:tplc="0409000F" w:tentative="1">
+      <w:start w:val="1"/>
+      <w:numFmt w:val="decimal"/>
+      <w:lvlText w:val="%7."/>
+      <w:lvlJc w:val="left"/>
+      <w:pPr>
+        <w:ind w:left="5040" w:hanging="360"/>
+      </w:pPr>
+    </w:lvl>
+    <w:lvl w:ilvl="7" w:tplc="04090019" w:tentative="1">
+      <w:start w:val="1"/>
+      <w:numFmt w:val="lowerLetter"/>
+      <w:lvlText w:val="%8."/>
+      <w:lvlJc w:val="left"/>
+      <w:pPr>
+        <w:ind w:left="5760" w:hanging="360"/>
+      </w:pPr>
+    </w:lvl>
+    <w:lvl w:ilvl="8" w:tplc="0409001B" w:tentative="1">
+      <w:start w:val="1"/>
+      <w:numFmt w:val="lowerRoman"/>
+      <w:lvlText w:val="%9."/>
+      <w:lvlJc w:val="right"/>
+      <w:pPr>
+        <w:ind w:left="6480" w:hanging="180"/>
+      </w:pPr>
+    </w:lvl>
+  </w:abstractNum>
+  <w:abstractNum w:abstractNumId="5" w15:restartNumberingAfterBreak="0">
+    <w:nsid w:val="18D2649F"/>
+    <w:multiLevelType w:val="hybridMultilevel"/>
+    <w:tmpl w:val="47107D92"/>
+    <w:lvl w:ilvl="0" w:tplc="FFFFFFFF">
+      <w:start w:val="1"/>
+      <w:numFmt w:val="bullet"/>
+      <w:lvlText w:val="•"/>
+      <w:lvlJc w:val="left"/>
+      <w:pPr>
+        <w:ind w:left="360" w:hanging="240"/>
+      </w:pPr>
+    </w:lvl>
+    <w:lvl w:ilvl="1" w:tplc="04090003">
+      <w:start w:val="1"/>
+      <w:numFmt w:val="bullet"/>
+      <w:lvlText w:val="o"/>
+      <w:lvlJc w:val="left"/>
+      <w:pPr>
+        <w:ind w:left="840" w:hanging="360"/>
+      </w:pPr>
+      <w:rPr>
+        <w:rFonts w:ascii="Courier New" w:hAnsi="Courier New" w:cs="Courier New" w:hint="default"/>
+      </w:rPr>
+    </w:lvl>
+    <w:lvl w:ilvl="2" w:tplc="FFFFFFFF">
+      <w:numFmt w:val="decimal"/>
+      <w:lvlText w:val=""/>
+      <w:lvlJc w:val="left"/>
+    </w:lvl>
+    <w:lvl w:ilvl="3" w:tplc="FFFFFFFF">
+      <w:numFmt w:val="decimal"/>
+      <w:lvlText w:val=""/>
+      <w:lvlJc w:val="left"/>
+    </w:lvl>
+    <w:lvl w:ilvl="4" w:tplc="FFFFFFFF">
+      <w:numFmt w:val="decimal"/>
+      <w:lvlText w:val=""/>
+      <w:lvlJc w:val="left"/>
+    </w:lvl>
+    <w:lvl w:ilvl="5" w:tplc="FFFFFFFF">
+      <w:numFmt w:val="decimal"/>
+      <w:lvlText w:val=""/>
+      <w:lvlJc w:val="left"/>
+    </w:lvl>
+    <w:lvl w:ilvl="6" w:tplc="FFFFFFFF">
+      <w:numFmt w:val="decimal"/>
+      <w:lvlText w:val=""/>
+      <w:lvlJc w:val="left"/>
+    </w:lvl>
+    <w:lvl w:ilvl="7" w:tplc="FFFFFFFF">
+      <w:numFmt w:val="decimal"/>
+      <w:lvlText w:val=""/>
+      <w:lvlJc w:val="left"/>
+    </w:lvl>
+    <w:lvl w:ilvl="8" w:tplc="FFFFFFFF">
+      <w:numFmt w:val="decimal"/>
+      <w:lvlText w:val=""/>
+      <w:lvlJc w:val="left"/>
+    </w:lvl>
+  </w:abstractNum>
+  <w:abstractNum w:abstractNumId="6" w15:restartNumberingAfterBreak="0">
+    <w:nsid w:val="203667F2"/>
+    <w:multiLevelType w:val="hybridMultilevel"/>
+    <w:tmpl w:val="843443BA"/>
+    <w:lvl w:ilvl="0" w:tplc="FFFFFFFF">
+      <w:start w:val="1"/>
+      <w:numFmt w:val="bullet"/>
+      <w:lvlText w:val="•"/>
+      <w:lvlJc w:val="left"/>
+      <w:pPr>
+        <w:ind w:left="360" w:hanging="240"/>
+      </w:pPr>
+    </w:lvl>
+    <w:lvl w:ilvl="1" w:tplc="04090003">
+      <w:start w:val="1"/>
+      <w:numFmt w:val="bullet"/>
+      <w:lvlText w:val="o"/>
+      <w:lvlJc w:val="left"/>
+      <w:pPr>
+        <w:ind w:left="840" w:hanging="360"/>
+      </w:pPr>
+      <w:rPr>
+        <w:rFonts w:ascii="Courier New" w:hAnsi="Courier New" w:cs="Courier New" w:hint="default"/>
+      </w:rPr>
+    </w:lvl>
+    <w:lvl w:ilvl="2" w:tplc="FFFFFFFF">
+      <w:numFmt w:val="decimal"/>
+      <w:lvlText w:val=""/>
+      <w:lvlJc w:val="left"/>
+    </w:lvl>
+    <w:lvl w:ilvl="3" w:tplc="FFFFFFFF">
+      <w:numFmt w:val="decimal"/>
+      <w:lvlText w:val=""/>
+      <w:lvlJc w:val="left"/>
+    </w:lvl>
+    <w:lvl w:ilvl="4" w:tplc="FFFFFFFF">
+      <w:numFmt w:val="decimal"/>
+      <w:lvlText w:val=""/>
+      <w:lvlJc w:val="left"/>
+    </w:lvl>
+    <w:lvl w:ilvl="5" w:tplc="FFFFFFFF">
+      <w:numFmt w:val="decimal"/>
+      <w:lvlText w:val=""/>
+      <w:lvlJc w:val="left"/>
+    </w:lvl>
+    <w:lvl w:ilvl="6" w:tplc="FFFFFFFF">
+      <w:numFmt w:val="decimal"/>
+      <w:lvlText w:val=""/>
+      <w:lvlJc w:val="left"/>
+    </w:lvl>
+    <w:lvl w:ilvl="7" w:tplc="FFFFFFFF">
+      <w:numFmt w:val="decimal"/>
+      <w:lvlText w:val=""/>
+      <w:lvlJc w:val="left"/>
+    </w:lvl>
+    <w:lvl w:ilvl="8" w:tplc="FFFFFFFF">
+      <w:numFmt w:val="decimal"/>
+      <w:lvlText w:val=""/>
+      <w:lvlJc w:val="left"/>
+    </w:lvl>
+  </w:abstractNum>
+  <w:abstractNum w:abstractNumId="7" w15:restartNumberingAfterBreak="0">
+    <w:nsid w:val="209C35C4"/>
+    <w:multiLevelType w:val="hybridMultilevel"/>
+    <w:tmpl w:val="46A6E2A4"/>
+    <w:lvl w:ilvl="0" w:tplc="FFFFFFFF">
+      <w:start w:val="1"/>
+      <w:numFmt w:val="bullet"/>
+      <w:lvlText w:val="•"/>
+      <w:lvlJc w:val="left"/>
+      <w:pPr>
+        <w:ind w:left="360" w:hanging="240"/>
+      </w:pPr>
+    </w:lvl>
+    <w:lvl w:ilvl="1" w:tplc="04090003">
+      <w:start w:val="1"/>
+      <w:numFmt w:val="bullet"/>
+      <w:lvlText w:val="o"/>
+      <w:lvlJc w:val="left"/>
+      <w:pPr>
+        <w:ind w:left="840" w:hanging="360"/>
+      </w:pPr>
+      <w:rPr>
+        <w:rFonts w:ascii="Courier New" w:hAnsi="Courier New" w:cs="Courier New" w:hint="default"/>
+      </w:rPr>
+    </w:lvl>
+    <w:lvl w:ilvl="2" w:tplc="FFFFFFFF">
+      <w:numFmt w:val="decimal"/>
+      <w:lvlText w:val=""/>
+      <w:lvlJc w:val="left"/>
+    </w:lvl>
+    <w:lvl w:ilvl="3" w:tplc="FFFFFFFF">
+      <w:numFmt w:val="decimal"/>
+      <w:lvlText w:val=""/>
+      <w:lvlJc w:val="left"/>
+    </w:lvl>
+    <w:lvl w:ilvl="4" w:tplc="FFFFFFFF">
+      <w:numFmt w:val="decimal"/>
+      <w:lvlText w:val=""/>
+      <w:lvlJc w:val="left"/>
+    </w:lvl>
+    <w:lvl w:ilvl="5" w:tplc="FFFFFFFF">
+      <w:numFmt w:val="decimal"/>
+      <w:lvlText w:val=""/>
+      <w:lvlJc w:val="left"/>
+    </w:lvl>
+    <w:lvl w:ilvl="6" w:tplc="FFFFFFFF">
+      <w:numFmt w:val="decimal"/>
+      <w:lvlText w:val=""/>
+      <w:lvlJc w:val="left"/>
+    </w:lvl>
+    <w:lvl w:ilvl="7" w:tplc="FFFFFFFF">
+      <w:numFmt w:val="decimal"/>
+      <w:lvlText w:val=""/>
+      <w:lvlJc w:val="left"/>
+    </w:lvl>
+    <w:lvl w:ilvl="8" w:tplc="FFFFFFFF">
+      <w:numFmt w:val="decimal"/>
+      <w:lvlText w:val=""/>
+      <w:lvlJc w:val="left"/>
+    </w:lvl>
+  </w:abstractNum>
+  <w:abstractNum w:abstractNumId="8" w15:restartNumberingAfterBreak="0">
+    <w:nsid w:val="21015B4B"/>
+    <w:multiLevelType w:val="hybridMultilevel"/>
+    <w:tmpl w:val="36105E3C"/>
+    <w:lvl w:ilvl="0" w:tplc="FFFFFFFF">
+      <w:start w:val="1"/>
+      <w:numFmt w:val="bullet"/>
+      <w:lvlText w:val="•"/>
+      <w:lvlJc w:val="left"/>
+      <w:pPr>
+        <w:ind w:left="360" w:hanging="240"/>
+      </w:pPr>
+    </w:lvl>
+    <w:lvl w:ilvl="1" w:tplc="04090003">
+      <w:start w:val="1"/>
+      <w:numFmt w:val="bullet"/>
+      <w:lvlText w:val="o"/>
+      <w:lvlJc w:val="left"/>
+      <w:pPr>
+        <w:ind w:left="840" w:hanging="360"/>
+      </w:pPr>
+      <w:rPr>
+        <w:rFonts w:ascii="Courier New" w:hAnsi="Courier New" w:cs="Courier New" w:hint="default"/>
+      </w:rPr>
+    </w:lvl>
+    <w:lvl w:ilvl="2" w:tplc="FFFFFFFF">
+      <w:numFmt w:val="decimal"/>
+      <w:lvlText w:val=""/>
+      <w:lvlJc w:val="left"/>
+    </w:lvl>
+    <w:lvl w:ilvl="3" w:tplc="FFFFFFFF">
+      <w:numFmt w:val="decimal"/>
+      <w:lvlText w:val=""/>
+      <w:lvlJc w:val="left"/>
+    </w:lvl>
+    <w:lvl w:ilvl="4" w:tplc="FFFFFFFF">
+      <w:numFmt w:val="decimal"/>
+      <w:lvlText w:val=""/>
+      <w:lvlJc w:val="left"/>
+    </w:lvl>
+    <w:lvl w:ilvl="5" w:tplc="FFFFFFFF">
+      <w:numFmt w:val="decimal"/>
+      <w:lvlText w:val=""/>
+      <w:lvlJc w:val="left"/>
+    </w:lvl>
+    <w:lvl w:ilvl="6" w:tplc="FFFFFFFF">
+      <w:numFmt w:val="decimal"/>
+      <w:lvlText w:val=""/>
+      <w:lvlJc w:val="left"/>
+    </w:lvl>
+    <w:lvl w:ilvl="7" w:tplc="FFFFFFFF">
+      <w:numFmt w:val="decimal"/>
+      <w:lvlText w:val=""/>
+      <w:lvlJc w:val="left"/>
+    </w:lvl>
+    <w:lvl w:ilvl="8" w:tplc="FFFFFFFF">
+      <w:numFmt w:val="decimal"/>
+      <w:lvlText w:val=""/>
+      <w:lvlJc w:val="left"/>
+    </w:lvl>
+  </w:abstractNum>
+  <w:abstractNum w:abstractNumId="9" w15:restartNumberingAfterBreak="0">
+    <w:nsid w:val="2FAE6934"/>
+    <w:multiLevelType w:val="hybridMultilevel"/>
+    <w:tmpl w:val="08BC50CA"/>
+    <w:lvl w:ilvl="0" w:tplc="FFFFFFFF">
+      <w:start w:val="1"/>
+      <w:numFmt w:val="bullet"/>
+      <w:lvlText w:val="•"/>
+      <w:lvlJc w:val="left"/>
+      <w:pPr>
+        <w:ind w:left="360" w:hanging="240"/>
+      </w:pPr>
+    </w:lvl>
+    <w:lvl w:ilvl="1" w:tplc="04090003">
+      <w:start w:val="1"/>
+      <w:numFmt w:val="bullet"/>
+      <w:lvlText w:val="o"/>
+      <w:lvlJc w:val="left"/>
+      <w:pPr>
+        <w:ind w:left="840" w:hanging="360"/>
+      </w:pPr>
+      <w:rPr>
+        <w:rFonts w:ascii="Courier New" w:hAnsi="Courier New" w:cs="Courier New" w:hint="default"/>
+      </w:rPr>
+    </w:lvl>
+    <w:lvl w:ilvl="2" w:tplc="FFFFFFFF">
+      <w:numFmt w:val="decimal"/>
+      <w:lvlText w:val=""/>
+      <w:lvlJc w:val="left"/>
+    </w:lvl>
+    <w:lvl w:ilvl="3" w:tplc="FFFFFFFF">
+      <w:numFmt w:val="decimal"/>
+      <w:lvlText w:val=""/>
+      <w:lvlJc w:val="left"/>
+    </w:lvl>
+    <w:lvl w:ilvl="4" w:tplc="FFFFFFFF">
+      <w:numFmt w:val="decimal"/>
+      <w:lvlText w:val=""/>
+      <w:lvlJc w:val="left"/>
+    </w:lvl>
+    <w:lvl w:ilvl="5" w:tplc="FFFFFFFF">
+      <w:numFmt w:val="decimal"/>
+      <w:lvlText w:val=""/>
+      <w:lvlJc w:val="left"/>
+    </w:lvl>
+    <w:lvl w:ilvl="6" w:tplc="FFFFFFFF">
+      <w:numFmt w:val="decimal"/>
+      <w:lvlText w:val=""/>
+      <w:lvlJc w:val="left"/>
+    </w:lvl>
+    <w:lvl w:ilvl="7" w:tplc="FFFFFFFF">
+      <w:numFmt w:val="decimal"/>
+      <w:lvlText w:val=""/>
+      <w:lvlJc w:val="left"/>
+    </w:lvl>
+    <w:lvl w:ilvl="8" w:tplc="FFFFFFFF">
+      <w:numFmt w:val="decimal"/>
+      <w:lvlText w:val=""/>
+      <w:lvlJc w:val="left"/>
+    </w:lvl>
+  </w:abstractNum>
+  <w:abstractNum w:abstractNumId="10" w15:restartNumberingAfterBreak="0">
+    <w:nsid w:val="324B143C"/>
+    <w:multiLevelType w:val="hybridMultilevel"/>
+    <w:tmpl w:val="B30C6392"/>
+    <w:lvl w:ilvl="0" w:tplc="FFFFFFFF">
+      <w:start w:val="1"/>
+      <w:numFmt w:val="bullet"/>
+      <w:lvlText w:val="•"/>
+      <w:lvlJc w:val="left"/>
+      <w:pPr>
+        <w:ind w:left="360" w:hanging="240"/>
+      </w:pPr>
+    </w:lvl>
+    <w:lvl w:ilvl="1" w:tplc="04090003">
+      <w:start w:val="1"/>
+      <w:numFmt w:val="bullet"/>
+      <w:lvlText w:val="o"/>
+      <w:lvlJc w:val="left"/>
+      <w:pPr>
+        <w:ind w:left="840" w:hanging="360"/>
+      </w:pPr>
+      <w:rPr>
+        <w:rFonts w:ascii="Courier New" w:hAnsi="Courier New" w:cs="Courier New" w:hint="default"/>
+      </w:rPr>
+    </w:lvl>
+    <w:lvl w:ilvl="2" w:tplc="FFFFFFFF">
+      <w:numFmt w:val="decimal"/>
+      <w:lvlText w:val=""/>
+      <w:lvlJc w:val="left"/>
+    </w:lvl>
+    <w:lvl w:ilvl="3" w:tplc="FFFFFFFF">
+      <w:numFmt w:val="decimal"/>
+      <w:lvlText w:val=""/>
+      <w:lvlJc w:val="left"/>
+    </w:lvl>
+    <w:lvl w:ilvl="4" w:tplc="FFFFFFFF">
+      <w:numFmt w:val="decimal"/>
+      <w:lvlText w:val=""/>
+      <w:lvlJc w:val="left"/>
+    </w:lvl>
+    <w:lvl w:ilvl="5" w:tplc="FFFFFFFF">
+      <w:numFmt w:val="decimal"/>
+      <w:lvlText w:val=""/>
+      <w:lvlJc w:val="left"/>
+    </w:lvl>
+    <w:lvl w:ilvl="6" w:tplc="FFFFFFFF">
+      <w:numFmt w:val="decimal"/>
+      <w:lvlText w:val=""/>
+      <w:lvlJc w:val="left"/>
+    </w:lvl>
+    <w:lvl w:ilvl="7" w:tplc="FFFFFFFF">
+      <w:numFmt w:val="decimal"/>
+      <w:lvlText w:val=""/>
+      <w:lvlJc w:val="left"/>
+    </w:lvl>
+    <w:lvl w:ilvl="8" w:tplc="FFFFFFFF">
+      <w:numFmt w:val="decimal"/>
+      <w:lvlText w:val=""/>
+      <w:lvlJc w:val="left"/>
+    </w:lvl>
+  </w:abstractNum>
+  <w:abstractNum w:abstractNumId="11" w15:restartNumberingAfterBreak="0">
+    <w:nsid w:val="352871F4"/>
+    <w:multiLevelType w:val="hybridMultilevel"/>
+    <w:tmpl w:val="E51263CA"/>
+    <w:lvl w:ilvl="0" w:tplc="FFFFFFFF">
+      <w:start w:val="1"/>
+      <w:numFmt w:val="bullet"/>
+      <w:lvlText w:val="•"/>
+      <w:lvlJc w:val="left"/>
+      <w:pPr>
+        <w:ind w:left="360" w:hanging="240"/>
+      </w:pPr>
+    </w:lvl>
+    <w:lvl w:ilvl="1" w:tplc="04090003">
+      <w:start w:val="1"/>
+      <w:numFmt w:val="bullet"/>
+      <w:lvlText w:val="o"/>
+      <w:lvlJc w:val="left"/>
+      <w:pPr>
+        <w:ind w:left="840" w:hanging="360"/>
+      </w:pPr>
+      <w:rPr>
+        <w:rFonts w:ascii="Courier New" w:hAnsi="Courier New" w:cs="Courier New" w:hint="default"/>
+      </w:rPr>
+    </w:lvl>
+    <w:lvl w:ilvl="2" w:tplc="FFFFFFFF">
+      <w:numFmt w:val="decimal"/>
+      <w:lvlText w:val=""/>
+      <w:lvlJc w:val="left"/>
+    </w:lvl>
+    <w:lvl w:ilvl="3" w:tplc="FFFFFFFF">
+      <w:numFmt w:val="decimal"/>
+      <w:lvlText w:val=""/>
+      <w:lvlJc w:val="left"/>
+    </w:lvl>
+    <w:lvl w:ilvl="4" w:tplc="FFFFFFFF">
+      <w:numFmt w:val="decimal"/>
+      <w:lvlText w:val=""/>
+      <w:lvlJc w:val="left"/>
+    </w:lvl>
+    <w:lvl w:ilvl="5" w:tplc="FFFFFFFF">
+      <w:numFmt w:val="decimal"/>
+      <w:lvlText w:val=""/>
+      <w:lvlJc w:val="left"/>
+    </w:lvl>
+    <w:lvl w:ilvl="6" w:tplc="FFFFFFFF">
+      <w:numFmt w:val="decimal"/>
+      <w:lvlText w:val=""/>
+      <w:lvlJc w:val="left"/>
+    </w:lvl>
+    <w:lvl w:ilvl="7" w:tplc="FFFFFFFF">
+      <w:numFmt w:val="decimal"/>
+      <w:lvlText w:val=""/>
+      <w:lvlJc w:val="left"/>
+    </w:lvl>
+    <w:lvl w:ilvl="8" w:tplc="FFFFFFFF">
+      <w:numFmt w:val="decimal"/>
+      <w:lvlText w:val=""/>
+      <w:lvlJc w:val="left"/>
+    </w:lvl>
+  </w:abstractNum>
+  <w:abstractNum w:abstractNumId="12" w15:restartNumberingAfterBreak="0">
+    <w:nsid w:val="35AD6CA2"/>
+    <w:multiLevelType w:val="hybridMultilevel"/>
+    <w:tmpl w:val="A600D9D4"/>
+    <w:lvl w:ilvl="0" w:tplc="FFFFFFFF">
+      <w:start w:val="1"/>
+      <w:numFmt w:val="bullet"/>
+      <w:lvlText w:val="•"/>
+      <w:lvlJc w:val="left"/>
+      <w:pPr>
+        <w:ind w:left="360" w:hanging="240"/>
+      </w:pPr>
+    </w:lvl>
+    <w:lvl w:ilvl="1" w:tplc="04090003">
+      <w:start w:val="1"/>
+      <w:numFmt w:val="bullet"/>
+      <w:lvlText w:val="o"/>
+      <w:lvlJc w:val="left"/>
+      <w:pPr>
+        <w:ind w:left="840" w:hanging="360"/>
+      </w:pPr>
+      <w:rPr>
+        <w:rFonts w:ascii="Courier New" w:hAnsi="Courier New" w:cs="Courier New" w:hint="default"/>
+      </w:rPr>
+    </w:lvl>
+    <w:lvl w:ilvl="2" w:tplc="FFFFFFFF">
+      <w:numFmt w:val="decimal"/>
+      <w:lvlText w:val=""/>
+      <w:lvlJc w:val="left"/>
+    </w:lvl>
+    <w:lvl w:ilvl="3" w:tplc="FFFFFFFF">
+      <w:numFmt w:val="decimal"/>
+      <w:lvlText w:val=""/>
+      <w:lvlJc w:val="left"/>
+    </w:lvl>
+    <w:lvl w:ilvl="4" w:tplc="FFFFFFFF">
+      <w:numFmt w:val="decimal"/>
+      <w:lvlText w:val=""/>
+      <w:lvlJc w:val="left"/>
+    </w:lvl>
+    <w:lvl w:ilvl="5" w:tplc="FFFFFFFF">
+      <w:numFmt w:val="decimal"/>
+      <w:lvlText w:val=""/>
+      <w:lvlJc w:val="left"/>
+    </w:lvl>
+    <w:lvl w:ilvl="6" w:tplc="FFFFFFFF">
+      <w:numFmt w:val="decimal"/>
+      <w:lvlText w:val=""/>
+      <w:lvlJc w:val="left"/>
+    </w:lvl>
+    <w:lvl w:ilvl="7" w:tplc="FFFFFFFF">
+      <w:numFmt w:val="decimal"/>
+      <w:lvlText w:val=""/>
+      <w:lvlJc w:val="left"/>
+    </w:lvl>
+    <w:lvl w:ilvl="8" w:tplc="FFFFFFFF">
+      <w:numFmt w:val="decimal"/>
+      <w:lvlText w:val=""/>
+      <w:lvlJc w:val="left"/>
+    </w:lvl>
+  </w:abstractNum>
+  <w:abstractNum w:abstractNumId="13" w15:restartNumberingAfterBreak="0">
+    <w:nsid w:val="3B3E7BCF"/>
+    <w:multiLevelType w:val="hybridMultilevel"/>
+    <w:tmpl w:val="335828E4"/>
+    <w:lvl w:ilvl="0" w:tplc="FFFFFFFF">
+      <w:start w:val="1"/>
+      <w:numFmt w:val="bullet"/>
+      <w:lvlText w:val="•"/>
+      <w:lvlJc w:val="left"/>
+      <w:pPr>
+        <w:ind w:left="360" w:hanging="240"/>
+      </w:pPr>
+    </w:lvl>
+    <w:lvl w:ilvl="1" w:tplc="04090003">
+      <w:start w:val="1"/>
+      <w:numFmt w:val="bullet"/>
+      <w:lvlText w:val="o"/>
+      <w:lvlJc w:val="left"/>
+      <w:pPr>
+        <w:ind w:left="840" w:hanging="360"/>
+      </w:pPr>
+      <w:rPr>
+        <w:rFonts w:ascii="Courier New" w:hAnsi="Courier New" w:cs="Courier New" w:hint="default"/>
+      </w:rPr>
+    </w:lvl>
+    <w:lvl w:ilvl="2" w:tplc="FFFFFFFF">
+      <w:numFmt w:val="decimal"/>
+      <w:lvlText w:val=""/>
+      <w:lvlJc w:val="left"/>
+    </w:lvl>
+    <w:lvl w:ilvl="3" w:tplc="FFFFFFFF">
+      <w:numFmt w:val="decimal"/>
+      <w:lvlText w:val=""/>
+      <w:lvlJc w:val="left"/>
+    </w:lvl>
+    <w:lvl w:ilvl="4" w:tplc="FFFFFFFF">
+      <w:numFmt w:val="decimal"/>
+      <w:lvlText w:val=""/>
+      <w:lvlJc w:val="left"/>
+    </w:lvl>
+    <w:lvl w:ilvl="5" w:tplc="FFFFFFFF">
+      <w:numFmt w:val="decimal"/>
+      <w:lvlText w:val=""/>
+      <w:lvlJc w:val="left"/>
+    </w:lvl>
+    <w:lvl w:ilvl="6" w:tplc="FFFFFFFF">
+      <w:numFmt w:val="decimal"/>
+      <w:lvlText w:val=""/>
+      <w:lvlJc w:val="left"/>
+    </w:lvl>
+    <w:lvl w:ilvl="7" w:tplc="FFFFFFFF">
+      <w:numFmt w:val="decimal"/>
+      <w:lvlText w:val=""/>
+      <w:lvlJc w:val="left"/>
+    </w:lvl>
+    <w:lvl w:ilvl="8" w:tplc="FFFFFFFF">
+      <w:numFmt w:val="decimal"/>
+      <w:lvlText w:val=""/>
+      <w:lvlJc w:val="left"/>
+    </w:lvl>
+  </w:abstractNum>
+  <w:abstractNum w:abstractNumId="14" w15:restartNumberingAfterBreak="0">
+    <w:nsid w:val="4FE36AFA"/>
+    <w:multiLevelType w:val="hybridMultilevel"/>
+    <w:tmpl w:val="68C85A5C"/>
+    <w:lvl w:ilvl="0" w:tplc="FFFFFFFF">
+      <w:start w:val="1"/>
+      <w:numFmt w:val="bullet"/>
+      <w:lvlText w:val="•"/>
+      <w:lvlJc w:val="left"/>
+      <w:pPr>
+        <w:ind w:left="360" w:hanging="240"/>
+      </w:pPr>
+    </w:lvl>
+    <w:lvl w:ilvl="1" w:tplc="04090003">
+      <w:start w:val="1"/>
+      <w:numFmt w:val="bullet"/>
+      <w:lvlText w:val="o"/>
+      <w:lvlJc w:val="left"/>
+      <w:pPr>
+        <w:ind w:left="840" w:hanging="360"/>
+      </w:pPr>
+      <w:rPr>
+        <w:rFonts w:ascii="Courier New" w:hAnsi="Courier New" w:cs="Courier New" w:hint="default"/>
+      </w:rPr>
+    </w:lvl>
+    <w:lvl w:ilvl="2" w:tplc="FFFFFFFF">
+      <w:numFmt w:val="decimal"/>
+      <w:lvlText w:val=""/>
+      <w:lvlJc w:val="left"/>
+    </w:lvl>
+    <w:lvl w:ilvl="3" w:tplc="FFFFFFFF">
+      <w:numFmt w:val="decimal"/>
+      <w:lvlText w:val=""/>
+      <w:lvlJc w:val="left"/>
+    </w:lvl>
+    <w:lvl w:ilvl="4" w:tplc="FFFFFFFF">
+      <w:numFmt w:val="decimal"/>
+      <w:lvlText w:val=""/>
+      <w:lvlJc w:val="left"/>
+    </w:lvl>
+    <w:lvl w:ilvl="5" w:tplc="FFFFFFFF">
+      <w:numFmt w:val="decimal"/>
+      <w:lvlText w:val=""/>
+      <w:lvlJc w:val="left"/>
+    </w:lvl>
+    <w:lvl w:ilvl="6" w:tplc="FFFFFFFF">
+      <w:numFmt w:val="decimal"/>
+      <w:lvlText w:val=""/>
+      <w:lvlJc w:val="left"/>
+    </w:lvl>
+    <w:lvl w:ilvl="7" w:tplc="FFFFFFFF">
+      <w:numFmt w:val="decimal"/>
+      <w:lvlText w:val=""/>
+      <w:lvlJc w:val="left"/>
+    </w:lvl>
+    <w:lvl w:ilvl="8" w:tplc="FFFFFFFF">
+      <w:numFmt w:val="decimal"/>
+      <w:lvlText w:val=""/>
+      <w:lvlJc w:val="left"/>
+    </w:lvl>
+  </w:abstractNum>
+  <w:abstractNum w:abstractNumId="15" w15:restartNumberingAfterBreak="0">
     <w:nsid w:val="50675363"/>
     <w:multiLevelType w:val="hybridMultilevel"/>
     <w:tmpl w:val="AB289602"/>
@@ -6034,7 +6186,312 @@
       </w:pPr>
     </w:lvl>
   </w:abstractNum>
-  <w:abstractNum w:abstractNumId="3" w15:restartNumberingAfterBreak="0">
+  <w:abstractNum w:abstractNumId="16" w15:restartNumberingAfterBreak="0">
+    <w:nsid w:val="54435010"/>
+    <w:multiLevelType w:val="hybridMultilevel"/>
+    <w:tmpl w:val="75BE8AB2"/>
+    <w:lvl w:ilvl="0" w:tplc="FFFFFFFF">
+      <w:start w:val="1"/>
+      <w:numFmt w:val="bullet"/>
+      <w:lvlText w:val="•"/>
+      <w:lvlJc w:val="left"/>
+      <w:pPr>
+        <w:ind w:left="360" w:hanging="240"/>
+      </w:pPr>
+    </w:lvl>
+    <w:lvl w:ilvl="1" w:tplc="04090003">
+      <w:start w:val="1"/>
+      <w:numFmt w:val="bullet"/>
+      <w:lvlText w:val="o"/>
+      <w:lvlJc w:val="left"/>
+      <w:pPr>
+        <w:ind w:left="840" w:hanging="360"/>
+      </w:pPr>
+      <w:rPr>
+        <w:rFonts w:ascii="Courier New" w:hAnsi="Courier New" w:cs="Courier New" w:hint="default"/>
+      </w:rPr>
+    </w:lvl>
+    <w:lvl w:ilvl="2" w:tplc="FFFFFFFF">
+      <w:numFmt w:val="decimal"/>
+      <w:lvlText w:val=""/>
+      <w:lvlJc w:val="left"/>
+    </w:lvl>
+    <w:lvl w:ilvl="3" w:tplc="FFFFFFFF">
+      <w:numFmt w:val="decimal"/>
+      <w:lvlText w:val=""/>
+      <w:lvlJc w:val="left"/>
+    </w:lvl>
+    <w:lvl w:ilvl="4" w:tplc="FFFFFFFF">
+      <w:numFmt w:val="decimal"/>
+      <w:lvlText w:val=""/>
+      <w:lvlJc w:val="left"/>
+    </w:lvl>
+    <w:lvl w:ilvl="5" w:tplc="FFFFFFFF">
+      <w:numFmt w:val="decimal"/>
+      <w:lvlText w:val=""/>
+      <w:lvlJc w:val="left"/>
+    </w:lvl>
+    <w:lvl w:ilvl="6" w:tplc="FFFFFFFF">
+      <w:numFmt w:val="decimal"/>
+      <w:lvlText w:val=""/>
+      <w:lvlJc w:val="left"/>
+    </w:lvl>
+    <w:lvl w:ilvl="7" w:tplc="FFFFFFFF">
+      <w:numFmt w:val="decimal"/>
+      <w:lvlText w:val=""/>
+      <w:lvlJc w:val="left"/>
+    </w:lvl>
+    <w:lvl w:ilvl="8" w:tplc="FFFFFFFF">
+      <w:numFmt w:val="decimal"/>
+      <w:lvlText w:val=""/>
+      <w:lvlJc w:val="left"/>
+    </w:lvl>
+  </w:abstractNum>
+  <w:abstractNum w:abstractNumId="17" w15:restartNumberingAfterBreak="0">
+    <w:nsid w:val="57BC0D03"/>
+    <w:multiLevelType w:val="hybridMultilevel"/>
+    <w:tmpl w:val="3A5EABB0"/>
+    <w:lvl w:ilvl="0" w:tplc="FFFFFFFF">
+      <w:start w:val="1"/>
+      <w:numFmt w:val="bullet"/>
+      <w:lvlText w:val="•"/>
+      <w:lvlJc w:val="left"/>
+      <w:pPr>
+        <w:ind w:left="360" w:hanging="240"/>
+      </w:pPr>
+    </w:lvl>
+    <w:lvl w:ilvl="1" w:tplc="04090003">
+      <w:start w:val="1"/>
+      <w:numFmt w:val="bullet"/>
+      <w:lvlText w:val="o"/>
+      <w:lvlJc w:val="left"/>
+      <w:pPr>
+        <w:ind w:left="840" w:hanging="360"/>
+      </w:pPr>
+      <w:rPr>
+        <w:rFonts w:ascii="Courier New" w:hAnsi="Courier New" w:cs="Courier New" w:hint="default"/>
+      </w:rPr>
+    </w:lvl>
+    <w:lvl w:ilvl="2" w:tplc="FFFFFFFF">
+      <w:numFmt w:val="decimal"/>
+      <w:lvlText w:val=""/>
+      <w:lvlJc w:val="left"/>
+    </w:lvl>
+    <w:lvl w:ilvl="3" w:tplc="FFFFFFFF">
+      <w:numFmt w:val="decimal"/>
+      <w:lvlText w:val=""/>
+      <w:lvlJc w:val="left"/>
+    </w:lvl>
+    <w:lvl w:ilvl="4" w:tplc="FFFFFFFF">
+      <w:numFmt w:val="decimal"/>
+      <w:lvlText w:val=""/>
+      <w:lvlJc w:val="left"/>
+    </w:lvl>
+    <w:lvl w:ilvl="5" w:tplc="FFFFFFFF">
+      <w:numFmt w:val="decimal"/>
+      <w:lvlText w:val=""/>
+      <w:lvlJc w:val="left"/>
+    </w:lvl>
+    <w:lvl w:ilvl="6" w:tplc="FFFFFFFF">
+      <w:numFmt w:val="decimal"/>
+      <w:lvlText w:val=""/>
+      <w:lvlJc w:val="left"/>
+    </w:lvl>
+    <w:lvl w:ilvl="7" w:tplc="FFFFFFFF">
+      <w:numFmt w:val="decimal"/>
+      <w:lvlText w:val=""/>
+      <w:lvlJc w:val="left"/>
+    </w:lvl>
+    <w:lvl w:ilvl="8" w:tplc="FFFFFFFF">
+      <w:numFmt w:val="decimal"/>
+      <w:lvlText w:val=""/>
+      <w:lvlJc w:val="left"/>
+    </w:lvl>
+  </w:abstractNum>
+  <w:abstractNum w:abstractNumId="18" w15:restartNumberingAfterBreak="0">
+    <w:nsid w:val="591B3037"/>
+    <w:multiLevelType w:val="hybridMultilevel"/>
+    <w:tmpl w:val="8BBE786E"/>
+    <w:lvl w:ilvl="0" w:tplc="FFFFFFFF">
+      <w:start w:val="1"/>
+      <w:numFmt w:val="bullet"/>
+      <w:lvlText w:val="•"/>
+      <w:lvlJc w:val="left"/>
+      <w:pPr>
+        <w:ind w:left="360" w:hanging="240"/>
+      </w:pPr>
+    </w:lvl>
+    <w:lvl w:ilvl="1" w:tplc="04090003">
+      <w:start w:val="1"/>
+      <w:numFmt w:val="bullet"/>
+      <w:lvlText w:val="o"/>
+      <w:lvlJc w:val="left"/>
+      <w:pPr>
+        <w:ind w:left="840" w:hanging="360"/>
+      </w:pPr>
+      <w:rPr>
+        <w:rFonts w:ascii="Courier New" w:hAnsi="Courier New" w:cs="Courier New" w:hint="default"/>
+      </w:rPr>
+    </w:lvl>
+    <w:lvl w:ilvl="2" w:tplc="FFFFFFFF">
+      <w:numFmt w:val="decimal"/>
+      <w:lvlText w:val=""/>
+      <w:lvlJc w:val="left"/>
+    </w:lvl>
+    <w:lvl w:ilvl="3" w:tplc="FFFFFFFF">
+      <w:numFmt w:val="decimal"/>
+      <w:lvlText w:val=""/>
+      <w:lvlJc w:val="left"/>
+    </w:lvl>
+    <w:lvl w:ilvl="4" w:tplc="FFFFFFFF">
+      <w:numFmt w:val="decimal"/>
+      <w:lvlText w:val=""/>
+      <w:lvlJc w:val="left"/>
+    </w:lvl>
+    <w:lvl w:ilvl="5" w:tplc="FFFFFFFF">
+      <w:numFmt w:val="decimal"/>
+      <w:lvlText w:val=""/>
+      <w:lvlJc w:val="left"/>
+    </w:lvl>
+    <w:lvl w:ilvl="6" w:tplc="FFFFFFFF">
+      <w:numFmt w:val="decimal"/>
+      <w:lvlText w:val=""/>
+      <w:lvlJc w:val="left"/>
+    </w:lvl>
+    <w:lvl w:ilvl="7" w:tplc="FFFFFFFF">
+      <w:numFmt w:val="decimal"/>
+      <w:lvlText w:val=""/>
+      <w:lvlJc w:val="left"/>
+    </w:lvl>
+    <w:lvl w:ilvl="8" w:tplc="FFFFFFFF">
+      <w:numFmt w:val="decimal"/>
+      <w:lvlText w:val=""/>
+      <w:lvlJc w:val="left"/>
+    </w:lvl>
+  </w:abstractNum>
+  <w:abstractNum w:abstractNumId="19" w15:restartNumberingAfterBreak="0">
+    <w:nsid w:val="620939FA"/>
+    <w:multiLevelType w:val="hybridMultilevel"/>
+    <w:tmpl w:val="3E908892"/>
+    <w:lvl w:ilvl="0" w:tplc="FFFFFFFF">
+      <w:start w:val="1"/>
+      <w:numFmt w:val="bullet"/>
+      <w:lvlText w:val="•"/>
+      <w:lvlJc w:val="left"/>
+      <w:pPr>
+        <w:ind w:left="360" w:hanging="240"/>
+      </w:pPr>
+    </w:lvl>
+    <w:lvl w:ilvl="1" w:tplc="04090003">
+      <w:start w:val="1"/>
+      <w:numFmt w:val="bullet"/>
+      <w:lvlText w:val="o"/>
+      <w:lvlJc w:val="left"/>
+      <w:pPr>
+        <w:ind w:left="840" w:hanging="360"/>
+      </w:pPr>
+      <w:rPr>
+        <w:rFonts w:ascii="Courier New" w:hAnsi="Courier New" w:cs="Courier New" w:hint="default"/>
+      </w:rPr>
+    </w:lvl>
+    <w:lvl w:ilvl="2" w:tplc="FFFFFFFF">
+      <w:numFmt w:val="decimal"/>
+      <w:lvlText w:val=""/>
+      <w:lvlJc w:val="left"/>
+    </w:lvl>
+    <w:lvl w:ilvl="3" w:tplc="FFFFFFFF">
+      <w:numFmt w:val="decimal"/>
+      <w:lvlText w:val=""/>
+      <w:lvlJc w:val="left"/>
+    </w:lvl>
+    <w:lvl w:ilvl="4" w:tplc="FFFFFFFF">
+      <w:numFmt w:val="decimal"/>
+      <w:lvlText w:val=""/>
+      <w:lvlJc w:val="left"/>
+    </w:lvl>
+    <w:lvl w:ilvl="5" w:tplc="FFFFFFFF">
+      <w:numFmt w:val="decimal"/>
+      <w:lvlText w:val=""/>
+      <w:lvlJc w:val="left"/>
+    </w:lvl>
+    <w:lvl w:ilvl="6" w:tplc="FFFFFFFF">
+      <w:numFmt w:val="decimal"/>
+      <w:lvlText w:val=""/>
+      <w:lvlJc w:val="left"/>
+    </w:lvl>
+    <w:lvl w:ilvl="7" w:tplc="FFFFFFFF">
+      <w:numFmt w:val="decimal"/>
+      <w:lvlText w:val=""/>
+      <w:lvlJc w:val="left"/>
+    </w:lvl>
+    <w:lvl w:ilvl="8" w:tplc="FFFFFFFF">
+      <w:numFmt w:val="decimal"/>
+      <w:lvlText w:val=""/>
+      <w:lvlJc w:val="left"/>
+    </w:lvl>
+  </w:abstractNum>
+  <w:abstractNum w:abstractNumId="20" w15:restartNumberingAfterBreak="0">
+    <w:nsid w:val="62854F3C"/>
+    <w:multiLevelType w:val="hybridMultilevel"/>
+    <w:tmpl w:val="F8DE03CA"/>
+    <w:lvl w:ilvl="0" w:tplc="FFFFFFFF">
+      <w:start w:val="1"/>
+      <w:numFmt w:val="bullet"/>
+      <w:lvlText w:val="•"/>
+      <w:lvlJc w:val="left"/>
+      <w:pPr>
+        <w:ind w:left="360" w:hanging="240"/>
+      </w:pPr>
+    </w:lvl>
+    <w:lvl w:ilvl="1" w:tplc="04090003">
+      <w:start w:val="1"/>
+      <w:numFmt w:val="bullet"/>
+      <w:lvlText w:val="o"/>
+      <w:lvlJc w:val="left"/>
+      <w:pPr>
+        <w:ind w:left="840" w:hanging="360"/>
+      </w:pPr>
+      <w:rPr>
+        <w:rFonts w:ascii="Courier New" w:hAnsi="Courier New" w:cs="Courier New" w:hint="default"/>
+      </w:rPr>
+    </w:lvl>
+    <w:lvl w:ilvl="2" w:tplc="FFFFFFFF">
+      <w:numFmt w:val="decimal"/>
+      <w:lvlText w:val=""/>
+      <w:lvlJc w:val="left"/>
+    </w:lvl>
+    <w:lvl w:ilvl="3" w:tplc="FFFFFFFF">
+      <w:numFmt w:val="decimal"/>
+      <w:lvlText w:val=""/>
+      <w:lvlJc w:val="left"/>
+    </w:lvl>
+    <w:lvl w:ilvl="4" w:tplc="FFFFFFFF">
+      <w:numFmt w:val="decimal"/>
+      <w:lvlText w:val=""/>
+      <w:lvlJc w:val="left"/>
+    </w:lvl>
+    <w:lvl w:ilvl="5" w:tplc="FFFFFFFF">
+      <w:numFmt w:val="decimal"/>
+      <w:lvlText w:val=""/>
+      <w:lvlJc w:val="left"/>
+    </w:lvl>
+    <w:lvl w:ilvl="6" w:tplc="FFFFFFFF">
+      <w:numFmt w:val="decimal"/>
+      <w:lvlText w:val=""/>
+      <w:lvlJc w:val="left"/>
+    </w:lvl>
+    <w:lvl w:ilvl="7" w:tplc="FFFFFFFF">
+      <w:numFmt w:val="decimal"/>
+      <w:lvlText w:val=""/>
+      <w:lvlJc w:val="left"/>
+    </w:lvl>
+    <w:lvl w:ilvl="8" w:tplc="FFFFFFFF">
+      <w:numFmt w:val="decimal"/>
+      <w:lvlText w:val=""/>
+      <w:lvlJc w:val="left"/>
+    </w:lvl>
+  </w:abstractNum>
+  <w:abstractNum w:abstractNumId="21" w15:restartNumberingAfterBreak="0">
     <w:nsid w:val="68C81EDA"/>
     <w:multiLevelType w:val="hybridMultilevel"/>
     <w:tmpl w:val="9F0C16B6"/>
@@ -6092,7 +6549,312 @@
       <w:lvlJc w:val="left"/>
     </w:lvl>
   </w:abstractNum>
-  <w:abstractNum w:abstractNumId="4" w15:restartNumberingAfterBreak="0">
+  <w:abstractNum w:abstractNumId="22" w15:restartNumberingAfterBreak="0">
+    <w:nsid w:val="6B667C75"/>
+    <w:multiLevelType w:val="hybridMultilevel"/>
+    <w:tmpl w:val="C88AF152"/>
+    <w:lvl w:ilvl="0" w:tplc="FFFFFFFF">
+      <w:start w:val="1"/>
+      <w:numFmt w:val="bullet"/>
+      <w:lvlText w:val="•"/>
+      <w:lvlJc w:val="left"/>
+      <w:pPr>
+        <w:ind w:left="360" w:hanging="240"/>
+      </w:pPr>
+    </w:lvl>
+    <w:lvl w:ilvl="1" w:tplc="04090003">
+      <w:start w:val="1"/>
+      <w:numFmt w:val="bullet"/>
+      <w:lvlText w:val="o"/>
+      <w:lvlJc w:val="left"/>
+      <w:pPr>
+        <w:ind w:left="840" w:hanging="360"/>
+      </w:pPr>
+      <w:rPr>
+        <w:rFonts w:ascii="Courier New" w:hAnsi="Courier New" w:cs="Courier New" w:hint="default"/>
+      </w:rPr>
+    </w:lvl>
+    <w:lvl w:ilvl="2" w:tplc="FFFFFFFF">
+      <w:numFmt w:val="decimal"/>
+      <w:lvlText w:val=""/>
+      <w:lvlJc w:val="left"/>
+    </w:lvl>
+    <w:lvl w:ilvl="3" w:tplc="FFFFFFFF">
+      <w:numFmt w:val="decimal"/>
+      <w:lvlText w:val=""/>
+      <w:lvlJc w:val="left"/>
+    </w:lvl>
+    <w:lvl w:ilvl="4" w:tplc="FFFFFFFF">
+      <w:numFmt w:val="decimal"/>
+      <w:lvlText w:val=""/>
+      <w:lvlJc w:val="left"/>
+    </w:lvl>
+    <w:lvl w:ilvl="5" w:tplc="FFFFFFFF">
+      <w:numFmt w:val="decimal"/>
+      <w:lvlText w:val=""/>
+      <w:lvlJc w:val="left"/>
+    </w:lvl>
+    <w:lvl w:ilvl="6" w:tplc="FFFFFFFF">
+      <w:numFmt w:val="decimal"/>
+      <w:lvlText w:val=""/>
+      <w:lvlJc w:val="left"/>
+    </w:lvl>
+    <w:lvl w:ilvl="7" w:tplc="FFFFFFFF">
+      <w:numFmt w:val="decimal"/>
+      <w:lvlText w:val=""/>
+      <w:lvlJc w:val="left"/>
+    </w:lvl>
+    <w:lvl w:ilvl="8" w:tplc="FFFFFFFF">
+      <w:numFmt w:val="decimal"/>
+      <w:lvlText w:val=""/>
+      <w:lvlJc w:val="left"/>
+    </w:lvl>
+  </w:abstractNum>
+  <w:abstractNum w:abstractNumId="23" w15:restartNumberingAfterBreak="0">
+    <w:nsid w:val="6CD62030"/>
+    <w:multiLevelType w:val="hybridMultilevel"/>
+    <w:tmpl w:val="66FA255E"/>
+    <w:lvl w:ilvl="0" w:tplc="FFFFFFFF">
+      <w:start w:val="1"/>
+      <w:numFmt w:val="bullet"/>
+      <w:lvlText w:val="•"/>
+      <w:lvlJc w:val="left"/>
+      <w:pPr>
+        <w:ind w:left="360" w:hanging="240"/>
+      </w:pPr>
+    </w:lvl>
+    <w:lvl w:ilvl="1" w:tplc="04090003">
+      <w:start w:val="1"/>
+      <w:numFmt w:val="bullet"/>
+      <w:lvlText w:val="o"/>
+      <w:lvlJc w:val="left"/>
+      <w:pPr>
+        <w:ind w:left="840" w:hanging="360"/>
+      </w:pPr>
+      <w:rPr>
+        <w:rFonts w:ascii="Courier New" w:hAnsi="Courier New" w:cs="Courier New" w:hint="default"/>
+      </w:rPr>
+    </w:lvl>
+    <w:lvl w:ilvl="2" w:tplc="FFFFFFFF">
+      <w:numFmt w:val="decimal"/>
+      <w:lvlText w:val=""/>
+      <w:lvlJc w:val="left"/>
+    </w:lvl>
+    <w:lvl w:ilvl="3" w:tplc="FFFFFFFF">
+      <w:numFmt w:val="decimal"/>
+      <w:lvlText w:val=""/>
+      <w:lvlJc w:val="left"/>
+    </w:lvl>
+    <w:lvl w:ilvl="4" w:tplc="FFFFFFFF">
+      <w:numFmt w:val="decimal"/>
+      <w:lvlText w:val=""/>
+      <w:lvlJc w:val="left"/>
+    </w:lvl>
+    <w:lvl w:ilvl="5" w:tplc="FFFFFFFF">
+      <w:numFmt w:val="decimal"/>
+      <w:lvlText w:val=""/>
+      <w:lvlJc w:val="left"/>
+    </w:lvl>
+    <w:lvl w:ilvl="6" w:tplc="FFFFFFFF">
+      <w:numFmt w:val="decimal"/>
+      <w:lvlText w:val=""/>
+      <w:lvlJc w:val="left"/>
+    </w:lvl>
+    <w:lvl w:ilvl="7" w:tplc="FFFFFFFF">
+      <w:numFmt w:val="decimal"/>
+      <w:lvlText w:val=""/>
+      <w:lvlJc w:val="left"/>
+    </w:lvl>
+    <w:lvl w:ilvl="8" w:tplc="FFFFFFFF">
+      <w:numFmt w:val="decimal"/>
+      <w:lvlText w:val=""/>
+      <w:lvlJc w:val="left"/>
+    </w:lvl>
+  </w:abstractNum>
+  <w:abstractNum w:abstractNumId="24" w15:restartNumberingAfterBreak="0">
+    <w:nsid w:val="756207C9"/>
+    <w:multiLevelType w:val="hybridMultilevel"/>
+    <w:tmpl w:val="70A6327E"/>
+    <w:lvl w:ilvl="0" w:tplc="FFFFFFFF">
+      <w:start w:val="1"/>
+      <w:numFmt w:val="bullet"/>
+      <w:lvlText w:val="•"/>
+      <w:lvlJc w:val="left"/>
+      <w:pPr>
+        <w:ind w:left="360" w:hanging="240"/>
+      </w:pPr>
+    </w:lvl>
+    <w:lvl w:ilvl="1" w:tplc="04090003">
+      <w:start w:val="1"/>
+      <w:numFmt w:val="bullet"/>
+      <w:lvlText w:val="o"/>
+      <w:lvlJc w:val="left"/>
+      <w:pPr>
+        <w:ind w:left="840" w:hanging="360"/>
+      </w:pPr>
+      <w:rPr>
+        <w:rFonts w:ascii="Courier New" w:hAnsi="Courier New" w:cs="Courier New" w:hint="default"/>
+      </w:rPr>
+    </w:lvl>
+    <w:lvl w:ilvl="2" w:tplc="FFFFFFFF">
+      <w:numFmt w:val="decimal"/>
+      <w:lvlText w:val=""/>
+      <w:lvlJc w:val="left"/>
+    </w:lvl>
+    <w:lvl w:ilvl="3" w:tplc="FFFFFFFF">
+      <w:numFmt w:val="decimal"/>
+      <w:lvlText w:val=""/>
+      <w:lvlJc w:val="left"/>
+    </w:lvl>
+    <w:lvl w:ilvl="4" w:tplc="FFFFFFFF">
+      <w:numFmt w:val="decimal"/>
+      <w:lvlText w:val=""/>
+      <w:lvlJc w:val="left"/>
+    </w:lvl>
+    <w:lvl w:ilvl="5" w:tplc="FFFFFFFF">
+      <w:numFmt w:val="decimal"/>
+      <w:lvlText w:val=""/>
+      <w:lvlJc w:val="left"/>
+    </w:lvl>
+    <w:lvl w:ilvl="6" w:tplc="FFFFFFFF">
+      <w:numFmt w:val="decimal"/>
+      <w:lvlText w:val=""/>
+      <w:lvlJc w:val="left"/>
+    </w:lvl>
+    <w:lvl w:ilvl="7" w:tplc="FFFFFFFF">
+      <w:numFmt w:val="decimal"/>
+      <w:lvlText w:val=""/>
+      <w:lvlJc w:val="left"/>
+    </w:lvl>
+    <w:lvl w:ilvl="8" w:tplc="FFFFFFFF">
+      <w:numFmt w:val="decimal"/>
+      <w:lvlText w:val=""/>
+      <w:lvlJc w:val="left"/>
+    </w:lvl>
+  </w:abstractNum>
+  <w:abstractNum w:abstractNumId="25" w15:restartNumberingAfterBreak="0">
+    <w:nsid w:val="79B96E02"/>
+    <w:multiLevelType w:val="hybridMultilevel"/>
+    <w:tmpl w:val="B1D014BE"/>
+    <w:lvl w:ilvl="0" w:tplc="FFFFFFFF">
+      <w:start w:val="1"/>
+      <w:numFmt w:val="bullet"/>
+      <w:lvlText w:val="•"/>
+      <w:lvlJc w:val="left"/>
+      <w:pPr>
+        <w:ind w:left="360" w:hanging="240"/>
+      </w:pPr>
+    </w:lvl>
+    <w:lvl w:ilvl="1" w:tplc="04090003">
+      <w:start w:val="1"/>
+      <w:numFmt w:val="bullet"/>
+      <w:lvlText w:val="o"/>
+      <w:lvlJc w:val="left"/>
+      <w:pPr>
+        <w:ind w:left="840" w:hanging="360"/>
+      </w:pPr>
+      <w:rPr>
+        <w:rFonts w:ascii="Courier New" w:hAnsi="Courier New" w:cs="Courier New" w:hint="default"/>
+      </w:rPr>
+    </w:lvl>
+    <w:lvl w:ilvl="2" w:tplc="FFFFFFFF">
+      <w:numFmt w:val="decimal"/>
+      <w:lvlText w:val=""/>
+      <w:lvlJc w:val="left"/>
+    </w:lvl>
+    <w:lvl w:ilvl="3" w:tplc="FFFFFFFF">
+      <w:numFmt w:val="decimal"/>
+      <w:lvlText w:val=""/>
+      <w:lvlJc w:val="left"/>
+    </w:lvl>
+    <w:lvl w:ilvl="4" w:tplc="FFFFFFFF">
+      <w:numFmt w:val="decimal"/>
+      <w:lvlText w:val=""/>
+      <w:lvlJc w:val="left"/>
+    </w:lvl>
+    <w:lvl w:ilvl="5" w:tplc="FFFFFFFF">
+      <w:numFmt w:val="decimal"/>
+      <w:lvlText w:val=""/>
+      <w:lvlJc w:val="left"/>
+    </w:lvl>
+    <w:lvl w:ilvl="6" w:tplc="FFFFFFFF">
+      <w:numFmt w:val="decimal"/>
+      <w:lvlText w:val=""/>
+      <w:lvlJc w:val="left"/>
+    </w:lvl>
+    <w:lvl w:ilvl="7" w:tplc="FFFFFFFF">
+      <w:numFmt w:val="decimal"/>
+      <w:lvlText w:val=""/>
+      <w:lvlJc w:val="left"/>
+    </w:lvl>
+    <w:lvl w:ilvl="8" w:tplc="FFFFFFFF">
+      <w:numFmt w:val="decimal"/>
+      <w:lvlText w:val=""/>
+      <w:lvlJc w:val="left"/>
+    </w:lvl>
+  </w:abstractNum>
+  <w:abstractNum w:abstractNumId="26" w15:restartNumberingAfterBreak="0">
+    <w:nsid w:val="7BEC5250"/>
+    <w:multiLevelType w:val="hybridMultilevel"/>
+    <w:tmpl w:val="E92CFC16"/>
+    <w:lvl w:ilvl="0" w:tplc="FFFFFFFF">
+      <w:start w:val="1"/>
+      <w:numFmt w:val="bullet"/>
+      <w:lvlText w:val="•"/>
+      <w:lvlJc w:val="left"/>
+      <w:pPr>
+        <w:ind w:left="360" w:hanging="240"/>
+      </w:pPr>
+    </w:lvl>
+    <w:lvl w:ilvl="1" w:tplc="04090003">
+      <w:start w:val="1"/>
+      <w:numFmt w:val="bullet"/>
+      <w:lvlText w:val="o"/>
+      <w:lvlJc w:val="left"/>
+      <w:pPr>
+        <w:ind w:left="840" w:hanging="360"/>
+      </w:pPr>
+      <w:rPr>
+        <w:rFonts w:ascii="Courier New" w:hAnsi="Courier New" w:cs="Courier New" w:hint="default"/>
+      </w:rPr>
+    </w:lvl>
+    <w:lvl w:ilvl="2" w:tplc="FFFFFFFF">
+      <w:numFmt w:val="decimal"/>
+      <w:lvlText w:val=""/>
+      <w:lvlJc w:val="left"/>
+    </w:lvl>
+    <w:lvl w:ilvl="3" w:tplc="FFFFFFFF">
+      <w:numFmt w:val="decimal"/>
+      <w:lvlText w:val=""/>
+      <w:lvlJc w:val="left"/>
+    </w:lvl>
+    <w:lvl w:ilvl="4" w:tplc="FFFFFFFF">
+      <w:numFmt w:val="decimal"/>
+      <w:lvlText w:val=""/>
+      <w:lvlJc w:val="left"/>
+    </w:lvl>
+    <w:lvl w:ilvl="5" w:tplc="FFFFFFFF">
+      <w:numFmt w:val="decimal"/>
+      <w:lvlText w:val=""/>
+      <w:lvlJc w:val="left"/>
+    </w:lvl>
+    <w:lvl w:ilvl="6" w:tplc="FFFFFFFF">
+      <w:numFmt w:val="decimal"/>
+      <w:lvlText w:val=""/>
+      <w:lvlJc w:val="left"/>
+    </w:lvl>
+    <w:lvl w:ilvl="7" w:tplc="FFFFFFFF">
+      <w:numFmt w:val="decimal"/>
+      <w:lvlText w:val=""/>
+      <w:lvlJc w:val="left"/>
+    </w:lvl>
+    <w:lvl w:ilvl="8" w:tplc="FFFFFFFF">
+      <w:numFmt w:val="decimal"/>
+      <w:lvlText w:val=""/>
+      <w:lvlJc w:val="left"/>
+    </w:lvl>
+  </w:abstractNum>
+  <w:abstractNum w:abstractNumId="27" w15:restartNumberingAfterBreak="0">
     <w:nsid w:val="7F507C8B"/>
     <w:multiLevelType w:val="hybridMultilevel"/>
     <w:tmpl w:val="4CCED942"/>
@@ -6154,28 +6916,103 @@
     </w:lvl>
   </w:abstractNum>
   <w:num w:numId="1" w16cid:durableId="1761288457">
+    <w:abstractNumId w:val="15"/>
+    <w:lvlOverride w:ilvl="0">
+      <w:startOverride w:val="1"/>
+    </w:lvlOverride>
+  </w:num>
+  <w:num w:numId="2" w16cid:durableId="2146266946">
+    <w:abstractNumId w:val="21"/>
+  </w:num>
+  <w:num w:numId="3" w16cid:durableId="1298488683">
     <w:abstractNumId w:val="2"/>
     <w:lvlOverride w:ilvl="0">
       <w:startOverride w:val="1"/>
     </w:lvlOverride>
   </w:num>
-  <w:num w:numId="2" w16cid:durableId="2146266946">
+  <w:num w:numId="4" w16cid:durableId="1653558907">
+    <w:abstractNumId w:val="21"/>
+  </w:num>
+  <w:num w:numId="5" w16cid:durableId="1146700728">
+    <w:abstractNumId w:val="27"/>
+  </w:num>
+  <w:num w:numId="6" w16cid:durableId="1034309862">
     <w:abstractNumId w:val="3"/>
   </w:num>
-  <w:num w:numId="3" w16cid:durableId="1298488683">
+  <w:num w:numId="7" w16cid:durableId="1669553056">
+    <w:abstractNumId w:val="10"/>
+  </w:num>
+  <w:num w:numId="8" w16cid:durableId="1840803490">
     <w:abstractNumId w:val="0"/>
+  </w:num>
+  <w:num w:numId="9" w16cid:durableId="613749265">
+    <w:abstractNumId w:val="4"/>
+  </w:num>
+  <w:num w:numId="10" w16cid:durableId="1726945875">
+    <w:abstractNumId w:val="5"/>
+  </w:num>
+  <w:num w:numId="11" w16cid:durableId="235477174">
+    <w:abstractNumId w:val="1"/>
+  </w:num>
+  <w:num w:numId="12" w16cid:durableId="838927726">
+    <w:abstractNumId w:val="9"/>
+  </w:num>
+  <w:num w:numId="13" w16cid:durableId="2033876837">
+    <w:abstractNumId w:val="19"/>
+  </w:num>
+  <w:num w:numId="14" w16cid:durableId="1257596105">
+    <w:abstractNumId w:val="16"/>
+  </w:num>
+  <w:num w:numId="15" w16cid:durableId="1900748856">
+    <w:abstractNumId w:val="18"/>
+  </w:num>
+  <w:num w:numId="16" w16cid:durableId="1293824214">
+    <w:abstractNumId w:val="24"/>
+  </w:num>
+  <w:num w:numId="17" w16cid:durableId="255288328">
+    <w:abstractNumId w:val="6"/>
+  </w:num>
+  <w:num w:numId="18" w16cid:durableId="2110001934">
+    <w:abstractNumId w:val="23"/>
+  </w:num>
+  <w:num w:numId="19" w16cid:durableId="1242451601">
+    <w:abstractNumId w:val="12"/>
+  </w:num>
+  <w:num w:numId="20" w16cid:durableId="1535919726">
+    <w:abstractNumId w:val="17"/>
+  </w:num>
+  <w:num w:numId="21" w16cid:durableId="2090729858">
+    <w:abstractNumId w:val="13"/>
+  </w:num>
+  <w:num w:numId="22" w16cid:durableId="13000336">
+    <w:abstractNumId w:val="11"/>
+  </w:num>
+  <w:num w:numId="23" w16cid:durableId="2046056552">
+    <w:abstractNumId w:val="22"/>
+  </w:num>
+  <w:num w:numId="24" w16cid:durableId="1484615371">
+    <w:abstractNumId w:val="14"/>
+  </w:num>
+  <w:num w:numId="25" w16cid:durableId="536432370">
+    <w:abstractNumId w:val="25"/>
+  </w:num>
+  <w:num w:numId="26" w16cid:durableId="2039501939">
+    <w:abstractNumId w:val="20"/>
+  </w:num>
+  <w:num w:numId="27" w16cid:durableId="1448114678">
+    <w:abstractNumId w:val="7"/>
+  </w:num>
+  <w:num w:numId="28" w16cid:durableId="446855940">
+    <w:abstractNumId w:val="8"/>
+  </w:num>
+  <w:num w:numId="29" w16cid:durableId="478109811">
+    <w:abstractNumId w:val="26"/>
+  </w:num>
+  <w:num w:numId="30">
+    <w:abstractNumId w:val="4"/>
     <w:lvlOverride w:ilvl="0">
       <w:startOverride w:val="1"/>
     </w:lvlOverride>
-  </w:num>
-  <w:num w:numId="4" w16cid:durableId="1653558907">
-    <w:abstractNumId w:val="3"/>
-  </w:num>
-  <w:num w:numId="5" w16cid:durableId="1146700728">
-    <w:abstractNumId w:val="4"/>
-  </w:num>
-  <w:num w:numId="6" w16cid:durableId="1034309862">
-    <w:abstractNumId w:val="1"/>
   </w:num>
 </w:numbering>
 </file>

--- a/analysis/static_test/Static_Stability_Test_Report.docx
+++ b/analysis/static_test/Static_Stability_Test_Report.docx
@@ -1,6 +1,6 @@
 
 <file path=word/document.xml><?xml version="1.0" encoding="utf-8"?>
-<w:document xmlns:wpc="http://schemas.microsoft.com/office/word/2010/wordprocessingCanvas" xmlns:cx="http://schemas.microsoft.com/office/drawing/2014/chartex" xmlns:cx1="http://schemas.microsoft.com/office/drawing/2015/9/8/chartex" xmlns:cx2="http://schemas.microsoft.com/office/drawing/2015/10/21/chartex" xmlns:cx3="http://schemas.microsoft.com/office/drawing/2016/5/9/chartex" xmlns:cx4="http://schemas.microsoft.com/office/drawing/2016/5/10/chartex" xmlns:cx5="http://schemas.microsoft.com/office/drawing/2016/5/11/chartex" xmlns:cx6="http://schemas.microsoft.com/office/drawing/2016/5/12/chartex" xmlns:cx7="http://schemas.microsoft.com/office/drawing/2016/5/13/chartex" xmlns:cx8="http://schemas.microsoft.com/office/drawing/2016/5/14/chartex" xmlns:mc="http://schemas.openxmlformats.org/markup-compatibility/2006" xmlns:m="http://schemas.openxmlformats.org/officeDocument/2006/math" xmlns:aink="http://schemas.microsoft.com/office/drawing/2016/ink" xmlns:am3d="http://schemas.microsoft.com/office/drawing/2017/model3d" xmlns:oel="http://schemas.microsoft.com/office/2019/extlst" xmlns:r="http://schemas.openxmlformats.org/officeDocument/2006/relationships" xmlns:wp14="http://schemas.microsoft.com/office/word/2010/wordprocessingDrawing" xmlns:wp="http://schemas.openxmlformats.org/drawingml/2006/wordprocessingDrawing" xmlns:wpg="http://schemas.microsoft.com/office/word/2010/wordprocessingGroup" xmlns:wpi="http://schemas.microsoft.com/office/word/2010/wordprocessingInk" xmlns:wps="http://schemas.microsoft.com/office/word/2010/wordprocessingShape" xmlns:o="urn:schemas-microsoft-com:office:office" xmlns:v="urn:schemas-microsoft-com:vml" xmlns:w10="urn:schemas-microsoft-com:office:word" xmlns:w="http://schemas.openxmlformats.org/wordprocessingml/2006/main" xmlns:w14="http://schemas.microsoft.com/office/word/2010/wordml" xmlns:w15="http://schemas.microsoft.com/office/word/2012/wordml" xmlns:w16cex="http://schemas.microsoft.com/office/word/2018/wordml/cex" xmlns:w16cid="http://schemas.microsoft.com/office/word/2016/wordml/cid" xmlns:w16="http://schemas.microsoft.com/office/word/2018/wordml" xmlns:w16sdtdh="http://schemas.microsoft.com/office/word/2020/wordml/sdtdatahash" xmlns:w16sdtfl="http://schemas.microsoft.com/office/word/2024/wordml/sdtformatlock" xmlns:w16se="http://schemas.microsoft.com/office/word/2015/wordml/symex" xmlns:w16du="http://schemas.microsoft.com/office/word/2023/wordml/word16du" xmlns:wne="http://schemas.microsoft.com/office/word/2006/wordml" mc:Ignorable="w14 w15 w16se w16cid w16 w16cex w16sdtdh w16sdtfl w16du wp14">
+<w:document xmlns:wpc="http://schemas.microsoft.com/office/word/2010/wordprocessingCanvas" xmlns:cx="http://schemas.microsoft.com/office/drawing/2014/chartex" xmlns:cx1="http://schemas.microsoft.com/office/drawing/2015/9/8/chartex" xmlns:cx2="http://schemas.microsoft.com/office/drawing/2015/10/21/chartex" xmlns:cx3="http://schemas.microsoft.com/office/drawing/2016/5/9/chartex" xmlns:cx4="http://schemas.microsoft.com/office/drawing/2016/5/10/chartex" xmlns:cx5="http://schemas.microsoft.com/office/drawing/2016/5/11/chartex" xmlns:cx6="http://schemas.microsoft.com/office/drawing/2016/5/12/chartex" xmlns:cx7="http://schemas.microsoft.com/office/drawing/2016/5/13/chartex" xmlns:cx8="http://schemas.microsoft.com/office/drawing/2016/5/14/chartex" xmlns:mc="http://schemas.openxmlformats.org/markup-compatibility/2006" xmlns:aink="http://schemas.microsoft.com/office/drawing/2016/ink" xmlns:am3d="http://schemas.microsoft.com/office/drawing/2017/model3d" xmlns:o="urn:schemas-microsoft-com:office:office" xmlns:oel="http://schemas.microsoft.com/office/2019/extlst" xmlns:r="http://schemas.openxmlformats.org/officeDocument/2006/relationships" xmlns:m="http://schemas.openxmlformats.org/officeDocument/2006/math" xmlns:v="urn:schemas-microsoft-com:vml" xmlns:wp14="http://schemas.microsoft.com/office/word/2010/wordprocessingDrawing" xmlns:wp="http://schemas.openxmlformats.org/drawingml/2006/wordprocessingDrawing" xmlns:w10="urn:schemas-microsoft-com:office:word" xmlns:w="http://schemas.openxmlformats.org/wordprocessingml/2006/main" xmlns:w14="http://schemas.microsoft.com/office/word/2010/wordml" xmlns:w15="http://schemas.microsoft.com/office/word/2012/wordml" xmlns:w16cex="http://schemas.microsoft.com/office/word/2018/wordml/cex" xmlns:w16cid="http://schemas.microsoft.com/office/word/2016/wordml/cid" xmlns:w16="http://schemas.microsoft.com/office/word/2018/wordml" xmlns:w16du="http://schemas.microsoft.com/office/word/2023/wordml/word16du" xmlns:w16sdtdh="http://schemas.microsoft.com/office/word/2020/wordml/sdtdatahash" xmlns:w16sdtfl="http://schemas.microsoft.com/office/word/2024/wordml/sdtformatlock" xmlns:w16se="http://schemas.microsoft.com/office/word/2015/wordml/symex" xmlns:wpg="http://schemas.microsoft.com/office/word/2010/wordprocessingGroup" xmlns:wpi="http://schemas.microsoft.com/office/word/2010/wordprocessingInk" xmlns:wne="http://schemas.microsoft.com/office/word/2006/wordml" xmlns:wps="http://schemas.microsoft.com/office/word/2010/wordprocessingShape" mc:Ignorable="w14 w15 w16se w16cid w16 w16cex w16sdtdh w16sdtfl w16du wp14">
   <w:body>
     <w:p>
       <w:pPr>
@@ -42,7 +42,13 @@
         <w:pStyle w:val="Heading1"/>
       </w:pPr>
       <w:r>
-        <w:t xml:space="preserve">What We Are Testing</w:t>
+        <w:t xml:space="preserve">What We </w:t>
+      </w:r>
+      <w:r>
+        <w:t>a</w:t>
+      </w:r>
+      <w:r>
+        <w:t>re Testing</w:t>
       </w:r>
     </w:p>
     <w:p>
@@ -99,10 +105,16 @@
           <w:b/>
           <w:bCs/>
         </w:rPr>
-        <w:t xml:space="preserve">Preliminary angle check:</w:t>
-      </w:r>
-      <w:r>
-        <w:t xml:space="preserve"> Do fixed 45° and 90° rigs read close to nominal? This is a preliminary inspection only, as the environment did not allow a controlled setup.</w:t>
+        <w:t>Preliminary angle check:</w:t>
+      </w:r>
+      <w:r>
+        <w:t xml:space="preserve"> Do fixed 45° and 90° rigs read close to nominal? This is a preliminary inspection only, as the environment did not allow a </w:t>
+      </w:r>
+      <w:r>
+        <w:t xml:space="preserve">fully </w:t>
+      </w:r>
+      <w:r>
+        <w:t>controlled setup.</w:t>
       </w:r>
     </w:p>
     <w:p>
@@ -270,7 +282,25 @@
                 <w:sz w:val="19"/>
                 <w:szCs w:val="19"/>
               </w:rPr>
-              <w:t>Angle rig (45°, 90°)</w:t>
+              <w:t xml:space="preserve">Angle </w:t>
+            </w:r>
+            <w:r>
+              <w:rPr>
+                <w:b/>
+                <w:bCs/>
+                <w:sz w:val="19"/>
+                <w:szCs w:val="19"/>
+              </w:rPr>
+              <w:t>R</w:t>
+            </w:r>
+            <w:r>
+              <w:rPr>
+                <w:b/>
+                <w:bCs/>
+                <w:sz w:val="19"/>
+                <w:szCs w:val="19"/>
+              </w:rPr>
+              <w:t>ig (45°, 90°)</w:t>
             </w:r>
           </w:p>
         </w:tc>
@@ -758,7 +788,7 @@
           <w:sz w:val="24"/>
           <w:szCs w:val="24"/>
         </w:rPr>
-        <w:t xml:space="preserve">Sessions 1 &amp; 2: Near-Zero Angle Stability</w:t>
+        <w:t>Sessions 1 &amp; 2: Near-Zero Angle Stability</w:t>
       </w:r>
     </w:p>
     <w:p>
@@ -831,7 +861,7 @@
         <w:spacing w:after="120"/>
       </w:pPr>
       <w:r>
-        <w:t xml:space="preserve">Table 1: Stationary hold results for Sessions 1 and 2</w:t>
+        <w:t>Table 1: Stationary hold results for Sessions 1 and 2</w:t>
       </w:r>
     </w:p>
     <w:tbl>
@@ -951,7 +981,25 @@
                 <w:sz w:val="19"/>
                 <w:szCs w:val="19"/>
               </w:rPr>
-              <w:t>Change over the hold</w:t>
+              <w:t xml:space="preserve">Change over the </w:t>
+            </w:r>
+            <w:r>
+              <w:rPr>
+                <w:b/>
+                <w:bCs/>
+                <w:sz w:val="19"/>
+                <w:szCs w:val="19"/>
+              </w:rPr>
+              <w:t>H</w:t>
+            </w:r>
+            <w:r>
+              <w:rPr>
+                <w:b/>
+                <w:bCs/>
+                <w:sz w:val="19"/>
+                <w:szCs w:val="19"/>
+              </w:rPr>
+              <w:t>old</w:t>
             </w:r>
           </w:p>
         </w:tc>
@@ -1613,17 +1661,69 @@
     <w:p>
       <w:pPr>
         <w:rPr>
-          <w:sz w:val="24"/>
-          <w:szCs w:val="24"/>
+          <w:sz w:val="22"/>
+          <w:szCs w:val="22"/>
         </w:rPr>
       </w:pPr>
+      <w:r>
+        <w:rPr>
+          <w:rFonts w:ascii="Cambria Math" w:hAnsi="Cambria Math" w:cs="Cambria Math"/>
+          <w:i/>
+          <w:iCs/>
+          <w:color w:val="5A5A5A"/>
+          <w:sz w:val="20"/>
+          <w:szCs w:val="20"/>
+        </w:rPr>
+        <w:t>∗</w:t>
+      </w:r>
       <w:r>
         <w:rPr>
           <w:i/>
           <w:iCs/>
           <w:color w:val="5A5A5A"/>
+          <w:sz w:val="20"/>
+          <w:szCs w:val="20"/>
         </w:rPr>
-        <w:t xml:space="preserve">Note 1: The resting angle is where the node came to rest after the calibration sweep, relative to where it was zeroed. It reflects placement and stays constant during the hold.</w:t>
+        <w:t xml:space="preserve"> </w:t>
+      </w:r>
+      <w:r>
+        <w:rPr>
+          <w:i/>
+          <w:iCs/>
+          <w:color w:val="5A5A5A"/>
+          <w:sz w:val="20"/>
+          <w:szCs w:val="20"/>
+        </w:rPr>
+        <w:t>Note 1: The resting angle is where the node came to rest after the calibration sweep, relative to where it was zeroed. It reflects placement and stays constant during the hold.</w:t>
+      </w:r>
+    </w:p>
+    <w:p>
+      <w:pPr>
+        <w:rPr>
+          <w:sz w:val="22"/>
+          <w:szCs w:val="22"/>
+        </w:rPr>
+      </w:pPr>
+      <w:r>
+        <w:rPr>
+          <w:rFonts w:ascii="Cambria Math" w:hAnsi="Cambria Math" w:cs="Cambria Math"/>
+          <w:i/>
+          <w:iCs/>
+          <w:color w:val="5A5A5A"/>
+          <w:sz w:val="20"/>
+          <w:szCs w:val="20"/>
+        </w:rPr>
+        <w:t>∗</w:t>
+      </w:r>
+      <w:r>
+        <w:rPr>
+          <w:i/>
+          <w:iCs/>
+          <w:color w:val="5A5A5A"/>
+          <w:sz w:val="20"/>
+          <w:szCs w:val="20"/>
+        </w:rPr>
+        <w:t xml:space="preserve"> Note 2: For Session 2, the SD is calculated with the slow trend removed, so it measures jitter rather than creep.</w:t>
       </w:r>
     </w:p>
     <w:p>
@@ -1633,29 +1733,13 @@
           <w:szCs w:val="24"/>
         </w:rPr>
       </w:pPr>
-      <w:r>
-        <w:rPr>
-          <w:i/>
-          <w:iCs/>
-          <w:color w:val="5A5A5A"/>
-        </w:rPr>
-        <w:t xml:space="preserve">∗ Note 2: For Session 2, the SD is calculated with the slow trend removed, so it measures jitter rather than creep.</w:t>
-      </w:r>
-    </w:p>
-    <w:p>
-      <w:pPr>
-        <w:rPr>
-          <w:sz w:val="24"/>
-          <w:szCs w:val="24"/>
-        </w:rPr>
-      </w:pPr>
     </w:p>
     <w:p>
       <w:pPr>
         <w:spacing w:after="120"/>
       </w:pPr>
       <w:r>
-        <w:t xml:space="preserve">Table 2: Allan deviation (how much averages over a time window τ differ from one window to the next)</w:t>
+        <w:t>Table 2: Allan deviation (how much averages over a time window τ differ from one window to the next)</w:t>
       </w:r>
     </w:p>
     <w:tbl>
@@ -1704,7 +1788,25 @@
                 <w:sz w:val="19"/>
                 <w:szCs w:val="19"/>
               </w:rPr>
-              <w:t>Averaging window τ</w:t>
+              <w:t xml:space="preserve">Averaging </w:t>
+            </w:r>
+            <w:r>
+              <w:rPr>
+                <w:b/>
+                <w:bCs/>
+                <w:sz w:val="19"/>
+                <w:szCs w:val="19"/>
+              </w:rPr>
+              <w:t>W</w:t>
+            </w:r>
+            <w:r>
+              <w:rPr>
+                <w:b/>
+                <w:bCs/>
+                <w:sz w:val="19"/>
+                <w:szCs w:val="19"/>
+              </w:rPr>
+              <w:t>indow τ</w:t>
             </w:r>
           </w:p>
         </w:tc>
@@ -1983,7 +2085,7 @@
         <w:spacing w:after="60"/>
       </w:pPr>
       <w:r>
-        <w:t xml:space="preserve">The reading moved by 0.06° at most over 5 minutes, and the drift direction flipped between runs, indicating noise rather than drift.</w:t>
+        <w:t>The reading moved by 0.06° at most over 5 minutes, and the drift direction flipped between runs, indicating noise rather than drift.</w:t>
       </w:r>
     </w:p>
     <w:p>
@@ -1996,7 +2098,7 @@
         <w:spacing w:after="60"/>
       </w:pPr>
       <w:r>
-        <w:t xml:space="preserve">The Allan deviation shows that the noise did not grow over time.</w:t>
+        <w:t>The Allan deviation shows that the noise did not grow over time.</w:t>
       </w:r>
     </w:p>
     <w:p>
@@ -2042,7 +2144,7 @@
         <w:spacing w:after="60"/>
       </w:pPr>
       <w:r>
-        <w:t xml:space="preserve">The reading crept by 0.1–0.5°.</w:t>
+        <w:t>The reading crept by 0.1–0.5°.</w:t>
       </w:r>
     </w:p>
     <w:p>
@@ -2055,7 +2157,7 @@
         <w:spacing w:after="60"/>
       </w:pPr>
       <w:r>
-        <w:t xml:space="preserve">Run 5 had two sudden steps. The thigh node, which is not part of the angle calculation, moved at the same time, so the creep most likely came from the setup settling. In a later run, the raw accelerometer confirmed that a similar creep was the ruler physically tilting.</w:t>
+        <w:t>Run 5 had two sudden steps. The thigh node, which is not part of the angle calculation, moved at the same time, so the creep most likely came from the setup settling. In a later run, the raw accelerometer confirmed that a similar creep was the ruler physically tilting.</w:t>
       </w:r>
     </w:p>
     <w:p>
@@ -2075,7 +2177,7 @@
           <w:sz w:val="24"/>
           <w:szCs w:val="24"/>
         </w:rPr>
-        <w:t xml:space="preserve">Endurance Test</w:t>
+        <w:t>Endurance Test</w:t>
       </w:r>
     </w:p>
     <w:p>
@@ -2083,7 +2185,7 @@
         <w:spacing w:after="120"/>
       </w:pPr>
       <w:r>
-        <w:t xml:space="preserve">Three unattended endurance runs of 24–60 minutes checked how long data can be collected before its quality drops.</w:t>
+        <w:t>Three unattended endurance runs of 24–60 minutes checked how long data can be collected before its quality drops.</w:t>
       </w:r>
     </w:p>
     <w:p>
@@ -2469,7 +2571,7 @@
                 <w:sz w:val="19"/>
                 <w:szCs w:val="19"/>
               </w:rPr>
-              <w:t xml:space="preserve">3 (roles swapped)</w:t>
+              <w:t>3 (roles swapped)</w:t>
             </w:r>
           </w:p>
         </w:tc>
@@ -2549,7 +2651,14 @@
                 <w:sz w:val="19"/>
                 <w:szCs w:val="19"/>
               </w:rPr>
-              <w:t>Angle unaffected (it came from the healthy shank board); thigh sensor stopped at 47.3 min and sampling fell to ~5 Hz</w:t>
+              <w:t>T</w:t>
+            </w:r>
+            <w:r>
+              <w:rPr>
+                <w:sz w:val="19"/>
+                <w:szCs w:val="19"/>
+              </w:rPr>
+              <w:t>high sensor stopped at 47.3 min and sampling fell to ~5 Hz</w:t>
             </w:r>
           </w:p>
         </w:tc>
@@ -2558,17 +2667,40 @@
     <w:p>
       <w:pPr>
         <w:rPr>
-          <w:sz w:val="24"/>
-          <w:szCs w:val="24"/>
+          <w:sz w:val="22"/>
+          <w:szCs w:val="22"/>
         </w:rPr>
       </w:pPr>
+      <w:r>
+        <w:rPr>
+          <w:rFonts w:ascii="Cambria Math" w:hAnsi="Cambria Math" w:cs="Cambria Math"/>
+          <w:i/>
+          <w:iCs/>
+          <w:color w:val="5A5A5A"/>
+          <w:sz w:val="20"/>
+          <w:szCs w:val="20"/>
+        </w:rPr>
+        <w:t>∗</w:t>
+      </w:r>
       <w:r>
         <w:rPr>
           <w:i/>
           <w:iCs/>
           <w:color w:val="5A5A5A"/>
+          <w:sz w:val="20"/>
+          <w:szCs w:val="20"/>
         </w:rPr>
-        <w:t xml:space="preserve">Note 3: Board uptime is the board’s own clock since power-up. The cause of the faults is covered in Issues Found (2).</w:t>
+        <w:t xml:space="preserve"> </w:t>
+      </w:r>
+      <w:r>
+        <w:rPr>
+          <w:i/>
+          <w:iCs/>
+          <w:color w:val="5A5A5A"/>
+          <w:sz w:val="20"/>
+          <w:szCs w:val="20"/>
+        </w:rPr>
+        <w:t>Note 3: Board uptime is the board’s own clock since power-up. The cause of the faults is covered in Issues Found (2).</w:t>
       </w:r>
     </w:p>
     <w:p>
@@ -3007,8 +3139,8 @@
     <w:p>
       <w:pPr>
         <w:rPr>
-          <w:sz w:val="24"/>
-          <w:szCs w:val="24"/>
+          <w:sz w:val="22"/>
+          <w:szCs w:val="22"/>
         </w:rPr>
       </w:pPr>
       <w:r>
@@ -3016,8 +3148,10 @@
           <w:i/>
           <w:iCs/>
           <w:color w:val="5A5A5A"/>
+          <w:sz w:val="20"/>
+          <w:szCs w:val="20"/>
         </w:rPr>
-        <w:t xml:space="preserve">∗ Note 4: In endurance run 3, the angle came only from the healthy shank board, since the thigh node is not part of the angle (see Limitations). The window ends before the thigh node’s sensor fault affected the data flow.</w:t>
+        <w:t>∗ Note 4: In endurance run 3, the angle came only from the healthy shank board, since the thigh node is not part of the angle (see Limitations). The window ends before the thigh node’s sensor fault affected the data flow.</w:t>
       </w:r>
     </w:p>
     <w:p>
@@ -3052,7 +3186,7 @@
         <w:spacing w:after="60"/>
       </w:pPr>
       <w:r>
-        <w:t xml:space="preserve">On the faulty board, data quality dropped after 20–38 minutes in every run, while the other board ran for over an hour without a fault in either role.</w:t>
+        <w:t>On the faulty board, data quality dropped after 20–38 minutes in every run, while the other board ran for over an hour without a fault in either role.</w:t>
       </w:r>
     </w:p>
     <w:p>
@@ -3065,7 +3199,7 @@
         <w:spacing w:after="60"/>
       </w:pPr>
       <w:r>
-        <w:t xml:space="preserve">The drop in quality after long sessions is traced to that board (see Issues Found (2)).</w:t>
+        <w:t>The drop in quality after long sessions is traced to that board (see Issues Found (2)).</w:t>
       </w:r>
     </w:p>
     <w:p>
@@ -3095,7 +3229,7 @@
         <w:spacing w:after="60"/>
       </w:pPr>
       <w:r>
-        <w:t xml:space="preserve">Over the clean windows, the angle drifted about −0.001 °/min (about 0.04° over 33 minutes), with the same jitter as the 5-minute holds.</w:t>
+        <w:t>Over the clean windows, the angle drifted about −0.001 °/min (about 0.04° over 33 minutes), with the same jitter as the 5-minute holds.</w:t>
       </w:r>
     </w:p>
     <w:p>
@@ -3132,20 +3266,382 @@
           <w:sz w:val="24"/>
           <w:szCs w:val="24"/>
         </w:rPr>
-        <w:t xml:space="preserve">Preliminary Angle Assessment: 45° and 90°</w:t>
+        <w:lastRenderedPageBreak/>
+        <w:t>Preliminary Angle Assessment: 45° and 90°</w:t>
       </w:r>
     </w:p>
     <w:p>
       <w:pPr>
         <w:spacing w:after="120"/>
-      </w:pPr>
+        <w:jc w:val="center"/>
+      </w:pPr>
+      <w:r>
+        <w:rPr>
+          <w:noProof/>
+        </w:rPr>
+        <w:drawing>
+          <wp:inline distT="0" distB="0" distL="0" distR="0" wp14:anchorId="61DB4853" wp14:editId="166A9529">
+            <wp:extent cx="2562860" cy="2172361"/>
+            <wp:effectExtent l="0" t="0" r="8890" b="0"/>
+            <wp:docPr id="302842484" name="Picture 1"/>
+            <wp:cNvGraphicFramePr>
+              <a:graphicFrameLocks xmlns:a="http://schemas.openxmlformats.org/drawingml/2006/main" noChangeAspect="1"/>
+            </wp:cNvGraphicFramePr>
+            <a:graphic xmlns:a="http://schemas.openxmlformats.org/drawingml/2006/main">
+              <a:graphicData uri="http://schemas.openxmlformats.org/drawingml/2006/picture">
+                <pic:pic xmlns:pic="http://schemas.openxmlformats.org/drawingml/2006/picture">
+                  <pic:nvPicPr>
+                    <pic:cNvPr id="0" name="Picture 1"/>
+                    <pic:cNvPicPr>
+                      <a:picLocks noChangeAspect="1" noChangeArrowheads="1"/>
+                    </pic:cNvPicPr>
+                  </pic:nvPicPr>
+                  <pic:blipFill rotWithShape="1">
+                    <a:blip r:embed="rId8" cstate="print">
+                      <a:extLst>
+                        <a:ext uri="{28A0092B-C50C-407E-A947-70E740481C1C}">
+                          <a14:useLocalDpi xmlns:a14="http://schemas.microsoft.com/office/drawing/2010/main" val="0"/>
+                        </a:ext>
+                      </a:extLst>
+                    </a:blip>
+                    <a:srcRect t="26231" r="4132" b="12845"/>
+                    <a:stretch>
+                      <a:fillRect/>
+                    </a:stretch>
+                  </pic:blipFill>
+                  <pic:spPr bwMode="auto">
+                    <a:xfrm>
+                      <a:off x="0" y="0"/>
+                      <a:ext cx="2574238" cy="2182005"/>
+                    </a:xfrm>
+                    <a:prstGeom prst="rect">
+                      <a:avLst/>
+                    </a:prstGeom>
+                    <a:noFill/>
+                    <a:ln>
+                      <a:noFill/>
+                    </a:ln>
+                    <a:extLst>
+                      <a:ext uri="{53640926-AAD7-44D8-BBD7-CCE9431645EC}">
+                        <a14:shadowObscured xmlns:a14="http://schemas.microsoft.com/office/drawing/2010/main"/>
+                      </a:ext>
+                    </a:extLst>
+                  </pic:spPr>
+                </pic:pic>
+              </a:graphicData>
+            </a:graphic>
+          </wp:inline>
+        </w:drawing>
+      </w:r>
     </w:p>
     <w:p>
       <w:pPr>
         <w:spacing w:after="120"/>
-      </w:pPr>
-      <w:r>
-        <w:t>Table 5: Angle assessment (45° and 90°)</w:t>
+        <w:jc w:val="center"/>
+      </w:pPr>
+      <w:r>
+        <w:t>Figure 2: Angled rigs used during the test</w:t>
+      </w:r>
+      <w:r>
+        <w:t xml:space="preserve"> (left: upper segment, right: lower segment)</w:t>
+      </w:r>
+    </w:p>
+    <w:p>
+      <w:pPr>
+        <w:spacing w:after="120"/>
+        <w:jc w:val="center"/>
+      </w:pPr>
+    </w:p>
+    <w:p>
+      <w:pPr>
+        <w:spacing w:after="120"/>
+        <w:jc w:val="center"/>
+      </w:pPr>
+      <w:r>
+        <w:drawing>
+          <wp:inline distT="0" distB="0" distL="0" distR="0" wp14:anchorId="2219AD63" wp14:editId="24966CFE">
+            <wp:extent cx="6400800" cy="4073525"/>
+            <wp:effectExtent l="0" t="0" r="0" b="3175"/>
+            <wp:docPr id="256824706" name="Picture 1"/>
+            <wp:cNvGraphicFramePr>
+              <a:graphicFrameLocks xmlns:a="http://schemas.openxmlformats.org/drawingml/2006/main" noChangeAspect="1"/>
+            </wp:cNvGraphicFramePr>
+            <a:graphic xmlns:a="http://schemas.openxmlformats.org/drawingml/2006/main">
+              <a:graphicData uri="http://schemas.openxmlformats.org/drawingml/2006/picture">
+                <pic:pic xmlns:pic="http://schemas.openxmlformats.org/drawingml/2006/picture">
+                  <pic:nvPicPr>
+                    <pic:cNvPr id="256824706" name=""/>
+                    <pic:cNvPicPr/>
+                  </pic:nvPicPr>
+                  <pic:blipFill>
+                    <a:blip r:embed="rId9"/>
+                    <a:stretch>
+                      <a:fillRect/>
+                    </a:stretch>
+                  </pic:blipFill>
+                  <pic:spPr>
+                    <a:xfrm>
+                      <a:off x="0" y="0"/>
+                      <a:ext cx="6400800" cy="4073525"/>
+                    </a:xfrm>
+                    <a:prstGeom prst="rect">
+                      <a:avLst/>
+                    </a:prstGeom>
+                  </pic:spPr>
+                </pic:pic>
+              </a:graphicData>
+            </a:graphic>
+          </wp:inline>
+        </w:drawing>
+      </w:r>
+    </w:p>
+    <w:p>
+      <w:pPr>
+        <w:spacing w:after="120"/>
+        <w:jc w:val="center"/>
+      </w:pPr>
+      <w:r>
+        <w:t xml:space="preserve">Figure 3: </w:t>
+      </w:r>
+      <w:r>
+        <w:t>Static angle collected over time (</w:t>
+      </w:r>
+      <w:r>
+        <w:t>45° and 90°</w:t>
+      </w:r>
+      <w:r>
+        <w:t>)</w:t>
+      </w:r>
+    </w:p>
+    <w:p>
+      <w:pPr>
+        <w:spacing w:after="120"/>
+      </w:pPr>
+      <w:r>
+        <w:lastRenderedPageBreak/>
+        <w:drawing>
+          <wp:inline distT="0" distB="0" distL="0" distR="0" wp14:anchorId="0039472B" wp14:editId="75B6E97E">
+            <wp:extent cx="6400800" cy="2082507"/>
+            <wp:effectExtent l="0" t="0" r="0" b="0"/>
+            <wp:docPr id="1866898874" name="Picture 1"/>
+            <wp:cNvGraphicFramePr>
+              <a:graphicFrameLocks xmlns:a="http://schemas.openxmlformats.org/drawingml/2006/main" noChangeAspect="1"/>
+            </wp:cNvGraphicFramePr>
+            <a:graphic xmlns:a="http://schemas.openxmlformats.org/drawingml/2006/main">
+              <a:graphicData uri="http://schemas.openxmlformats.org/drawingml/2006/picture">
+                <pic:pic xmlns:pic="http://schemas.openxmlformats.org/drawingml/2006/picture">
+                  <pic:nvPicPr>
+                    <pic:cNvPr id="1866898874" name=""/>
+                    <pic:cNvPicPr/>
+                  </pic:nvPicPr>
+                  <pic:blipFill rotWithShape="1">
+                    <a:blip r:embed="rId10"/>
+                    <a:srcRect b="48877"/>
+                    <a:stretch>
+                      <a:fillRect/>
+                    </a:stretch>
+                  </pic:blipFill>
+                  <pic:spPr bwMode="auto">
+                    <a:xfrm>
+                      <a:off x="0" y="0"/>
+                      <a:ext cx="6400800" cy="2082507"/>
+                    </a:xfrm>
+                    <a:prstGeom prst="rect">
+                      <a:avLst/>
+                    </a:prstGeom>
+                    <a:ln>
+                      <a:noFill/>
+                    </a:ln>
+                    <a:extLst>
+                      <a:ext uri="{53640926-AAD7-44D8-BBD7-CCE9431645EC}">
+                        <a14:shadowObscured xmlns:a14="http://schemas.microsoft.com/office/drawing/2010/main"/>
+                      </a:ext>
+                    </a:extLst>
+                  </pic:spPr>
+                </pic:pic>
+              </a:graphicData>
+            </a:graphic>
+          </wp:inline>
+        </w:drawing>
+      </w:r>
+    </w:p>
+    <w:p>
+      <w:pPr>
+        <w:spacing w:after="120"/>
+        <w:jc w:val="center"/>
+      </w:pPr>
+      <w:r>
+        <w:t xml:space="preserve">Figure </w:t>
+      </w:r>
+      <w:r>
+        <w:t>4</w:t>
+      </w:r>
+      <w:r>
+        <w:t xml:space="preserve">: </w:t>
+      </w:r>
+      <w:r>
+        <w:t>Tilt of each node over time</w:t>
+      </w:r>
+      <w:r>
+        <w:t xml:space="preserve"> (45° and 90°)</w:t>
+      </w:r>
+    </w:p>
+    <w:p>
+      <w:pPr>
+        <w:rPr>
+          <w:sz w:val="22"/>
+          <w:szCs w:val="22"/>
+        </w:rPr>
+      </w:pPr>
+      <w:r>
+        <w:rPr>
+          <w:i/>
+          <w:iCs/>
+          <w:color w:val="5A5A5A"/>
+          <w:sz w:val="20"/>
+          <w:szCs w:val="20"/>
+        </w:rPr>
+        <w:t xml:space="preserve">∗ Note </w:t>
+      </w:r>
+      <w:r>
+        <w:rPr>
+          <w:i/>
+          <w:iCs/>
+          <w:color w:val="5A5A5A"/>
+          <w:sz w:val="20"/>
+          <w:szCs w:val="20"/>
+        </w:rPr>
+        <w:t>5</w:t>
+      </w:r>
+      <w:r>
+        <w:rPr>
+          <w:i/>
+          <w:iCs/>
+          <w:color w:val="5A5A5A"/>
+          <w:sz w:val="20"/>
+          <w:szCs w:val="20"/>
+        </w:rPr>
+        <w:t xml:space="preserve">: </w:t>
+      </w:r>
+      <w:r>
+        <w:rPr>
+          <w:i/>
+          <w:iCs/>
+          <w:color w:val="5A5A5A"/>
+          <w:sz w:val="20"/>
+          <w:szCs w:val="20"/>
+        </w:rPr>
+        <w:t>T</w:t>
+      </w:r>
+      <w:r>
+        <w:rPr>
+          <w:i/>
+          <w:iCs/>
+          <w:color w:val="5A5A5A"/>
+          <w:sz w:val="20"/>
+          <w:szCs w:val="20"/>
+        </w:rPr>
+        <w:t>he</w:t>
+      </w:r>
+      <w:r>
+        <w:rPr>
+          <w:i/>
+          <w:iCs/>
+          <w:color w:val="5A5A5A"/>
+          <w:sz w:val="20"/>
+          <w:szCs w:val="20"/>
+        </w:rPr>
+        <w:t>se</w:t>
+      </w:r>
+      <w:r>
+        <w:rPr>
+          <w:i/>
+          <w:iCs/>
+          <w:color w:val="5A5A5A"/>
+          <w:sz w:val="20"/>
+          <w:szCs w:val="20"/>
+        </w:rPr>
+        <w:t xml:space="preserve"> </w:t>
+      </w:r>
+      <w:r>
+        <w:rPr>
+          <w:i/>
+          <w:iCs/>
+          <w:color w:val="5A5A5A"/>
+          <w:sz w:val="20"/>
+          <w:szCs w:val="20"/>
+        </w:rPr>
+        <w:t>are from raw accelerometer</w:t>
+      </w:r>
+      <w:r>
+        <w:rPr>
+          <w:i/>
+          <w:iCs/>
+          <w:color w:val="5A5A5A"/>
+          <w:sz w:val="20"/>
+          <w:szCs w:val="20"/>
+        </w:rPr>
+        <w:t>s</w:t>
+      </w:r>
+      <w:r>
+        <w:rPr>
+          <w:i/>
+          <w:iCs/>
+          <w:color w:val="5A5A5A"/>
+          <w:sz w:val="20"/>
+          <w:szCs w:val="20"/>
+        </w:rPr>
+        <w:t>, measured from its own zero pose</w:t>
+      </w:r>
+      <w:r>
+        <w:rPr>
+          <w:i/>
+          <w:iCs/>
+          <w:color w:val="5A5A5A"/>
+          <w:sz w:val="20"/>
+          <w:szCs w:val="20"/>
+        </w:rPr>
+        <w:t xml:space="preserve">, which is different from how the angle </w:t>
+      </w:r>
+      <w:r>
+        <w:rPr>
+          <w:i/>
+          <w:iCs/>
+          <w:color w:val="5A5A5A"/>
+          <w:sz w:val="20"/>
+          <w:szCs w:val="20"/>
+        </w:rPr>
+        <w:t xml:space="preserve">(range of motion) </w:t>
+      </w:r>
+      <w:r>
+        <w:rPr>
+          <w:i/>
+          <w:iCs/>
+          <w:color w:val="5A5A5A"/>
+          <w:sz w:val="20"/>
+          <w:szCs w:val="20"/>
+        </w:rPr>
+        <w:t xml:space="preserve">is calculated in the software. This is to inspect if the there was any movement at the node level.  </w:t>
+      </w:r>
+    </w:p>
+    <w:p>
+      <w:pPr>
+        <w:spacing w:after="120"/>
+        <w:jc w:val="center"/>
+      </w:pPr>
+    </w:p>
+    <w:p>
+      <w:pPr>
+        <w:spacing w:after="120"/>
+      </w:pPr>
+      <w:r>
+        <w:t xml:space="preserve">Table 5: </w:t>
+      </w:r>
+      <w:r>
+        <w:t>Static a</w:t>
+      </w:r>
+      <w:r>
+        <w:t>ngle assessment (45° and 90°)</w:t>
       </w:r>
     </w:p>
     <w:tbl>
@@ -3523,7 +4019,7 @@
           <w:b/>
           <w:bCs/>
         </w:rPr>
-        <w:t xml:space="preserve">Shank node tilt is measured correctly</w:t>
+        <w:t>Shank node tilt is measured correctly</w:t>
       </w:r>
     </w:p>
     <w:p>
@@ -3536,7 +4032,7 @@
         <w:spacing w:after="60"/>
       </w:pPr>
       <w:r>
-        <w:t xml:space="preserve">The raw accelerometer, which does not depend on the filter or the calibration, agrees with the reported angle within about 0.2°. The calibration therefore learned the right bending direction, and a 90° hold is as steady as a 0° hold.</w:t>
+        <w:t>The raw accelerometer, which does not depend on the filter or the calibration, agrees with the reported angle within about 0.2°. The calibration therefore learned the right bending direction, and a 90° hold is as steady as a 0° hold.</w:t>
       </w:r>
     </w:p>
     <w:p>
@@ -3553,7 +4049,7 @@
           <w:b/>
           <w:bCs/>
         </w:rPr>
-        <w:t xml:space="preserve">Reference (thigh) node shifted during placement</w:t>
+        <w:t>Reference (thigh) node shifted during placement</w:t>
       </w:r>
     </w:p>
     <w:p>
@@ -3566,7 +4062,7 @@
         <w:spacing w:after="60"/>
       </w:pPr>
       <w:r>
-        <w:t xml:space="preserve">The thigh node shifted 2.7° on the 45° rig and 4.5° on the 90° rig. It tilted about as much across the bending plane as along it, which suggests the board shifted on its segment rather than the segment rotating.</w:t>
+        <w:t>The thigh node shifted 2.7° on the 45° rig and 4.5° on the 90° rig. It tilted about as much across the bending plane as along it, which suggests the board shifted on its segment rather than the segment rotating.</w:t>
       </w:r>
     </w:p>
     <w:p>
@@ -3579,7 +4075,7 @@
         <w:spacing w:after="60"/>
       </w:pPr>
       <w:r>
-        <w:t xml:space="preserve">The software ignores this node because it did not tilt during calibration. If the upper segment stayed flat, as intended, the readings above stand; if the segment itself moved, the true angle between the segments could differ by up to ~2–3°.</w:t>
+        <w:t>The software ignores this node because it did not tilt during calibration. If the upper segment stayed flat, as intended, the readings above stand; if the segment itself moved, the true angle between the segments could differ by up to ~2–3°.</w:t>
       </w:r>
     </w:p>
     <w:p>
@@ -3605,7 +4101,7 @@
           <w:sz w:val="24"/>
           <w:szCs w:val="24"/>
         </w:rPr>
-        <w:t xml:space="preserve">Other Notable Findings</w:t>
+        <w:t>Other Notable Findings</w:t>
       </w:r>
     </w:p>
     <w:p>
@@ -3635,7 +4131,7 @@
         <w:spacing w:after="60"/>
       </w:pPr>
       <w:r>
-        <w:t xml:space="preserve">Each sensor’s heading (compass direction) drifted by 0.2–5 °/min, and the angle ignored it in every run, by design.</w:t>
+        <w:t>Each sensor’s heading (compass direction) drifted by 0.2–5 °/min, and the angle ignored it in every run, by design.</w:t>
       </w:r>
     </w:p>
     <w:p>
@@ -3665,7 +4161,7 @@
         <w:spacing w:after="60"/>
       </w:pPr>
       <w:r>
-        <w:t xml:space="preserve">In Session 2, the shank node was zeroed 4–15° off level, and the sweep was shorter (~55°) and in the opposite direction. Calibration still worked and the reading was just as steady.</w:t>
+        <w:t>In Session 2, the shank node was zeroed 4–15° off level, and the sweep was shorter (~55°) and in the opposite direction. Calibration still worked and the reading was just as steady.</w:t>
       </w:r>
     </w:p>
     <w:p>
@@ -3678,7 +4174,7 @@
         <w:spacing w:after="60"/>
       </w:pPr>
       <w:r>
-        <w:t xml:space="preserve">These holds stayed within the swept range. By design, the angle depends only on the sweep’s direction, not on how far it went; the rig tests held slightly beyond their sweeps (45.0° vs 44.3°, 89.0° vs 85.5°) with no loss of agreement, but holding well beyond a short sweep was not tested.</w:t>
+        <w:t>These holds stayed within the swept range. By design, the angle depends only on the sweep’s direction, not on how far it went; the rig tests held slightly beyond their sweeps (45.0° vs 44.3°, 89.0° vs 85.5°) with no loss of agreement, but holding well beyond a short sweep was not tested.</w:t>
       </w:r>
     </w:p>
     <w:p>
@@ -3708,7 +4204,13 @@
         <w:spacing w:after="60"/>
       </w:pPr>
       <w:r>
-        <w:t xml:space="preserve">All samples were valid in the six short runs (~5 min each). The endurance runs had no checksum failures while the boards were healthy, apart from 2 at start-up in one run.</w:t>
+        <w:t>All samples were valid in the six short runs (</w:t>
+      </w:r>
+      <w:r>
+        <w:t>Session 1 &amp; 2</w:t>
+      </w:r>
+      <w:r>
+        <w:t>). The endurance runs had no checksum failures while the boards were healthy, apart from 2 at start-up in one run.</w:t>
       </w:r>
     </w:p>
     <w:p>
@@ -3716,6 +4218,7 @@
         <w:pStyle w:val="Heading1"/>
       </w:pPr>
       <w:r>
+        <w:lastRenderedPageBreak/>
         <w:t>Issues Found</w:t>
       </w:r>
     </w:p>
@@ -3736,7 +4239,21 @@
           <w:sz w:val="24"/>
           <w:szCs w:val="24"/>
         </w:rPr>
-        <w:t xml:space="preserve">Sample Rate Was ~40 Hz, Not 50 Hz (Fixed)</w:t>
+        <w:t xml:space="preserve">Sample Rate </w:t>
+      </w:r>
+      <w:r>
+        <w:rPr>
+          <w:sz w:val="24"/>
+          <w:szCs w:val="24"/>
+        </w:rPr>
+        <w:t>w</w:t>
+      </w:r>
+      <w:r>
+        <w:rPr>
+          <w:sz w:val="24"/>
+          <w:szCs w:val="24"/>
+        </w:rPr>
+        <w:t>as ~40 Hz (Fixed)</w:t>
       </w:r>
     </w:p>
     <w:p>
@@ -4140,7 +4657,7 @@
         <w:spacing w:after="60"/>
       </w:pPr>
       <w:r>
-        <w:t xml:space="preserve">The interface wrote rows on its own 20 ms timer, which ticks unevenly on Windows, so rows repeated some samples and skipped others.</w:t>
+        <w:t>The interface wrote rows on its own 20 ms timer, which ticks unevenly on Windows, so rows repeated some samples and skipped others.</w:t>
       </w:r>
     </w:p>
     <w:p>
@@ -4157,7 +4674,6 @@
           <w:b/>
           <w:bCs/>
         </w:rPr>
-        <w:lastRenderedPageBreak/>
         <w:t>Fixes</w:t>
       </w:r>
     </w:p>
@@ -4184,7 +4700,7 @@
         <w:spacing w:after="60"/>
       </w:pPr>
       <w:r>
-        <w:t xml:space="preserve">The interface now writes exactly one row per received sample, timed by the board’s own clock.</w:t>
+        <w:t>The interface now writes exactly one row per received sample, timed by the board’s own clock.</w:t>
       </w:r>
     </w:p>
     <w:p>
@@ -4227,7 +4743,7 @@
         <w:spacing w:after="60"/>
       </w:pPr>
       <w:r>
-        <w:t xml:space="preserve">None for the stationary results: with duplicates removed, every run’s mean, SD and drift are identical to within 0.0002°. The fix matters for movement data.</w:t>
+        <w:t>None for the stationary results: with duplicates removed, every run’s mean, SD and drift are identical to within 0.0002°. The fix matters for movement data.</w:t>
       </w:r>
     </w:p>
     <w:p>
@@ -4247,7 +4763,7 @@
           <w:sz w:val="24"/>
           <w:szCs w:val="24"/>
         </w:rPr>
-        <w:t xml:space="preserve">Poor Data Quality in Long Sessions (Traced to One Faulty Board)</w:t>
+        <w:t>Poor Data Quality in Long Sessions (Traced to One Faulty Board)</w:t>
       </w:r>
     </w:p>
     <w:p>
@@ -4255,7 +4771,7 @@
         <w:spacing w:after="120"/>
       </w:pPr>
       <w:r>
-        <w:t xml:space="preserve">During the endurance runs, data quality from one node dropped after 20–38 minutes, and its sensor stopped after 25–47 minutes. The evidence points to a hardware fault on one of the two Arduino boards as the most likely cause.</w:t>
+        <w:t>During the endurance runs, data quality from one node dropped after 20–38 minutes, and its sensor stopped after 25–47 minutes. The evidence points to a hardware fault on one of the two Arduino boards as the most likely cause.</w:t>
       </w:r>
     </w:p>
     <w:p>
@@ -4748,7 +5264,8 @@
           <w:b/>
           <w:bCs/>
         </w:rPr>
-        <w:t>Ruled out</w:t>
+        <w:lastRenderedPageBreak/>
+        <w:t>Mitigation added</w:t>
       </w:r>
     </w:p>
     <w:p>
@@ -4756,12 +5273,18 @@
         <w:pStyle w:val="ListParagraph"/>
         <w:numPr>
           <w:ilvl w:val="1"/>
-          <w:numId w:val="17"/>
+          <w:numId w:val="18"/>
         </w:numPr>
         <w:spacing w:after="60"/>
       </w:pPr>
       <w:r>
-        <w:t>The link: no checksum failures before the fault in any run (apart from 2 at start-up in one).</w:t>
+        <w:t>The shank firmware rejects implausible sensor samples and records them as gaps instead of wrong angles, resets its filter after each sensor restart, and reboots the board if the sensor produces nothing usable for 5 s</w:t>
+      </w:r>
+      <w:r>
+        <w:t>econds</w:t>
+      </w:r>
+      <w:r>
+        <w:t>.</w:t>
       </w:r>
     </w:p>
     <w:p>
@@ -4769,51 +5292,38 @@
         <w:pStyle w:val="ListParagraph"/>
         <w:numPr>
           <w:ilvl w:val="1"/>
-          <w:numId w:val="17"/>
+          <w:numId w:val="18"/>
         </w:numPr>
         <w:spacing w:after="60"/>
       </w:pPr>
       <w:r>
-        <w:t>Power loss or a board reset: the board’s uptime counter never restarted by itself.</w:t>
-      </w:r>
-    </w:p>
-    <w:p>
-      <w:pPr>
-        <w:pStyle w:val="ListParagraph"/>
-        <w:numPr>
-          <w:ilvl w:val="1"/>
-          <w:numId w:val="17"/>
-        </w:numPr>
-        <w:spacing w:after="60"/>
-      </w:pPr>
-      <w:r>
-        <w:t>Calibration: unrelated to how or whether the node moved.</w:t>
-      </w:r>
-    </w:p>
-    <w:p>
-      <w:pPr>
-        <w:pStyle w:val="ListParagraph"/>
-        <w:numPr>
-          <w:ilvl w:val="1"/>
-          <w:numId w:val="17"/>
-        </w:numPr>
-        <w:spacing w:after="60"/>
-      </w:pPr>
-      <w:r>
-        <w:t>Firmware: both firmware roles failed on this board, and neither failed on the other.</w:t>
-      </w:r>
-    </w:p>
-    <w:p>
-      <w:pPr>
-        <w:pStyle w:val="ListParagraph"/>
-        <w:numPr>
-          <w:ilvl w:val="1"/>
-          <w:numId w:val="17"/>
-        </w:numPr>
-        <w:spacing w:after="60"/>
-      </w:pPr>
-      <w:r>
-        <w:t>Not separately excluded: the board’s cable, USB port and position stayed with it during the swap. A faulty sensor chip or joint on the board itself remains the most likely explanation.</w:t>
+        <w:t>During the endurance test</w:t>
+      </w:r>
+      <w:r>
+        <w:t xml:space="preserve"> #2</w:t>
+      </w:r>
+      <w:r>
+        <w:t xml:space="preserve">, the guard caught the bad readings </w:t>
+      </w:r>
+      <w:r>
+        <w:t>which triggered</w:t>
+      </w:r>
+      <w:r>
+        <w:t xml:space="preserve"> the reboot</w:t>
+      </w:r>
+      <w:r>
+        <w:t>. However, t</w:t>
+      </w:r>
+      <w:r>
+        <w:t>he sensor stayed dead, which is further evidence that the fault was in the hardware.</w:t>
+      </w:r>
+    </w:p>
+    <w:p>
+      <w:pPr>
+        <w:pStyle w:val="Heading1"/>
+      </w:pPr>
+      <w:r>
+        <w:t>Limitations</w:t>
       </w:r>
     </w:p>
     <w:p>
@@ -4830,7 +5340,7 @@
           <w:b/>
           <w:bCs/>
         </w:rPr>
-        <w:t>Mitigation added along the way</w:t>
+        <w:t>Only one node was exercised in the angle</w:t>
       </w:r>
     </w:p>
     <w:p>
@@ -4838,12 +5348,26 @@
         <w:pStyle w:val="ListParagraph"/>
         <w:numPr>
           <w:ilvl w:val="1"/>
-          <w:numId w:val="18"/>
+          <w:numId w:val="19"/>
         </w:numPr>
         <w:spacing w:after="60"/>
       </w:pPr>
       <w:r>
-        <w:t>The shank firmware rejects implausible sensor samples and records them as gaps instead of wrong angles, resets its filter after each sensor restart, and reboots the board if the sensor produces nothing usable for 5 s.</w:t>
+        <w:t>The angle is the difference between the two nodes’ tilts, but the software only uses a node’s tilt if it moved at least 5° during the calibration sweep.</w:t>
+      </w:r>
+      <w:r>
+        <w:t xml:space="preserve"> For the tests conducted in this report, o</w:t>
+      </w:r>
+      <w:r>
+        <w:t xml:space="preserve">nly the shank node was swept, so the thigh node was treated as </w:t>
+      </w:r>
+      <w:proofErr w:type="gramStart"/>
+      <w:r>
+        <w:t>fixed</w:t>
+      </w:r>
+      <w:proofErr w:type="gramEnd"/>
+      <w:r>
+        <w:t xml:space="preserve"> and the angle came from the shank node alone.</w:t>
       </w:r>
     </w:p>
     <w:p>
@@ -4851,35 +5375,12 @@
         <w:pStyle w:val="ListParagraph"/>
         <w:numPr>
           <w:ilvl w:val="1"/>
-          <w:numId w:val="18"/>
+          <w:numId w:val="19"/>
         </w:numPr>
         <w:spacing w:after="60"/>
       </w:pPr>
       <w:r>
-        <w:t xml:space="preserve">In endurance run 2, the guard caught the bad readings and the reboot fired, but the sensor stayed dead, which is further evidence that the fault was in the hardware.</w:t>
-      </w:r>
-    </w:p>
-    <w:p>
-      <w:pPr>
-        <w:rPr>
-          <w:b/>
-          <w:bCs/>
-          <w:color w:val="1F4E79"/>
-          <w:sz w:val="28"/>
-          <w:szCs w:val="28"/>
-        </w:rPr>
-      </w:pPr>
-      <w:r>
-        <w:br w:type="page"/>
-      </w:r>
-    </w:p>
-    <w:p>
-      <w:pPr>
-        <w:pStyle w:val="Heading1"/>
-      </w:pPr>
-      <w:r>
-        <w:lastRenderedPageBreak/>
-        <w:t>Limitations</w:t>
+        <w:t>The thigh node’s own data shows it was just as stable, but its contribution to the angle was not tested.</w:t>
       </w:r>
     </w:p>
     <w:p>
@@ -4896,7 +5397,14 @@
           <w:b/>
           <w:bCs/>
         </w:rPr>
-        <w:t>Only one node was exercised in the angle</w:t>
+        <w:t xml:space="preserve">Accuracy </w:t>
+      </w:r>
+      <w:r>
+        <w:rPr>
+          <w:b/>
+          <w:bCs/>
+        </w:rPr>
+        <w:t>needs to be further assessed in a fully controlled environment</w:t>
       </w:r>
     </w:p>
     <w:p>
@@ -4904,25 +5412,18 @@
         <w:pStyle w:val="ListParagraph"/>
         <w:numPr>
           <w:ilvl w:val="1"/>
-          <w:numId w:val="19"/>
+          <w:numId w:val="21"/>
         </w:numPr>
         <w:spacing w:after="60"/>
       </w:pPr>
       <w:r>
-        <w:t>The angle is the difference between the two nodes’ tilts, but the software only uses a node’s tilt if it moved at least 5° during the calibration sweep. Only the shank node was swept, so the thigh node was treated as fixed and the angle came from the shank node alone.</w:t>
-      </w:r>
-    </w:p>
-    <w:p>
-      <w:pPr>
-        <w:pStyle w:val="ListParagraph"/>
-        <w:numPr>
-          <w:ilvl w:val="1"/>
-          <w:numId w:val="19"/>
-        </w:numPr>
-        <w:spacing w:after="60"/>
-      </w:pPr>
-      <w:r>
-        <w:t>The thigh node’s own data shows it was just as stable, but its contribution to the angle was not tested.</w:t>
+        <w:t xml:space="preserve">The 45°/90° check was one placement each, and the </w:t>
+      </w:r>
+      <w:r>
+        <w:t>thigh</w:t>
+      </w:r>
+      <w:r>
+        <w:t xml:space="preserve"> node shifted 2.7–4.5° during placement.</w:t>
       </w:r>
     </w:p>
     <w:p>
@@ -4939,66 +5440,6 @@
           <w:b/>
           <w:bCs/>
         </w:rPr>
-        <w:t>“Valid %” only reflects the shank node’s data</w:t>
-      </w:r>
-    </w:p>
-    <w:p>
-      <w:pPr>
-        <w:pStyle w:val="ListParagraph"/>
-        <w:numPr>
-          <w:ilvl w:val="1"/>
-          <w:numId w:val="20"/>
-        </w:numPr>
-        <w:spacing w:after="60"/>
-      </w:pPr>
-      <w:r>
-        <w:t xml:space="preserve">A thigh-node failure does not show in the valid % or, with the calibration above, in the angle. In endurance run 3, validity stayed ~100 % while the thigh node’s sensor failed; it only showed in the diagnostic log and the CSV’s thigh_ax..az columns.</w:t>
-      </w:r>
-    </w:p>
-    <w:p>
-      <w:pPr>
-        <w:pStyle w:val="ListParagraph"/>
-        <w:numPr>
-          <w:ilvl w:val="0"/>
-          <w:numId w:val="2"/>
-        </w:numPr>
-        <w:spacing w:after="60"/>
-      </w:pPr>
-      <w:r>
-        <w:rPr>
-          <w:b/>
-          <w:bCs/>
-        </w:rPr>
-        <w:t>Accuracy is preliminary only</w:t>
-      </w:r>
-    </w:p>
-    <w:p>
-      <w:pPr>
-        <w:pStyle w:val="ListParagraph"/>
-        <w:numPr>
-          <w:ilvl w:val="1"/>
-          <w:numId w:val="21"/>
-        </w:numPr>
-        <w:spacing w:after="60"/>
-      </w:pPr>
-      <w:r>
-        <w:t>The 45°/90° check was one placement each, and the reference node shifted 2.7–4.5° during placement.</w:t>
-      </w:r>
-    </w:p>
-    <w:p>
-      <w:pPr>
-        <w:pStyle w:val="ListParagraph"/>
-        <w:numPr>
-          <w:ilvl w:val="0"/>
-          <w:numId w:val="2"/>
-        </w:numPr>
-        <w:spacing w:after="60"/>
-      </w:pPr>
-      <w:r>
-        <w:rPr>
-          <w:b/>
-          <w:bCs/>
-        </w:rPr>
         <w:t>Jitter is limited by the log format</w:t>
       </w:r>
     </w:p>
@@ -5012,37 +5453,13 @@
         <w:spacing w:after="60"/>
       </w:pPr>
       <w:r>
-        <w:t>Angles are logged to 0.01°, so the ~0.01° jitter is an upper bound; the true sensor noise is probably lower.</w:t>
-      </w:r>
-    </w:p>
-    <w:p>
-      <w:pPr>
-        <w:pStyle w:val="ListParagraph"/>
-        <w:numPr>
-          <w:ilvl w:val="0"/>
-          <w:numId w:val="2"/>
-        </w:numPr>
-        <w:spacing w:after="60"/>
-      </w:pPr>
-      <w:r>
-        <w:rPr>
-          <w:b/>
-          <w:bCs/>
-        </w:rPr>
-        <w:t>Rig vs. sensor</w:t>
-      </w:r>
-    </w:p>
-    <w:p>
-      <w:pPr>
-        <w:pStyle w:val="ListParagraph"/>
-        <w:numPr>
-          <w:ilvl w:val="1"/>
-          <w:numId w:val="26"/>
-        </w:numPr>
-        <w:spacing w:after="60"/>
-      </w:pPr>
-      <w:r>
-        <w:t xml:space="preserve">In Session 2, the rig’s movement could not be separated from sensor drift at the time. The interface now logs the raw accelerometer, which does; it confirmed a later creep was physical.</w:t>
+        <w:t xml:space="preserve">Angles are logged to 0.01°, so the ~0.01° jitter is an upper bound; the true sensor noise </w:t>
+      </w:r>
+      <w:r>
+        <w:t>can be</w:t>
+      </w:r>
+      <w:r>
+        <w:t xml:space="preserve"> lower.</w:t>
       </w:r>
     </w:p>
     <w:p>
@@ -5058,14 +5475,7 @@
         <w:spacing w:after="120"/>
       </w:pPr>
       <w:r>
-        <w:rPr>
-          <w:b/>
-          <w:bCs/>
-        </w:rPr>
-        <w:t xml:space="preserve">What was tested.</w:t>
-      </w:r>
-      <w:r>
-        <w:t xml:space="preserve"> Six ~5-minute stationary holds on two setups (a flat desk and a raised rig), three unattended endurance runs of 24–60 minutes with diagnostic firmware (one with the boards’ roles swapped), and a preliminary check on 45° and 90° rigs.</w:t>
+        <w:t>Across short stationary holds, endurance tests, and a preliminary 45°/90° rig check, the prototype held a very stable angle on healthy hardware (≈0.01–0.02° jitter, ≈−0.001 °/min drift) and read within about 1° of both rig angles. Testing also revealed a sample-rate shortfall, now fixed to a true 50 Hz, and traced the loss of data quality in long sessions to a faulty sensor on one Arduino board, with firmware added to contain it. Accuracy remains preliminary, but the results support moving on to both-node calibration and dynamic range-of-motion testing once the faulty board is replaced.</w:t>
       </w:r>
     </w:p>
     <w:p>
@@ -5073,44 +5483,10 @@
         <w:spacing w:after="120"/>
       </w:pPr>
       <w:r>
-        <w:rPr>
-          <w:b/>
-          <w:bCs/>
-        </w:rPr>
-        <w:t xml:space="preserve">What the tests showed.</w:t>
-      </w:r>
-      <w:r>
-        <w:t xml:space="preserve"> On healthy hardware, the angle was very stable when stationary: jitter was about 0.01–0.02°, drift was undetectable over 5 minutes and about −0.001 °/min over a clean 33-minute window, and heading drift in the sensors did not leak into the angle. Calibration worked even with a tilted zero pose and a short, reversed sweep. In the endurance runs, data quality dropped after 20–38 minutes only on one board, while the other board ran for over an hour without a fault. The preliminary angle check read 45.0° and 89.0° on the 45° and 90° rigs, with the filter-free accelerometer agreeing within ~0.2°, which is encouraging but not yet an accuracy result.</w:t>
-      </w:r>
-    </w:p>
-    <w:p>
-      <w:pPr>
-        <w:spacing w:after="120"/>
-      </w:pPr>
-      <w:r>
-        <w:rPr>
-          <w:b/>
-          <w:bCs/>
-        </w:rPr>
-        <w:t xml:space="preserve">What was found and addressed.</w:t>
-      </w:r>
-      <w:r>
-        <w:t xml:space="preserve"> The system initially ran at ~40 Hz instead of 50 Hz, with ~20 % duplicate CSV rows; sending each line in one write and writing one CSV row per received sample brought it to a true 50 Hz with no duplicates. The long-session data loss was traced to a faulty sensor on one Arduino board. The firmware now limits the damage by turning bad samples into gaps and rebooting the node, but it cannot repair the hardware. Once-a-second health reports from both boards and raw accelerometer columns in the CSV were also added; these made the problems traceable and separate physical movement from filter behaviour.</w:t>
-      </w:r>
-    </w:p>
-    <w:p>
-      <w:pPr>
-        <w:spacing w:after="120"/>
-      </w:pPr>
-      <w:r>
-        <w:rPr>
-          <w:b/>
-          <w:bCs/>
-        </w:rPr>
-        <w:t xml:space="preserve">Recommended next steps.</w:t>
-      </w:r>
-      <w:r>
-        <w:t xml:space="preserve"> Anyone continuing this work should first replace the faulty board and repeat a one-hour stationary run on two healthy boards to establish a clean baseline. From there, both nodes should be swept during calibration so that the angle uses both sensors, and the reference node and its cable should be fixed firmly so they cannot shift. If a more precise rig is available, repeating the 0°, 45° and 90° placements several times each would turn the angle check into an accuracy figure. Logging angles to more decimal places would reveal the true noise floor, and with the sample rate and CSV timing now sound, the work can move on to dynamic (range-of-motion) testing.</w:t>
+        <w:t>Next steps include</w:t>
+      </w:r>
+      <w:r>
+        <w:t xml:space="preserve"> first replace the faulty board and repeat a one-hour stationary run on two healthy boards to establish a clean baseline. From there, both nodes should be swept during calibration so that the angle uses both sensors, and the reference node and its cable should be fixed firmly so they cannot shift. If a more precise rig is available, repeating the 0°, 45° and 90° placements several times each would turn the angle check into an accuracy figure. Logging angles to more decimal places would reveal the true noise floor, and with the sample rate and CSV timing now sound, the work can move on to dynamic range-of-motion testing.</w:t>
       </w:r>
     </w:p>
     <w:sectPr>
@@ -5124,7 +5500,7 @@
 </file>
 
 <file path=word/endnotes.xml><?xml version="1.0" encoding="utf-8"?>
-<w:endnotes xmlns:wpc="http://schemas.microsoft.com/office/word/2010/wordprocessingCanvas" xmlns:cx="http://schemas.microsoft.com/office/drawing/2014/chartex" xmlns:cx1="http://schemas.microsoft.com/office/drawing/2015/9/8/chartex" xmlns:cx2="http://schemas.microsoft.com/office/drawing/2015/10/21/chartex" xmlns:cx3="http://schemas.microsoft.com/office/drawing/2016/5/9/chartex" xmlns:cx4="http://schemas.microsoft.com/office/drawing/2016/5/10/chartex" xmlns:cx5="http://schemas.microsoft.com/office/drawing/2016/5/11/chartex" xmlns:cx6="http://schemas.microsoft.com/office/drawing/2016/5/12/chartex" xmlns:cx7="http://schemas.microsoft.com/office/drawing/2016/5/13/chartex" xmlns:cx8="http://schemas.microsoft.com/office/drawing/2016/5/14/chartex" xmlns:mc="http://schemas.openxmlformats.org/markup-compatibility/2006" xmlns:m="http://schemas.openxmlformats.org/officeDocument/2006/math" xmlns:aink="http://schemas.microsoft.com/office/drawing/2016/ink" xmlns:am3d="http://schemas.microsoft.com/office/drawing/2017/model3d" xmlns:oel="http://schemas.microsoft.com/office/2019/extlst" xmlns:r="http://schemas.openxmlformats.org/officeDocument/2006/relationships" xmlns:wp14="http://schemas.microsoft.com/office/word/2010/wordprocessingDrawing" xmlns:wp="http://schemas.openxmlformats.org/drawingml/2006/wordprocessingDrawing" xmlns:wpg="http://schemas.microsoft.com/office/word/2010/wordprocessingGroup" xmlns:wpi="http://schemas.microsoft.com/office/word/2010/wordprocessingInk" xmlns:wps="http://schemas.microsoft.com/office/word/2010/wordprocessingShape" xmlns:o="urn:schemas-microsoft-com:office:office" xmlns:v="urn:schemas-microsoft-com:vml" xmlns:w10="urn:schemas-microsoft-com:office:word" xmlns:w="http://schemas.openxmlformats.org/wordprocessingml/2006/main" xmlns:w14="http://schemas.microsoft.com/office/word/2010/wordml" xmlns:w15="http://schemas.microsoft.com/office/word/2012/wordml" xmlns:w16cex="http://schemas.microsoft.com/office/word/2018/wordml/cex" xmlns:w16cid="http://schemas.microsoft.com/office/word/2016/wordml/cid" xmlns:w16="http://schemas.microsoft.com/office/word/2018/wordml" xmlns:w16sdtdh="http://schemas.microsoft.com/office/word/2020/wordml/sdtdatahash" xmlns:w16sdtfl="http://schemas.microsoft.com/office/word/2024/wordml/sdtformatlock" xmlns:w16se="http://schemas.microsoft.com/office/word/2015/wordml/symex" xmlns:w16du="http://schemas.microsoft.com/office/word/2023/wordml/word16du" xmlns:wne="http://schemas.microsoft.com/office/word/2006/wordml" mc:Ignorable="w14 w15 w16se w16cid w16 w16cex w16sdtdh w16sdtfl w16du wp14">
+<w:endnotes xmlns:wpc="http://schemas.microsoft.com/office/word/2010/wordprocessingCanvas" xmlns:cx="http://schemas.microsoft.com/office/drawing/2014/chartex" xmlns:cx1="http://schemas.microsoft.com/office/drawing/2015/9/8/chartex" xmlns:cx2="http://schemas.microsoft.com/office/drawing/2015/10/21/chartex" xmlns:cx3="http://schemas.microsoft.com/office/drawing/2016/5/9/chartex" xmlns:cx4="http://schemas.microsoft.com/office/drawing/2016/5/10/chartex" xmlns:cx5="http://schemas.microsoft.com/office/drawing/2016/5/11/chartex" xmlns:cx6="http://schemas.microsoft.com/office/drawing/2016/5/12/chartex" xmlns:cx7="http://schemas.microsoft.com/office/drawing/2016/5/13/chartex" xmlns:cx8="http://schemas.microsoft.com/office/drawing/2016/5/14/chartex" xmlns:mc="http://schemas.openxmlformats.org/markup-compatibility/2006" xmlns:aink="http://schemas.microsoft.com/office/drawing/2016/ink" xmlns:am3d="http://schemas.microsoft.com/office/drawing/2017/model3d" xmlns:o="urn:schemas-microsoft-com:office:office" xmlns:oel="http://schemas.microsoft.com/office/2019/extlst" xmlns:r="http://schemas.openxmlformats.org/officeDocument/2006/relationships" xmlns:m="http://schemas.openxmlformats.org/officeDocument/2006/math" xmlns:v="urn:schemas-microsoft-com:vml" xmlns:wp14="http://schemas.microsoft.com/office/word/2010/wordprocessingDrawing" xmlns:wp="http://schemas.openxmlformats.org/drawingml/2006/wordprocessingDrawing" xmlns:w10="urn:schemas-microsoft-com:office:word" xmlns:w="http://schemas.openxmlformats.org/wordprocessingml/2006/main" xmlns:w14="http://schemas.microsoft.com/office/word/2010/wordml" xmlns:w15="http://schemas.microsoft.com/office/word/2012/wordml" xmlns:w16cex="http://schemas.microsoft.com/office/word/2018/wordml/cex" xmlns:w16cid="http://schemas.microsoft.com/office/word/2016/wordml/cid" xmlns:w16="http://schemas.microsoft.com/office/word/2018/wordml" xmlns:w16du="http://schemas.microsoft.com/office/word/2023/wordml/word16du" xmlns:w16sdtdh="http://schemas.microsoft.com/office/word/2020/wordml/sdtdatahash" xmlns:w16sdtfl="http://schemas.microsoft.com/office/word/2024/wordml/sdtformatlock" xmlns:w16se="http://schemas.microsoft.com/office/word/2015/wordml/symex" xmlns:wpg="http://schemas.microsoft.com/office/word/2010/wordprocessingGroup" xmlns:wpi="http://schemas.microsoft.com/office/word/2010/wordprocessingInk" xmlns:wne="http://schemas.microsoft.com/office/word/2006/wordml" xmlns:wps="http://schemas.microsoft.com/office/word/2010/wordprocessingShape" mc:Ignorable="w14 w15 w16se w16cid w16 w16cex w16sdtdh w16sdtfl w16du wp14">
   <w:endnote w:type="separator" w:id="-1">
     <w:p>
       <w:r>
@@ -5143,7 +5519,7 @@
 </file>
 
 <file path=word/footnotes.xml><?xml version="1.0" encoding="utf-8"?>
-<w:footnotes xmlns:wpc="http://schemas.microsoft.com/office/word/2010/wordprocessingCanvas" xmlns:cx="http://schemas.microsoft.com/office/drawing/2014/chartex" xmlns:cx1="http://schemas.microsoft.com/office/drawing/2015/9/8/chartex" xmlns:cx2="http://schemas.microsoft.com/office/drawing/2015/10/21/chartex" xmlns:cx3="http://schemas.microsoft.com/office/drawing/2016/5/9/chartex" xmlns:cx4="http://schemas.microsoft.com/office/drawing/2016/5/10/chartex" xmlns:cx5="http://schemas.microsoft.com/office/drawing/2016/5/11/chartex" xmlns:cx6="http://schemas.microsoft.com/office/drawing/2016/5/12/chartex" xmlns:cx7="http://schemas.microsoft.com/office/drawing/2016/5/13/chartex" xmlns:cx8="http://schemas.microsoft.com/office/drawing/2016/5/14/chartex" xmlns:mc="http://schemas.openxmlformats.org/markup-compatibility/2006" xmlns:m="http://schemas.openxmlformats.org/officeDocument/2006/math" xmlns:aink="http://schemas.microsoft.com/office/drawing/2016/ink" xmlns:am3d="http://schemas.microsoft.com/office/drawing/2017/model3d" xmlns:oel="http://schemas.microsoft.com/office/2019/extlst" xmlns:r="http://schemas.openxmlformats.org/officeDocument/2006/relationships" xmlns:wp14="http://schemas.microsoft.com/office/word/2010/wordprocessingDrawing" xmlns:wp="http://schemas.openxmlformats.org/drawingml/2006/wordprocessingDrawing" xmlns:wpg="http://schemas.microsoft.com/office/word/2010/wordprocessingGroup" xmlns:wpi="http://schemas.microsoft.com/office/word/2010/wordprocessingInk" xmlns:wps="http://schemas.microsoft.com/office/word/2010/wordprocessingShape" xmlns:o="urn:schemas-microsoft-com:office:office" xmlns:v="urn:schemas-microsoft-com:vml" xmlns:w10="urn:schemas-microsoft-com:office:word" xmlns:w="http://schemas.openxmlformats.org/wordprocessingml/2006/main" xmlns:w14="http://schemas.microsoft.com/office/word/2010/wordml" xmlns:w15="http://schemas.microsoft.com/office/word/2012/wordml" xmlns:w16cex="http://schemas.microsoft.com/office/word/2018/wordml/cex" xmlns:w16cid="http://schemas.microsoft.com/office/word/2016/wordml/cid" xmlns:w16="http://schemas.microsoft.com/office/word/2018/wordml" xmlns:w16sdtdh="http://schemas.microsoft.com/office/word/2020/wordml/sdtdatahash" xmlns:w16sdtfl="http://schemas.microsoft.com/office/word/2024/wordml/sdtformatlock" xmlns:w16se="http://schemas.microsoft.com/office/word/2015/wordml/symex" xmlns:w16du="http://schemas.microsoft.com/office/word/2023/wordml/word16du" xmlns:wne="http://schemas.microsoft.com/office/word/2006/wordml" mc:Ignorable="w14 w15 w16se w16cid w16 w16cex w16sdtdh w16sdtfl w16du wp14">
+<w:footnotes xmlns:wpc="http://schemas.microsoft.com/office/word/2010/wordprocessingCanvas" xmlns:cx="http://schemas.microsoft.com/office/drawing/2014/chartex" xmlns:cx1="http://schemas.microsoft.com/office/drawing/2015/9/8/chartex" xmlns:cx2="http://schemas.microsoft.com/office/drawing/2015/10/21/chartex" xmlns:cx3="http://schemas.microsoft.com/office/drawing/2016/5/9/chartex" xmlns:cx4="http://schemas.microsoft.com/office/drawing/2016/5/10/chartex" xmlns:cx5="http://schemas.microsoft.com/office/drawing/2016/5/11/chartex" xmlns:cx6="http://schemas.microsoft.com/office/drawing/2016/5/12/chartex" xmlns:cx7="http://schemas.microsoft.com/office/drawing/2016/5/13/chartex" xmlns:cx8="http://schemas.microsoft.com/office/drawing/2016/5/14/chartex" xmlns:mc="http://schemas.openxmlformats.org/markup-compatibility/2006" xmlns:aink="http://schemas.microsoft.com/office/drawing/2016/ink" xmlns:am3d="http://schemas.microsoft.com/office/drawing/2017/model3d" xmlns:o="urn:schemas-microsoft-com:office:office" xmlns:oel="http://schemas.microsoft.com/office/2019/extlst" xmlns:r="http://schemas.openxmlformats.org/officeDocument/2006/relationships" xmlns:m="http://schemas.openxmlformats.org/officeDocument/2006/math" xmlns:v="urn:schemas-microsoft-com:vml" xmlns:wp14="http://schemas.microsoft.com/office/word/2010/wordprocessingDrawing" xmlns:wp="http://schemas.openxmlformats.org/drawingml/2006/wordprocessingDrawing" xmlns:w10="urn:schemas-microsoft-com:office:word" xmlns:w="http://schemas.openxmlformats.org/wordprocessingml/2006/main" xmlns:w14="http://schemas.microsoft.com/office/word/2010/wordml" xmlns:w15="http://schemas.microsoft.com/office/word/2012/wordml" xmlns:w16cex="http://schemas.microsoft.com/office/word/2018/wordml/cex" xmlns:w16cid="http://schemas.microsoft.com/office/word/2016/wordml/cid" xmlns:w16="http://schemas.microsoft.com/office/word/2018/wordml" xmlns:w16du="http://schemas.microsoft.com/office/word/2023/wordml/word16du" xmlns:w16sdtdh="http://schemas.microsoft.com/office/word/2020/wordml/sdtdatahash" xmlns:w16sdtfl="http://schemas.microsoft.com/office/word/2024/wordml/sdtformatlock" xmlns:w16se="http://schemas.microsoft.com/office/word/2015/wordml/symex" xmlns:wpg="http://schemas.microsoft.com/office/word/2010/wordprocessingGroup" xmlns:wpi="http://schemas.microsoft.com/office/word/2010/wordprocessingInk" xmlns:wne="http://schemas.microsoft.com/office/word/2006/wordml" xmlns:wps="http://schemas.microsoft.com/office/word/2010/wordprocessingShape" mc:Ignorable="w14 w15 w16se w16cid w16 w16cex w16sdtdh w16sdtfl w16du wp14">
   <w:footnote w:type="separator" w:id="-1">
     <w:p>
       <w:r>
@@ -5162,7 +5538,7 @@
 </file>
 
 <file path=word/numbering.xml><?xml version="1.0" encoding="utf-8"?>
-<w:numbering xmlns:wpc="http://schemas.microsoft.com/office/word/2010/wordprocessingCanvas" xmlns:cx="http://schemas.microsoft.com/office/drawing/2014/chartex" xmlns:cx1="http://schemas.microsoft.com/office/drawing/2015/9/8/chartex" xmlns:cx2="http://schemas.microsoft.com/office/drawing/2015/10/21/chartex" xmlns:cx3="http://schemas.microsoft.com/office/drawing/2016/5/9/chartex" xmlns:cx4="http://schemas.microsoft.com/office/drawing/2016/5/10/chartex" xmlns:cx5="http://schemas.microsoft.com/office/drawing/2016/5/11/chartex" xmlns:cx6="http://schemas.microsoft.com/office/drawing/2016/5/12/chartex" xmlns:cx7="http://schemas.microsoft.com/office/drawing/2016/5/13/chartex" xmlns:cx8="http://schemas.microsoft.com/office/drawing/2016/5/14/chartex" xmlns:mc="http://schemas.openxmlformats.org/markup-compatibility/2006" xmlns:m="http://schemas.openxmlformats.org/officeDocument/2006/math" xmlns:aink="http://schemas.microsoft.com/office/drawing/2016/ink" xmlns:am3d="http://schemas.microsoft.com/office/drawing/2017/model3d" xmlns:oel="http://schemas.microsoft.com/office/2019/extlst" xmlns:r="http://schemas.openxmlformats.org/officeDocument/2006/relationships" xmlns:wp14="http://schemas.microsoft.com/office/word/2010/wordprocessingDrawing" xmlns:wp="http://schemas.openxmlformats.org/drawingml/2006/wordprocessingDrawing" xmlns:wpg="http://schemas.microsoft.com/office/word/2010/wordprocessingGroup" xmlns:wpi="http://schemas.microsoft.com/office/word/2010/wordprocessingInk" xmlns:wps="http://schemas.microsoft.com/office/word/2010/wordprocessingShape" xmlns:o="urn:schemas-microsoft-com:office:office" xmlns:v="urn:schemas-microsoft-com:vml" xmlns:w10="urn:schemas-microsoft-com:office:word" xmlns:w="http://schemas.openxmlformats.org/wordprocessingml/2006/main" xmlns:w14="http://schemas.microsoft.com/office/word/2010/wordml" xmlns:w15="http://schemas.microsoft.com/office/word/2012/wordml" xmlns:w16cex="http://schemas.microsoft.com/office/word/2018/wordml/cex" xmlns:w16cid="http://schemas.microsoft.com/office/word/2016/wordml/cid" xmlns:w16="http://schemas.microsoft.com/office/word/2018/wordml" xmlns:w16sdtdh="http://schemas.microsoft.com/office/word/2020/wordml/sdtdatahash" xmlns:w16sdtfl="http://schemas.microsoft.com/office/word/2024/wordml/sdtformatlock" xmlns:w16se="http://schemas.microsoft.com/office/word/2015/wordml/symex" xmlns:w16du="http://schemas.microsoft.com/office/word/2023/wordml/word16du" xmlns:wne="http://schemas.microsoft.com/office/word/2006/wordml" mc:Ignorable="w14 w15 w16se w16cid w16 w16cex w16sdtdh w16sdtfl w16du wp14">
+<w:numbering xmlns:wpc="http://schemas.microsoft.com/office/word/2010/wordprocessingCanvas" xmlns:cx="http://schemas.microsoft.com/office/drawing/2014/chartex" xmlns:cx1="http://schemas.microsoft.com/office/drawing/2015/9/8/chartex" xmlns:cx2="http://schemas.microsoft.com/office/drawing/2015/10/21/chartex" xmlns:cx3="http://schemas.microsoft.com/office/drawing/2016/5/9/chartex" xmlns:cx4="http://schemas.microsoft.com/office/drawing/2016/5/10/chartex" xmlns:cx5="http://schemas.microsoft.com/office/drawing/2016/5/11/chartex" xmlns:cx6="http://schemas.microsoft.com/office/drawing/2016/5/12/chartex" xmlns:cx7="http://schemas.microsoft.com/office/drawing/2016/5/13/chartex" xmlns:cx8="http://schemas.microsoft.com/office/drawing/2016/5/14/chartex" xmlns:mc="http://schemas.openxmlformats.org/markup-compatibility/2006" xmlns:aink="http://schemas.microsoft.com/office/drawing/2016/ink" xmlns:am3d="http://schemas.microsoft.com/office/drawing/2017/model3d" xmlns:o="urn:schemas-microsoft-com:office:office" xmlns:oel="http://schemas.microsoft.com/office/2019/extlst" xmlns:r="http://schemas.openxmlformats.org/officeDocument/2006/relationships" xmlns:m="http://schemas.openxmlformats.org/officeDocument/2006/math" xmlns:v="urn:schemas-microsoft-com:vml" xmlns:wp14="http://schemas.microsoft.com/office/word/2010/wordprocessingDrawing" xmlns:wp="http://schemas.openxmlformats.org/drawingml/2006/wordprocessingDrawing" xmlns:w10="urn:schemas-microsoft-com:office:word" xmlns:w="http://schemas.openxmlformats.org/wordprocessingml/2006/main" xmlns:w14="http://schemas.microsoft.com/office/word/2010/wordml" xmlns:w15="http://schemas.microsoft.com/office/word/2012/wordml" xmlns:w16cex="http://schemas.microsoft.com/office/word/2018/wordml/cex" xmlns:w16cid="http://schemas.microsoft.com/office/word/2016/wordml/cid" xmlns:w16="http://schemas.microsoft.com/office/word/2018/wordml" xmlns:w16du="http://schemas.microsoft.com/office/word/2023/wordml/word16du" xmlns:w16sdtdh="http://schemas.microsoft.com/office/word/2020/wordml/sdtdatahash" xmlns:w16sdtfl="http://schemas.microsoft.com/office/word/2024/wordml/sdtformatlock" xmlns:w16se="http://schemas.microsoft.com/office/word/2015/wordml/symex" xmlns:wpg="http://schemas.microsoft.com/office/word/2010/wordprocessingGroup" xmlns:wpi="http://schemas.microsoft.com/office/word/2010/wordprocessingInk" xmlns:wne="http://schemas.microsoft.com/office/word/2006/wordml" xmlns:wps="http://schemas.microsoft.com/office/word/2010/wordprocessingShape" mc:Ignorable="w14 w15 w16se w16cid w16 w16cex w16sdtdh w16sdtfl w16du wp14">
   <w:abstractNum w:abstractNumId="0" w15:restartNumberingAfterBreak="0">
     <w:nsid w:val="0171005C"/>
     <w:multiLevelType w:val="hybridMultilevel"/>
@@ -5225,6 +5601,121 @@
     </w:lvl>
   </w:abstractNum>
   <w:abstractNum w:abstractNumId="1" w15:restartNumberingAfterBreak="0">
+    <w:nsid w:val="02954E69"/>
+    <w:multiLevelType w:val="hybridMultilevel"/>
+    <w:tmpl w:val="F0AEF706"/>
+    <w:lvl w:ilvl="0" w:tplc="9BE2C220">
+      <w:numFmt w:val="bullet"/>
+      <w:lvlText w:val=""/>
+      <w:lvlJc w:val="left"/>
+      <w:pPr>
+        <w:ind w:left="720" w:hanging="360"/>
+      </w:pPr>
+      <w:rPr>
+        <w:rFonts w:ascii="Symbol" w:eastAsia="Calibri" w:hAnsi="Symbol" w:cs="Calibri" w:hint="default"/>
+        <w:i/>
+        <w:color w:val="5A5A5A"/>
+        <w:sz w:val="21"/>
+      </w:rPr>
+    </w:lvl>
+    <w:lvl w:ilvl="1" w:tplc="10090003" w:tentative="1">
+      <w:start w:val="1"/>
+      <w:numFmt w:val="bullet"/>
+      <w:lvlText w:val="o"/>
+      <w:lvlJc w:val="left"/>
+      <w:pPr>
+        <w:ind w:left="1440" w:hanging="360"/>
+      </w:pPr>
+      <w:rPr>
+        <w:rFonts w:ascii="Courier New" w:hAnsi="Courier New" w:cs="Courier New" w:hint="default"/>
+      </w:rPr>
+    </w:lvl>
+    <w:lvl w:ilvl="2" w:tplc="10090005" w:tentative="1">
+      <w:start w:val="1"/>
+      <w:numFmt w:val="bullet"/>
+      <w:lvlText w:val=""/>
+      <w:lvlJc w:val="left"/>
+      <w:pPr>
+        <w:ind w:left="2160" w:hanging="360"/>
+      </w:pPr>
+      <w:rPr>
+        <w:rFonts w:ascii="Wingdings" w:hAnsi="Wingdings" w:hint="default"/>
+      </w:rPr>
+    </w:lvl>
+    <w:lvl w:ilvl="3" w:tplc="10090001" w:tentative="1">
+      <w:start w:val="1"/>
+      <w:numFmt w:val="bullet"/>
+      <w:lvlText w:val=""/>
+      <w:lvlJc w:val="left"/>
+      <w:pPr>
+        <w:ind w:left="2880" w:hanging="360"/>
+      </w:pPr>
+      <w:rPr>
+        <w:rFonts w:ascii="Symbol" w:hAnsi="Symbol" w:hint="default"/>
+      </w:rPr>
+    </w:lvl>
+    <w:lvl w:ilvl="4" w:tplc="10090003" w:tentative="1">
+      <w:start w:val="1"/>
+      <w:numFmt w:val="bullet"/>
+      <w:lvlText w:val="o"/>
+      <w:lvlJc w:val="left"/>
+      <w:pPr>
+        <w:ind w:left="3600" w:hanging="360"/>
+      </w:pPr>
+      <w:rPr>
+        <w:rFonts w:ascii="Courier New" w:hAnsi="Courier New" w:cs="Courier New" w:hint="default"/>
+      </w:rPr>
+    </w:lvl>
+    <w:lvl w:ilvl="5" w:tplc="10090005" w:tentative="1">
+      <w:start w:val="1"/>
+      <w:numFmt w:val="bullet"/>
+      <w:lvlText w:val=""/>
+      <w:lvlJc w:val="left"/>
+      <w:pPr>
+        <w:ind w:left="4320" w:hanging="360"/>
+      </w:pPr>
+      <w:rPr>
+        <w:rFonts w:ascii="Wingdings" w:hAnsi="Wingdings" w:hint="default"/>
+      </w:rPr>
+    </w:lvl>
+    <w:lvl w:ilvl="6" w:tplc="10090001" w:tentative="1">
+      <w:start w:val="1"/>
+      <w:numFmt w:val="bullet"/>
+      <w:lvlText w:val=""/>
+      <w:lvlJc w:val="left"/>
+      <w:pPr>
+        <w:ind w:left="5040" w:hanging="360"/>
+      </w:pPr>
+      <w:rPr>
+        <w:rFonts w:ascii="Symbol" w:hAnsi="Symbol" w:hint="default"/>
+      </w:rPr>
+    </w:lvl>
+    <w:lvl w:ilvl="7" w:tplc="10090003" w:tentative="1">
+      <w:start w:val="1"/>
+      <w:numFmt w:val="bullet"/>
+      <w:lvlText w:val="o"/>
+      <w:lvlJc w:val="left"/>
+      <w:pPr>
+        <w:ind w:left="5760" w:hanging="360"/>
+      </w:pPr>
+      <w:rPr>
+        <w:rFonts w:ascii="Courier New" w:hAnsi="Courier New" w:cs="Courier New" w:hint="default"/>
+      </w:rPr>
+    </w:lvl>
+    <w:lvl w:ilvl="8" w:tplc="10090005" w:tentative="1">
+      <w:start w:val="1"/>
+      <w:numFmt w:val="bullet"/>
+      <w:lvlText w:val=""/>
+      <w:lvlJc w:val="left"/>
+      <w:pPr>
+        <w:ind w:left="6480" w:hanging="360"/>
+      </w:pPr>
+      <w:rPr>
+        <w:rFonts w:ascii="Wingdings" w:hAnsi="Wingdings" w:hint="default"/>
+      </w:rPr>
+    </w:lvl>
+  </w:abstractNum>
+  <w:abstractNum w:abstractNumId="2" w15:restartNumberingAfterBreak="0">
     <w:nsid w:val="0A620BC4"/>
     <w:multiLevelType w:val="hybridMultilevel"/>
     <w:tmpl w:val="5C2A4224"/>
@@ -5285,7 +5776,7 @@
       <w:lvlJc w:val="left"/>
     </w:lvl>
   </w:abstractNum>
-  <w:abstractNum w:abstractNumId="2" w15:restartNumberingAfterBreak="0">
+  <w:abstractNum w:abstractNumId="3" w15:restartNumberingAfterBreak="0">
     <w:nsid w:val="0E1A3E51"/>
     <w:multiLevelType w:val="hybridMultilevel"/>
     <w:tmpl w:val="F5CE9BA4"/>
@@ -5339,7 +5830,7 @@
       <w:lvlJc w:val="left"/>
     </w:lvl>
   </w:abstractNum>
-  <w:abstractNum w:abstractNumId="3" w15:restartNumberingAfterBreak="0">
+  <w:abstractNum w:abstractNumId="4" w15:restartNumberingAfterBreak="0">
     <w:nsid w:val="1592263A"/>
     <w:multiLevelType w:val="hybridMultilevel"/>
     <w:tmpl w:val="BC9A01A4"/>
@@ -5400,7 +5891,7 @@
       <w:lvlJc w:val="left"/>
     </w:lvl>
   </w:abstractNum>
-  <w:abstractNum w:abstractNumId="4" w15:restartNumberingAfterBreak="0">
+  <w:abstractNum w:abstractNumId="5" w15:restartNumberingAfterBreak="0">
     <w:nsid w:val="17815D5A"/>
     <w:multiLevelType w:val="hybridMultilevel"/>
     <w:tmpl w:val="0D003486"/>
@@ -5490,7 +5981,7 @@
       </w:pPr>
     </w:lvl>
   </w:abstractNum>
-  <w:abstractNum w:abstractNumId="5" w15:restartNumberingAfterBreak="0">
+  <w:abstractNum w:abstractNumId="6" w15:restartNumberingAfterBreak="0">
     <w:nsid w:val="18D2649F"/>
     <w:multiLevelType w:val="hybridMultilevel"/>
     <w:tmpl w:val="47107D92"/>
@@ -5551,7 +6042,7 @@
       <w:lvlJc w:val="left"/>
     </w:lvl>
   </w:abstractNum>
-  <w:abstractNum w:abstractNumId="6" w15:restartNumberingAfterBreak="0">
+  <w:abstractNum w:abstractNumId="7" w15:restartNumberingAfterBreak="0">
     <w:nsid w:val="203667F2"/>
     <w:multiLevelType w:val="hybridMultilevel"/>
     <w:tmpl w:val="843443BA"/>
@@ -5612,7 +6103,7 @@
       <w:lvlJc w:val="left"/>
     </w:lvl>
   </w:abstractNum>
-  <w:abstractNum w:abstractNumId="7" w15:restartNumberingAfterBreak="0">
+  <w:abstractNum w:abstractNumId="8" w15:restartNumberingAfterBreak="0">
     <w:nsid w:val="209C35C4"/>
     <w:multiLevelType w:val="hybridMultilevel"/>
     <w:tmpl w:val="46A6E2A4"/>
@@ -5673,7 +6164,7 @@
       <w:lvlJc w:val="left"/>
     </w:lvl>
   </w:abstractNum>
-  <w:abstractNum w:abstractNumId="8" w15:restartNumberingAfterBreak="0">
+  <w:abstractNum w:abstractNumId="9" w15:restartNumberingAfterBreak="0">
     <w:nsid w:val="21015B4B"/>
     <w:multiLevelType w:val="hybridMultilevel"/>
     <w:tmpl w:val="36105E3C"/>
@@ -5734,7 +6225,7 @@
       <w:lvlJc w:val="left"/>
     </w:lvl>
   </w:abstractNum>
-  <w:abstractNum w:abstractNumId="9" w15:restartNumberingAfterBreak="0">
+  <w:abstractNum w:abstractNumId="10" w15:restartNumberingAfterBreak="0">
     <w:nsid w:val="2FAE6934"/>
     <w:multiLevelType w:val="hybridMultilevel"/>
     <w:tmpl w:val="08BC50CA"/>
@@ -5795,7 +6286,7 @@
       <w:lvlJc w:val="left"/>
     </w:lvl>
   </w:abstractNum>
-  <w:abstractNum w:abstractNumId="10" w15:restartNumberingAfterBreak="0">
+  <w:abstractNum w:abstractNumId="11" w15:restartNumberingAfterBreak="0">
     <w:nsid w:val="324B143C"/>
     <w:multiLevelType w:val="hybridMultilevel"/>
     <w:tmpl w:val="B30C6392"/>
@@ -5856,7 +6347,7 @@
       <w:lvlJc w:val="left"/>
     </w:lvl>
   </w:abstractNum>
-  <w:abstractNum w:abstractNumId="11" w15:restartNumberingAfterBreak="0">
+  <w:abstractNum w:abstractNumId="12" w15:restartNumberingAfterBreak="0">
     <w:nsid w:val="352871F4"/>
     <w:multiLevelType w:val="hybridMultilevel"/>
     <w:tmpl w:val="E51263CA"/>
@@ -5917,7 +6408,7 @@
       <w:lvlJc w:val="left"/>
     </w:lvl>
   </w:abstractNum>
-  <w:abstractNum w:abstractNumId="12" w15:restartNumberingAfterBreak="0">
+  <w:abstractNum w:abstractNumId="13" w15:restartNumberingAfterBreak="0">
     <w:nsid w:val="35AD6CA2"/>
     <w:multiLevelType w:val="hybridMultilevel"/>
     <w:tmpl w:val="A600D9D4"/>
@@ -5978,7 +6469,7 @@
       <w:lvlJc w:val="left"/>
     </w:lvl>
   </w:abstractNum>
-  <w:abstractNum w:abstractNumId="13" w15:restartNumberingAfterBreak="0">
+  <w:abstractNum w:abstractNumId="14" w15:restartNumberingAfterBreak="0">
     <w:nsid w:val="3B3E7BCF"/>
     <w:multiLevelType w:val="hybridMultilevel"/>
     <w:tmpl w:val="335828E4"/>
@@ -6039,7 +6530,7 @@
       <w:lvlJc w:val="left"/>
     </w:lvl>
   </w:abstractNum>
-  <w:abstractNum w:abstractNumId="14" w15:restartNumberingAfterBreak="0">
+  <w:abstractNum w:abstractNumId="15" w15:restartNumberingAfterBreak="0">
     <w:nsid w:val="4FE36AFA"/>
     <w:multiLevelType w:val="hybridMultilevel"/>
     <w:tmpl w:val="68C85A5C"/>
@@ -6100,7 +6591,7 @@
       <w:lvlJc w:val="left"/>
     </w:lvl>
   </w:abstractNum>
-  <w:abstractNum w:abstractNumId="15" w15:restartNumberingAfterBreak="0">
+  <w:abstractNum w:abstractNumId="16" w15:restartNumberingAfterBreak="0">
     <w:nsid w:val="50675363"/>
     <w:multiLevelType w:val="hybridMultilevel"/>
     <w:tmpl w:val="AB289602"/>
@@ -6186,7 +6677,7 @@
       </w:pPr>
     </w:lvl>
   </w:abstractNum>
-  <w:abstractNum w:abstractNumId="16" w15:restartNumberingAfterBreak="0">
+  <w:abstractNum w:abstractNumId="17" w15:restartNumberingAfterBreak="0">
     <w:nsid w:val="54435010"/>
     <w:multiLevelType w:val="hybridMultilevel"/>
     <w:tmpl w:val="75BE8AB2"/>
@@ -6247,7 +6738,7 @@
       <w:lvlJc w:val="left"/>
     </w:lvl>
   </w:abstractNum>
-  <w:abstractNum w:abstractNumId="17" w15:restartNumberingAfterBreak="0">
+  <w:abstractNum w:abstractNumId="18" w15:restartNumberingAfterBreak="0">
     <w:nsid w:val="57BC0D03"/>
     <w:multiLevelType w:val="hybridMultilevel"/>
     <w:tmpl w:val="3A5EABB0"/>
@@ -6308,7 +6799,7 @@
       <w:lvlJc w:val="left"/>
     </w:lvl>
   </w:abstractNum>
-  <w:abstractNum w:abstractNumId="18" w15:restartNumberingAfterBreak="0">
+  <w:abstractNum w:abstractNumId="19" w15:restartNumberingAfterBreak="0">
     <w:nsid w:val="591B3037"/>
     <w:multiLevelType w:val="hybridMultilevel"/>
     <w:tmpl w:val="8BBE786E"/>
@@ -6369,7 +6860,7 @@
       <w:lvlJc w:val="left"/>
     </w:lvl>
   </w:abstractNum>
-  <w:abstractNum w:abstractNumId="19" w15:restartNumberingAfterBreak="0">
+  <w:abstractNum w:abstractNumId="20" w15:restartNumberingAfterBreak="0">
     <w:nsid w:val="620939FA"/>
     <w:multiLevelType w:val="hybridMultilevel"/>
     <w:tmpl w:val="3E908892"/>
@@ -6430,7 +6921,7 @@
       <w:lvlJc w:val="left"/>
     </w:lvl>
   </w:abstractNum>
-  <w:abstractNum w:abstractNumId="20" w15:restartNumberingAfterBreak="0">
+  <w:abstractNum w:abstractNumId="21" w15:restartNumberingAfterBreak="0">
     <w:nsid w:val="62854F3C"/>
     <w:multiLevelType w:val="hybridMultilevel"/>
     <w:tmpl w:val="F8DE03CA"/>
@@ -6491,7 +6982,7 @@
       <w:lvlJc w:val="left"/>
     </w:lvl>
   </w:abstractNum>
-  <w:abstractNum w:abstractNumId="21" w15:restartNumberingAfterBreak="0">
+  <w:abstractNum w:abstractNumId="22" w15:restartNumberingAfterBreak="0">
     <w:nsid w:val="68C81EDA"/>
     <w:multiLevelType w:val="hybridMultilevel"/>
     <w:tmpl w:val="9F0C16B6"/>
@@ -6549,7 +7040,7 @@
       <w:lvlJc w:val="left"/>
     </w:lvl>
   </w:abstractNum>
-  <w:abstractNum w:abstractNumId="22" w15:restartNumberingAfterBreak="0">
+  <w:abstractNum w:abstractNumId="23" w15:restartNumberingAfterBreak="0">
     <w:nsid w:val="6B667C75"/>
     <w:multiLevelType w:val="hybridMultilevel"/>
     <w:tmpl w:val="C88AF152"/>
@@ -6610,7 +7101,7 @@
       <w:lvlJc w:val="left"/>
     </w:lvl>
   </w:abstractNum>
-  <w:abstractNum w:abstractNumId="23" w15:restartNumberingAfterBreak="0">
+  <w:abstractNum w:abstractNumId="24" w15:restartNumberingAfterBreak="0">
     <w:nsid w:val="6CD62030"/>
     <w:multiLevelType w:val="hybridMultilevel"/>
     <w:tmpl w:val="66FA255E"/>
@@ -6671,7 +7162,7 @@
       <w:lvlJc w:val="left"/>
     </w:lvl>
   </w:abstractNum>
-  <w:abstractNum w:abstractNumId="24" w15:restartNumberingAfterBreak="0">
+  <w:abstractNum w:abstractNumId="25" w15:restartNumberingAfterBreak="0">
     <w:nsid w:val="756207C9"/>
     <w:multiLevelType w:val="hybridMultilevel"/>
     <w:tmpl w:val="70A6327E"/>
@@ -6732,7 +7223,7 @@
       <w:lvlJc w:val="left"/>
     </w:lvl>
   </w:abstractNum>
-  <w:abstractNum w:abstractNumId="25" w15:restartNumberingAfterBreak="0">
+  <w:abstractNum w:abstractNumId="26" w15:restartNumberingAfterBreak="0">
     <w:nsid w:val="79B96E02"/>
     <w:multiLevelType w:val="hybridMultilevel"/>
     <w:tmpl w:val="B1D014BE"/>
@@ -6793,7 +7284,7 @@
       <w:lvlJc w:val="left"/>
     </w:lvl>
   </w:abstractNum>
-  <w:abstractNum w:abstractNumId="26" w15:restartNumberingAfterBreak="0">
+  <w:abstractNum w:abstractNumId="27" w15:restartNumberingAfterBreak="0">
     <w:nsid w:val="7BEC5250"/>
     <w:multiLevelType w:val="hybridMultilevel"/>
     <w:tmpl w:val="E92CFC16"/>
@@ -6854,7 +7345,7 @@
       <w:lvlJc w:val="left"/>
     </w:lvl>
   </w:abstractNum>
-  <w:abstractNum w:abstractNumId="27" w15:restartNumberingAfterBreak="0">
+  <w:abstractNum w:abstractNumId="28" w15:restartNumberingAfterBreak="0">
     <w:nsid w:val="7F507C8B"/>
     <w:multiLevelType w:val="hybridMultilevel"/>
     <w:tmpl w:val="4CCED942"/>
@@ -6916,109 +7407,112 @@
     </w:lvl>
   </w:abstractNum>
   <w:num w:numId="1" w16cid:durableId="1761288457">
-    <w:abstractNumId w:val="15"/>
+    <w:abstractNumId w:val="16"/>
     <w:lvlOverride w:ilvl="0">
       <w:startOverride w:val="1"/>
     </w:lvlOverride>
   </w:num>
   <w:num w:numId="2" w16cid:durableId="2146266946">
-    <w:abstractNumId w:val="21"/>
+    <w:abstractNumId w:val="22"/>
   </w:num>
   <w:num w:numId="3" w16cid:durableId="1298488683">
-    <w:abstractNumId w:val="2"/>
+    <w:abstractNumId w:val="3"/>
     <w:lvlOverride w:ilvl="0">
       <w:startOverride w:val="1"/>
     </w:lvlOverride>
   </w:num>
   <w:num w:numId="4" w16cid:durableId="1653558907">
-    <w:abstractNumId w:val="21"/>
+    <w:abstractNumId w:val="22"/>
   </w:num>
   <w:num w:numId="5" w16cid:durableId="1146700728">
-    <w:abstractNumId w:val="27"/>
+    <w:abstractNumId w:val="28"/>
   </w:num>
   <w:num w:numId="6" w16cid:durableId="1034309862">
-    <w:abstractNumId w:val="3"/>
+    <w:abstractNumId w:val="4"/>
   </w:num>
   <w:num w:numId="7" w16cid:durableId="1669553056">
-    <w:abstractNumId w:val="10"/>
+    <w:abstractNumId w:val="11"/>
   </w:num>
   <w:num w:numId="8" w16cid:durableId="1840803490">
     <w:abstractNumId w:val="0"/>
   </w:num>
   <w:num w:numId="9" w16cid:durableId="613749265">
-    <w:abstractNumId w:val="4"/>
+    <w:abstractNumId w:val="5"/>
   </w:num>
   <w:num w:numId="10" w16cid:durableId="1726945875">
-    <w:abstractNumId w:val="5"/>
+    <w:abstractNumId w:val="6"/>
   </w:num>
   <w:num w:numId="11" w16cid:durableId="235477174">
-    <w:abstractNumId w:val="1"/>
+    <w:abstractNumId w:val="2"/>
   </w:num>
   <w:num w:numId="12" w16cid:durableId="838927726">
+    <w:abstractNumId w:val="10"/>
+  </w:num>
+  <w:num w:numId="13" w16cid:durableId="2033876837">
+    <w:abstractNumId w:val="20"/>
+  </w:num>
+  <w:num w:numId="14" w16cid:durableId="1257596105">
+    <w:abstractNumId w:val="17"/>
+  </w:num>
+  <w:num w:numId="15" w16cid:durableId="1900748856">
+    <w:abstractNumId w:val="19"/>
+  </w:num>
+  <w:num w:numId="16" w16cid:durableId="1293824214">
+    <w:abstractNumId w:val="25"/>
+  </w:num>
+  <w:num w:numId="17" w16cid:durableId="255288328">
+    <w:abstractNumId w:val="7"/>
+  </w:num>
+  <w:num w:numId="18" w16cid:durableId="2110001934">
+    <w:abstractNumId w:val="24"/>
+  </w:num>
+  <w:num w:numId="19" w16cid:durableId="1242451601">
+    <w:abstractNumId w:val="13"/>
+  </w:num>
+  <w:num w:numId="20" w16cid:durableId="1535919726">
+    <w:abstractNumId w:val="18"/>
+  </w:num>
+  <w:num w:numId="21" w16cid:durableId="2090729858">
+    <w:abstractNumId w:val="14"/>
+  </w:num>
+  <w:num w:numId="22" w16cid:durableId="13000336">
+    <w:abstractNumId w:val="12"/>
+  </w:num>
+  <w:num w:numId="23" w16cid:durableId="2046056552">
+    <w:abstractNumId w:val="23"/>
+  </w:num>
+  <w:num w:numId="24" w16cid:durableId="1484615371">
+    <w:abstractNumId w:val="15"/>
+  </w:num>
+  <w:num w:numId="25" w16cid:durableId="536432370">
+    <w:abstractNumId w:val="26"/>
+  </w:num>
+  <w:num w:numId="26" w16cid:durableId="2039501939">
+    <w:abstractNumId w:val="21"/>
+  </w:num>
+  <w:num w:numId="27" w16cid:durableId="1448114678">
+    <w:abstractNumId w:val="8"/>
+  </w:num>
+  <w:num w:numId="28" w16cid:durableId="446855940">
     <w:abstractNumId w:val="9"/>
   </w:num>
-  <w:num w:numId="13" w16cid:durableId="2033876837">
-    <w:abstractNumId w:val="19"/>
+  <w:num w:numId="29" w16cid:durableId="478109811">
+    <w:abstractNumId w:val="27"/>
   </w:num>
-  <w:num w:numId="14" w16cid:durableId="1257596105">
-    <w:abstractNumId w:val="16"/>
-  </w:num>
-  <w:num w:numId="15" w16cid:durableId="1900748856">
-    <w:abstractNumId w:val="18"/>
-  </w:num>
-  <w:num w:numId="16" w16cid:durableId="1293824214">
-    <w:abstractNumId w:val="24"/>
-  </w:num>
-  <w:num w:numId="17" w16cid:durableId="255288328">
-    <w:abstractNumId w:val="6"/>
-  </w:num>
-  <w:num w:numId="18" w16cid:durableId="2110001934">
-    <w:abstractNumId w:val="23"/>
-  </w:num>
-  <w:num w:numId="19" w16cid:durableId="1242451601">
-    <w:abstractNumId w:val="12"/>
-  </w:num>
-  <w:num w:numId="20" w16cid:durableId="1535919726">
-    <w:abstractNumId w:val="17"/>
-  </w:num>
-  <w:num w:numId="21" w16cid:durableId="2090729858">
-    <w:abstractNumId w:val="13"/>
-  </w:num>
-  <w:num w:numId="22" w16cid:durableId="13000336">
-    <w:abstractNumId w:val="11"/>
-  </w:num>
-  <w:num w:numId="23" w16cid:durableId="2046056552">
-    <w:abstractNumId w:val="22"/>
-  </w:num>
-  <w:num w:numId="24" w16cid:durableId="1484615371">
-    <w:abstractNumId w:val="14"/>
-  </w:num>
-  <w:num w:numId="25" w16cid:durableId="536432370">
-    <w:abstractNumId w:val="25"/>
-  </w:num>
-  <w:num w:numId="26" w16cid:durableId="2039501939">
-    <w:abstractNumId w:val="20"/>
-  </w:num>
-  <w:num w:numId="27" w16cid:durableId="1448114678">
-    <w:abstractNumId w:val="7"/>
-  </w:num>
-  <w:num w:numId="28" w16cid:durableId="446855940">
-    <w:abstractNumId w:val="8"/>
-  </w:num>
-  <w:num w:numId="29" w16cid:durableId="478109811">
-    <w:abstractNumId w:val="26"/>
-  </w:num>
-  <w:num w:numId="30">
-    <w:abstractNumId w:val="4"/>
+  <w:num w:numId="30" w16cid:durableId="95903237">
+    <w:abstractNumId w:val="5"/>
     <w:lvlOverride w:ilvl="0">
       <w:startOverride w:val="1"/>
     </w:lvlOverride>
+  </w:num>
+  <w:num w:numId="31" w16cid:durableId="926839223">
+    <w:abstractNumId w:val="1"/>
   </w:num>
 </w:numbering>
 </file>
 
 <file path=word/styles.xml><?xml version="1.0" encoding="utf-8"?>
-<w:styles xmlns:mc="http://schemas.openxmlformats.org/markup-compatibility/2006" xmlns:r="http://schemas.openxmlformats.org/officeDocument/2006/relationships" xmlns:w="http://schemas.openxmlformats.org/wordprocessingml/2006/main" xmlns:w14="http://schemas.microsoft.com/office/word/2010/wordml" xmlns:w15="http://schemas.microsoft.com/office/word/2012/wordml" xmlns:w16cex="http://schemas.microsoft.com/office/word/2018/wordml/cex" xmlns:w16cid="http://schemas.microsoft.com/office/word/2016/wordml/cid" xmlns:w16="http://schemas.microsoft.com/office/word/2018/wordml" xmlns:w16sdtdh="http://schemas.microsoft.com/office/word/2020/wordml/sdtdatahash" xmlns:w16sdtfl="http://schemas.microsoft.com/office/word/2024/wordml/sdtformatlock" xmlns:w16se="http://schemas.microsoft.com/office/word/2015/wordml/symex" xmlns:w16du="http://schemas.microsoft.com/office/word/2023/wordml/word16du" mc:Ignorable="w14 w15 w16se w16cid w16 w16cex w16sdtdh w16sdtfl w16du">
+<w:styles xmlns:mc="http://schemas.openxmlformats.org/markup-compatibility/2006" xmlns:r="http://schemas.openxmlformats.org/officeDocument/2006/relationships" xmlns:w="http://schemas.openxmlformats.org/wordprocessingml/2006/main" xmlns:w14="http://schemas.microsoft.com/office/word/2010/wordml" xmlns:w15="http://schemas.microsoft.com/office/word/2012/wordml" xmlns:w16cex="http://schemas.microsoft.com/office/word/2018/wordml/cex" xmlns:w16cid="http://schemas.microsoft.com/office/word/2016/wordml/cid" xmlns:w16="http://schemas.microsoft.com/office/word/2018/wordml" xmlns:w16du="http://schemas.microsoft.com/office/word/2023/wordml/word16du" xmlns:w16sdtdh="http://schemas.microsoft.com/office/word/2020/wordml/sdtdatahash" xmlns:w16sdtfl="http://schemas.microsoft.com/office/word/2024/wordml/sdtformatlock" xmlns:w16se="http://schemas.microsoft.com/office/word/2015/wordml/symex" mc:Ignorable="w14 w15 w16se w16cid w16 w16cex w16sdtdh w16sdtfl w16du">
   <w:docDefaults>
     <w:rPrDefault>
       <w:rPr>
@@ -7412,6 +7906,7 @@
   <w:style w:type="paragraph" w:default="1" w:styleId="Normal">
     <w:name w:val="Normal"/>
     <w:qFormat/>
+    <w:rsid w:val="003A288C"/>
   </w:style>
   <w:style w:type="paragraph" w:styleId="Heading1">
     <w:name w:val="heading 1"/>
@@ -7506,7 +8001,6 @@
   <w:style w:type="character" w:default="1" w:styleId="DefaultParagraphFont">
     <w:name w:val="Default Paragraph Font"/>
     <w:uiPriority w:val="1"/>
-    <w:semiHidden/>
     <w:unhideWhenUsed/>
   </w:style>
   <w:style w:type="table" w:default="1" w:styleId="TableNormal">
